--- a/docs/week-12/cen429-week-12-ders-notu.tr.docx
+++ b/docs/week-12/cen429-week-12-ders-notu.tr.docx
@@ -2,7 +2,7 @@
 <file path=word/document.xml><?xml version="1.0" encoding="utf-8"?>
 <w:document xmlns:w="http://schemas.openxmlformats.org/wordprocessingml/2006/main" xmlns:m="http://schemas.openxmlformats.org/officeDocument/2006/math" xmlns:r="http://schemas.openxmlformats.org/officeDocument/2006/relationships" xmlns:o="urn:schemas-microsoft-com:office:office" xmlns:v="urn:schemas-microsoft-com:vml" xmlns:w10="urn:schemas-microsoft-com:office:word" xmlns:a="http://schemas.openxmlformats.org/drawingml/2006/main" xmlns:pic="http://schemas.openxmlformats.org/drawingml/2006/picture" xmlns:wp="http://schemas.openxmlformats.org/drawingml/2006/wordprocessingDrawing">
   <w:body>
-    <w:bookmarkStart w:id="45" w:name="X3a110c4cd234bc6fa63419f9408234c73f9f53f"/>
+    <w:bookmarkStart w:id="48" w:name="X3a110c4cd234bc6fa63419f9408234c73f9f53f"/>
     <w:p>
       <w:pPr>
         <w:pStyle w:val="Heading1"/>
@@ -192,6 +192,402 @@
       </w:r>
       <w:r>
         <w:t xml:space="preserve">altından. Tümüyle sentetik ve güvenlidir; öğrenci bilgisayarına zarar vermez.</w:t>
+      </w:r>
+    </w:p>
+    <w:p>
+      <w:pPr>
+        <w:pStyle w:val="BlockText"/>
+      </w:pPr>
+      <w:r>
+        <w:rPr>
+          <w:b/>
+          <w:bCs/>
+        </w:rPr>
+        <w:t xml:space="preserve">Demoyu kendiniz çalıştırın — adım adım (kopyala-yapıştır)</w:t>
+      </w:r>
+    </w:p>
+    <w:p>
+      <w:pPr>
+        <w:pStyle w:val="BlockText"/>
+      </w:pPr>
+      <w:r>
+        <w:t xml:space="preserve">İlk derleme</w:t>
+      </w:r>
+      <w:r>
+        <w:t xml:space="preserve"> </w:t>
+      </w:r>
+      <w:r>
+        <w:rPr>
+          <w:rStyle w:val="VerbatimChar"/>
+        </w:rPr>
+        <w:t xml:space="preserve">code/README.md</w:t>
+      </w:r>
+      <w:r>
+        <w:t xml:space="preserve">’de anlatılır.</w:t>
+      </w:r>
+      <w:r>
+        <w:t xml:space="preserve"> </w:t>
+      </w:r>
+      <w:r>
+        <w:rPr>
+          <w:rStyle w:val="VerbatimChar"/>
+          <w:b/>
+          <w:bCs/>
+        </w:rPr>
+        <w:t xml:space="preserve">code</w:t>
+      </w:r>
+      <w:r>
+        <w:t xml:space="preserve"> </w:t>
+      </w:r>
+      <w:r>
+        <w:t xml:space="preserve">klasöründen:</w:t>
+      </w:r>
+    </w:p>
+    <w:p>
+      <w:pPr>
+        <w:pStyle w:val="SourceCode"/>
+      </w:pPr>
+      <w:r>
+        <w:rPr>
+          <w:rStyle w:val="CommentTok"/>
+        </w:rPr>
+        <w:t xml:space="preserve"># Windows (PowerShell)</w:t>
+      </w:r>
+      <w:r>
+        <w:br/>
+      </w:r>
+      <w:r>
+        <w:rPr>
+          <w:rStyle w:val="OperatorTok"/>
+        </w:rPr>
+        <w:t xml:space="preserve">.</w:t>
+      </w:r>
+      <w:r>
+        <w:rPr>
+          <w:rStyle w:val="NormalTok"/>
+        </w:rPr>
+        <w:t xml:space="preserve">\build</w:t>
+      </w:r>
+      <w:r>
+        <w:rPr>
+          <w:rStyle w:val="OperatorTok"/>
+        </w:rPr>
+        <w:t xml:space="preserve">.</w:t>
+      </w:r>
+      <w:r>
+        <w:rPr>
+          <w:rStyle w:val="FunctionTok"/>
+        </w:rPr>
+        <w:t xml:space="preserve">ps1</w:t>
+      </w:r>
+      <w:r>
+        <w:br/>
+      </w:r>
+      <w:r>
+        <w:rPr>
+          <w:rStyle w:val="FunctionTok"/>
+        </w:rPr>
+        <w:t xml:space="preserve">cd</w:t>
+      </w:r>
+      <w:r>
+        <w:rPr>
+          <w:rStyle w:val="NormalTok"/>
+        </w:rPr>
+        <w:t xml:space="preserve"> week-12\</w:t>
+      </w:r>
+      <w:r>
+        <w:rPr>
+          <w:rStyle w:val="DecValTok"/>
+        </w:rPr>
+        <w:t xml:space="preserve">01</w:t>
+      </w:r>
+      <w:r>
+        <w:rPr>
+          <w:rStyle w:val="OperatorTok"/>
+        </w:rPr>
+        <w:t xml:space="preserve">-</w:t>
+      </w:r>
+      <w:r>
+        <w:rPr>
+          <w:rStyle w:val="NormalTok"/>
+        </w:rPr>
+        <w:t xml:space="preserve">birim-test</w:t>
+      </w:r>
+      <w:r>
+        <w:br/>
+      </w:r>
+      <w:r>
+        <w:rPr>
+          <w:rStyle w:val="OperatorTok"/>
+        </w:rPr>
+        <w:t xml:space="preserve">.</w:t>
+      </w:r>
+      <w:r>
+        <w:rPr>
+          <w:rStyle w:val="NormalTok"/>
+        </w:rPr>
+        <w:t xml:space="preserve">\bin\windows\birim_test</w:t>
+      </w:r>
+      <w:r>
+        <w:rPr>
+          <w:rStyle w:val="OperatorTok"/>
+        </w:rPr>
+        <w:t xml:space="preserve">.</w:t>
+      </w:r>
+      <w:r>
+        <w:rPr>
+          <w:rStyle w:val="FunctionTok"/>
+        </w:rPr>
+        <w:t xml:space="preserve">exe</w:t>
+      </w:r>
+      <w:r>
+        <w:br/>
+      </w:r>
+      <w:r>
+        <w:rPr>
+          <w:rStyle w:val="FunctionTok"/>
+        </w:rPr>
+        <w:t xml:space="preserve">cd</w:t>
+      </w:r>
+      <w:r>
+        <w:rPr>
+          <w:rStyle w:val="NormalTok"/>
+        </w:rPr>
+        <w:t xml:space="preserve"> </w:t>
+      </w:r>
+      <w:r>
+        <w:rPr>
+          <w:rStyle w:val="OperatorTok"/>
+        </w:rPr>
+        <w:t xml:space="preserve">..</w:t>
+      </w:r>
+      <w:r>
+        <w:rPr>
+          <w:rStyle w:val="NormalTok"/>
+        </w:rPr>
+        <w:t xml:space="preserve">\</w:t>
+      </w:r>
+      <w:r>
+        <w:rPr>
+          <w:rStyle w:val="DecValTok"/>
+        </w:rPr>
+        <w:t xml:space="preserve">02</w:t>
+      </w:r>
+      <w:r>
+        <w:rPr>
+          <w:rStyle w:val="OperatorTok"/>
+        </w:rPr>
+        <w:t xml:space="preserve">-</w:t>
+      </w:r>
+      <w:r>
+        <w:rPr>
+          <w:rStyle w:val="NormalTok"/>
+        </w:rPr>
+        <w:t xml:space="preserve">saldiri-potansiyeli</w:t>
+      </w:r>
+      <w:r>
+        <w:br/>
+      </w:r>
+      <w:r>
+        <w:rPr>
+          <w:rStyle w:val="OperatorTok"/>
+        </w:rPr>
+        <w:t xml:space="preserve">.</w:t>
+      </w:r>
+      <w:r>
+        <w:rPr>
+          <w:rStyle w:val="NormalTok"/>
+        </w:rPr>
+        <w:t xml:space="preserve">\bin\windows\saldiri_potansiyeli</w:t>
+      </w:r>
+      <w:r>
+        <w:rPr>
+          <w:rStyle w:val="OperatorTok"/>
+        </w:rPr>
+        <w:t xml:space="preserve">.</w:t>
+      </w:r>
+      <w:r>
+        <w:rPr>
+          <w:rStyle w:val="FunctionTok"/>
+        </w:rPr>
+        <w:t xml:space="preserve">exe</w:t>
+      </w:r>
+    </w:p>
+    <w:p>
+      <w:pPr>
+        <w:pStyle w:val="SourceCode"/>
+      </w:pPr>
+      <w:r>
+        <w:rPr>
+          <w:rStyle w:val="CommentTok"/>
+        </w:rPr>
+        <w:t xml:space="preserve"># WSL / Linux</w:t>
+      </w:r>
+      <w:r>
+        <w:br/>
+      </w:r>
+      <w:r>
+        <w:rPr>
+          <w:rStyle w:val="ExtensionTok"/>
+        </w:rPr>
+        <w:t xml:space="preserve">./build.sh</w:t>
+      </w:r>
+      <w:r>
+        <w:br/>
+      </w:r>
+      <w:r>
+        <w:rPr>
+          <w:rStyle w:val="BuiltInTok"/>
+        </w:rPr>
+        <w:t xml:space="preserve">cd</w:t>
+      </w:r>
+      <w:r>
+        <w:rPr>
+          <w:rStyle w:val="NormalTok"/>
+        </w:rPr>
+        <w:t xml:space="preserve"> week-12/01-birim-test </w:t>
+      </w:r>
+      <w:r>
+        <w:rPr>
+          <w:rStyle w:val="KeywordTok"/>
+        </w:rPr>
+        <w:t xml:space="preserve">&amp;&amp;</w:t>
+      </w:r>
+      <w:r>
+        <w:rPr>
+          <w:rStyle w:val="NormalTok"/>
+        </w:rPr>
+        <w:t xml:space="preserve"> </w:t>
+      </w:r>
+      <w:r>
+        <w:rPr>
+          <w:rStyle w:val="ExtensionTok"/>
+        </w:rPr>
+        <w:t xml:space="preserve">./bin/linux/birim_test</w:t>
+      </w:r>
+      <w:r>
+        <w:br/>
+      </w:r>
+      <w:r>
+        <w:rPr>
+          <w:rStyle w:val="BuiltInTok"/>
+        </w:rPr>
+        <w:t xml:space="preserve">cd</w:t>
+      </w:r>
+      <w:r>
+        <w:rPr>
+          <w:rStyle w:val="NormalTok"/>
+        </w:rPr>
+        <w:t xml:space="preserve"> ../02-saldiri-potansiyeli </w:t>
+      </w:r>
+      <w:r>
+        <w:rPr>
+          <w:rStyle w:val="KeywordTok"/>
+        </w:rPr>
+        <w:t xml:space="preserve">&amp;&amp;</w:t>
+      </w:r>
+      <w:r>
+        <w:rPr>
+          <w:rStyle w:val="NormalTok"/>
+        </w:rPr>
+        <w:t xml:space="preserve"> </w:t>
+      </w:r>
+      <w:r>
+        <w:rPr>
+          <w:rStyle w:val="ExtensionTok"/>
+        </w:rPr>
+        <w:t xml:space="preserve">./bin/linux/saldiri_potansiyeli</w:t>
+      </w:r>
+    </w:p>
+    <w:p>
+      <w:pPr>
+        <w:pStyle w:val="BlockText"/>
+      </w:pPr>
+      <w:r>
+        <w:rPr>
+          <w:b/>
+          <w:bCs/>
+        </w:rPr>
+        <w:t xml:space="preserve">Beklenen çıktı:</w:t>
+      </w:r>
+      <w:r>
+        <w:t xml:space="preserve"> </w:t>
+      </w:r>
+      <w:r>
+        <w:t xml:space="preserve">Birim test koşucusu iki güvenlik fonksiyonunu</w:t>
+      </w:r>
+      <w:r>
+        <w:t xml:space="preserve"> </w:t>
+      </w:r>
+      <w:r>
+        <w:rPr>
+          <w:b/>
+          <w:bCs/>
+        </w:rPr>
+        <w:t xml:space="preserve">test kartlarıyla</w:t>
+      </w:r>
+      <w:r>
+        <w:t xml:space="preserve"> </w:t>
+      </w:r>
+      <w:r>
+        <w:t xml:space="preserve">sınar; her test için amaç/gözlenen/karar basar ve</w:t>
+      </w:r>
+      <w:r>
+        <w:t xml:space="preserve"> </w:t>
+      </w:r>
+      <w:r>
+        <w:rPr>
+          <w:b/>
+          <w:bCs/>
+        </w:rPr>
+        <w:t xml:space="preserve">çıkış kodu = başarısız test sayısıdır</w:t>
+      </w:r>
+      <w:r>
+        <w:t xml:space="preserve"> </w:t>
+      </w:r>
+      <w:r>
+        <w:t xml:space="preserve">(hepsi geçerse 0 — S16’nın</w:t>
+      </w:r>
+      <w:r>
+        <w:t xml:space="preserve"> </w:t>
+      </w:r>
+      <w:r>
+        <w:t xml:space="preserve">“plan değil</w:t>
+      </w:r>
+      <w:r>
+        <w:t xml:space="preserve"> </w:t>
+      </w:r>
+      <w:r>
+        <w:rPr>
+          <w:b/>
+          <w:bCs/>
+        </w:rPr>
+        <w:t xml:space="preserve">sonuç</w:t>
+      </w:r>
+      <w:r>
+        <w:t xml:space="preserve">”</w:t>
+      </w:r>
+      <w:r>
+        <w:t xml:space="preserve"> </w:t>
+      </w:r>
+      <w:r>
+        <w:t xml:space="preserve">mantığı). İkinci demo beş faktörden (zaman · uzmanlık · bilgi · fırsat · ekipman)</w:t>
+      </w:r>
+      <w:r>
+        <w:t xml:space="preserve"> </w:t>
+      </w:r>
+      <w:r>
+        <w:rPr>
+          <w:b/>
+          <w:bCs/>
+        </w:rPr>
+        <w:t xml:space="preserve">toplam puanı ve dereceyi</w:t>
+      </w:r>
+      <w:r>
+        <w:t xml:space="preserve"> </w:t>
+      </w:r>
+      <w:r>
+        <w:t xml:space="preserve">hesaplar.</w:t>
       </w:r>
     </w:p>
     <w:p>
@@ -918,7 +1314,348 @@
     </w:p>
     <w:p>
       <w:pPr>
-        <w:pStyle w:val="BodyText"/>
+        <w:pStyle w:val="BlockText"/>
+      </w:pPr>
+      <w:r>
+        <w:rPr>
+          <w:b/>
+          <w:bCs/>
+        </w:rPr>
+        <w:t xml:space="preserve">Kısa tarihçe: güvenlik değerlendirmesi ve sertifikasyon</w:t>
+      </w:r>
+    </w:p>
+    <w:p>
+      <w:pPr>
+        <w:pStyle w:val="Compact"/>
+        <w:numPr>
+          <w:ilvl w:val="0"/>
+          <w:numId w:val="1002"/>
+        </w:numPr>
+      </w:pPr>
+      <w:r>
+        <w:rPr>
+          <w:b/>
+          <w:bCs/>
+        </w:rPr>
+        <w:t xml:space="preserve">1985</w:t>
+      </w:r>
+      <w:r>
+        <w:t xml:space="preserve"> </w:t>
+      </w:r>
+      <w:r>
+        <w:t xml:space="preserve">— ABD</w:t>
+      </w:r>
+      <w:r>
+        <w:t xml:space="preserve"> </w:t>
+      </w:r>
+      <w:r>
+        <w:rPr>
+          <w:b/>
+          <w:bCs/>
+        </w:rPr>
+        <w:t xml:space="preserve">TCSEC</w:t>
+      </w:r>
+      <w:r>
+        <w:t xml:space="preserve"> </w:t>
+      </w:r>
+      <w:r>
+        <w:t xml:space="preserve">(</w:t>
+      </w:r>
+      <w:r>
+        <w:t xml:space="preserve">“Orange Book”</w:t>
+      </w:r>
+      <w:r>
+        <w:t xml:space="preserve">): ilk resmi güvenlik değerlendirme ölçütleri.</w:t>
+      </w:r>
+    </w:p>
+    <w:p>
+      <w:pPr>
+        <w:pStyle w:val="Compact"/>
+        <w:numPr>
+          <w:ilvl w:val="0"/>
+          <w:numId w:val="1002"/>
+        </w:numPr>
+      </w:pPr>
+      <w:r>
+        <w:rPr>
+          <w:b/>
+          <w:bCs/>
+        </w:rPr>
+        <w:t xml:space="preserve">1991–1993</w:t>
+      </w:r>
+      <w:r>
+        <w:t xml:space="preserve"> </w:t>
+      </w:r>
+      <w:r>
+        <w:t xml:space="preserve">— Avrupa</w:t>
+      </w:r>
+      <w:r>
+        <w:t xml:space="preserve"> </w:t>
+      </w:r>
+      <w:r>
+        <w:rPr>
+          <w:b/>
+          <w:bCs/>
+        </w:rPr>
+        <w:t xml:space="preserve">ITSEC</w:t>
+      </w:r>
+      <w:r>
+        <w:t xml:space="preserve"> </w:t>
+      </w:r>
+      <w:r>
+        <w:t xml:space="preserve">ve Kanada</w:t>
+      </w:r>
+      <w:r>
+        <w:t xml:space="preserve"> </w:t>
+      </w:r>
+      <w:r>
+        <w:rPr>
+          <w:b/>
+          <w:bCs/>
+        </w:rPr>
+        <w:t xml:space="preserve">CTCPEC</w:t>
+      </w:r>
+      <w:r>
+        <w:t xml:space="preserve">.</w:t>
+      </w:r>
+    </w:p>
+    <w:p>
+      <w:pPr>
+        <w:pStyle w:val="Compact"/>
+        <w:numPr>
+          <w:ilvl w:val="0"/>
+          <w:numId w:val="1002"/>
+        </w:numPr>
+      </w:pPr>
+      <w:r>
+        <w:rPr>
+          <w:b/>
+          <w:bCs/>
+        </w:rPr>
+        <w:t xml:space="preserve">1999</w:t>
+      </w:r>
+      <w:r>
+        <w:t xml:space="preserve"> </w:t>
+      </w:r>
+      <w:r>
+        <w:t xml:space="preserve">— bunlar</w:t>
+      </w:r>
+      <w:r>
+        <w:t xml:space="preserve"> </w:t>
+      </w:r>
+      <w:r>
+        <w:rPr>
+          <w:b/>
+          <w:bCs/>
+        </w:rPr>
+        <w:t xml:space="preserve">Ortak Kriterler (ISO/IEC 15408)</w:t>
+      </w:r>
+      <w:r>
+        <w:t xml:space="preserve"> </w:t>
+      </w:r>
+      <w:r>
+        <w:t xml:space="preserve">altında birleşir;</w:t>
+      </w:r>
+      <w:r>
+        <w:t xml:space="preserve"> </w:t>
+      </w:r>
+      <w:r>
+        <w:rPr>
+          <w:b/>
+          <w:bCs/>
+        </w:rPr>
+        <w:t xml:space="preserve">EAL</w:t>
+      </w:r>
+      <w:r>
+        <w:t xml:space="preserve"> </w:t>
+      </w:r>
+      <w:r>
+        <w:t xml:space="preserve">güvence ölçeği buradan gelir (13. hafta).</w:t>
+      </w:r>
+    </w:p>
+    <w:p>
+      <w:pPr>
+        <w:pStyle w:val="Compact"/>
+        <w:numPr>
+          <w:ilvl w:val="0"/>
+          <w:numId w:val="1002"/>
+        </w:numPr>
+      </w:pPr>
+      <w:r>
+        <w:rPr>
+          <w:b/>
+          <w:bCs/>
+        </w:rPr>
+        <w:t xml:space="preserve">2001</w:t>
+      </w:r>
+      <w:r>
+        <w:t xml:space="preserve"> </w:t>
+      </w:r>
+      <w:r>
+        <w:t xml:space="preserve">—</w:t>
+      </w:r>
+      <w:r>
+        <w:t xml:space="preserve"> </w:t>
+      </w:r>
+      <w:r>
+        <w:rPr>
+          <w:b/>
+          <w:bCs/>
+        </w:rPr>
+        <w:t xml:space="preserve">OWASP</w:t>
+      </w:r>
+      <w:r>
+        <w:t xml:space="preserve"> </w:t>
+      </w:r>
+      <w:r>
+        <w:t xml:space="preserve">kurulur (uygulama güvenliği testi kültürü); sonra</w:t>
+      </w:r>
+      <w:r>
+        <w:t xml:space="preserve"> </w:t>
+      </w:r>
+      <w:r>
+        <w:rPr>
+          <w:b/>
+          <w:bCs/>
+        </w:rPr>
+        <w:t xml:space="preserve">PTES</w:t>
+      </w:r>
+      <w:r>
+        <w:t xml:space="preserve"> </w:t>
+      </w:r>
+      <w:r>
+        <w:t xml:space="preserve">ve</w:t>
+      </w:r>
+      <w:r>
+        <w:t xml:space="preserve"> </w:t>
+      </w:r>
+      <w:r>
+        <w:rPr>
+          <w:b/>
+          <w:bCs/>
+        </w:rPr>
+        <w:t xml:space="preserve">NIST SP 800-115</w:t>
+      </w:r>
+      <w:r>
+        <w:t xml:space="preserve"> </w:t>
+      </w:r>
+      <w:r>
+        <w:t xml:space="preserve">sızma testi metodolojilerini standartlaştırır.</w:t>
+      </w:r>
+    </w:p>
+    <w:p>
+      <w:pPr>
+        <w:pStyle w:val="Compact"/>
+        <w:numPr>
+          <w:ilvl w:val="0"/>
+          <w:numId w:val="1002"/>
+        </w:numPr>
+      </w:pPr>
+      <w:r>
+        <w:rPr>
+          <w:b/>
+          <w:bCs/>
+        </w:rPr>
+        <w:t xml:space="preserve">2005 → 2023</w:t>
+      </w:r>
+      <w:r>
+        <w:t xml:space="preserve"> </w:t>
+      </w:r>
+      <w:r>
+        <w:t xml:space="preserve">—</w:t>
+      </w:r>
+      <w:r>
+        <w:t xml:space="preserve"> </w:t>
+      </w:r>
+      <w:r>
+        <w:rPr>
+          <w:b/>
+          <w:bCs/>
+        </w:rPr>
+        <w:t xml:space="preserve">CVSS</w:t>
+      </w:r>
+      <w:r>
+        <w:t xml:space="preserve"> </w:t>
+      </w:r>
+      <w:r>
+        <w:t xml:space="preserve">zafiyet ciddiyet puanı (v2 → v3.1 → v4.0).</w:t>
+      </w:r>
+    </w:p>
+    <w:p>
+      <w:pPr>
+        <w:pStyle w:val="Compact"/>
+        <w:numPr>
+          <w:ilvl w:val="0"/>
+          <w:numId w:val="1002"/>
+        </w:numPr>
+      </w:pPr>
+      <w:r>
+        <w:rPr>
+          <w:b/>
+          <w:bCs/>
+        </w:rPr>
+        <w:t xml:space="preserve">2010’lar</w:t>
+      </w:r>
+      <w:r>
+        <w:t xml:space="preserve"> </w:t>
+      </w:r>
+      <w:r>
+        <w:t xml:space="preserve">— mobil için</w:t>
+      </w:r>
+      <w:r>
+        <w:t xml:space="preserve"> </w:t>
+      </w:r>
+      <w:r>
+        <w:rPr>
+          <w:b/>
+          <w:bCs/>
+        </w:rPr>
+        <w:t xml:space="preserve">OWASP MASVS/MASTG</w:t>
+      </w:r>
+      <w:r>
+        <w:t xml:space="preserve">, tüketici IoT için</w:t>
+      </w:r>
+      <w:r>
+        <w:t xml:space="preserve"> </w:t>
+      </w:r>
+      <w:r>
+        <w:rPr>
+          <w:b/>
+          <w:bCs/>
+        </w:rPr>
+        <w:t xml:space="preserve">ETSI EN 303 645</w:t>
+      </w:r>
+      <w:r>
+        <w:t xml:space="preserve">.</w:t>
+      </w:r>
+    </w:p>
+    <w:p>
+      <w:pPr>
+        <w:pStyle w:val="BlockText"/>
+      </w:pPr>
+      <w:r>
+        <w:t xml:space="preserve">Ortak fikir tek cümlede:</w:t>
+      </w:r>
+      <w:r>
+        <w:t xml:space="preserve"> </w:t>
+      </w:r>
+      <w:r>
+        <w:rPr>
+          <w:b/>
+          <w:bCs/>
+        </w:rPr>
+        <w:t xml:space="preserve">üretici kendi ürününü onaylayamaz</w:t>
+      </w:r>
+      <w:r>
+        <w:t xml:space="preserve"> </w:t>
+      </w:r>
+      <w:r>
+        <w:t xml:space="preserve">— bağımsız, kanıta dayalı değerlendirme gerekir.</w:t>
+      </w:r>
+    </w:p>
+    <w:p>
+      <w:pPr>
+        <w:pStyle w:val="FirstParagraph"/>
       </w:pPr>
       <w:r>
         <w:t xml:space="preserve">Bu dersin projesini baştan beri</w:t>
@@ -1520,7 +2257,7 @@
     </w:p>
     <w:bookmarkEnd w:id="20"/>
     <w:bookmarkEnd w:id="21"/>
-    <w:bookmarkStart w:id="26" w:name="değerlendirme-süreci-13-adım"/>
+    <w:bookmarkStart w:id="29" w:name="değerlendirme-süreci-13-adım"/>
     <w:p>
       <w:pPr>
         <w:pStyle w:val="Heading2"/>
@@ -1556,7 +2293,7 @@
       <w:r>
         <w:drawing>
           <wp:inline>
-            <wp:extent cx="5759999" cy="2100194"/>
+            <wp:extent cx="5759999" cy="1115956"/>
             <wp:effectExtent b="0" l="0" r="0" t="0"/>
             <wp:docPr descr="" title="" id="23" name="Picture"/>
             <a:graphic>
@@ -1570,6 +2307,53 @@
                   </pic:nvPicPr>
                   <pic:blipFill>
                     <a:blip r:embed="rId22"/>
+                    <a:stretch>
+                      <a:fillRect/>
+                    </a:stretch>
+                  </pic:blipFill>
+                  <pic:spPr bwMode="auto">
+                    <a:xfrm>
+                      <a:off x="0" y="0"/>
+                      <a:ext cx="5759999" cy="1115956"/>
+                    </a:xfrm>
+                    <a:prstGeom prst="rect">
+                      <a:avLst/>
+                    </a:prstGeom>
+                    <a:noFill/>
+                    <a:ln w="9525">
+                      <a:noFill/>
+                      <a:headEnd/>
+                      <a:tailEnd/>
+                    </a:ln>
+                  </pic:spPr>
+                </pic:pic>
+              </a:graphicData>
+            </a:graphic>
+          </wp:inline>
+        </w:drawing>
+      </w:r>
+    </w:p>
+    <w:p>
+      <w:pPr>
+        <w:pStyle w:val="BodyText"/>
+      </w:pPr>
+      <w:r>
+        <w:drawing>
+          <wp:inline>
+            <wp:extent cx="5759999" cy="2100194"/>
+            <wp:effectExtent b="0" l="0" r="0" t="0"/>
+            <wp:docPr descr="" title="" id="26" name="Picture"/>
+            <a:graphic>
+              <a:graphicData uri="http://schemas.openxmlformats.org/drawingml/2006/picture">
+                <pic:pic>
+                  <pic:nvPicPr>
+                    <pic:cNvPr descr="diyagram-2.png" id="27" name="Picture"/>
+                    <pic:cNvPicPr>
+                      <a:picLocks noChangeArrowheads="1" noChangeAspect="1"/>
+                    </pic:cNvPicPr>
+                  </pic:nvPicPr>
+                  <pic:blipFill>
+                    <a:blip r:embed="rId25"/>
                     <a:stretch>
                       <a:fillRect/>
                     </a:stretch>
@@ -2509,7 +3293,7 @@
         <w:t xml:space="preserve">projenizde yazdığınız kılavuz, bu belgenin küçültülmüş halidir.</w:t>
       </w:r>
     </w:p>
-    <w:bookmarkStart w:id="25" w:name="değerlendiricinin-temel-tutumu"/>
+    <w:bookmarkStart w:id="28" w:name="değerlendiricinin-temel-tutumu"/>
     <w:p>
       <w:pPr>
         <w:pStyle w:val="Heading3"/>
@@ -2622,9 +3406,9 @@
         </w:pict>
       </w:r>
     </w:p>
-    <w:bookmarkEnd w:id="25"/>
-    <w:bookmarkEnd w:id="26"/>
-    <w:bookmarkStart w:id="29" w:name="zafiyet-değerlendirmesinin-yöntemleri"/>
+    <w:bookmarkEnd w:id="28"/>
+    <w:bookmarkEnd w:id="29"/>
+    <w:bookmarkStart w:id="32" w:name="zafiyet-değerlendirmesinin-yöntemleri"/>
     <w:p>
       <w:pPr>
         <w:pStyle w:val="Heading2"/>
@@ -3069,7 +3853,7 @@
         <w:t xml:space="preserve">nın (CI’da SAST + sanitizer + fuzz) değerlendirmedeki karşılığıdır.</w:t>
       </w:r>
     </w:p>
-    <w:bookmarkStart w:id="27" w:name="Xf53c6f958001aa0a99d6000a332bcb3e05c48ca"/>
+    <w:bookmarkStart w:id="30" w:name="Xf53c6f958001aa0a99d6000a332bcb3e05c48ca"/>
     <w:p>
       <w:pPr>
         <w:pStyle w:val="Heading3"/>
@@ -3113,7 +3897,7 @@
         <w:pStyle w:val="Compact"/>
         <w:numPr>
           <w:ilvl w:val="0"/>
-          <w:numId w:val="1002"/>
+          <w:numId w:val="1003"/>
         </w:numPr>
       </w:pPr>
       <w:r>
@@ -3141,7 +3925,7 @@
         <w:pStyle w:val="Compact"/>
         <w:numPr>
           <w:ilvl w:val="0"/>
-          <w:numId w:val="1002"/>
+          <w:numId w:val="1003"/>
         </w:numPr>
       </w:pPr>
       <w:r>
@@ -3163,7 +3947,7 @@
         <w:pStyle w:val="Compact"/>
         <w:numPr>
           <w:ilvl w:val="0"/>
-          <w:numId w:val="1002"/>
+          <w:numId w:val="1003"/>
         </w:numPr>
       </w:pPr>
       <w:r>
@@ -3185,7 +3969,7 @@
         <w:pStyle w:val="Compact"/>
         <w:numPr>
           <w:ilvl w:val="0"/>
-          <w:numId w:val="1002"/>
+          <w:numId w:val="1003"/>
         </w:numPr>
       </w:pPr>
       <w:r>
@@ -3208,8 +3992,8 @@
         <w:t xml:space="preserve">(9. hafta opak boolean, rastgele çıkış).</w:t>
       </w:r>
     </w:p>
-    <w:bookmarkEnd w:id="27"/>
-    <w:bookmarkStart w:id="28" w:name="statik-ve-dinamik-analiz-fuzzing"/>
+    <w:bookmarkEnd w:id="30"/>
+    <w:bookmarkStart w:id="31" w:name="statik-ve-dinamik-analiz-fuzzing"/>
     <w:p>
       <w:pPr>
         <w:pStyle w:val="Heading3"/>
@@ -3294,9 +4078,9 @@
         <w:t xml:space="preserve">arasında büyük fark görür.</w:t>
       </w:r>
     </w:p>
-    <w:bookmarkEnd w:id="28"/>
-    <w:bookmarkEnd w:id="29"/>
-    <w:bookmarkStart w:id="30" w:name="standartların-istediği-testler"/>
+    <w:bookmarkEnd w:id="31"/>
+    <w:bookmarkEnd w:id="32"/>
+    <w:bookmarkStart w:id="33" w:name="standartların-istediği-testler"/>
     <w:p>
       <w:pPr>
         <w:pStyle w:val="Heading2"/>
@@ -3771,8 +4555,8 @@
         </w:pict>
       </w:r>
     </w:p>
-    <w:bookmarkEnd w:id="30"/>
-    <w:bookmarkStart w:id="33" w:name="Xd3d906c58774463637bcc369177bfca839a3606"/>
+    <w:bookmarkEnd w:id="33"/>
+    <w:bookmarkStart w:id="36" w:name="Xd3d906c58774463637bcc369177bfca839a3606"/>
     <w:p>
       <w:pPr>
         <w:pStyle w:val="Heading2"/>
@@ -3865,7 +4649,7 @@
         <w:t xml:space="preserve">(güç, dayanıklılık) çerçevesinin değerlendirmedeki resmî halidir.</w:t>
       </w:r>
     </w:p>
-    <w:bookmarkStart w:id="31" w:name="saldırı-potansiyeli-faktörleri"/>
+    <w:bookmarkStart w:id="34" w:name="saldırı-potansiyeli-faktörleri"/>
     <w:p>
       <w:pPr>
         <w:pStyle w:val="Heading3"/>
@@ -4329,8 +5113,8 @@
         <w:t xml:space="preserve">(9. hafta) ve sunucu tarafı denetim.</w:t>
       </w:r>
     </w:p>
-    <w:bookmarkEnd w:id="31"/>
-    <w:bookmarkStart w:id="32" w:name="cvss-ile-derecelendirme"/>
+    <w:bookmarkEnd w:id="34"/>
+    <w:bookmarkStart w:id="35" w:name="cvss-ile-derecelendirme"/>
     <w:p>
       <w:pPr>
         <w:pStyle w:val="Heading3"/>
@@ -4431,9 +5215,9 @@
         <w:t xml:space="preserve">çoğunlukla ikisi birden verilir; önceliklendirme buna göre yapılır.</w:t>
       </w:r>
     </w:p>
-    <w:bookmarkEnd w:id="32"/>
-    <w:bookmarkEnd w:id="33"/>
-    <w:bookmarkStart w:id="35" w:name="bulgu-öneri-aksiyon-ve-etki-analizi"/>
+    <w:bookmarkEnd w:id="35"/>
+    <w:bookmarkEnd w:id="36"/>
+    <w:bookmarkStart w:id="38" w:name="bulgu-öneri-aksiyon-ve-etki-analizi"/>
     <w:p>
       <w:pPr>
         <w:pStyle w:val="Heading2"/>
@@ -4473,153 +5257,6 @@
       </w:r>
       <w:r>
         <w:t xml:space="preserve">. Her bulgu için:</w:t>
-      </w:r>
-    </w:p>
-    <w:p>
-      <w:pPr>
-        <w:pStyle w:val="Compact"/>
-        <w:numPr>
-          <w:ilvl w:val="0"/>
-          <w:numId w:val="1003"/>
-        </w:numPr>
-      </w:pPr>
-      <w:r>
-        <w:rPr>
-          <w:b/>
-          <w:bCs/>
-        </w:rPr>
-        <w:t xml:space="preserve">Bulgu:</w:t>
-      </w:r>
-      <w:r>
-        <w:t xml:space="preserve"> </w:t>
-      </w:r>
-      <w:r>
-        <w:t xml:space="preserve">laboratuvar ne buldu (kanıtla, tekrarlanabilir biçimde).</w:t>
-      </w:r>
-    </w:p>
-    <w:p>
-      <w:pPr>
-        <w:pStyle w:val="Compact"/>
-        <w:numPr>
-          <w:ilvl w:val="0"/>
-          <w:numId w:val="1003"/>
-        </w:numPr>
-      </w:pPr>
-      <w:r>
-        <w:rPr>
-          <w:b/>
-          <w:bCs/>
-        </w:rPr>
-        <w:t xml:space="preserve">Öneri:</w:t>
-      </w:r>
-      <w:r>
-        <w:t xml:space="preserve"> </w:t>
-      </w:r>
-      <w:r>
-        <w:t xml:space="preserve">laboratuvarın önerdiği düzeltme yönü.</w:t>
-      </w:r>
-    </w:p>
-    <w:p>
-      <w:pPr>
-        <w:pStyle w:val="Compact"/>
-        <w:numPr>
-          <w:ilvl w:val="0"/>
-          <w:numId w:val="1003"/>
-        </w:numPr>
-      </w:pPr>
-      <w:r>
-        <w:rPr>
-          <w:b/>
-          <w:bCs/>
-        </w:rPr>
-        <w:t xml:space="preserve">Aksiyon:</w:t>
-      </w:r>
-      <w:r>
-        <w:t xml:space="preserve"> </w:t>
-      </w:r>
-      <w:r>
-        <w:t xml:space="preserve">geliştiricinin ne yaptığı (ya da neden yapmadığı — gerekçeli kabul de bir aksiyondur).</w:t>
-      </w:r>
-    </w:p>
-    <w:p>
-      <w:pPr>
-        <w:pStyle w:val="Compact"/>
-        <w:numPr>
-          <w:ilvl w:val="0"/>
-          <w:numId w:val="1003"/>
-        </w:numPr>
-      </w:pPr>
-      <w:r>
-        <w:rPr>
-          <w:b/>
-          <w:bCs/>
-        </w:rPr>
-        <w:t xml:space="preserve">Kapanış:</w:t>
-      </w:r>
-      <w:r>
-        <w:t xml:space="preserve"> </w:t>
-      </w:r>
-      <w:r>
-        <w:t xml:space="preserve">bazı bulgular</w:t>
-      </w:r>
-      <w:r>
-        <w:t xml:space="preserve"> </w:t>
-      </w:r>
-      <w:r>
-        <w:t xml:space="preserve">“güvenlik açığı değil, iyi uygulama önerisi”</w:t>
-      </w:r>
-      <w:r>
-        <w:t xml:space="preserve"> </w:t>
-      </w:r>
-      <w:r>
-        <w:t xml:space="preserve">olarak da kapanabilir.</w:t>
-      </w:r>
-    </w:p>
-    <w:p>
-      <w:pPr>
-        <w:pStyle w:val="FirstParagraph"/>
-      </w:pPr>
-      <w:r>
-        <w:t xml:space="preserve">Bu döngü, vize sonrası projenizde beklediğimiz</w:t>
-      </w:r>
-      <w:r>
-        <w:t xml:space="preserve"> </w:t>
-      </w:r>
-      <w:r>
-        <w:rPr>
-          <w:b/>
-          <w:bCs/>
-        </w:rPr>
-        <w:t xml:space="preserve">bulgu–aksiyon listesinin</w:t>
-      </w:r>
-      <w:r>
-        <w:t xml:space="preserve"> </w:t>
-      </w:r>
-      <w:r>
-        <w:t xml:space="preserve">(7. hafta) kaynağıdır.</w:t>
-      </w:r>
-    </w:p>
-    <w:bookmarkStart w:id="34" w:name="X0ebbba240bf6730cfb505e597d49bc8b2c60efc"/>
-    <w:p>
-      <w:pPr>
-        <w:pStyle w:val="Heading3"/>
-      </w:pPr>
-      <w:r>
-        <w:t xml:space="preserve">Güvenlik etki analizi ve delta değerlendirme</w:t>
-      </w:r>
-    </w:p>
-    <w:p>
-      <w:pPr>
-        <w:pStyle w:val="FirstParagraph"/>
-      </w:pPr>
-      <w:r>
-        <w:t xml:space="preserve">Düzeltmeler yeni bir sürüm doğurduğunda, her şeyi baştan değerlendirmek pahalıdır. Bu yüzden iki belge devreye girer</w:t>
-      </w:r>
-      <w:r>
-        <w:t xml:space="preserve"> </w:t>
-      </w:r>
-      <w:r>
-        <w:t xml:space="preserve">(süreçteki 10. ve 11. adımlar):</w:t>
       </w:r>
     </w:p>
     <w:p>
@@ -4635,35 +5272,13 @@
           <w:b/>
           <w:bCs/>
         </w:rPr>
-        <w:t xml:space="preserve">Güvenlik etki analizi (security impact analysis):</w:t>
-      </w:r>
-      <w:r>
-        <w:t xml:space="preserve"> </w:t>
-      </w:r>
-      <w:r>
-        <w:t xml:space="preserve">Yeni sürümdeki değişiklikleri sınıflandırır (yeni özellik /</w:t>
-      </w:r>
-      <w:r>
-        <w:t xml:space="preserve"> </w:t>
-      </w:r>
-      <w:r>
-        <w:t xml:space="preserve">iyileştirme / hata düzeltmesi), etkilenen dosyaları listeler ve her değişikliğin</w:t>
-      </w:r>
-      <w:r>
-        <w:t xml:space="preserve"> </w:t>
-      </w:r>
-      <w:r>
-        <w:rPr>
-          <w:b/>
-          <w:bCs/>
-        </w:rPr>
-        <w:t xml:space="preserve">güvenlik etkisini</w:t>
-      </w:r>
-      <w:r>
-        <w:t xml:space="preserve"> </w:t>
-      </w:r>
-      <w:r>
-        <w:t xml:space="preserve">yazar.</w:t>
+        <w:t xml:space="preserve">Bulgu:</w:t>
+      </w:r>
+      <w:r>
+        <w:t xml:space="preserve"> </w:t>
+      </w:r>
+      <w:r>
+        <w:t xml:space="preserve">laboratuvar ne buldu (kanıtla, tekrarlanabilir biçimde).</w:t>
       </w:r>
     </w:p>
     <w:p>
@@ -4679,161 +5294,69 @@
           <w:b/>
           <w:bCs/>
         </w:rPr>
-        <w:t xml:space="preserve">Delta değerlendirme:</w:t>
-      </w:r>
-      <w:r>
-        <w:t xml:space="preserve"> </w:t>
-      </w:r>
-      <w:r>
-        <w:t xml:space="preserve">Laboratuvar, bu belgeye dayanarak</w:t>
-      </w:r>
-      <w:r>
-        <w:t xml:space="preserve"> </w:t>
-      </w:r>
-      <w:r>
-        <w:rPr>
-          <w:b/>
-          <w:bCs/>
-        </w:rPr>
-        <w:t xml:space="preserve">yalnız değişen kısmı</w:t>
-      </w:r>
-      <w:r>
-        <w:t xml:space="preserve"> </w:t>
-      </w:r>
-      <w:r>
-        <w:t xml:space="preserve">yeniden değerlendirir; işaretli</w:t>
-      </w:r>
-      <w:r>
-        <w:t xml:space="preserve"> </w:t>
-      </w:r>
-      <w:r>
-        <w:t xml:space="preserve">belgeleri, değişiklik dizinini, dosya listesini ve</w:t>
-      </w:r>
-      <w:r>
-        <w:t xml:space="preserve"> </w:t>
-      </w:r>
-      <w:r>
-        <w:rPr>
-          <w:b/>
-          <w:bCs/>
-        </w:rPr>
-        <w:t xml:space="preserve">yeni TOE kimliğini</w:t>
-      </w:r>
-      <w:r>
-        <w:t xml:space="preserve"> </w:t>
-      </w:r>
-      <w:r>
-        <w:t xml:space="preserve">ister.</w:t>
-      </w:r>
-    </w:p>
-    <w:p>
-      <w:pPr>
-        <w:pStyle w:val="BlockText"/>
-      </w:pPr>
-      <w:r>
-        <w:rPr>
-          <w:b/>
-          <w:bCs/>
-        </w:rPr>
-        <w:t xml:space="preserve">Karıştırılan iki kavram</w:t>
-      </w:r>
-    </w:p>
-    <w:p>
-      <w:pPr>
-        <w:pStyle w:val="BlockText"/>
-      </w:pPr>
-      <w:r>
-        <w:rPr>
-          <w:b/>
-          <w:bCs/>
-        </w:rPr>
-        <w:t xml:space="preserve">Etki analizi</w:t>
-      </w:r>
-      <w:r>
-        <w:t xml:space="preserve"> </w:t>
-      </w:r>
-      <w:r>
-        <w:t xml:space="preserve">değişikliğin güvenlik etkisini</w:t>
-      </w:r>
-      <w:r>
-        <w:t xml:space="preserve"> </w:t>
-      </w:r>
-      <w:r>
-        <w:rPr>
-          <w:i/>
-          <w:iCs/>
-        </w:rPr>
-        <w:t xml:space="preserve">belgeler</w:t>
-      </w:r>
-      <w:r>
-        <w:t xml:space="preserve">;</w:t>
-      </w:r>
-      <w:r>
-        <w:t xml:space="preserve"> </w:t>
-      </w:r>
-      <w:r>
-        <w:rPr>
-          <w:b/>
-          <w:bCs/>
-        </w:rPr>
-        <w:t xml:space="preserve">delta değerlendirme</w:t>
-      </w:r>
-      <w:r>
-        <w:t xml:space="preserve"> </w:t>
-      </w:r>
-      <w:r>
-        <w:t xml:space="preserve">bu belgeye dayanıp</w:t>
-      </w:r>
-      <w:r>
-        <w:t xml:space="preserve"> </w:t>
-      </w:r>
-      <w:r>
-        <w:rPr>
-          <w:i/>
-          <w:iCs/>
-        </w:rPr>
-        <w:t xml:space="preserve">yalnız</w:t>
-      </w:r>
-      <w:r>
-        <w:rPr>
-          <w:i/>
-          <w:iCs/>
-        </w:rPr>
-        <w:t xml:space="preserve"> </w:t>
-      </w:r>
-      <w:r>
-        <w:rPr>
-          <w:i/>
-          <w:iCs/>
-        </w:rPr>
-        <w:t xml:space="preserve">değişeni yeniden değerlendirir</w:t>
-      </w:r>
-      <w:r>
-        <w:t xml:space="preserve">. Biri geliştiricinin çıktısı, öteki laboratuvarın işidir. Sürüm kimliği ve özet</w:t>
-      </w:r>
-      <w:r>
-        <w:t xml:space="preserve"> </w:t>
-      </w:r>
-      <w:r>
-        <w:t xml:space="preserve">değerleri tutarlı olmazsa delta değerlendirme yapılamaz (değerlendirilen ürün belirsizleşir).</w:t>
-      </w:r>
-    </w:p>
-    <w:p>
-      <w:r>
-        <w:pict>
-          <v:rect style="width:0;height:1.5pt" o:hralign="center" o:hrstd="t" o:hr="t"/>
-        </w:pict>
-      </w:r>
-    </w:p>
-    <w:bookmarkEnd w:id="34"/>
-    <w:bookmarkEnd w:id="35"/>
-    <w:bookmarkStart w:id="40" w:name="sızma-testi-planı"/>
-    <w:p>
-      <w:pPr>
-        <w:pStyle w:val="Heading2"/>
-      </w:pPr>
-      <w:r>
-        <w:t xml:space="preserve">7. Sızma testi planı</w:t>
+        <w:t xml:space="preserve">Öneri:</w:t>
+      </w:r>
+      <w:r>
+        <w:t xml:space="preserve"> </w:t>
+      </w:r>
+      <w:r>
+        <w:t xml:space="preserve">laboratuvarın önerdiği düzeltme yönü.</w:t>
+      </w:r>
+    </w:p>
+    <w:p>
+      <w:pPr>
+        <w:pStyle w:val="Compact"/>
+        <w:numPr>
+          <w:ilvl w:val="0"/>
+          <w:numId w:val="1004"/>
+        </w:numPr>
+      </w:pPr>
+      <w:r>
+        <w:rPr>
+          <w:b/>
+          <w:bCs/>
+        </w:rPr>
+        <w:t xml:space="preserve">Aksiyon:</w:t>
+      </w:r>
+      <w:r>
+        <w:t xml:space="preserve"> </w:t>
+      </w:r>
+      <w:r>
+        <w:t xml:space="preserve">geliştiricinin ne yaptığı (ya da neden yapmadığı — gerekçeli kabul de bir aksiyondur).</w:t>
+      </w:r>
+    </w:p>
+    <w:p>
+      <w:pPr>
+        <w:pStyle w:val="Compact"/>
+        <w:numPr>
+          <w:ilvl w:val="0"/>
+          <w:numId w:val="1004"/>
+        </w:numPr>
+      </w:pPr>
+      <w:r>
+        <w:rPr>
+          <w:b/>
+          <w:bCs/>
+        </w:rPr>
+        <w:t xml:space="preserve">Kapanış:</w:t>
+      </w:r>
+      <w:r>
+        <w:t xml:space="preserve"> </w:t>
+      </w:r>
+      <w:r>
+        <w:t xml:space="preserve">bazı bulgular</w:t>
+      </w:r>
+      <w:r>
+        <w:t xml:space="preserve"> </w:t>
+      </w:r>
+      <w:r>
+        <w:t xml:space="preserve">“güvenlik açığı değil, iyi uygulama önerisi”</w:t>
+      </w:r>
+      <w:r>
+        <w:t xml:space="preserve"> </w:t>
+      </w:r>
+      <w:r>
+        <w:t xml:space="preserve">olarak da kapanabilir.</w:t>
       </w:r>
     </w:p>
     <w:p>
@@ -4841,78 +5364,32 @@
         <w:pStyle w:val="FirstParagraph"/>
       </w:pPr>
       <w:r>
-        <w:t xml:space="preserve">Sızma testi, yukarıdaki yöntemleri saldırgan bakışıyla birleştiren,</w:t>
-      </w:r>
-      <w:r>
-        <w:t xml:space="preserve"> </w:t>
-      </w:r>
-      <w:r>
-        <w:rPr>
-          <w:b/>
-          <w:bCs/>
-        </w:rPr>
-        <w:t xml:space="preserve">planlı</w:t>
-      </w:r>
-      <w:r>
-        <w:t xml:space="preserve"> </w:t>
-      </w:r>
-      <w:r>
-        <w:t xml:space="preserve">ve</w:t>
-      </w:r>
-      <w:r>
-        <w:t xml:space="preserve"> </w:t>
-      </w:r>
-      <w:r>
-        <w:rPr>
-          <w:b/>
-          <w:bCs/>
-        </w:rPr>
-        <w:t xml:space="preserve">izinli</w:t>
-      </w:r>
-      <w:r>
-        <w:t xml:space="preserve"> </w:t>
-      </w:r>
-      <w:r>
-        <w:t xml:space="preserve">bir etkinliktir.</w:t>
-      </w:r>
-      <w:r>
-        <w:t xml:space="preserve"> </w:t>
-      </w:r>
-      <w:r>
-        <w:t xml:space="preserve">“Planlı”</w:t>
-      </w:r>
-      <w:r>
-        <w:t xml:space="preserve"> </w:t>
-      </w:r>
-      <w:r>
-        <w:t xml:space="preserve">ve</w:t>
-      </w:r>
-      <w:r>
-        <w:t xml:space="preserve"> </w:t>
-      </w:r>
-      <w:r>
-        <w:t xml:space="preserve">“izinli”</w:t>
-      </w:r>
-      <w:r>
-        <w:t xml:space="preserve"> </w:t>
-      </w:r>
-      <w:r>
-        <w:t xml:space="preserve">sözcükleri isteğe bağlı değildir: kapsamı ve kuralları yazılı olmayan bir test, meşru bir</w:t>
-      </w:r>
-      <w:r>
-        <w:t xml:space="preserve"> </w:t>
-      </w:r>
-      <w:r>
-        <w:t xml:space="preserve">güvenlik çalışması değildir. Bir plan en az şu dört başlığı içerir.</w:t>
-      </w:r>
-    </w:p>
-    <w:bookmarkStart w:id="36" w:name="kapsam-scope"/>
+        <w:t xml:space="preserve">Bu döngü, vize sonrası projenizde beklediğimiz</w:t>
+      </w:r>
+      <w:r>
+        <w:t xml:space="preserve"> </w:t>
+      </w:r>
+      <w:r>
+        <w:rPr>
+          <w:b/>
+          <w:bCs/>
+        </w:rPr>
+        <w:t xml:space="preserve">bulgu–aksiyon listesinin</w:t>
+      </w:r>
+      <w:r>
+        <w:t xml:space="preserve"> </w:t>
+      </w:r>
+      <w:r>
+        <w:t xml:space="preserve">(7. hafta) kaynağıdır.</w:t>
+      </w:r>
+    </w:p>
+    <w:bookmarkStart w:id="37" w:name="X0ebbba240bf6730cfb505e597d49bc8b2c60efc"/>
     <w:p>
       <w:pPr>
         <w:pStyle w:val="Heading3"/>
       </w:pPr>
       <w:r>
-        <w:t xml:space="preserve">1. Kapsam (scope)</w:t>
+        <w:t xml:space="preserve">Güvenlik etki analizi ve delta değerlendirme</w:t>
       </w:r>
     </w:p>
     <w:p>
@@ -4920,45 +5397,13 @@
         <w:pStyle w:val="FirstParagraph"/>
       </w:pPr>
       <w:r>
-        <w:t xml:space="preserve">Neyin test edileceği ve neyin</w:t>
-      </w:r>
-      <w:r>
-        <w:t xml:space="preserve"> </w:t>
-      </w:r>
-      <w:r>
-        <w:rPr>
-          <w:b/>
-          <w:bCs/>
-        </w:rPr>
-        <w:t xml:space="preserve">edilmeyeceği</w:t>
-      </w:r>
-      <w:r>
-        <w:t xml:space="preserve"> </w:t>
-      </w:r>
-      <w:r>
-        <w:t xml:space="preserve">açıkça yazılır: hangi ikili dosya/sürüm, hangi bileşenler, hangi</w:t>
-      </w:r>
-      <w:r>
-        <w:t xml:space="preserve"> </w:t>
-      </w:r>
-      <w:r>
-        <w:t xml:space="preserve">ortam (test ortamı mı, üretim mi), hangi veriler (yalnız sentetik). Kapsam dışı bırakılanlar da yazılır (ör. üçüncü</w:t>
-      </w:r>
-      <w:r>
-        <w:t xml:space="preserve"> </w:t>
-      </w:r>
-      <w:r>
-        <w:t xml:space="preserve">taraf sunucular, gerçek kullanıcı verisi).</w:t>
-      </w:r>
-    </w:p>
-    <w:bookmarkEnd w:id="36"/>
-    <w:bookmarkStart w:id="37" w:name="angajman-kuralları-rules-of-engagement"/>
-    <w:p>
-      <w:pPr>
-        <w:pStyle w:val="Heading3"/>
-      </w:pPr>
-      <w:r>
-        <w:t xml:space="preserve">2. Angajman kuralları (rules of engagement)</w:t>
+        <w:t xml:space="preserve">Düzeltmeler yeni bir sürüm doğurduğunda, her şeyi baştan değerlendirmek pahalıdır. Bu yüzden iki belge devreye girer</w:t>
+      </w:r>
+      <w:r>
+        <w:t xml:space="preserve"> </w:t>
+      </w:r>
+      <w:r>
+        <w:t xml:space="preserve">(süreçteki 10. ve 11. adımlar):</w:t>
       </w:r>
     </w:p>
     <w:p>
@@ -4974,13 +5419,35 @@
           <w:b/>
           <w:bCs/>
         </w:rPr>
-        <w:t xml:space="preserve">Yazılı izin</w:t>
-      </w:r>
-      <w:r>
-        <w:t xml:space="preserve"> </w:t>
-      </w:r>
-      <w:r>
-        <w:t xml:space="preserve">ve yetkili imzası; test penceresi (tarih/saat).</w:t>
+        <w:t xml:space="preserve">Güvenlik etki analizi (security impact analysis):</w:t>
+      </w:r>
+      <w:r>
+        <w:t xml:space="preserve"> </w:t>
+      </w:r>
+      <w:r>
+        <w:t xml:space="preserve">Yeni sürümdeki değişiklikleri sınıflandırır (yeni özellik /</w:t>
+      </w:r>
+      <w:r>
+        <w:t xml:space="preserve"> </w:t>
+      </w:r>
+      <w:r>
+        <w:t xml:space="preserve">iyileştirme / hata düzeltmesi), etkilenen dosyaları listeler ve her değişikliğin</w:t>
+      </w:r>
+      <w:r>
+        <w:t xml:space="preserve"> </w:t>
+      </w:r>
+      <w:r>
+        <w:rPr>
+          <w:b/>
+          <w:bCs/>
+        </w:rPr>
+        <w:t xml:space="preserve">güvenlik etkisini</w:t>
+      </w:r>
+      <w:r>
+        <w:t xml:space="preserve"> </w:t>
+      </w:r>
+      <w:r>
+        <w:t xml:space="preserve">yazar.</w:t>
       </w:r>
     </w:p>
     <w:p>
@@ -4992,23 +5459,290 @@
         </w:numPr>
       </w:pPr>
       <w:r>
-        <w:t xml:space="preserve">İzin verilen ve</w:t>
-      </w:r>
-      <w:r>
-        <w:t xml:space="preserve"> </w:t>
-      </w:r>
-      <w:r>
-        <w:rPr>
-          <w:b/>
-          <w:bCs/>
-        </w:rPr>
-        <w:t xml:space="preserve">yasak</w:t>
-      </w:r>
-      <w:r>
-        <w:t xml:space="preserve"> </w:t>
-      </w:r>
-      <w:r>
-        <w:t xml:space="preserve">yöntemler (ör. hizmet kesintisine yol açacak testler hariç).</w:t>
+        <w:rPr>
+          <w:b/>
+          <w:bCs/>
+        </w:rPr>
+        <w:t xml:space="preserve">Delta değerlendirme:</w:t>
+      </w:r>
+      <w:r>
+        <w:t xml:space="preserve"> </w:t>
+      </w:r>
+      <w:r>
+        <w:t xml:space="preserve">Laboratuvar, bu belgeye dayanarak</w:t>
+      </w:r>
+      <w:r>
+        <w:t xml:space="preserve"> </w:t>
+      </w:r>
+      <w:r>
+        <w:rPr>
+          <w:b/>
+          <w:bCs/>
+        </w:rPr>
+        <w:t xml:space="preserve">yalnız değişen kısmı</w:t>
+      </w:r>
+      <w:r>
+        <w:t xml:space="preserve"> </w:t>
+      </w:r>
+      <w:r>
+        <w:t xml:space="preserve">yeniden değerlendirir; işaretli</w:t>
+      </w:r>
+      <w:r>
+        <w:t xml:space="preserve"> </w:t>
+      </w:r>
+      <w:r>
+        <w:t xml:space="preserve">belgeleri, değişiklik dizinini, dosya listesini ve</w:t>
+      </w:r>
+      <w:r>
+        <w:t xml:space="preserve"> </w:t>
+      </w:r>
+      <w:r>
+        <w:rPr>
+          <w:b/>
+          <w:bCs/>
+        </w:rPr>
+        <w:t xml:space="preserve">yeni TOE kimliğini</w:t>
+      </w:r>
+      <w:r>
+        <w:t xml:space="preserve"> </w:t>
+      </w:r>
+      <w:r>
+        <w:t xml:space="preserve">ister.</w:t>
+      </w:r>
+    </w:p>
+    <w:p>
+      <w:pPr>
+        <w:pStyle w:val="BlockText"/>
+      </w:pPr>
+      <w:r>
+        <w:rPr>
+          <w:b/>
+          <w:bCs/>
+        </w:rPr>
+        <w:t xml:space="preserve">Karıştırılan iki kavram</w:t>
+      </w:r>
+    </w:p>
+    <w:p>
+      <w:pPr>
+        <w:pStyle w:val="BlockText"/>
+      </w:pPr>
+      <w:r>
+        <w:rPr>
+          <w:b/>
+          <w:bCs/>
+        </w:rPr>
+        <w:t xml:space="preserve">Etki analizi</w:t>
+      </w:r>
+      <w:r>
+        <w:t xml:space="preserve"> </w:t>
+      </w:r>
+      <w:r>
+        <w:t xml:space="preserve">değişikliğin güvenlik etkisini</w:t>
+      </w:r>
+      <w:r>
+        <w:t xml:space="preserve"> </w:t>
+      </w:r>
+      <w:r>
+        <w:rPr>
+          <w:i/>
+          <w:iCs/>
+        </w:rPr>
+        <w:t xml:space="preserve">belgeler</w:t>
+      </w:r>
+      <w:r>
+        <w:t xml:space="preserve">;</w:t>
+      </w:r>
+      <w:r>
+        <w:t xml:space="preserve"> </w:t>
+      </w:r>
+      <w:r>
+        <w:rPr>
+          <w:b/>
+          <w:bCs/>
+        </w:rPr>
+        <w:t xml:space="preserve">delta değerlendirme</w:t>
+      </w:r>
+      <w:r>
+        <w:t xml:space="preserve"> </w:t>
+      </w:r>
+      <w:r>
+        <w:t xml:space="preserve">bu belgeye dayanıp</w:t>
+      </w:r>
+      <w:r>
+        <w:t xml:space="preserve"> </w:t>
+      </w:r>
+      <w:r>
+        <w:rPr>
+          <w:i/>
+          <w:iCs/>
+        </w:rPr>
+        <w:t xml:space="preserve">yalnız</w:t>
+      </w:r>
+      <w:r>
+        <w:rPr>
+          <w:i/>
+          <w:iCs/>
+        </w:rPr>
+        <w:t xml:space="preserve"> </w:t>
+      </w:r>
+      <w:r>
+        <w:rPr>
+          <w:i/>
+          <w:iCs/>
+        </w:rPr>
+        <w:t xml:space="preserve">değişeni yeniden değerlendirir</w:t>
+      </w:r>
+      <w:r>
+        <w:t xml:space="preserve">. Biri geliştiricinin çıktısı, öteki laboratuvarın işidir. Sürüm kimliği ve özet</w:t>
+      </w:r>
+      <w:r>
+        <w:t xml:space="preserve"> </w:t>
+      </w:r>
+      <w:r>
+        <w:t xml:space="preserve">değerleri tutarlı olmazsa delta değerlendirme yapılamaz (değerlendirilen ürün belirsizleşir).</w:t>
+      </w:r>
+    </w:p>
+    <w:p>
+      <w:r>
+        <w:pict>
+          <v:rect style="width:0;height:1.5pt" o:hralign="center" o:hrstd="t" o:hr="t"/>
+        </w:pict>
+      </w:r>
+    </w:p>
+    <w:bookmarkEnd w:id="37"/>
+    <w:bookmarkEnd w:id="38"/>
+    <w:bookmarkStart w:id="43" w:name="sızma-testi-planı"/>
+    <w:p>
+      <w:pPr>
+        <w:pStyle w:val="Heading2"/>
+      </w:pPr>
+      <w:r>
+        <w:t xml:space="preserve">7. Sızma testi planı</w:t>
+      </w:r>
+    </w:p>
+    <w:p>
+      <w:pPr>
+        <w:pStyle w:val="FirstParagraph"/>
+      </w:pPr>
+      <w:r>
+        <w:t xml:space="preserve">Sızma testi, yukarıdaki yöntemleri saldırgan bakışıyla birleştiren,</w:t>
+      </w:r>
+      <w:r>
+        <w:t xml:space="preserve"> </w:t>
+      </w:r>
+      <w:r>
+        <w:rPr>
+          <w:b/>
+          <w:bCs/>
+        </w:rPr>
+        <w:t xml:space="preserve">planlı</w:t>
+      </w:r>
+      <w:r>
+        <w:t xml:space="preserve"> </w:t>
+      </w:r>
+      <w:r>
+        <w:t xml:space="preserve">ve</w:t>
+      </w:r>
+      <w:r>
+        <w:t xml:space="preserve"> </w:t>
+      </w:r>
+      <w:r>
+        <w:rPr>
+          <w:b/>
+          <w:bCs/>
+        </w:rPr>
+        <w:t xml:space="preserve">izinli</w:t>
+      </w:r>
+      <w:r>
+        <w:t xml:space="preserve"> </w:t>
+      </w:r>
+      <w:r>
+        <w:t xml:space="preserve">bir etkinliktir.</w:t>
+      </w:r>
+      <w:r>
+        <w:t xml:space="preserve"> </w:t>
+      </w:r>
+      <w:r>
+        <w:t xml:space="preserve">“Planlı”</w:t>
+      </w:r>
+      <w:r>
+        <w:t xml:space="preserve"> </w:t>
+      </w:r>
+      <w:r>
+        <w:t xml:space="preserve">ve</w:t>
+      </w:r>
+      <w:r>
+        <w:t xml:space="preserve"> </w:t>
+      </w:r>
+      <w:r>
+        <w:t xml:space="preserve">“izinli”</w:t>
+      </w:r>
+      <w:r>
+        <w:t xml:space="preserve"> </w:t>
+      </w:r>
+      <w:r>
+        <w:t xml:space="preserve">sözcükleri isteğe bağlı değildir: kapsamı ve kuralları yazılı olmayan bir test, meşru bir</w:t>
+      </w:r>
+      <w:r>
+        <w:t xml:space="preserve"> </w:t>
+      </w:r>
+      <w:r>
+        <w:t xml:space="preserve">güvenlik çalışması değildir. Bir plan en az şu dört başlığı içerir.</w:t>
+      </w:r>
+    </w:p>
+    <w:bookmarkStart w:id="39" w:name="kapsam-scope"/>
+    <w:p>
+      <w:pPr>
+        <w:pStyle w:val="Heading3"/>
+      </w:pPr>
+      <w:r>
+        <w:t xml:space="preserve">1. Kapsam (scope)</w:t>
+      </w:r>
+    </w:p>
+    <w:p>
+      <w:pPr>
+        <w:pStyle w:val="FirstParagraph"/>
+      </w:pPr>
+      <w:r>
+        <w:t xml:space="preserve">Neyin test edileceği ve neyin</w:t>
+      </w:r>
+      <w:r>
+        <w:t xml:space="preserve"> </w:t>
+      </w:r>
+      <w:r>
+        <w:rPr>
+          <w:b/>
+          <w:bCs/>
+        </w:rPr>
+        <w:t xml:space="preserve">edilmeyeceği</w:t>
+      </w:r>
+      <w:r>
+        <w:t xml:space="preserve"> </w:t>
+      </w:r>
+      <w:r>
+        <w:t xml:space="preserve">açıkça yazılır: hangi ikili dosya/sürüm, hangi bileşenler, hangi</w:t>
+      </w:r>
+      <w:r>
+        <w:t xml:space="preserve"> </w:t>
+      </w:r>
+      <w:r>
+        <w:t xml:space="preserve">ortam (test ortamı mı, üretim mi), hangi veriler (yalnız sentetik). Kapsam dışı bırakılanlar da yazılır (ör. üçüncü</w:t>
+      </w:r>
+      <w:r>
+        <w:t xml:space="preserve"> </w:t>
+      </w:r>
+      <w:r>
+        <w:t xml:space="preserve">taraf sunucular, gerçek kullanıcı verisi).</w:t>
+      </w:r>
+    </w:p>
+    <w:bookmarkEnd w:id="39"/>
+    <w:bookmarkStart w:id="40" w:name="angajman-kuralları-rules-of-engagement"/>
+    <w:p>
+      <w:pPr>
+        <w:pStyle w:val="Heading3"/>
+      </w:pPr>
+      <w:r>
+        <w:t xml:space="preserve">2. Angajman kuralları (rules of engagement)</w:t>
       </w:r>
     </w:p>
     <w:p>
@@ -5016,11 +5750,21 @@
         <w:pStyle w:val="Compact"/>
         <w:numPr>
           <w:ilvl w:val="0"/>
-          <w:numId w:val="1005"/>
+          <w:numId w:val="1006"/>
         </w:numPr>
       </w:pPr>
       <w:r>
-        <w:t xml:space="preserve">Veri işleme kuralı: gerçek kişisel veri kullanılmaz; bulgular gizli tutulur.</w:t>
+        <w:rPr>
+          <w:b/>
+          <w:bCs/>
+        </w:rPr>
+        <w:t xml:space="preserve">Yazılı izin</w:t>
+      </w:r>
+      <w:r>
+        <w:t xml:space="preserve"> </w:t>
+      </w:r>
+      <w:r>
+        <w:t xml:space="preserve">ve yetkili imzası; test penceresi (tarih/saat).</w:t>
       </w:r>
     </w:p>
     <w:p>
@@ -5028,11 +5772,27 @@
         <w:pStyle w:val="Compact"/>
         <w:numPr>
           <w:ilvl w:val="0"/>
-          <w:numId w:val="1005"/>
+          <w:numId w:val="1006"/>
         </w:numPr>
       </w:pPr>
       <w:r>
-        <w:t xml:space="preserve">Durdurma koşulu (kill switch): kritik bir etki görülürse test durur ve derhal bildirilir.</w:t>
+        <w:t xml:space="preserve">İzin verilen ve</w:t>
+      </w:r>
+      <w:r>
+        <w:t xml:space="preserve"> </w:t>
+      </w:r>
+      <w:r>
+        <w:rPr>
+          <w:b/>
+          <w:bCs/>
+        </w:rPr>
+        <w:t xml:space="preserve">yasak</w:t>
+      </w:r>
+      <w:r>
+        <w:t xml:space="preserve"> </w:t>
+      </w:r>
+      <w:r>
+        <w:t xml:space="preserve">yöntemler (ör. hizmet kesintisine yol açacak testler hariç).</w:t>
       </w:r>
     </w:p>
     <w:p>
@@ -5040,15 +5800,39 @@
         <w:pStyle w:val="Compact"/>
         <w:numPr>
           <w:ilvl w:val="0"/>
-          <w:numId w:val="1005"/>
+          <w:numId w:val="1006"/>
         </w:numPr>
       </w:pPr>
       <w:r>
+        <w:t xml:space="preserve">Veri işleme kuralı: gerçek kişisel veri kullanılmaz; bulgular gizli tutulur.</w:t>
+      </w:r>
+    </w:p>
+    <w:p>
+      <w:pPr>
+        <w:pStyle w:val="Compact"/>
+        <w:numPr>
+          <w:ilvl w:val="0"/>
+          <w:numId w:val="1006"/>
+        </w:numPr>
+      </w:pPr>
+      <w:r>
+        <w:t xml:space="preserve">Durdurma koşulu (kill switch): kritik bir etki görülürse test durur ve derhal bildirilir.</w:t>
+      </w:r>
+    </w:p>
+    <w:p>
+      <w:pPr>
+        <w:pStyle w:val="Compact"/>
+        <w:numPr>
+          <w:ilvl w:val="0"/>
+          <w:numId w:val="1006"/>
+        </w:numPr>
+      </w:pPr>
+      <w:r>
         <w:t xml:space="preserve">İletişim ve yükseltme (escalation) noktaları.</w:t>
       </w:r>
     </w:p>
-    <w:bookmarkEnd w:id="37"/>
-    <w:bookmarkStart w:id="38" w:name="yöntem-methodology"/>
+    <w:bookmarkEnd w:id="40"/>
+    <w:bookmarkStart w:id="41" w:name="yöntem-methodology"/>
     <w:p>
       <w:pPr>
         <w:pStyle w:val="Heading3"/>
@@ -5158,8 +5942,8 @@
         <w:t xml:space="preserve">olmasını sağlar.</w:t>
       </w:r>
     </w:p>
-    <w:bookmarkEnd w:id="38"/>
-    <w:bookmarkStart w:id="39" w:name="test-şablonu-sekiz-başlık"/>
+    <w:bookmarkEnd w:id="41"/>
+    <w:bookmarkStart w:id="42" w:name="test-şablonu-sekiz-başlık"/>
     <w:p>
       <w:pPr>
         <w:pStyle w:val="Heading3"/>
@@ -5464,9 +6248,9 @@
         <w:t xml:space="preserve">öğrenmektir.</w:t>
       </w:r>
     </w:p>
-    <w:bookmarkEnd w:id="39"/>
-    <w:bookmarkEnd w:id="40"/>
-    <w:bookmarkStart w:id="41" w:name="raporlama"/>
+    <w:bookmarkEnd w:id="42"/>
+    <w:bookmarkEnd w:id="43"/>
+    <w:bookmarkStart w:id="44" w:name="raporlama"/>
     <w:p>
       <w:pPr>
         <w:pStyle w:val="Heading2"/>
@@ -5509,170 +6293,6 @@
       </w:r>
       <w:r>
         <w:t xml:space="preserve">bir belgedir:</w:t>
-      </w:r>
-    </w:p>
-    <w:p>
-      <w:pPr>
-        <w:pStyle w:val="Compact"/>
-        <w:numPr>
-          <w:ilvl w:val="0"/>
-          <w:numId w:val="1006"/>
-        </w:numPr>
-      </w:pPr>
-      <w:r>
-        <w:rPr>
-          <w:b/>
-          <w:bCs/>
-        </w:rPr>
-        <w:t xml:space="preserve">Yönetici özeti:</w:t>
-      </w:r>
-      <w:r>
-        <w:t xml:space="preserve"> </w:t>
-      </w:r>
-      <w:r>
-        <w:t xml:space="preserve">teknik olmayan okur için genel durum ve en kritik üç bulgu.</w:t>
-      </w:r>
-    </w:p>
-    <w:p>
-      <w:pPr>
-        <w:pStyle w:val="Compact"/>
-        <w:numPr>
-          <w:ilvl w:val="0"/>
-          <w:numId w:val="1006"/>
-        </w:numPr>
-      </w:pPr>
-      <w:r>
-        <w:rPr>
-          <w:b/>
-          <w:bCs/>
-        </w:rPr>
-        <w:t xml:space="preserve">Yöntem ve kapsam:</w:t>
-      </w:r>
-      <w:r>
-        <w:t xml:space="preserve"> </w:t>
-      </w:r>
-      <w:r>
-        <w:t xml:space="preserve">ne test edildi, ne edilmedi, hangi metodolojiyle.</w:t>
-      </w:r>
-    </w:p>
-    <w:p>
-      <w:pPr>
-        <w:pStyle w:val="Compact"/>
-        <w:numPr>
-          <w:ilvl w:val="0"/>
-          <w:numId w:val="1006"/>
-        </w:numPr>
-      </w:pPr>
-      <w:r>
-        <w:rPr>
-          <w:b/>
-          <w:bCs/>
-        </w:rPr>
-        <w:t xml:space="preserve">Bulgular:</w:t>
-      </w:r>
-      <w:r>
-        <w:t xml:space="preserve"> </w:t>
-      </w:r>
-      <w:r>
-        <w:t xml:space="preserve">her biri kanıt, saldırı potansiyeli ve CVSS, öneri ile.</w:t>
-      </w:r>
-    </w:p>
-    <w:p>
-      <w:pPr>
-        <w:pStyle w:val="Compact"/>
-        <w:numPr>
-          <w:ilvl w:val="0"/>
-          <w:numId w:val="1006"/>
-        </w:numPr>
-      </w:pPr>
-      <w:r>
-        <w:rPr>
-          <w:b/>
-          <w:bCs/>
-        </w:rPr>
-        <w:t xml:space="preserve">Bulgu–aksiyon tablosu:</w:t>
-      </w:r>
-      <w:r>
-        <w:t xml:space="preserve"> </w:t>
-      </w:r>
-      <w:r>
-        <w:t xml:space="preserve">geliştiricinin yanıtı ve kapanış durumu.</w:t>
-      </w:r>
-    </w:p>
-    <w:p>
-      <w:pPr>
-        <w:pStyle w:val="Compact"/>
-        <w:numPr>
-          <w:ilvl w:val="0"/>
-          <w:numId w:val="1006"/>
-        </w:numPr>
-      </w:pPr>
-      <w:r>
-        <w:rPr>
-          <w:b/>
-          <w:bCs/>
-        </w:rPr>
-        <w:t xml:space="preserve">Kalan risk:</w:t>
-      </w:r>
-      <w:r>
-        <w:t xml:space="preserve"> </w:t>
-      </w:r>
-      <w:r>
-        <w:t xml:space="preserve">kapatılmayan ya da devredilen riskler, gerekçesiyle.</w:t>
-      </w:r>
-    </w:p>
-    <w:p>
-      <w:pPr>
-        <w:pStyle w:val="BlockText"/>
-      </w:pPr>
-      <w:r>
-        <w:rPr>
-          <w:b/>
-          <w:bCs/>
-        </w:rPr>
-        <w:t xml:space="preserve">Eleştirel okuma alıştırması</w:t>
-      </w:r>
-    </w:p>
-    <w:p>
-      <w:pPr>
-        <w:pStyle w:val="BlockText"/>
-      </w:pPr>
-      <w:r>
-        <w:t xml:space="preserve">Size verilen kısa bir bulgu metnini birlikte okuyun: bu bulgunun saldırı potansiyeli doğru mu derecelendirilmiş?</w:t>
-      </w:r>
-      <w:r>
-        <w:t xml:space="preserve"> </w:t>
-      </w:r>
-      <w:r>
-        <w:t xml:space="preserve">Öneri uygulanabilir mi?</w:t>
-      </w:r>
-      <w:r>
-        <w:t xml:space="preserve"> </w:t>
-      </w:r>
-      <w:r>
-        <w:t xml:space="preserve">“Karşılandı”</w:t>
-      </w:r>
-      <w:r>
-        <w:t xml:space="preserve"> </w:t>
-      </w:r>
-      <w:r>
-        <w:t xml:space="preserve">diyen bir satırın kanıtı var mı? Bu okuma, 13. haftadaki uyum matrisi</w:t>
-      </w:r>
-      <w:r>
-        <w:t xml:space="preserve"> </w:t>
-      </w:r>
-      <w:r>
-        <w:t xml:space="preserve">okumasının provasıdır.</w:t>
-      </w:r>
-    </w:p>
-    <w:bookmarkEnd w:id="41"/>
-    <w:bookmarkStart w:id="42" w:name="X01faa71bf369c6e4f364494165b0a152f22fa5f"/>
-    <w:p>
-      <w:pPr>
-        <w:pStyle w:val="Heading2"/>
-      </w:pPr>
-      <w:r>
-        <w:t xml:space="preserve">9. Dönem projesi: bu hafta (S16 — test planı ve sonuçları)</w:t>
       </w:r>
     </w:p>
     <w:p>
@@ -5688,13 +6308,13 @@
           <w:b/>
           <w:bCs/>
         </w:rPr>
-        <w:t xml:space="preserve">Test planı:</w:t>
-      </w:r>
-      <w:r>
-        <w:t xml:space="preserve"> </w:t>
-      </w:r>
-      <w:r>
-        <w:t xml:space="preserve">En kritik iki–üç varlık/gereksinim için sekiz başlıklı test kartları yazın (S17 ile bağlı).</w:t>
+        <w:t xml:space="preserve">Yönetici özeti:</w:t>
+      </w:r>
+      <w:r>
+        <w:t xml:space="preserve"> </w:t>
+      </w:r>
+      <w:r>
+        <w:t xml:space="preserve">teknik olmayan okur için genel durum ve en kritik üç bulgu.</w:t>
       </w:r>
     </w:p>
     <w:p>
@@ -5710,13 +6330,13 @@
           <w:b/>
           <w:bCs/>
         </w:rPr>
-        <w:t xml:space="preserve">Yöntem:</w:t>
-      </w:r>
-      <w:r>
-        <w:t xml:space="preserve"> </w:t>
-      </w:r>
-      <w:r>
-        <w:t xml:space="preserve">Hangi metodolojiyi (MASTG/WSTG/PTES/NIST SP 800-115) temel aldığınızı belirtin.</w:t>
+        <w:t xml:space="preserve">Yöntem ve kapsam:</w:t>
+      </w:r>
+      <w:r>
+        <w:t xml:space="preserve"> </w:t>
+      </w:r>
+      <w:r>
+        <w:t xml:space="preserve">ne test edildi, ne edilmedi, hangi metodolojiyle.</w:t>
       </w:r>
     </w:p>
     <w:p>
@@ -5732,45 +6352,13 @@
           <w:b/>
           <w:bCs/>
         </w:rPr>
-        <w:t xml:space="preserve">Sonuçlar:</w:t>
-      </w:r>
-      <w:r>
-        <w:t xml:space="preserve"> </w:t>
-      </w:r>
-      <w:r>
-        <w:t xml:space="preserve">Testleri çalıştırıp</w:t>
-      </w:r>
-      <w:r>
-        <w:t xml:space="preserve"> </w:t>
-      </w:r>
-      <w:r>
-        <w:rPr>
-          <w:b/>
-          <w:bCs/>
-        </w:rPr>
-        <w:t xml:space="preserve">gözlenen sonuçları</w:t>
-      </w:r>
-      <w:r>
-        <w:t xml:space="preserve"> </w:t>
-      </w:r>
-      <w:r>
-        <w:t xml:space="preserve">yazın — finalde plan değil,</w:t>
-      </w:r>
-      <w:r>
-        <w:t xml:space="preserve"> </w:t>
-      </w:r>
-      <w:r>
-        <w:rPr>
-          <w:b/>
-          <w:bCs/>
-        </w:rPr>
-        <w:t xml:space="preserve">sonuç</w:t>
-      </w:r>
-      <w:r>
-        <w:t xml:space="preserve"> </w:t>
-      </w:r>
-      <w:r>
-        <w:t xml:space="preserve">beklenir.</w:t>
+        <w:t xml:space="preserve">Bulgular:</w:t>
+      </w:r>
+      <w:r>
+        <w:t xml:space="preserve"> </w:t>
+      </w:r>
+      <w:r>
+        <w:t xml:space="preserve">her biri kanıt, saldırı potansiyeli ve CVSS, öneri ile.</w:t>
       </w:r>
     </w:p>
     <w:p>
@@ -5786,13 +6374,13 @@
           <w:b/>
           <w:bCs/>
         </w:rPr>
-        <w:t xml:space="preserve">Bulgu–aksiyon:</w:t>
-      </w:r>
-      <w:r>
-        <w:t xml:space="preserve"> </w:t>
-      </w:r>
-      <w:r>
-        <w:t xml:space="preserve">Vize geri bildirimlerini bir bulgu–aksiyon tablosuna dökün.</w:t>
+        <w:t xml:space="preserve">Bulgu–aksiyon tablosu:</w:t>
+      </w:r>
+      <w:r>
+        <w:t xml:space="preserve"> </w:t>
+      </w:r>
+      <w:r>
+        <w:t xml:space="preserve">geliştiricinin yanıtı ve kapanış durumu.</w:t>
       </w:r>
     </w:p>
     <w:p>
@@ -5814,7 +6402,7 @@
         <w:t xml:space="preserve"> </w:t>
       </w:r>
       <w:r>
-        <w:t xml:space="preserve">Kapatmadığınız riskleri ve gerekçesini yazın.</w:t>
+        <w:t xml:space="preserve">kapatılmayan ya da devredilen riskler, gerekçesiyle.</w:t>
       </w:r>
     </w:p>
     <w:p>
@@ -5826,7 +6414,7 @@
           <w:b/>
           <w:bCs/>
         </w:rPr>
-        <w:t xml:space="preserve">Etik ve hukuki çerçeve (tekrar)</w:t>
+        <w:t xml:space="preserve">Eleştirel okuma alıştırması</w:t>
       </w:r>
     </w:p>
     <w:p>
@@ -5834,147 +6422,41 @@
         <w:pStyle w:val="BlockText"/>
       </w:pPr>
       <w:r>
-        <w:t xml:space="preserve">Sızma testi yalnız</w:t>
-      </w:r>
-      <w:r>
-        <w:t xml:space="preserve"> </w:t>
-      </w:r>
-      <w:r>
-        <w:rPr>
-          <w:b/>
-          <w:bCs/>
-        </w:rPr>
-        <w:t xml:space="preserve">kendi</w:t>
-      </w:r>
-      <w:r>
-        <w:t xml:space="preserve"> </w:t>
-      </w:r>
-      <w:r>
-        <w:t xml:space="preserve">projeniz ve yetkili olduğunuz sistemler üzerinde yapılır. Başkasının sistemine izinsiz</w:t>
-      </w:r>
-      <w:r>
-        <w:t xml:space="preserve"> </w:t>
-      </w:r>
-      <w:r>
-        <w:t xml:space="preserve">test, amacı ne olursa olsun suçtur. Bütün veriler sentetik olmalı; depoda gerçek sır ya da kişisel veri</w:t>
-      </w:r>
-      <w:r>
-        <w:t xml:space="preserve"> </w:t>
-      </w:r>
-      <w:r>
-        <w:t xml:space="preserve">bulunmamalıdır.</w:t>
-      </w:r>
-    </w:p>
-    <w:bookmarkEnd w:id="42"/>
-    <w:bookmarkStart w:id="43" w:name="kendini-sınama"/>
+        <w:t xml:space="preserve">Size verilen kısa bir bulgu metnini birlikte okuyun: bu bulgunun saldırı potansiyeli doğru mu derecelendirilmiş?</w:t>
+      </w:r>
+      <w:r>
+        <w:t xml:space="preserve"> </w:t>
+      </w:r>
+      <w:r>
+        <w:t xml:space="preserve">Öneri uygulanabilir mi?</w:t>
+      </w:r>
+      <w:r>
+        <w:t xml:space="preserve"> </w:t>
+      </w:r>
+      <w:r>
+        <w:t xml:space="preserve">“Karşılandı”</w:t>
+      </w:r>
+      <w:r>
+        <w:t xml:space="preserve"> </w:t>
+      </w:r>
+      <w:r>
+        <w:t xml:space="preserve">diyen bir satırın kanıtı var mı? Bu okuma, 13. haftadaki uyum matrisi</w:t>
+      </w:r>
+      <w:r>
+        <w:t xml:space="preserve"> </w:t>
+      </w:r>
+      <w:r>
+        <w:t xml:space="preserve">okumasının provasıdır.</w:t>
+      </w:r>
+    </w:p>
+    <w:bookmarkEnd w:id="44"/>
+    <w:bookmarkStart w:id="45" w:name="X01faa71bf369c6e4f364494165b0a152f22fa5f"/>
     <w:p>
       <w:pPr>
         <w:pStyle w:val="Heading2"/>
       </w:pPr>
       <w:r>
-        <w:t xml:space="preserve">10. Kendini sınama</w:t>
-      </w:r>
-    </w:p>
-    <w:p>
-      <w:pPr>
-        <w:pStyle w:val="BlockText"/>
-      </w:pPr>
-      <w:r>
-        <w:rPr>
-          <w:b/>
-          <w:bCs/>
-        </w:rPr>
-        <w:t xml:space="preserve">1. Bir ürünün bağımsız değerlendirmesindeki 13 adımı ana hatlarıyla sıralayın. Hazırlık, değerlendirme ve süreklilik aşamaları neleri kapsar?</w:t>
-      </w:r>
-    </w:p>
-    <w:p>
-      <w:pPr>
-        <w:pStyle w:val="BlockText"/>
-      </w:pPr>
-      <w:r>
-        <w:rPr>
-          <w:b/>
-          <w:bCs/>
-        </w:rPr>
-        <w:t xml:space="preserve">Hazırlık (1–4):</w:t>
-      </w:r>
-      <w:r>
-        <w:t xml:space="preserve"> </w:t>
-      </w:r>
-      <w:r>
-        <w:t xml:space="preserve">değerlendirme hedefini (TOE) tanımlama, kapsam, güvenlik hedefi/gereksinimler, plan.</w:t>
-      </w:r>
-      <w:r>
-        <w:t xml:space="preserve"> </w:t>
-      </w:r>
-      <w:r>
-        <w:rPr>
-          <w:b/>
-          <w:bCs/>
-        </w:rPr>
-        <w:t xml:space="preserve">Değerlendirme:</w:t>
-      </w:r>
-      <w:r>
-        <w:t xml:space="preserve"> </w:t>
-      </w:r>
-      <w:r>
-        <w:t xml:space="preserve">yöntemleri uygulama (kod inceleme → SAST → DAST → fuzzing → sızma testi), bulguları saldırı potansiyeliyle derecelendirme, raporlama.</w:t>
-      </w:r>
-      <w:r>
-        <w:t xml:space="preserve"> </w:t>
-      </w:r>
-      <w:r>
-        <w:rPr>
-          <w:b/>
-          <w:bCs/>
-        </w:rPr>
-        <w:t xml:space="preserve">Süreklilik:</w:t>
-      </w:r>
-      <w:r>
-        <w:t xml:space="preserve"> </w:t>
-      </w:r>
-      <w:r>
-        <w:t xml:space="preserve">karar/sertifika, sonra her değişiklikte etki analizi + delta değerlendirme ve sürüm bakımı.</w:t>
-      </w:r>
-    </w:p>
-    <w:p>
-      <w:pPr>
-        <w:pStyle w:val="BlockText"/>
-      </w:pPr>
-      <w:r>
-        <w:rPr>
-          <w:b/>
-          <w:bCs/>
-        </w:rPr>
-        <w:t xml:space="preserve">2. Değerlendirici hangi iki varsayımla çalışır? Bu neden</w:t>
-      </w:r>
-      <w:r>
-        <w:rPr>
-          <w:b/>
-          <w:bCs/>
-        </w:rPr>
-        <w:t xml:space="preserve"> </w:t>
-      </w:r>
-      <w:r>
-        <w:rPr>
-          <w:b/>
-          <w:bCs/>
-        </w:rPr>
-        <w:t xml:space="preserve">‘korumanın var olması yetmez’</w:t>
-      </w:r>
-      <w:r>
-        <w:rPr>
-          <w:b/>
-          <w:bCs/>
-        </w:rPr>
-        <w:t xml:space="preserve"> </w:t>
-      </w:r>
-      <w:r>
-        <w:rPr>
-          <w:b/>
-          <w:bCs/>
-        </w:rPr>
-        <w:t xml:space="preserve">sonucunu doğurur?</w:t>
+        <w:t xml:space="preserve">9. Dönem projesi: bu hafta (S16 — test planı ve sonuçları)</w:t>
       </w:r>
     </w:p>
     <w:p>
@@ -5986,68 +6468,137 @@
         </w:numPr>
       </w:pPr>
       <w:r>
-        <w:t xml:space="preserve">Saldırgan sistemi</w:t>
-      </w:r>
-      <w:r>
-        <w:t xml:space="preserve"> </w:t>
-      </w:r>
-      <w:r>
-        <w:rPr>
-          <w:b/>
-          <w:bCs/>
-        </w:rPr>
-        <w:t xml:space="preserve">tam bilir</w:t>
-      </w:r>
-      <w:r>
-        <w:t xml:space="preserve"> </w:t>
-      </w:r>
-      <w:r>
-        <w:t xml:space="preserve">(Kerckhoffs), (2) saldırgan</w:t>
-      </w:r>
-      <w:r>
-        <w:t xml:space="preserve"> </w:t>
-      </w:r>
-      <w:r>
-        <w:rPr>
-          <w:b/>
-          <w:bCs/>
-        </w:rPr>
-        <w:t xml:space="preserve">yetenekli ve kaynaklıdır</w:t>
-      </w:r>
-      <w:r>
-        <w:t xml:space="preserve">. Bu yüzden bir korumanın sadece bulunması değil; belirli bir</w:t>
-      </w:r>
-      <w:r>
-        <w:t xml:space="preserve"> </w:t>
-      </w:r>
-      <w:r>
-        <w:rPr>
-          <w:b/>
-          <w:bCs/>
-        </w:rPr>
-        <w:t xml:space="preserve">saldırı potansiyeline</w:t>
-      </w:r>
-      <w:r>
-        <w:t xml:space="preserve"> </w:t>
-      </w:r>
-      <w:r>
-        <w:t xml:space="preserve">dayanması ve bunun</w:t>
-      </w:r>
-      <w:r>
-        <w:t xml:space="preserve"> </w:t>
-      </w:r>
-      <w:r>
-        <w:rPr>
-          <w:b/>
-          <w:bCs/>
-        </w:rPr>
-        <w:t xml:space="preserve">kanıtla</w:t>
-      </w:r>
-      <w:r>
-        <w:t xml:space="preserve"> </w:t>
-      </w:r>
-      <w:r>
-        <w:t xml:space="preserve">gösterilmesi gerekir.</w:t>
+        <w:rPr>
+          <w:b/>
+          <w:bCs/>
+        </w:rPr>
+        <w:t xml:space="preserve">Test planı:</w:t>
+      </w:r>
+      <w:r>
+        <w:t xml:space="preserve"> </w:t>
+      </w:r>
+      <w:r>
+        <w:t xml:space="preserve">En kritik iki–üç varlık/gereksinim için sekiz başlıklı test kartları yazın (S17 ile bağlı).</w:t>
+      </w:r>
+    </w:p>
+    <w:p>
+      <w:pPr>
+        <w:pStyle w:val="Compact"/>
+        <w:numPr>
+          <w:ilvl w:val="0"/>
+          <w:numId w:val="1008"/>
+        </w:numPr>
+      </w:pPr>
+      <w:r>
+        <w:rPr>
+          <w:b/>
+          <w:bCs/>
+        </w:rPr>
+        <w:t xml:space="preserve">Yöntem:</w:t>
+      </w:r>
+      <w:r>
+        <w:t xml:space="preserve"> </w:t>
+      </w:r>
+      <w:r>
+        <w:t xml:space="preserve">Hangi metodolojiyi (MASTG/WSTG/PTES/NIST SP 800-115) temel aldığınızı belirtin.</w:t>
+      </w:r>
+    </w:p>
+    <w:p>
+      <w:pPr>
+        <w:pStyle w:val="Compact"/>
+        <w:numPr>
+          <w:ilvl w:val="0"/>
+          <w:numId w:val="1008"/>
+        </w:numPr>
+      </w:pPr>
+      <w:r>
+        <w:rPr>
+          <w:b/>
+          <w:bCs/>
+        </w:rPr>
+        <w:t xml:space="preserve">Sonuçlar:</w:t>
+      </w:r>
+      <w:r>
+        <w:t xml:space="preserve"> </w:t>
+      </w:r>
+      <w:r>
+        <w:t xml:space="preserve">Testleri çalıştırıp</w:t>
+      </w:r>
+      <w:r>
+        <w:t xml:space="preserve"> </w:t>
+      </w:r>
+      <w:r>
+        <w:rPr>
+          <w:b/>
+          <w:bCs/>
+        </w:rPr>
+        <w:t xml:space="preserve">gözlenen sonuçları</w:t>
+      </w:r>
+      <w:r>
+        <w:t xml:space="preserve"> </w:t>
+      </w:r>
+      <w:r>
+        <w:t xml:space="preserve">yazın — finalde plan değil,</w:t>
+      </w:r>
+      <w:r>
+        <w:t xml:space="preserve"> </w:t>
+      </w:r>
+      <w:r>
+        <w:rPr>
+          <w:b/>
+          <w:bCs/>
+        </w:rPr>
+        <w:t xml:space="preserve">sonuç</w:t>
+      </w:r>
+      <w:r>
+        <w:t xml:space="preserve"> </w:t>
+      </w:r>
+      <w:r>
+        <w:t xml:space="preserve">beklenir.</w:t>
+      </w:r>
+    </w:p>
+    <w:p>
+      <w:pPr>
+        <w:pStyle w:val="Compact"/>
+        <w:numPr>
+          <w:ilvl w:val="0"/>
+          <w:numId w:val="1008"/>
+        </w:numPr>
+      </w:pPr>
+      <w:r>
+        <w:rPr>
+          <w:b/>
+          <w:bCs/>
+        </w:rPr>
+        <w:t xml:space="preserve">Bulgu–aksiyon:</w:t>
+      </w:r>
+      <w:r>
+        <w:t xml:space="preserve"> </w:t>
+      </w:r>
+      <w:r>
+        <w:t xml:space="preserve">Vize geri bildirimlerini bir bulgu–aksiyon tablosuna dökün.</w:t>
+      </w:r>
+    </w:p>
+    <w:p>
+      <w:pPr>
+        <w:pStyle w:val="Compact"/>
+        <w:numPr>
+          <w:ilvl w:val="0"/>
+          <w:numId w:val="1008"/>
+        </w:numPr>
+      </w:pPr>
+      <w:r>
+        <w:rPr>
+          <w:b/>
+          <w:bCs/>
+        </w:rPr>
+        <w:t xml:space="preserve">Kalan risk:</w:t>
+      </w:r>
+      <w:r>
+        <w:t xml:space="preserve"> </w:t>
+      </w:r>
+      <w:r>
+        <w:t xml:space="preserve">Kapatmadığınız riskleri ve gerekçesini yazın.</w:t>
       </w:r>
     </w:p>
     <w:p>
@@ -6059,7 +6610,7 @@
           <w:b/>
           <w:bCs/>
         </w:rPr>
-        <w:t xml:space="preserve">3. Zafiyet değerlendirmesinin yöntemlerini (kod incelemesi, SAST, DAST, fuzzing, sızma testi) neden bu sırada uygularız?</w:t>
+        <w:t xml:space="preserve">Etik ve hukuki çerçeve (tekrar)</w:t>
       </w:r>
     </w:p>
     <w:p>
@@ -6067,7 +6618,45 @@
         <w:pStyle w:val="BlockText"/>
       </w:pPr>
       <w:r>
-        <w:t xml:space="preserve">Ucuz/otomatik/geniş kapsamlı yöntemlerden pahalı/el emeği/derin yöntemlere doğru. Erken ucuz taramalar kolay bulguları eler; pahalı el emeği (fuzzing, sızma testi) yalnız kalan derin sorunlara harcanır → bütçe ve zaman verimli kullanılır.</w:t>
+        <w:t xml:space="preserve">Sızma testi yalnız</w:t>
+      </w:r>
+      <w:r>
+        <w:t xml:space="preserve"> </w:t>
+      </w:r>
+      <w:r>
+        <w:rPr>
+          <w:b/>
+          <w:bCs/>
+        </w:rPr>
+        <w:t xml:space="preserve">kendi</w:t>
+      </w:r>
+      <w:r>
+        <w:t xml:space="preserve"> </w:t>
+      </w:r>
+      <w:r>
+        <w:t xml:space="preserve">projeniz ve yetkili olduğunuz sistemler üzerinde yapılır. Başkasının sistemine izinsiz</w:t>
+      </w:r>
+      <w:r>
+        <w:t xml:space="preserve"> </w:t>
+      </w:r>
+      <w:r>
+        <w:t xml:space="preserve">test, amacı ne olursa olsun suçtur. Bütün veriler sentetik olmalı; depoda gerçek sır ya da kişisel veri</w:t>
+      </w:r>
+      <w:r>
+        <w:t xml:space="preserve"> </w:t>
+      </w:r>
+      <w:r>
+        <w:t xml:space="preserve">bulunmamalıdır.</w:t>
+      </w:r>
+    </w:p>
+    <w:bookmarkEnd w:id="45"/>
+    <w:bookmarkStart w:id="46" w:name="kendini-sınama"/>
+    <w:p>
+      <w:pPr>
+        <w:pStyle w:val="Heading2"/>
+      </w:pPr>
+      <w:r>
+        <w:t xml:space="preserve">10. Kendini sınama</w:t>
       </w:r>
     </w:p>
     <w:p>
@@ -6079,7 +6668,7 @@
           <w:b/>
           <w:bCs/>
         </w:rPr>
-        <w:t xml:space="preserve">4. ISO/IEC 27001 ile Ortak Kriterler’in test beklentisi nasıl ayrılır? Biri neyi, öteki neyi sertifikalar?</w:t>
+        <w:t xml:space="preserve">1. Bir ürünün bağımsız değerlendirmesindeki 13 adımı ana hatlarıyla sıralayın. Hazırlık, değerlendirme ve süreklilik aşamaları neleri kapsar?</w:t>
       </w:r>
     </w:p>
     <w:p>
@@ -6087,39 +6676,49 @@
         <w:pStyle w:val="BlockText"/>
       </w:pPr>
       <w:r>
-        <w:t xml:space="preserve">ISO/IEC 27001</w:t>
-      </w:r>
-      <w:r>
-        <w:t xml:space="preserve"> </w:t>
-      </w:r>
-      <w:r>
-        <w:rPr>
-          <w:b/>
-          <w:bCs/>
-        </w:rPr>
-        <w:t xml:space="preserve">kurumun bilgi güvenliği yönetim sistemini</w:t>
-      </w:r>
-      <w:r>
-        <w:t xml:space="preserve"> </w:t>
-      </w:r>
-      <w:r>
-        <w:t xml:space="preserve">(süreç/organizasyon) denetler ve sertifikalar. Ortak Kriterler (ISO/IEC 15408)</w:t>
-      </w:r>
-      <w:r>
-        <w:t xml:space="preserve"> </w:t>
-      </w:r>
-      <w:r>
-        <w:rPr>
-          <w:b/>
-          <w:bCs/>
-        </w:rPr>
-        <w:t xml:space="preserve">belirli bir ürünü (TOE)</w:t>
-      </w:r>
-      <w:r>
-        <w:t xml:space="preserve"> </w:t>
-      </w:r>
-      <w:r>
-        <w:t xml:space="preserve">tanımlı bir güvence düzeyinde teknik olarak değerlendirir ve sertifikalar.</w:t>
+        <w:rPr>
+          <w:b/>
+          <w:bCs/>
+        </w:rPr>
+        <w:t xml:space="preserve">Hazırlık (1–4):</w:t>
+      </w:r>
+      <w:r>
+        <w:t xml:space="preserve"> </w:t>
+      </w:r>
+      <w:r>
+        <w:t xml:space="preserve">değerlendirme hedefini (TOE) tanımlama, kapsam, güvenlik hedefi/gereksinimler, plan.</w:t>
+      </w:r>
+      <w:r>
+        <w:t xml:space="preserve"> </w:t>
+      </w:r>
+      <w:r>
+        <w:rPr>
+          <w:b/>
+          <w:bCs/>
+        </w:rPr>
+        <w:t xml:space="preserve">Değerlendirme:</w:t>
+      </w:r>
+      <w:r>
+        <w:t xml:space="preserve"> </w:t>
+      </w:r>
+      <w:r>
+        <w:t xml:space="preserve">yöntemleri uygulama (kod inceleme → SAST → DAST → fuzzing → sızma testi), bulguları saldırı potansiyeliyle derecelendirme, raporlama.</w:t>
+      </w:r>
+      <w:r>
+        <w:t xml:space="preserve"> </w:t>
+      </w:r>
+      <w:r>
+        <w:rPr>
+          <w:b/>
+          <w:bCs/>
+        </w:rPr>
+        <w:t xml:space="preserve">Süreklilik:</w:t>
+      </w:r>
+      <w:r>
+        <w:t xml:space="preserve"> </w:t>
+      </w:r>
+      <w:r>
+        <w:t xml:space="preserve">karar/sertifika, sonra her değişiklikte etki analizi + delta değerlendirme ve sürüm bakımı.</w:t>
       </w:r>
     </w:p>
     <w:p>
@@ -6131,606 +6730,35 @@
           <w:b/>
           <w:bCs/>
         </w:rPr>
-        <w:t xml:space="preserve">5. Saldırı potansiyelinin beş faktörünü sayın. Düşük saldırı potansiyeli neden ciddi bir bulgudur?</w:t>
-      </w:r>
-    </w:p>
-    <w:p>
-      <w:pPr>
-        <w:pStyle w:val="BlockText"/>
-      </w:pPr>
-      <w:r>
-        <w:rPr>
-          <w:b/>
-          <w:bCs/>
-        </w:rPr>
-        <w:t xml:space="preserve">Geçen zaman, uzmanlık, ürün hakkında bilgi, fırsat (erişim/pencere), ekipman.</w:t>
-      </w:r>
-      <w:r>
-        <w:t xml:space="preserve"> </w:t>
-      </w:r>
-      <w:r>
-        <w:t xml:space="preserve">Düşük saldırı potansiyeli, az zaman/beceri/araçla sömürülebilir demektir → çok sayıda saldırgan başarabilir → geniş ve olası tehdit, yani yüksek risk.</w:t>
-      </w:r>
-    </w:p>
-    <w:p>
-      <w:pPr>
-        <w:pStyle w:val="BlockText"/>
-      </w:pPr>
-      <w:r>
-        <w:rPr>
-          <w:b/>
-          <w:bCs/>
-        </w:rPr>
-        <w:t xml:space="preserve">6. Saldırı potansiyeli ile CVSS neyi ölçer? İkisi neden birlikte verilir?</w:t>
-      </w:r>
-    </w:p>
-    <w:p>
-      <w:pPr>
-        <w:pStyle w:val="BlockText"/>
-      </w:pPr>
-      <w:r>
-        <w:rPr>
-          <w:b/>
-          <w:bCs/>
-        </w:rPr>
-        <w:t xml:space="preserve">Saldırı potansiyeli</w:t>
-      </w:r>
-      <w:r>
-        <w:t xml:space="preserve"> </w:t>
-      </w:r>
-      <w:r>
-        <w:t xml:space="preserve">saldırıyı gerçekleştirmenin</w:t>
-      </w:r>
-      <w:r>
-        <w:t xml:space="preserve"> </w:t>
-      </w:r>
-      <w:r>
-        <w:rPr>
-          <w:b/>
-          <w:bCs/>
-        </w:rPr>
-        <w:t xml:space="preserve">zorluğunu/maliyetini</w:t>
-      </w:r>
-      <w:r>
-        <w:t xml:space="preserve">;</w:t>
-      </w:r>
-      <w:r>
-        <w:t xml:space="preserve"> </w:t>
-      </w:r>
-      <w:r>
-        <w:rPr>
-          <w:b/>
-          <w:bCs/>
-        </w:rPr>
-        <w:t xml:space="preserve">CVSS</w:t>
-      </w:r>
-      <w:r>
-        <w:t xml:space="preserve"> </w:t>
-      </w:r>
-      <w:r>
-        <w:t xml:space="preserve">açığın</w:t>
-      </w:r>
-      <w:r>
-        <w:t xml:space="preserve"> </w:t>
-      </w:r>
-      <w:r>
-        <w:rPr>
-          <w:b/>
-          <w:bCs/>
-        </w:rPr>
-        <w:t xml:space="preserve">ciddiyet/etkisini</w:t>
-      </w:r>
-      <w:r>
-        <w:t xml:space="preserve"> </w:t>
-      </w:r>
-      <w:r>
-        <w:t xml:space="preserve">ölçer. Birlikte verilince hem</w:t>
-      </w:r>
-      <w:r>
-        <w:t xml:space="preserve"> </w:t>
-      </w:r>
-      <w:r>
-        <w:t xml:space="preserve">‘ne kadar kolay’</w:t>
-      </w:r>
-      <w:r>
-        <w:t xml:space="preserve"> </w:t>
-      </w:r>
-      <w:r>
-        <w:t xml:space="preserve">hem</w:t>
-      </w:r>
-      <w:r>
-        <w:t xml:space="preserve"> </w:t>
-      </w:r>
-      <w:r>
-        <w:t xml:space="preserve">‘ne kadar kötü’</w:t>
-      </w:r>
-      <w:r>
-        <w:t xml:space="preserve"> </w:t>
-      </w:r>
-      <w:r>
-        <w:t xml:space="preserve">görülür ve önceliklendirme sağlıklı yapılır.</w:t>
-      </w:r>
-    </w:p>
-    <w:p>
-      <w:pPr>
-        <w:pStyle w:val="BlockText"/>
-      </w:pPr>
-      <w:r>
-        <w:rPr>
-          <w:b/>
-          <w:bCs/>
-        </w:rPr>
-        <w:t xml:space="preserve">7. Bulgu–öneri–aksiyon döngüsünü açıklayın. Bir bulgu</w:t>
-      </w:r>
-      <w:r>
-        <w:rPr>
-          <w:b/>
-          <w:bCs/>
-        </w:rPr>
-        <w:t xml:space="preserve"> </w:t>
-      </w:r>
-      <w:r>
-        <w:rPr>
-          <w:b/>
-          <w:bCs/>
-        </w:rPr>
-        <w:t xml:space="preserve">‘güvenlik açığı değil’</w:t>
-      </w:r>
-      <w:r>
-        <w:rPr>
-          <w:b/>
-          <w:bCs/>
-        </w:rPr>
-        <w:t xml:space="preserve"> </w:t>
-      </w:r>
-      <w:r>
-        <w:rPr>
-          <w:b/>
-          <w:bCs/>
-        </w:rPr>
-        <w:t xml:space="preserve">diye nasıl kapanır?</w:t>
-      </w:r>
-    </w:p>
-    <w:p>
-      <w:pPr>
-        <w:pStyle w:val="BlockText"/>
-      </w:pPr>
-      <w:r>
-        <w:t xml:space="preserve">Her bulguya bir</w:t>
-      </w:r>
-      <w:r>
-        <w:t xml:space="preserve"> </w:t>
-      </w:r>
-      <w:r>
-        <w:rPr>
-          <w:b/>
-          <w:bCs/>
-        </w:rPr>
-        <w:t xml:space="preserve">düzeltme önerisi</w:t>
-      </w:r>
-      <w:r>
-        <w:t xml:space="preserve"> </w:t>
-      </w:r>
-      <w:r>
-        <w:t xml:space="preserve">ve sorumlu/</w:t>
-      </w:r>
-      <w:r>
-        <w:rPr>
-          <w:b/>
-          <w:bCs/>
-        </w:rPr>
-        <w:t xml:space="preserve">aksiyon</w:t>
-      </w:r>
-      <w:r>
-        <w:t xml:space="preserve"> </w:t>
-      </w:r>
-      <w:r>
-        <w:t xml:space="preserve">atanır, sonra düzeltme</w:t>
-      </w:r>
-      <w:r>
-        <w:t xml:space="preserve"> </w:t>
-      </w:r>
-      <w:r>
-        <w:rPr>
-          <w:b/>
-          <w:bCs/>
-        </w:rPr>
-        <w:t xml:space="preserve">doğrulanır</w:t>
-      </w:r>
-      <w:r>
-        <w:t xml:space="preserve">. Bir bulgu, bağlam veya telafi kontrolleri nedeniyle gerçekten</w:t>
-      </w:r>
-      <w:r>
-        <w:t xml:space="preserve"> </w:t>
-      </w:r>
-      <w:r>
-        <w:rPr>
-          <w:b/>
-          <w:bCs/>
-        </w:rPr>
-        <w:t xml:space="preserve">sömürülemez</w:t>
-      </w:r>
-      <w:r>
-        <w:t xml:space="preserve"> </w:t>
-      </w:r>
-      <w:r>
-        <w:t xml:space="preserve">olduğu kanıtlanırsa</w:t>
-      </w:r>
-      <w:r>
-        <w:t xml:space="preserve"> </w:t>
-      </w:r>
-      <w:r>
-        <w:t xml:space="preserve">‘etkilenmez / risk kabul’</w:t>
-      </w:r>
-      <w:r>
-        <w:t xml:space="preserve"> </w:t>
-      </w:r>
-      <w:r>
-        <w:t xml:space="preserve">gerekçesiyle (VEX benzeri) kapatılır.</w:t>
-      </w:r>
-    </w:p>
-    <w:p>
-      <w:pPr>
-        <w:pStyle w:val="BlockText"/>
-      </w:pPr>
-      <w:r>
-        <w:rPr>
-          <w:b/>
-          <w:bCs/>
-        </w:rPr>
-        <w:t xml:space="preserve">8. Güvenlik etki analizi ile delta değerlendirme arasındaki fark nedir? Hangisi geliştiricinin, hangisi laboratuvarın çıktısıdır?</w:t>
-      </w:r>
-    </w:p>
-    <w:p>
-      <w:pPr>
-        <w:pStyle w:val="BlockText"/>
-      </w:pPr>
-      <w:r>
-        <w:rPr>
-          <w:b/>
-          <w:bCs/>
-        </w:rPr>
-        <w:t xml:space="preserve">Etki analizi geliştiricinin</w:t>
-      </w:r>
-      <w:r>
-        <w:t xml:space="preserve"> </w:t>
-      </w:r>
-      <w:r>
-        <w:t xml:space="preserve">çıktısıdır: yapılan değişiklik güvenliği/TOE’yi etkiliyor mu?</w:t>
-      </w:r>
-      <w:r>
-        <w:t xml:space="preserve"> </w:t>
-      </w:r>
-      <w:r>
-        <w:rPr>
-          <w:b/>
-          <w:bCs/>
-        </w:rPr>
-        <w:t xml:space="preserve">Delta değerlendirme laboratuvarın</w:t>
-      </w:r>
-      <w:r>
-        <w:t xml:space="preserve"> </w:t>
-      </w:r>
-      <w:r>
-        <w:t xml:space="preserve">işidir: etkilenen kısmı bağımsız olarak yeniden değerlendirir (tüm ürünü baştan değil).</w:t>
-      </w:r>
-    </w:p>
-    <w:p>
-      <w:pPr>
-        <w:pStyle w:val="BlockText"/>
-      </w:pPr>
-      <w:r>
-        <w:rPr>
-          <w:b/>
-          <w:bCs/>
-        </w:rPr>
-        <w:t xml:space="preserve">9. Bir sızma testi planının dört başlığını (kapsam, angajman kuralları, yöntem, test şablonu) ve her birinin amacını yazın.</w:t>
-      </w:r>
-    </w:p>
-    <w:p>
-      <w:pPr>
-        <w:pStyle w:val="BlockText"/>
-      </w:pPr>
-      <w:r>
-        <w:rPr>
-          <w:b/>
-          <w:bCs/>
-        </w:rPr>
-        <w:t xml:space="preserve">Kapsam:</w:t>
-      </w:r>
-      <w:r>
-        <w:t xml:space="preserve"> </w:t>
-      </w:r>
-      <w:r>
-        <w:t xml:space="preserve">neyin test edilip edilmeyeceği.</w:t>
-      </w:r>
-      <w:r>
-        <w:t xml:space="preserve"> </w:t>
-      </w:r>
-      <w:r>
-        <w:rPr>
-          <w:b/>
-          <w:bCs/>
-        </w:rPr>
-        <w:t xml:space="preserve">Angajman kuralları:</w:t>
-      </w:r>
-      <w:r>
-        <w:t xml:space="preserve"> </w:t>
-      </w:r>
-      <w:r>
-        <w:t xml:space="preserve">izinler, sınırlar, zaman, durdurma koşulu.</w:t>
-      </w:r>
-      <w:r>
-        <w:t xml:space="preserve"> </w:t>
-      </w:r>
-      <w:r>
-        <w:rPr>
-          <w:b/>
-          <w:bCs/>
-        </w:rPr>
-        <w:t xml:space="preserve">Yöntem:</w:t>
-      </w:r>
-      <w:r>
-        <w:t xml:space="preserve"> </w:t>
-      </w:r>
-      <w:r>
-        <w:t xml:space="preserve">metodoloji ve araçlar (WSTG/PTES vb.).</w:t>
-      </w:r>
-      <w:r>
-        <w:t xml:space="preserve"> </w:t>
-      </w:r>
-      <w:r>
-        <w:rPr>
-          <w:b/>
-          <w:bCs/>
-        </w:rPr>
-        <w:t xml:space="preserve">Test şablonu:</w:t>
-      </w:r>
-      <w:r>
-        <w:t xml:space="preserve"> </w:t>
-      </w:r>
-      <w:r>
-        <w:t xml:space="preserve">tekrarlanabilir test kartları. Amaç: güvenli, etik, tekrarlanabilir ve kapsamı net bir test.</w:t>
-      </w:r>
-    </w:p>
-    <w:p>
-      <w:pPr>
-        <w:pStyle w:val="BlockText"/>
-      </w:pPr>
-      <w:r>
-        <w:rPr>
-          <w:b/>
-          <w:bCs/>
-        </w:rPr>
-        <w:t xml:space="preserve">10. Angajman kurallarında</w:t>
-      </w:r>
-      <w:r>
-        <w:rPr>
-          <w:b/>
-          <w:bCs/>
-        </w:rPr>
-        <w:t xml:space="preserve"> </w:t>
-      </w:r>
-      <w:r>
-        <w:rPr>
-          <w:b/>
-          <w:bCs/>
-        </w:rPr>
-        <w:t xml:space="preserve">‘durdurma koşulu’</w:t>
-      </w:r>
-      <w:r>
-        <w:rPr>
-          <w:b/>
-          <w:bCs/>
-        </w:rPr>
-        <w:t xml:space="preserve"> </w:t>
-      </w:r>
-      <w:r>
-        <w:rPr>
-          <w:b/>
-          <w:bCs/>
-        </w:rPr>
-        <w:t xml:space="preserve">neden bulunur?</w:t>
-      </w:r>
-    </w:p>
-    <w:p>
-      <w:pPr>
-        <w:pStyle w:val="BlockText"/>
-      </w:pPr>
-      <w:r>
-        <w:t xml:space="preserve">Gerçek zarar, veri kaybı veya hizmet kesintisi riskini sınırlamak için. Belirlenen bir eşikte (örn. üretim etkisi ya da kritik bir açık) test</w:t>
-      </w:r>
-      <w:r>
-        <w:t xml:space="preserve"> </w:t>
-      </w:r>
-      <w:r>
-        <w:rPr>
-          <w:b/>
-          <w:bCs/>
-        </w:rPr>
-        <w:t xml:space="preserve">hemen durdurulur</w:t>
-      </w:r>
-      <w:r>
-        <w:t xml:space="preserve"> </w:t>
-      </w:r>
-      <w:r>
-        <w:t xml:space="preserve">→ güvenli ve etik yürütme sağlanır.</w:t>
-      </w:r>
-    </w:p>
-    <w:p>
-      <w:pPr>
-        <w:pStyle w:val="BlockText"/>
-      </w:pPr>
-      <w:r>
-        <w:rPr>
-          <w:b/>
-          <w:bCs/>
-        </w:rPr>
-        <w:t xml:space="preserve">11. Sekiz başlıklı test kartının alanlarını sayın. Hangi alan S17 uyum matrisine bağlanır?</w:t>
-      </w:r>
-    </w:p>
-    <w:p>
-      <w:pPr>
-        <w:pStyle w:val="BlockText"/>
-      </w:pPr>
-      <w:r>
-        <w:t xml:space="preserve">Örn:</w:t>
-      </w:r>
-      <w:r>
-        <w:t xml:space="preserve"> </w:t>
-      </w:r>
-      <w:r>
-        <w:rPr>
-          <w:b/>
-          <w:bCs/>
-        </w:rPr>
-        <w:t xml:space="preserve">kimlik/no, ilgili gereksinim-hedef, ön koşul, adımlar, beklenen sonuç, gözlenen sonuç, karar (geçti/kaldı), kanıt/ek.</w:t>
-      </w:r>
-      <w:r>
-        <w:t xml:space="preserve"> </w:t>
-      </w:r>
-      <w:r>
-        <w:t xml:space="preserve">‘İlgili gereksinim / karar’</w:t>
-      </w:r>
-      <w:r>
-        <w:t xml:space="preserve"> </w:t>
-      </w:r>
-      <w:r>
-        <w:t xml:space="preserve">alanı</w:t>
-      </w:r>
-      <w:r>
-        <w:t xml:space="preserve"> </w:t>
-      </w:r>
-      <w:r>
-        <w:rPr>
-          <w:b/>
-          <w:bCs/>
-        </w:rPr>
-        <w:t xml:space="preserve">S17 uyum matrisine</w:t>
-      </w:r>
-      <w:r>
-        <w:t xml:space="preserve"> </w:t>
-      </w:r>
-      <w:r>
-        <w:t xml:space="preserve">kanıt olarak bağlanır.</w:t>
-      </w:r>
-    </w:p>
-    <w:p>
-      <w:pPr>
-        <w:pStyle w:val="BlockText"/>
-      </w:pPr>
-      <w:r>
-        <w:rPr>
-          <w:b/>
-          <w:bCs/>
-        </w:rPr>
-        <w:t xml:space="preserve">12. Finalde S16’dan</w:t>
-      </w:r>
-      <w:r>
-        <w:rPr>
-          <w:b/>
-          <w:bCs/>
-        </w:rPr>
-        <w:t xml:space="preserve"> </w:t>
-      </w:r>
-      <w:r>
-        <w:rPr>
-          <w:b/>
-          <w:bCs/>
-        </w:rPr>
-        <w:t xml:space="preserve">‘plan’</w:t>
-      </w:r>
-      <w:r>
-        <w:rPr>
-          <w:b/>
-          <w:bCs/>
-        </w:rPr>
-        <w:t xml:space="preserve"> </w:t>
-      </w:r>
-      <w:r>
-        <w:rPr>
-          <w:b/>
-          <w:bCs/>
-        </w:rPr>
-        <w:t xml:space="preserve">değil</w:t>
-      </w:r>
-      <w:r>
-        <w:rPr>
-          <w:b/>
-          <w:bCs/>
-        </w:rPr>
-        <w:t xml:space="preserve"> </w:t>
-      </w:r>
-      <w:r>
-        <w:rPr>
-          <w:b/>
-          <w:bCs/>
-        </w:rPr>
-        <w:t xml:space="preserve">‘sonuç’</w:t>
-      </w:r>
-      <w:r>
-        <w:rPr>
-          <w:b/>
-          <w:bCs/>
-        </w:rPr>
-        <w:t xml:space="preserve"> </w:t>
-      </w:r>
-      <w:r>
-        <w:rPr>
-          <w:b/>
-          <w:bCs/>
-        </w:rPr>
-        <w:t xml:space="preserve">beklenmesi ne demektir?</w:t>
-      </w:r>
-    </w:p>
-    <w:p>
-      <w:pPr>
-        <w:pStyle w:val="BlockText"/>
-      </w:pPr>
-      <w:r>
-        <w:t xml:space="preserve">Testin yalnızca nasıl yapılacağının yazılması yetmez; testlerin gerçekten</w:t>
-      </w:r>
-      <w:r>
-        <w:t xml:space="preserve"> </w:t>
-      </w:r>
-      <w:r>
-        <w:rPr>
-          <w:b/>
-          <w:bCs/>
-        </w:rPr>
-        <w:t xml:space="preserve">çalıştırılıp</w:t>
-      </w:r>
-      <w:r>
-        <w:t xml:space="preserve"> </w:t>
-      </w:r>
-      <w:r>
-        <w:t xml:space="preserve">gözlenen sonuçlarının (geçti/kaldı, kanıt, ekran çıktısı) raporlanması beklenir. Yani plan değil,</w:t>
-      </w:r>
-      <w:r>
-        <w:t xml:space="preserve"> </w:t>
-      </w:r>
-      <w:r>
-        <w:rPr>
-          <w:b/>
-          <w:bCs/>
-        </w:rPr>
-        <w:t xml:space="preserve">gözlenen sonuçlar</w:t>
-      </w:r>
-      <w:r>
-        <w:t xml:space="preserve"> </w:t>
-      </w:r>
-      <w:r>
-        <w:t xml:space="preserve">teslim edilir.</w:t>
-      </w:r>
-    </w:p>
-    <w:bookmarkEnd w:id="43"/>
-    <w:bookmarkStart w:id="44" w:name="kaynaklar-ve-ileri-okuma"/>
-    <w:p>
-      <w:pPr>
-        <w:pStyle w:val="Heading2"/>
-      </w:pPr>
-      <w:r>
-        <w:t xml:space="preserve">11. Kaynaklar ve ileri okuma</w:t>
+        <w:t xml:space="preserve">2. Değerlendirici hangi iki varsayımla çalışır? Bu neden</w:t>
+      </w:r>
+      <w:r>
+        <w:rPr>
+          <w:b/>
+          <w:bCs/>
+        </w:rPr>
+        <w:t xml:space="preserve"> </w:t>
+      </w:r>
+      <w:r>
+        <w:rPr>
+          <w:b/>
+          <w:bCs/>
+        </w:rPr>
+        <w:t xml:space="preserve">‘korumanın var olması yetmez’</w:t>
+      </w:r>
+      <w:r>
+        <w:rPr>
+          <w:b/>
+          <w:bCs/>
+        </w:rPr>
+        <w:t xml:space="preserve"> </w:t>
+      </w:r>
+      <w:r>
+        <w:rPr>
+          <w:b/>
+          <w:bCs/>
+        </w:rPr>
+        <w:t xml:space="preserve">sonucunu doğurur?</w:t>
       </w:r>
     </w:p>
     <w:p>
@@ -6742,29 +6770,751 @@
         </w:numPr>
       </w:pPr>
       <w:r>
-        <w:rPr>
-          <w:b/>
-          <w:bCs/>
-        </w:rPr>
-        <w:t xml:space="preserve">Güvenli programlama teknik kılavuzu</w:t>
-      </w:r>
-      <w:r>
-        <w:t xml:space="preserve"> </w:t>
-      </w:r>
-      <w:r>
-        <w:t xml:space="preserve">(ders kaynağı) — teslim edilen güvenlik kılavuzunun ve değişiklik/etki</w:t>
-      </w:r>
-      <w:r>
-        <w:t xml:space="preserve"> </w:t>
-      </w:r>
-      <w:r>
-        <w:t xml:space="preserve">analizi belgelerinin yapısı; gereksinim bloğu ve durum (</w:t>
-      </w:r>
-      <w:r>
-        <w:t xml:space="preserve">“karşılandı / devredildi / karşılanmadı”</w:t>
-      </w:r>
-      <w:r>
-        <w:t xml:space="preserve">).</w:t>
+        <w:t xml:space="preserve">Saldırgan sistemi</w:t>
+      </w:r>
+      <w:r>
+        <w:t xml:space="preserve"> </w:t>
+      </w:r>
+      <w:r>
+        <w:rPr>
+          <w:b/>
+          <w:bCs/>
+        </w:rPr>
+        <w:t xml:space="preserve">tam bilir</w:t>
+      </w:r>
+      <w:r>
+        <w:t xml:space="preserve"> </w:t>
+      </w:r>
+      <w:r>
+        <w:t xml:space="preserve">(Kerckhoffs), (2) saldırgan</w:t>
+      </w:r>
+      <w:r>
+        <w:t xml:space="preserve"> </w:t>
+      </w:r>
+      <w:r>
+        <w:rPr>
+          <w:b/>
+          <w:bCs/>
+        </w:rPr>
+        <w:t xml:space="preserve">yetenekli ve kaynaklıdır</w:t>
+      </w:r>
+      <w:r>
+        <w:t xml:space="preserve">. Bu yüzden bir korumanın sadece bulunması değil; belirli bir</w:t>
+      </w:r>
+      <w:r>
+        <w:t xml:space="preserve"> </w:t>
+      </w:r>
+      <w:r>
+        <w:rPr>
+          <w:b/>
+          <w:bCs/>
+        </w:rPr>
+        <w:t xml:space="preserve">saldırı potansiyeline</w:t>
+      </w:r>
+      <w:r>
+        <w:t xml:space="preserve"> </w:t>
+      </w:r>
+      <w:r>
+        <w:t xml:space="preserve">dayanması ve bunun</w:t>
+      </w:r>
+      <w:r>
+        <w:t xml:space="preserve"> </w:t>
+      </w:r>
+      <w:r>
+        <w:rPr>
+          <w:b/>
+          <w:bCs/>
+        </w:rPr>
+        <w:t xml:space="preserve">kanıtla</w:t>
+      </w:r>
+      <w:r>
+        <w:t xml:space="preserve"> </w:t>
+      </w:r>
+      <w:r>
+        <w:t xml:space="preserve">gösterilmesi gerekir.</w:t>
+      </w:r>
+    </w:p>
+    <w:p>
+      <w:pPr>
+        <w:pStyle w:val="BlockText"/>
+      </w:pPr>
+      <w:r>
+        <w:rPr>
+          <w:b/>
+          <w:bCs/>
+        </w:rPr>
+        <w:t xml:space="preserve">3. Zafiyet değerlendirmesinin yöntemlerini (kod incelemesi, SAST, DAST, fuzzing, sızma testi) neden bu sırada uygularız?</w:t>
+      </w:r>
+    </w:p>
+    <w:p>
+      <w:pPr>
+        <w:pStyle w:val="BlockText"/>
+      </w:pPr>
+      <w:r>
+        <w:t xml:space="preserve">Ucuz/otomatik/geniş kapsamlı yöntemlerden pahalı/el emeği/derin yöntemlere doğru. Erken ucuz taramalar kolay bulguları eler; pahalı el emeği (fuzzing, sızma testi) yalnız kalan derin sorunlara harcanır → bütçe ve zaman verimli kullanılır.</w:t>
+      </w:r>
+    </w:p>
+    <w:p>
+      <w:pPr>
+        <w:pStyle w:val="BlockText"/>
+      </w:pPr>
+      <w:r>
+        <w:rPr>
+          <w:b/>
+          <w:bCs/>
+        </w:rPr>
+        <w:t xml:space="preserve">4. ISO/IEC 27001 ile Ortak Kriterler’in test beklentisi nasıl ayrılır? Biri neyi, öteki neyi sertifikalar?</w:t>
+      </w:r>
+    </w:p>
+    <w:p>
+      <w:pPr>
+        <w:pStyle w:val="BlockText"/>
+      </w:pPr>
+      <w:r>
+        <w:t xml:space="preserve">ISO/IEC 27001</w:t>
+      </w:r>
+      <w:r>
+        <w:t xml:space="preserve"> </w:t>
+      </w:r>
+      <w:r>
+        <w:rPr>
+          <w:b/>
+          <w:bCs/>
+        </w:rPr>
+        <w:t xml:space="preserve">kurumun bilgi güvenliği yönetim sistemini</w:t>
+      </w:r>
+      <w:r>
+        <w:t xml:space="preserve"> </w:t>
+      </w:r>
+      <w:r>
+        <w:t xml:space="preserve">(süreç/organizasyon) denetler ve sertifikalar. Ortak Kriterler (ISO/IEC 15408)</w:t>
+      </w:r>
+      <w:r>
+        <w:t xml:space="preserve"> </w:t>
+      </w:r>
+      <w:r>
+        <w:rPr>
+          <w:b/>
+          <w:bCs/>
+        </w:rPr>
+        <w:t xml:space="preserve">belirli bir ürünü (TOE)</w:t>
+      </w:r>
+      <w:r>
+        <w:t xml:space="preserve"> </w:t>
+      </w:r>
+      <w:r>
+        <w:t xml:space="preserve">tanımlı bir güvence düzeyinde teknik olarak değerlendirir ve sertifikalar.</w:t>
+      </w:r>
+    </w:p>
+    <w:p>
+      <w:pPr>
+        <w:pStyle w:val="BlockText"/>
+      </w:pPr>
+      <w:r>
+        <w:rPr>
+          <w:b/>
+          <w:bCs/>
+        </w:rPr>
+        <w:t xml:space="preserve">5. Saldırı potansiyelinin beş faktörünü sayın. Düşük saldırı potansiyeli neden ciddi bir bulgudur?</w:t>
+      </w:r>
+    </w:p>
+    <w:p>
+      <w:pPr>
+        <w:pStyle w:val="BlockText"/>
+      </w:pPr>
+      <w:r>
+        <w:rPr>
+          <w:b/>
+          <w:bCs/>
+        </w:rPr>
+        <w:t xml:space="preserve">Geçen zaman, uzmanlık, ürün hakkında bilgi, fırsat (erişim/pencere), ekipman.</w:t>
+      </w:r>
+      <w:r>
+        <w:t xml:space="preserve"> </w:t>
+      </w:r>
+      <w:r>
+        <w:t xml:space="preserve">Düşük saldırı potansiyeli, az zaman/beceri/araçla sömürülebilir demektir → çok sayıda saldırgan başarabilir → geniş ve olası tehdit, yani yüksek risk.</w:t>
+      </w:r>
+    </w:p>
+    <w:p>
+      <w:pPr>
+        <w:pStyle w:val="BlockText"/>
+      </w:pPr>
+      <w:r>
+        <w:rPr>
+          <w:b/>
+          <w:bCs/>
+        </w:rPr>
+        <w:t xml:space="preserve">6. Saldırı potansiyeli ile CVSS neyi ölçer? İkisi neden birlikte verilir?</w:t>
+      </w:r>
+    </w:p>
+    <w:p>
+      <w:pPr>
+        <w:pStyle w:val="BlockText"/>
+      </w:pPr>
+      <w:r>
+        <w:rPr>
+          <w:b/>
+          <w:bCs/>
+        </w:rPr>
+        <w:t xml:space="preserve">Saldırı potansiyeli</w:t>
+      </w:r>
+      <w:r>
+        <w:t xml:space="preserve"> </w:t>
+      </w:r>
+      <w:r>
+        <w:t xml:space="preserve">saldırıyı gerçekleştirmenin</w:t>
+      </w:r>
+      <w:r>
+        <w:t xml:space="preserve"> </w:t>
+      </w:r>
+      <w:r>
+        <w:rPr>
+          <w:b/>
+          <w:bCs/>
+        </w:rPr>
+        <w:t xml:space="preserve">zorluğunu/maliyetini</w:t>
+      </w:r>
+      <w:r>
+        <w:t xml:space="preserve">;</w:t>
+      </w:r>
+      <w:r>
+        <w:t xml:space="preserve"> </w:t>
+      </w:r>
+      <w:r>
+        <w:rPr>
+          <w:b/>
+          <w:bCs/>
+        </w:rPr>
+        <w:t xml:space="preserve">CVSS</w:t>
+      </w:r>
+      <w:r>
+        <w:t xml:space="preserve"> </w:t>
+      </w:r>
+      <w:r>
+        <w:t xml:space="preserve">açığın</w:t>
+      </w:r>
+      <w:r>
+        <w:t xml:space="preserve"> </w:t>
+      </w:r>
+      <w:r>
+        <w:rPr>
+          <w:b/>
+          <w:bCs/>
+        </w:rPr>
+        <w:t xml:space="preserve">ciddiyet/etkisini</w:t>
+      </w:r>
+      <w:r>
+        <w:t xml:space="preserve"> </w:t>
+      </w:r>
+      <w:r>
+        <w:t xml:space="preserve">ölçer. Birlikte verilince hem</w:t>
+      </w:r>
+      <w:r>
+        <w:t xml:space="preserve"> </w:t>
+      </w:r>
+      <w:r>
+        <w:t xml:space="preserve">‘ne kadar kolay’</w:t>
+      </w:r>
+      <w:r>
+        <w:t xml:space="preserve"> </w:t>
+      </w:r>
+      <w:r>
+        <w:t xml:space="preserve">hem</w:t>
+      </w:r>
+      <w:r>
+        <w:t xml:space="preserve"> </w:t>
+      </w:r>
+      <w:r>
+        <w:t xml:space="preserve">‘ne kadar kötü’</w:t>
+      </w:r>
+      <w:r>
+        <w:t xml:space="preserve"> </w:t>
+      </w:r>
+      <w:r>
+        <w:t xml:space="preserve">görülür ve önceliklendirme sağlıklı yapılır.</w:t>
+      </w:r>
+    </w:p>
+    <w:p>
+      <w:pPr>
+        <w:pStyle w:val="BlockText"/>
+      </w:pPr>
+      <w:r>
+        <w:rPr>
+          <w:b/>
+          <w:bCs/>
+        </w:rPr>
+        <w:t xml:space="preserve">7. Bulgu–öneri–aksiyon döngüsünü açıklayın. Bir bulgu</w:t>
+      </w:r>
+      <w:r>
+        <w:rPr>
+          <w:b/>
+          <w:bCs/>
+        </w:rPr>
+        <w:t xml:space="preserve"> </w:t>
+      </w:r>
+      <w:r>
+        <w:rPr>
+          <w:b/>
+          <w:bCs/>
+        </w:rPr>
+        <w:t xml:space="preserve">‘güvenlik açığı değil’</w:t>
+      </w:r>
+      <w:r>
+        <w:rPr>
+          <w:b/>
+          <w:bCs/>
+        </w:rPr>
+        <w:t xml:space="preserve"> </w:t>
+      </w:r>
+      <w:r>
+        <w:rPr>
+          <w:b/>
+          <w:bCs/>
+        </w:rPr>
+        <w:t xml:space="preserve">diye nasıl kapanır?</w:t>
+      </w:r>
+    </w:p>
+    <w:p>
+      <w:pPr>
+        <w:pStyle w:val="BlockText"/>
+      </w:pPr>
+      <w:r>
+        <w:t xml:space="preserve">Her bulguya bir</w:t>
+      </w:r>
+      <w:r>
+        <w:t xml:space="preserve"> </w:t>
+      </w:r>
+      <w:r>
+        <w:rPr>
+          <w:b/>
+          <w:bCs/>
+        </w:rPr>
+        <w:t xml:space="preserve">düzeltme önerisi</w:t>
+      </w:r>
+      <w:r>
+        <w:t xml:space="preserve"> </w:t>
+      </w:r>
+      <w:r>
+        <w:t xml:space="preserve">ve sorumlu/</w:t>
+      </w:r>
+      <w:r>
+        <w:rPr>
+          <w:b/>
+          <w:bCs/>
+        </w:rPr>
+        <w:t xml:space="preserve">aksiyon</w:t>
+      </w:r>
+      <w:r>
+        <w:t xml:space="preserve"> </w:t>
+      </w:r>
+      <w:r>
+        <w:t xml:space="preserve">atanır, sonra düzeltme</w:t>
+      </w:r>
+      <w:r>
+        <w:t xml:space="preserve"> </w:t>
+      </w:r>
+      <w:r>
+        <w:rPr>
+          <w:b/>
+          <w:bCs/>
+        </w:rPr>
+        <w:t xml:space="preserve">doğrulanır</w:t>
+      </w:r>
+      <w:r>
+        <w:t xml:space="preserve">. Bir bulgu, bağlam veya telafi kontrolleri nedeniyle gerçekten</w:t>
+      </w:r>
+      <w:r>
+        <w:t xml:space="preserve"> </w:t>
+      </w:r>
+      <w:r>
+        <w:rPr>
+          <w:b/>
+          <w:bCs/>
+        </w:rPr>
+        <w:t xml:space="preserve">sömürülemez</w:t>
+      </w:r>
+      <w:r>
+        <w:t xml:space="preserve"> </w:t>
+      </w:r>
+      <w:r>
+        <w:t xml:space="preserve">olduğu kanıtlanırsa</w:t>
+      </w:r>
+      <w:r>
+        <w:t xml:space="preserve"> </w:t>
+      </w:r>
+      <w:r>
+        <w:t xml:space="preserve">‘etkilenmez / risk kabul’</w:t>
+      </w:r>
+      <w:r>
+        <w:t xml:space="preserve"> </w:t>
+      </w:r>
+      <w:r>
+        <w:t xml:space="preserve">gerekçesiyle (VEX benzeri) kapatılır.</w:t>
+      </w:r>
+    </w:p>
+    <w:p>
+      <w:pPr>
+        <w:pStyle w:val="BlockText"/>
+      </w:pPr>
+      <w:r>
+        <w:rPr>
+          <w:b/>
+          <w:bCs/>
+        </w:rPr>
+        <w:t xml:space="preserve">8. Güvenlik etki analizi ile delta değerlendirme arasındaki fark nedir? Hangisi geliştiricinin, hangisi laboratuvarın çıktısıdır?</w:t>
+      </w:r>
+    </w:p>
+    <w:p>
+      <w:pPr>
+        <w:pStyle w:val="BlockText"/>
+      </w:pPr>
+      <w:r>
+        <w:rPr>
+          <w:b/>
+          <w:bCs/>
+        </w:rPr>
+        <w:t xml:space="preserve">Etki analizi geliştiricinin</w:t>
+      </w:r>
+      <w:r>
+        <w:t xml:space="preserve"> </w:t>
+      </w:r>
+      <w:r>
+        <w:t xml:space="preserve">çıktısıdır: yapılan değişiklik güvenliği/TOE’yi etkiliyor mu?</w:t>
+      </w:r>
+      <w:r>
+        <w:t xml:space="preserve"> </w:t>
+      </w:r>
+      <w:r>
+        <w:rPr>
+          <w:b/>
+          <w:bCs/>
+        </w:rPr>
+        <w:t xml:space="preserve">Delta değerlendirme laboratuvarın</w:t>
+      </w:r>
+      <w:r>
+        <w:t xml:space="preserve"> </w:t>
+      </w:r>
+      <w:r>
+        <w:t xml:space="preserve">işidir: etkilenen kısmı bağımsız olarak yeniden değerlendirir (tüm ürünü baştan değil).</w:t>
+      </w:r>
+    </w:p>
+    <w:p>
+      <w:pPr>
+        <w:pStyle w:val="BlockText"/>
+      </w:pPr>
+      <w:r>
+        <w:rPr>
+          <w:b/>
+          <w:bCs/>
+        </w:rPr>
+        <w:t xml:space="preserve">9. Bir sızma testi planının dört başlığını (kapsam, angajman kuralları, yöntem, test şablonu) ve her birinin amacını yazın.</w:t>
+      </w:r>
+    </w:p>
+    <w:p>
+      <w:pPr>
+        <w:pStyle w:val="BlockText"/>
+      </w:pPr>
+      <w:r>
+        <w:rPr>
+          <w:b/>
+          <w:bCs/>
+        </w:rPr>
+        <w:t xml:space="preserve">Kapsam:</w:t>
+      </w:r>
+      <w:r>
+        <w:t xml:space="preserve"> </w:t>
+      </w:r>
+      <w:r>
+        <w:t xml:space="preserve">neyin test edilip edilmeyeceği.</w:t>
+      </w:r>
+      <w:r>
+        <w:t xml:space="preserve"> </w:t>
+      </w:r>
+      <w:r>
+        <w:rPr>
+          <w:b/>
+          <w:bCs/>
+        </w:rPr>
+        <w:t xml:space="preserve">Angajman kuralları:</w:t>
+      </w:r>
+      <w:r>
+        <w:t xml:space="preserve"> </w:t>
+      </w:r>
+      <w:r>
+        <w:t xml:space="preserve">izinler, sınırlar, zaman, durdurma koşulu.</w:t>
+      </w:r>
+      <w:r>
+        <w:t xml:space="preserve"> </w:t>
+      </w:r>
+      <w:r>
+        <w:rPr>
+          <w:b/>
+          <w:bCs/>
+        </w:rPr>
+        <w:t xml:space="preserve">Yöntem:</w:t>
+      </w:r>
+      <w:r>
+        <w:t xml:space="preserve"> </w:t>
+      </w:r>
+      <w:r>
+        <w:t xml:space="preserve">metodoloji ve araçlar (WSTG/PTES vb.).</w:t>
+      </w:r>
+      <w:r>
+        <w:t xml:space="preserve"> </w:t>
+      </w:r>
+      <w:r>
+        <w:rPr>
+          <w:b/>
+          <w:bCs/>
+        </w:rPr>
+        <w:t xml:space="preserve">Test şablonu:</w:t>
+      </w:r>
+      <w:r>
+        <w:t xml:space="preserve"> </w:t>
+      </w:r>
+      <w:r>
+        <w:t xml:space="preserve">tekrarlanabilir test kartları. Amaç: güvenli, etik, tekrarlanabilir ve kapsamı net bir test.</w:t>
+      </w:r>
+    </w:p>
+    <w:p>
+      <w:pPr>
+        <w:pStyle w:val="BlockText"/>
+      </w:pPr>
+      <w:r>
+        <w:rPr>
+          <w:b/>
+          <w:bCs/>
+        </w:rPr>
+        <w:t xml:space="preserve">10. Angajman kurallarında</w:t>
+      </w:r>
+      <w:r>
+        <w:rPr>
+          <w:b/>
+          <w:bCs/>
+        </w:rPr>
+        <w:t xml:space="preserve"> </w:t>
+      </w:r>
+      <w:r>
+        <w:rPr>
+          <w:b/>
+          <w:bCs/>
+        </w:rPr>
+        <w:t xml:space="preserve">‘durdurma koşulu’</w:t>
+      </w:r>
+      <w:r>
+        <w:rPr>
+          <w:b/>
+          <w:bCs/>
+        </w:rPr>
+        <w:t xml:space="preserve"> </w:t>
+      </w:r>
+      <w:r>
+        <w:rPr>
+          <w:b/>
+          <w:bCs/>
+        </w:rPr>
+        <w:t xml:space="preserve">neden bulunur?</w:t>
+      </w:r>
+    </w:p>
+    <w:p>
+      <w:pPr>
+        <w:pStyle w:val="BlockText"/>
+      </w:pPr>
+      <w:r>
+        <w:t xml:space="preserve">Gerçek zarar, veri kaybı veya hizmet kesintisi riskini sınırlamak için. Belirlenen bir eşikte (örn. üretim etkisi ya da kritik bir açık) test</w:t>
+      </w:r>
+      <w:r>
+        <w:t xml:space="preserve"> </w:t>
+      </w:r>
+      <w:r>
+        <w:rPr>
+          <w:b/>
+          <w:bCs/>
+        </w:rPr>
+        <w:t xml:space="preserve">hemen durdurulur</w:t>
+      </w:r>
+      <w:r>
+        <w:t xml:space="preserve"> </w:t>
+      </w:r>
+      <w:r>
+        <w:t xml:space="preserve">→ güvenli ve etik yürütme sağlanır.</w:t>
+      </w:r>
+    </w:p>
+    <w:p>
+      <w:pPr>
+        <w:pStyle w:val="BlockText"/>
+      </w:pPr>
+      <w:r>
+        <w:rPr>
+          <w:b/>
+          <w:bCs/>
+        </w:rPr>
+        <w:t xml:space="preserve">11. Sekiz başlıklı test kartının alanlarını sayın. Hangi alan S17 uyum matrisine bağlanır?</w:t>
+      </w:r>
+    </w:p>
+    <w:p>
+      <w:pPr>
+        <w:pStyle w:val="BlockText"/>
+      </w:pPr>
+      <w:r>
+        <w:t xml:space="preserve">Örn:</w:t>
+      </w:r>
+      <w:r>
+        <w:t xml:space="preserve"> </w:t>
+      </w:r>
+      <w:r>
+        <w:rPr>
+          <w:b/>
+          <w:bCs/>
+        </w:rPr>
+        <w:t xml:space="preserve">kimlik/no, ilgili gereksinim-hedef, ön koşul, adımlar, beklenen sonuç, gözlenen sonuç, karar (geçti/kaldı), kanıt/ek.</w:t>
+      </w:r>
+      <w:r>
+        <w:t xml:space="preserve"> </w:t>
+      </w:r>
+      <w:r>
+        <w:t xml:space="preserve">‘İlgili gereksinim / karar’</w:t>
+      </w:r>
+      <w:r>
+        <w:t xml:space="preserve"> </w:t>
+      </w:r>
+      <w:r>
+        <w:t xml:space="preserve">alanı</w:t>
+      </w:r>
+      <w:r>
+        <w:t xml:space="preserve"> </w:t>
+      </w:r>
+      <w:r>
+        <w:rPr>
+          <w:b/>
+          <w:bCs/>
+        </w:rPr>
+        <w:t xml:space="preserve">S17 uyum matrisine</w:t>
+      </w:r>
+      <w:r>
+        <w:t xml:space="preserve"> </w:t>
+      </w:r>
+      <w:r>
+        <w:t xml:space="preserve">kanıt olarak bağlanır.</w:t>
+      </w:r>
+    </w:p>
+    <w:p>
+      <w:pPr>
+        <w:pStyle w:val="BlockText"/>
+      </w:pPr>
+      <w:r>
+        <w:rPr>
+          <w:b/>
+          <w:bCs/>
+        </w:rPr>
+        <w:t xml:space="preserve">12. Finalde S16’dan</w:t>
+      </w:r>
+      <w:r>
+        <w:rPr>
+          <w:b/>
+          <w:bCs/>
+        </w:rPr>
+        <w:t xml:space="preserve"> </w:t>
+      </w:r>
+      <w:r>
+        <w:rPr>
+          <w:b/>
+          <w:bCs/>
+        </w:rPr>
+        <w:t xml:space="preserve">‘plan’</w:t>
+      </w:r>
+      <w:r>
+        <w:rPr>
+          <w:b/>
+          <w:bCs/>
+        </w:rPr>
+        <w:t xml:space="preserve"> </w:t>
+      </w:r>
+      <w:r>
+        <w:rPr>
+          <w:b/>
+          <w:bCs/>
+        </w:rPr>
+        <w:t xml:space="preserve">değil</w:t>
+      </w:r>
+      <w:r>
+        <w:rPr>
+          <w:b/>
+          <w:bCs/>
+        </w:rPr>
+        <w:t xml:space="preserve"> </w:t>
+      </w:r>
+      <w:r>
+        <w:rPr>
+          <w:b/>
+          <w:bCs/>
+        </w:rPr>
+        <w:t xml:space="preserve">‘sonuç’</w:t>
+      </w:r>
+      <w:r>
+        <w:rPr>
+          <w:b/>
+          <w:bCs/>
+        </w:rPr>
+        <w:t xml:space="preserve"> </w:t>
+      </w:r>
+      <w:r>
+        <w:rPr>
+          <w:b/>
+          <w:bCs/>
+        </w:rPr>
+        <w:t xml:space="preserve">beklenmesi ne demektir?</w:t>
+      </w:r>
+    </w:p>
+    <w:p>
+      <w:pPr>
+        <w:pStyle w:val="BlockText"/>
+      </w:pPr>
+      <w:r>
+        <w:t xml:space="preserve">Testin yalnızca nasıl yapılacağının yazılması yetmez; testlerin gerçekten</w:t>
+      </w:r>
+      <w:r>
+        <w:t xml:space="preserve"> </w:t>
+      </w:r>
+      <w:r>
+        <w:rPr>
+          <w:b/>
+          <w:bCs/>
+        </w:rPr>
+        <w:t xml:space="preserve">çalıştırılıp</w:t>
+      </w:r>
+      <w:r>
+        <w:t xml:space="preserve"> </w:t>
+      </w:r>
+      <w:r>
+        <w:t xml:space="preserve">gözlenen sonuçlarının (geçti/kaldı, kanıt, ekran çıktısı) raporlanması beklenir. Yani plan değil,</w:t>
+      </w:r>
+      <w:r>
+        <w:t xml:space="preserve"> </w:t>
+      </w:r>
+      <w:r>
+        <w:rPr>
+          <w:b/>
+          <w:bCs/>
+        </w:rPr>
+        <w:t xml:space="preserve">gözlenen sonuçlar</w:t>
+      </w:r>
+      <w:r>
+        <w:t xml:space="preserve"> </w:t>
+      </w:r>
+      <w:r>
+        <w:t xml:space="preserve">teslim edilir.</w:t>
+      </w:r>
+    </w:p>
+    <w:bookmarkEnd w:id="46"/>
+    <w:bookmarkStart w:id="47" w:name="kaynaklar-ve-ileri-okuma"/>
+    <w:p>
+      <w:pPr>
+        <w:pStyle w:val="Heading2"/>
+      </w:pPr>
+      <w:r>
+        <w:t xml:space="preserve">11. Kaynaklar ve ileri okuma</w:t>
       </w:r>
     </w:p>
     <w:p>
@@ -6772,7 +7522,7 @@
         <w:pStyle w:val="Compact"/>
         <w:numPr>
           <w:ilvl w:val="0"/>
-          <w:numId w:val="1009"/>
+          <w:numId w:val="1010"/>
         </w:numPr>
       </w:pPr>
       <w:r>
@@ -6780,29 +7530,25 @@
           <w:b/>
           <w:bCs/>
         </w:rPr>
-        <w:t xml:space="preserve">OWASP MASVS</w:t>
-      </w:r>
-      <w:r>
-        <w:t xml:space="preserve"> </w:t>
-      </w:r>
-      <w:r>
-        <w:t xml:space="preserve">ve</w:t>
-      </w:r>
-      <w:r>
-        <w:t xml:space="preserve"> </w:t>
-      </w:r>
-      <w:r>
-        <w:rPr>
-          <w:b/>
-          <w:bCs/>
-        </w:rPr>
-        <w:t xml:space="preserve">MASTG</w:t>
-      </w:r>
-      <w:r>
-        <w:t xml:space="preserve"> </w:t>
-      </w:r>
-      <w:r>
-        <w:t xml:space="preserve">— mobil uygulama güvenlik gereksinimleri ve test rehberi.</w:t>
+        <w:t xml:space="preserve">Güvenli programlama teknik kılavuzu</w:t>
+      </w:r>
+      <w:r>
+        <w:t xml:space="preserve"> </w:t>
+      </w:r>
+      <w:r>
+        <w:t xml:space="preserve">(ders kaynağı) — teslim edilen güvenlik kılavuzunun ve değişiklik/etki</w:t>
+      </w:r>
+      <w:r>
+        <w:t xml:space="preserve"> </w:t>
+      </w:r>
+      <w:r>
+        <w:t xml:space="preserve">analizi belgelerinin yapısı; gereksinim bloğu ve durum (</w:t>
+      </w:r>
+      <w:r>
+        <w:t xml:space="preserve">“karşılandı / devredildi / karşılanmadı”</w:t>
+      </w:r>
+      <w:r>
+        <w:t xml:space="preserve">).</w:t>
       </w:r>
     </w:p>
     <w:p>
@@ -6810,7 +7556,7 @@
         <w:pStyle w:val="Compact"/>
         <w:numPr>
           <w:ilvl w:val="0"/>
-          <w:numId w:val="1009"/>
+          <w:numId w:val="1010"/>
         </w:numPr>
       </w:pPr>
       <w:r>
@@ -6818,13 +7564,29 @@
           <w:b/>
           <w:bCs/>
         </w:rPr>
-        <w:t xml:space="preserve">OWASP WSTG</w:t>
-      </w:r>
-      <w:r>
-        <w:t xml:space="preserve"> </w:t>
-      </w:r>
-      <w:r>
-        <w:t xml:space="preserve">— web uygulama güvenlik testi rehberi.</w:t>
+        <w:t xml:space="preserve">OWASP MASVS</w:t>
+      </w:r>
+      <w:r>
+        <w:t xml:space="preserve"> </w:t>
+      </w:r>
+      <w:r>
+        <w:t xml:space="preserve">ve</w:t>
+      </w:r>
+      <w:r>
+        <w:t xml:space="preserve"> </w:t>
+      </w:r>
+      <w:r>
+        <w:rPr>
+          <w:b/>
+          <w:bCs/>
+        </w:rPr>
+        <w:t xml:space="preserve">MASTG</w:t>
+      </w:r>
+      <w:r>
+        <w:t xml:space="preserve"> </w:t>
+      </w:r>
+      <w:r>
+        <w:t xml:space="preserve">— mobil uygulama güvenlik gereksinimleri ve test rehberi.</w:t>
       </w:r>
     </w:p>
     <w:p>
@@ -6832,7 +7594,7 @@
         <w:pStyle w:val="Compact"/>
         <w:numPr>
           <w:ilvl w:val="0"/>
-          <w:numId w:val="1009"/>
+          <w:numId w:val="1010"/>
         </w:numPr>
       </w:pPr>
       <w:r>
@@ -6840,29 +7602,13 @@
           <w:b/>
           <w:bCs/>
         </w:rPr>
-        <w:t xml:space="preserve">PTES</w:t>
-      </w:r>
-      <w:r>
-        <w:t xml:space="preserve"> </w:t>
-      </w:r>
-      <w:r>
-        <w:t xml:space="preserve">(Penetration Testing Execution Standard) ve</w:t>
-      </w:r>
-      <w:r>
-        <w:t xml:space="preserve"> </w:t>
-      </w:r>
-      <w:r>
-        <w:rPr>
-          <w:b/>
-          <w:bCs/>
-        </w:rPr>
-        <w:t xml:space="preserve">NIST SP 800-115</w:t>
-      </w:r>
-      <w:r>
-        <w:t xml:space="preserve"> </w:t>
-      </w:r>
-      <w:r>
-        <w:t xml:space="preserve">— sızma testi süreç metodolojileri.</w:t>
+        <w:t xml:space="preserve">OWASP WSTG</w:t>
+      </w:r>
+      <w:r>
+        <w:t xml:space="preserve"> </w:t>
+      </w:r>
+      <w:r>
+        <w:t xml:space="preserve">— web uygulama güvenlik testi rehberi.</w:t>
       </w:r>
     </w:p>
     <w:p>
@@ -6870,7 +7616,7 @@
         <w:pStyle w:val="Compact"/>
         <w:numPr>
           <w:ilvl w:val="0"/>
-          <w:numId w:val="1009"/>
+          <w:numId w:val="1010"/>
         </w:numPr>
       </w:pPr>
       <w:r>
@@ -6878,13 +7624,29 @@
           <w:b/>
           <w:bCs/>
         </w:rPr>
-        <w:t xml:space="preserve">Ortak Kriterler (ISO/IEC 15408)</w:t>
-      </w:r>
-      <w:r>
-        <w:t xml:space="preserve"> </w:t>
-      </w:r>
-      <w:r>
-        <w:t xml:space="preserve">ve ilgili saldırı potansiyeli kılavuzları — 13. haftaya köprü.</w:t>
+        <w:t xml:space="preserve">PTES</w:t>
+      </w:r>
+      <w:r>
+        <w:t xml:space="preserve"> </w:t>
+      </w:r>
+      <w:r>
+        <w:t xml:space="preserve">(Penetration Testing Execution Standard) ve</w:t>
+      </w:r>
+      <w:r>
+        <w:t xml:space="preserve"> </w:t>
+      </w:r>
+      <w:r>
+        <w:rPr>
+          <w:b/>
+          <w:bCs/>
+        </w:rPr>
+        <w:t xml:space="preserve">NIST SP 800-115</w:t>
+      </w:r>
+      <w:r>
+        <w:t xml:space="preserve"> </w:t>
+      </w:r>
+      <w:r>
+        <w:t xml:space="preserve">— sızma testi süreç metodolojileri.</w:t>
       </w:r>
     </w:p>
     <w:p>
@@ -6892,7 +7654,7 @@
         <w:pStyle w:val="Compact"/>
         <w:numPr>
           <w:ilvl w:val="0"/>
-          <w:numId w:val="1009"/>
+          <w:numId w:val="1010"/>
         </w:numPr>
       </w:pPr>
       <w:r>
@@ -6900,6 +7662,28 @@
           <w:b/>
           <w:bCs/>
         </w:rPr>
+        <w:t xml:space="preserve">Ortak Kriterler (ISO/IEC 15408)</w:t>
+      </w:r>
+      <w:r>
+        <w:t xml:space="preserve"> </w:t>
+      </w:r>
+      <w:r>
+        <w:t xml:space="preserve">ve ilgili saldırı potansiyeli kılavuzları — 13. haftaya köprü.</w:t>
+      </w:r>
+    </w:p>
+    <w:p>
+      <w:pPr>
+        <w:pStyle w:val="Compact"/>
+        <w:numPr>
+          <w:ilvl w:val="0"/>
+          <w:numId w:val="1010"/>
+        </w:numPr>
+      </w:pPr>
+      <w:r>
+        <w:rPr>
+          <w:b/>
+          <w:bCs/>
+        </w:rPr>
         <w:t xml:space="preserve">CVSS</w:t>
       </w:r>
       <w:r>
@@ -6972,8 +7756,8 @@
         <w:t xml:space="preserve">EMVCo, PCI, MASVS gereksinim setlerini ayrıntılı işleyeceğiz.</w:t>
       </w:r>
     </w:p>
-    <w:bookmarkEnd w:id="44"/>
-    <w:bookmarkEnd w:id="45"/>
+    <w:bookmarkEnd w:id="47"/>
+    <w:bookmarkEnd w:id="48"/>
     <w:sectPr>
       <w:headerReference r:id="rId9" w:type="default"/>
       <w:footerReference r:id="rId10" w:type="default"/>
@@ -7501,6 +8285,9 @@
     <w:abstractNumId w:val="991"/>
   </w:num>
   <w:num w:numId="1003">
+    <w:abstractNumId w:val="991"/>
+  </w:num>
+  <w:num w:numId="1004">
     <w:abstractNumId w:val="99411"/>
     <w:lvlOverride w:ilvl="0">
       <w:startOverride w:val="1"/>
@@ -7530,9 +8317,6 @@
       <w:startOverride w:val="1"/>
     </w:lvlOverride>
   </w:num>
-  <w:num w:numId="1004">
-    <w:abstractNumId w:val="991"/>
-  </w:num>
   <w:num w:numId="1005">
     <w:abstractNumId w:val="991"/>
   </w:num>
@@ -7540,6 +8324,9 @@
     <w:abstractNumId w:val="991"/>
   </w:num>
   <w:num w:numId="1007">
+    <w:abstractNumId w:val="991"/>
+  </w:num>
+  <w:num w:numId="1008">
     <w:abstractNumId w:val="99411"/>
     <w:lvlOverride w:ilvl="0">
       <w:startOverride w:val="1"/>
@@ -7569,7 +8356,7 @@
       <w:startOverride w:val="1"/>
     </w:lvlOverride>
   </w:num>
-  <w:num w:numId="1008">
+  <w:num w:numId="1009">
     <w:abstractNumId w:val="99431"/>
     <w:lvlOverride w:ilvl="0">
       <w:startOverride w:val="1"/>
@@ -7599,7 +8386,7 @@
       <w:startOverride w:val="1"/>
     </w:lvlOverride>
   </w:num>
-  <w:num w:numId="1009">
+  <w:num w:numId="1010">
     <w:abstractNumId w:val="991"/>
   </w:num>
 </w:numbering>

--- a/docs/week-12/cen429-week-12-ders-notu.tr.docx
+++ b/docs/week-12/cen429-week-12-ders-notu.tr.docx
@@ -2,7 +2,7 @@
 <file path=word/document.xml><?xml version="1.0" encoding="utf-8"?>
 <w:document xmlns:w="http://schemas.openxmlformats.org/wordprocessingml/2006/main" xmlns:m="http://schemas.openxmlformats.org/officeDocument/2006/math" xmlns:r="http://schemas.openxmlformats.org/officeDocument/2006/relationships" xmlns:o="urn:schemas-microsoft-com:office:office" xmlns:v="urn:schemas-microsoft-com:vml" xmlns:w10="urn:schemas-microsoft-com:office:word" xmlns:a="http://schemas.openxmlformats.org/drawingml/2006/main" xmlns:pic="http://schemas.openxmlformats.org/drawingml/2006/picture" xmlns:wp="http://schemas.openxmlformats.org/drawingml/2006/wordprocessingDrawing">
   <w:body>
-    <w:bookmarkStart w:id="48" w:name="X3a110c4cd234bc6fa63419f9408234c73f9f53f"/>
+    <w:bookmarkStart w:id="69" w:name="X3a110c4cd234bc6fa63419f9408234c73f9f53f"/>
     <w:p>
       <w:pPr>
         <w:pStyle w:val="Heading1"/>
@@ -1237,13 +1237,13 @@
         </w:pict>
       </w:r>
     </w:p>
-    <w:bookmarkStart w:id="21" w:name="neden-bağımsız-değerlendirme"/>
+    <w:bookmarkStart w:id="38" w:name="temel-kavramlar-sıfırdan"/>
     <w:p>
       <w:pPr>
         <w:pStyle w:val="Heading2"/>
       </w:pPr>
       <w:r>
-        <w:t xml:space="preserve">1. Neden bağımsız değerlendirme?</w:t>
+        <w:t xml:space="preserve">0. Temel kavramlar (sıfırdan)</w:t>
       </w:r>
     </w:p>
     <w:p>
@@ -1251,77 +1251,101 @@
         <w:pStyle w:val="FirstParagraph"/>
       </w:pPr>
       <w:r>
-        <w:t xml:space="preserve">Bir yazılımı yazan ekip, onun en iyi test edicisi değildir: tasarım varsayımlarını paylaşır,</w:t>
-      </w:r>
-      <w:r>
-        <w:t xml:space="preserve"> </w:t>
-      </w:r>
-      <w:r>
-        <w:t xml:space="preserve">“bu nasılsa olmaz”</w:t>
-      </w:r>
-      <w:r>
-        <w:t xml:space="preserve"> </w:t>
-      </w:r>
-      <w:r>
-        <w:t xml:space="preserve">dediği</w:t>
-      </w:r>
-      <w:r>
-        <w:t xml:space="preserve"> </w:t>
-      </w:r>
-      <w:r>
-        <w:t xml:space="preserve">yolları hiç denemez. Bu yüzden ödeme, kimlik, sağlık ve kamu gibi alanlarda ürünler,</w:t>
-      </w:r>
-      <w:r>
-        <w:t xml:space="preserve"> </w:t>
-      </w:r>
-      <w:r>
-        <w:rPr>
-          <w:b/>
-          <w:bCs/>
-        </w:rPr>
-        <w:t xml:space="preserve">bağımsız bir laboratuvarın</w:t>
-      </w:r>
-      <w:r>
-        <w:t xml:space="preserve"> </w:t>
-      </w:r>
-      <w:r>
-        <w:t xml:space="preserve">değerlendirmesinden geçer. Değerlendirmenin sonunda bir sertifika (ya da onay) verilir; sertifika</w:t>
-      </w:r>
-      <w:r>
-        <w:t xml:space="preserve"> </w:t>
-      </w:r>
-      <w:r>
-        <w:t xml:space="preserve">“bu ürün kırılamaz”</w:t>
-      </w:r>
-      <w:r>
-        <w:t xml:space="preserve"> </w:t>
-      </w:r>
-      <w:r>
-        <w:t xml:space="preserve">demez,</w:t>
-      </w:r>
-      <w:r>
-        <w:t xml:space="preserve"> </w:t>
-      </w:r>
-      <w:r>
-        <w:t xml:space="preserve">“bu ürün şu standardın şu gereksinimlerini, şu saldırgan modeline karşı, şu tarihte karşılıyordu”</w:t>
-      </w:r>
-      <w:r>
-        <w:t xml:space="preserve"> </w:t>
-      </w:r>
-      <w:r>
-        <w:t xml:space="preserve">der.</w:t>
-      </w:r>
-    </w:p>
-    <w:p>
-      <w:pPr>
-        <w:pStyle w:val="BlockText"/>
-      </w:pPr>
-      <w:r>
-        <w:rPr>
-          <w:b/>
-          <w:bCs/>
-        </w:rPr>
-        <w:t xml:space="preserve">Kısa tarihçe: güvenlik değerlendirmesi ve sertifikasyon</w:t>
+        <w:t xml:space="preserve">Bu bölüm</w:t>
+      </w:r>
+      <w:r>
+        <w:t xml:space="preserve"> </w:t>
+      </w:r>
+      <w:r>
+        <w:rPr>
+          <w:b/>
+          <w:bCs/>
+        </w:rPr>
+        <w:t xml:space="preserve">hiçbir ön bilgi varsaymaz</w:t>
+      </w:r>
+      <w:r>
+        <w:t xml:space="preserve">. Haftanın geri kalanında kullanacağımız terimleri sıfırdan tanımlıyoruz. Bir terimi bilmiyorsanız önce burayı okuyun; sonraki bölümler bunların üzerine kurulur.</w:t>
+      </w:r>
+    </w:p>
+    <w:bookmarkStart w:id="20" w:name="neden-bu-bölüm"/>
+    <w:p>
+      <w:pPr>
+        <w:pStyle w:val="Heading3"/>
+      </w:pPr>
+      <w:r>
+        <w:t xml:space="preserve">Neden bu bölüm?</w:t>
+      </w:r>
+    </w:p>
+    <w:p>
+      <w:pPr>
+        <w:pStyle w:val="FirstParagraph"/>
+      </w:pPr>
+      <w:r>
+        <w:t xml:space="preserve">Bu hafta</w:t>
+      </w:r>
+      <w:r>
+        <w:t xml:space="preserve"> </w:t>
+      </w:r>
+      <w:r>
+        <w:t xml:space="preserve">“değerlendirme”</w:t>
+      </w:r>
+      <w:r>
+        <w:t xml:space="preserve">,</w:t>
+      </w:r>
+      <w:r>
+        <w:t xml:space="preserve"> </w:t>
+      </w:r>
+      <w:r>
+        <w:t xml:space="preserve">“sertifikasyon”</w:t>
+      </w:r>
+      <w:r>
+        <w:t xml:space="preserve">,</w:t>
+      </w:r>
+      <w:r>
+        <w:t xml:space="preserve"> </w:t>
+      </w:r>
+      <w:r>
+        <w:t xml:space="preserve">“sızma testi”</w:t>
+      </w:r>
+      <w:r>
+        <w:t xml:space="preserve"> </w:t>
+      </w:r>
+      <w:r>
+        <w:t xml:space="preserve">gibi terimler geçecek.</w:t>
+      </w:r>
+    </w:p>
+    <w:p>
+      <w:pPr>
+        <w:pStyle w:val="BodyText"/>
+      </w:pPr>
+      <w:r>
+        <w:t xml:space="preserve">Önce hepsini</w:t>
+      </w:r>
+      <w:r>
+        <w:t xml:space="preserve"> </w:t>
+      </w:r>
+      <w:r>
+        <w:rPr>
+          <w:b/>
+          <w:bCs/>
+        </w:rPr>
+        <w:t xml:space="preserve">tek tek</w:t>
+      </w:r>
+      <w:r>
+        <w:t xml:space="preserve"> </w:t>
+      </w:r>
+      <w:r>
+        <w:t xml:space="preserve">tanımlayalım ki konu havada kalmasın.</w:t>
+      </w:r>
+    </w:p>
+    <w:bookmarkEnd w:id="20"/>
+    <w:bookmarkStart w:id="21" w:name="güvenlik-değerlendirmesi-nedir"/>
+    <w:p>
+      <w:pPr>
+        <w:pStyle w:val="Heading3"/>
+      </w:pPr>
+      <w:r>
+        <w:t xml:space="preserve">Güvenlik değerlendirmesi nedir?</w:t>
       </w:r>
     </w:p>
     <w:p>
@@ -1337,35 +1361,42 @@
           <w:b/>
           <w:bCs/>
         </w:rPr>
-        <w:t xml:space="preserve">1985</w:t>
-      </w:r>
-      <w:r>
-        <w:t xml:space="preserve"> </w:t>
-      </w:r>
-      <w:r>
-        <w:t xml:space="preserve">— ABD</w:t>
-      </w:r>
-      <w:r>
-        <w:t xml:space="preserve"> </w:t>
-      </w:r>
-      <w:r>
-        <w:rPr>
-          <w:b/>
-          <w:bCs/>
-        </w:rPr>
-        <w:t xml:space="preserve">TCSEC</w:t>
-      </w:r>
-      <w:r>
-        <w:t xml:space="preserve"> </w:t>
-      </w:r>
-      <w:r>
-        <w:t xml:space="preserve">(</w:t>
-      </w:r>
-      <w:r>
-        <w:t xml:space="preserve">“Orange Book”</w:t>
-      </w:r>
-      <w:r>
-        <w:t xml:space="preserve">): ilk resmi güvenlik değerlendirme ölçütleri.</w:t>
+        <w:t xml:space="preserve">Güvenlik değerlendirmesi:</w:t>
+      </w:r>
+      <w:r>
+        <w:t xml:space="preserve"> </w:t>
+      </w:r>
+      <w:r>
+        <w:t xml:space="preserve">bir ürünün güvenlik iddialarının</w:t>
+      </w:r>
+      <w:r>
+        <w:t xml:space="preserve"> </w:t>
+      </w:r>
+      <w:r>
+        <w:rPr>
+          <w:b/>
+          <w:bCs/>
+        </w:rPr>
+        <w:t xml:space="preserve">bağımsız</w:t>
+      </w:r>
+      <w:r>
+        <w:t xml:space="preserve"> </w:t>
+      </w:r>
+      <w:r>
+        <w:t xml:space="preserve">biri tarafından</w:t>
+      </w:r>
+      <w:r>
+        <w:t xml:space="preserve"> </w:t>
+      </w:r>
+      <w:r>
+        <w:rPr>
+          <w:b/>
+          <w:bCs/>
+        </w:rPr>
+        <w:t xml:space="preserve">sınanması</w:t>
+      </w:r>
+      <w:r>
+        <w:t xml:space="preserve">.</w:t>
       </w:r>
     </w:p>
     <w:p>
@@ -1377,46 +1408,55 @@
         </w:numPr>
       </w:pPr>
       <w:r>
-        <w:rPr>
-          <w:b/>
-          <w:bCs/>
-        </w:rPr>
-        <w:t xml:space="preserve">1991–1993</w:t>
-      </w:r>
-      <w:r>
-        <w:t xml:space="preserve"> </w:t>
-      </w:r>
-      <w:r>
-        <w:t xml:space="preserve">— Avrupa</w:t>
-      </w:r>
-      <w:r>
-        <w:t xml:space="preserve"> </w:t>
-      </w:r>
-      <w:r>
-        <w:rPr>
-          <w:b/>
-          <w:bCs/>
-        </w:rPr>
-        <w:t xml:space="preserve">ITSEC</w:t>
-      </w:r>
-      <w:r>
-        <w:t xml:space="preserve"> </w:t>
-      </w:r>
-      <w:r>
-        <w:t xml:space="preserve">ve Kanada</w:t>
-      </w:r>
-      <w:r>
-        <w:t xml:space="preserve"> </w:t>
-      </w:r>
-      <w:r>
-        <w:rPr>
-          <w:b/>
-          <w:bCs/>
-        </w:rPr>
-        <w:t xml:space="preserve">CTCPEC</w:t>
-      </w:r>
-      <w:r>
-        <w:t xml:space="preserve">.</w:t>
+        <w:t xml:space="preserve">“Ben güvenliyim”</w:t>
+      </w:r>
+      <w:r>
+        <w:t xml:space="preserve"> </w:t>
+      </w:r>
+      <w:r>
+        <w:t xml:space="preserve">demek yetmez;</w:t>
+      </w:r>
+      <w:r>
+        <w:t xml:space="preserve"> </w:t>
+      </w:r>
+      <w:r>
+        <w:rPr>
+          <w:b/>
+          <w:bCs/>
+        </w:rPr>
+        <w:t xml:space="preserve">kanıt</w:t>
+      </w:r>
+      <w:r>
+        <w:t xml:space="preserve"> </w:t>
+      </w:r>
+      <w:r>
+        <w:t xml:space="preserve">ve</w:t>
+      </w:r>
+      <w:r>
+        <w:t xml:space="preserve"> </w:t>
+      </w:r>
+      <w:r>
+        <w:rPr>
+          <w:b/>
+          <w:bCs/>
+        </w:rPr>
+        <w:t xml:space="preserve">test</w:t>
+      </w:r>
+      <w:r>
+        <w:t xml:space="preserve"> </w:t>
+      </w:r>
+      <w:r>
+        <w:t xml:space="preserve">gerekir.</w:t>
+      </w:r>
+    </w:p>
+    <w:bookmarkEnd w:id="21"/>
+    <w:bookmarkStart w:id="22" w:name="sertifikasyon-nedir"/>
+    <w:p>
+      <w:pPr>
+        <w:pStyle w:val="Heading3"/>
+      </w:pPr>
+      <w:r>
+        <w:t xml:space="preserve">Sertifikasyon nedir?</w:t>
       </w:r>
     </w:p>
     <w:p>
@@ -1424,7 +1464,7 @@
         <w:pStyle w:val="Compact"/>
         <w:numPr>
           <w:ilvl w:val="0"/>
-          <w:numId w:val="1002"/>
+          <w:numId w:val="1003"/>
         </w:numPr>
       </w:pPr>
       <w:r>
@@ -1432,45 +1472,42 @@
           <w:b/>
           <w:bCs/>
         </w:rPr>
-        <w:t xml:space="preserve">1999</w:t>
-      </w:r>
-      <w:r>
-        <w:t xml:space="preserve"> </w:t>
-      </w:r>
-      <w:r>
-        <w:t xml:space="preserve">— bunlar</w:t>
-      </w:r>
-      <w:r>
-        <w:t xml:space="preserve"> </w:t>
-      </w:r>
-      <w:r>
-        <w:rPr>
-          <w:b/>
-          <w:bCs/>
-        </w:rPr>
-        <w:t xml:space="preserve">Ortak Kriterler (ISO/IEC 15408)</w:t>
-      </w:r>
-      <w:r>
-        <w:t xml:space="preserve"> </w:t>
-      </w:r>
-      <w:r>
-        <w:t xml:space="preserve">altında birleşir;</w:t>
-      </w:r>
-      <w:r>
-        <w:t xml:space="preserve"> </w:t>
-      </w:r>
-      <w:r>
-        <w:rPr>
-          <w:b/>
-          <w:bCs/>
-        </w:rPr>
-        <w:t xml:space="preserve">EAL</w:t>
-      </w:r>
-      <w:r>
-        <w:t xml:space="preserve"> </w:t>
-      </w:r>
-      <w:r>
-        <w:t xml:space="preserve">güvence ölçeği buradan gelir (13. hafta).</w:t>
+        <w:t xml:space="preserve">Sertifikasyon:</w:t>
+      </w:r>
+      <w:r>
+        <w:t xml:space="preserve"> </w:t>
+      </w:r>
+      <w:r>
+        <w:t xml:space="preserve">bir ürünün/kurumun belirli bir</w:t>
+      </w:r>
+      <w:r>
+        <w:t xml:space="preserve"> </w:t>
+      </w:r>
+      <w:r>
+        <w:rPr>
+          <w:b/>
+          <w:bCs/>
+        </w:rPr>
+        <w:t xml:space="preserve">standarda</w:t>
+      </w:r>
+      <w:r>
+        <w:t xml:space="preserve"> </w:t>
+      </w:r>
+      <w:r>
+        <w:t xml:space="preserve">uyduğunun, yetkili bir tarafça</w:t>
+      </w:r>
+      <w:r>
+        <w:t xml:space="preserve"> </w:t>
+      </w:r>
+      <w:r>
+        <w:rPr>
+          <w:b/>
+          <w:bCs/>
+        </w:rPr>
+        <w:t xml:space="preserve">belgelenmesi</w:t>
+      </w:r>
+      <w:r>
+        <w:t xml:space="preserve">.</w:t>
       </w:r>
     </w:p>
     <w:p>
@@ -1478,69 +1515,37 @@
         <w:pStyle w:val="Compact"/>
         <w:numPr>
           <w:ilvl w:val="0"/>
-          <w:numId w:val="1002"/>
+          <w:numId w:val="1003"/>
         </w:numPr>
       </w:pPr>
       <w:r>
-        <w:rPr>
-          <w:b/>
-          <w:bCs/>
-        </w:rPr>
-        <w:t xml:space="preserve">2001</w:t>
-      </w:r>
-      <w:r>
-        <w:t xml:space="preserve"> </w:t>
-      </w:r>
-      <w:r>
-        <w:t xml:space="preserve">—</w:t>
-      </w:r>
-      <w:r>
-        <w:t xml:space="preserve"> </w:t>
-      </w:r>
-      <w:r>
-        <w:rPr>
-          <w:b/>
-          <w:bCs/>
-        </w:rPr>
-        <w:t xml:space="preserve">OWASP</w:t>
-      </w:r>
-      <w:r>
-        <w:t xml:space="preserve"> </w:t>
-      </w:r>
-      <w:r>
-        <w:t xml:space="preserve">kurulur (uygulama güvenliği testi kültürü); sonra</w:t>
-      </w:r>
-      <w:r>
-        <w:t xml:space="preserve"> </w:t>
-      </w:r>
-      <w:r>
-        <w:rPr>
-          <w:b/>
-          <w:bCs/>
-        </w:rPr>
-        <w:t xml:space="preserve">PTES</w:t>
-      </w:r>
-      <w:r>
-        <w:t xml:space="preserve"> </w:t>
-      </w:r>
-      <w:r>
-        <w:t xml:space="preserve">ve</w:t>
-      </w:r>
-      <w:r>
-        <w:t xml:space="preserve"> </w:t>
-      </w:r>
-      <w:r>
-        <w:rPr>
-          <w:b/>
-          <w:bCs/>
-        </w:rPr>
-        <w:t xml:space="preserve">NIST SP 800-115</w:t>
-      </w:r>
-      <w:r>
-        <w:t xml:space="preserve"> </w:t>
-      </w:r>
-      <w:r>
-        <w:t xml:space="preserve">sızma testi metodolojilerini standartlaştırır.</w:t>
+        <w:t xml:space="preserve">Değerlendirme başarılıysa bir</w:t>
+      </w:r>
+      <w:r>
+        <w:t xml:space="preserve"> </w:t>
+      </w:r>
+      <w:r>
+        <w:rPr>
+          <w:b/>
+          <w:bCs/>
+        </w:rPr>
+        <w:t xml:space="preserve">sertifika</w:t>
+      </w:r>
+      <w:r>
+        <w:t xml:space="preserve"> </w:t>
+      </w:r>
+      <w:r>
+        <w:t xml:space="preserve">verilir.</w:t>
+      </w:r>
+    </w:p>
+    <w:bookmarkEnd w:id="22"/>
+    <w:bookmarkStart w:id="23" w:name="laboratuvar-değerlendirici-kim"/>
+    <w:p>
+      <w:pPr>
+        <w:pStyle w:val="Heading3"/>
+      </w:pPr>
+      <w:r>
+        <w:t xml:space="preserve">Laboratuvar (değerlendirici) kim?</w:t>
       </w:r>
     </w:p>
     <w:p>
@@ -1548,7 +1553,7 @@
         <w:pStyle w:val="Compact"/>
         <w:numPr>
           <w:ilvl w:val="0"/>
-          <w:numId w:val="1002"/>
+          <w:numId w:val="1004"/>
         </w:numPr>
       </w:pPr>
       <w:r>
@@ -1556,29 +1561,13 @@
           <w:b/>
           <w:bCs/>
         </w:rPr>
-        <w:t xml:space="preserve">2005 → 2023</w:t>
-      </w:r>
-      <w:r>
-        <w:t xml:space="preserve"> </w:t>
-      </w:r>
-      <w:r>
-        <w:t xml:space="preserve">—</w:t>
-      </w:r>
-      <w:r>
-        <w:t xml:space="preserve"> </w:t>
-      </w:r>
-      <w:r>
-        <w:rPr>
-          <w:b/>
-          <w:bCs/>
-        </w:rPr>
-        <w:t xml:space="preserve">CVSS</w:t>
-      </w:r>
-      <w:r>
-        <w:t xml:space="preserve"> </w:t>
-      </w:r>
-      <w:r>
-        <w:t xml:space="preserve">zafiyet ciddiyet puanı (v2 → v3.1 → v4.0).</w:t>
+        <w:t xml:space="preserve">Değerlendirme laboratuvarı:</w:t>
+      </w:r>
+      <w:r>
+        <w:t xml:space="preserve"> </w:t>
+      </w:r>
+      <w:r>
+        <w:t xml:space="preserve">ürünü sınayan bağımsız, akredite kuruluş.</w:t>
       </w:r>
     </w:p>
     <w:p>
@@ -1586,10 +1575,1493 @@
         <w:pStyle w:val="Compact"/>
         <w:numPr>
           <w:ilvl w:val="0"/>
-          <w:numId w:val="1002"/>
+          <w:numId w:val="1004"/>
         </w:numPr>
       </w:pPr>
       <w:r>
+        <w:t xml:space="preserve">Ürünü geliştiren</w:t>
+      </w:r>
+      <w:r>
+        <w:t xml:space="preserve"> </w:t>
+      </w:r>
+      <w:r>
+        <w:rPr>
+          <w:b/>
+          <w:bCs/>
+        </w:rPr>
+        <w:t xml:space="preserve">değildir</w:t>
+      </w:r>
+      <w:r>
+        <w:t xml:space="preserve"> </w:t>
+      </w:r>
+      <w:r>
+        <w:t xml:space="preserve">(tarafsızlık için).</w:t>
+      </w:r>
+    </w:p>
+    <w:p>
+      <w:pPr>
+        <w:pStyle w:val="Compact"/>
+        <w:numPr>
+          <w:ilvl w:val="0"/>
+          <w:numId w:val="1004"/>
+        </w:numPr>
+      </w:pPr>
+      <w:r>
+        <w:t xml:space="preserve">Bütün kaynak koda ve belgeye erişir.</w:t>
+      </w:r>
+    </w:p>
+    <w:bookmarkEnd w:id="23"/>
+    <w:bookmarkStart w:id="24" w:name="standart-nedir"/>
+    <w:p>
+      <w:pPr>
+        <w:pStyle w:val="Heading3"/>
+      </w:pPr>
+      <w:r>
+        <w:t xml:space="preserve">Standart nedir?</w:t>
+      </w:r>
+    </w:p>
+    <w:p>
+      <w:pPr>
+        <w:pStyle w:val="Compact"/>
+        <w:numPr>
+          <w:ilvl w:val="0"/>
+          <w:numId w:val="1005"/>
+        </w:numPr>
+      </w:pPr>
+      <w:r>
+        <w:rPr>
+          <w:b/>
+          <w:bCs/>
+        </w:rPr>
+        <w:t xml:space="preserve">Standart:</w:t>
+      </w:r>
+      <w:r>
+        <w:t xml:space="preserve"> </w:t>
+      </w:r>
+      <w:r>
+        <w:t xml:space="preserve">neyin nasıl yapılacağını belirleyen ortak kurallar bütünü.</w:t>
+      </w:r>
+    </w:p>
+    <w:p>
+      <w:pPr>
+        <w:pStyle w:val="Compact"/>
+        <w:numPr>
+          <w:ilvl w:val="0"/>
+          <w:numId w:val="1005"/>
+        </w:numPr>
+      </w:pPr>
+      <w:r>
+        <w:t xml:space="preserve">Örnek: ISO/IEC 27001, Ortak Kriterler, FIPS 140-3, PCI, OWASP MASVS.</w:t>
+      </w:r>
+    </w:p>
+    <w:p>
+      <w:pPr>
+        <w:pStyle w:val="Compact"/>
+        <w:numPr>
+          <w:ilvl w:val="0"/>
+          <w:numId w:val="1005"/>
+        </w:numPr>
+      </w:pPr>
+      <w:r>
+        <w:t xml:space="preserve">Her biri farklı şeyi ölçer (birazdan).</w:t>
+      </w:r>
+    </w:p>
+    <w:bookmarkEnd w:id="24"/>
+    <w:bookmarkStart w:id="25" w:name="zafiyet-vulnerability-nedir"/>
+    <w:p>
+      <w:pPr>
+        <w:pStyle w:val="Heading3"/>
+      </w:pPr>
+      <w:r>
+        <w:t xml:space="preserve">Zafiyet (vulnerability) nedir?</w:t>
+      </w:r>
+    </w:p>
+    <w:p>
+      <w:pPr>
+        <w:pStyle w:val="Compact"/>
+        <w:numPr>
+          <w:ilvl w:val="0"/>
+          <w:numId w:val="1006"/>
+        </w:numPr>
+      </w:pPr>
+      <w:r>
+        <w:rPr>
+          <w:b/>
+          <w:bCs/>
+        </w:rPr>
+        <w:t xml:space="preserve">Zafiyet:</w:t>
+      </w:r>
+      <w:r>
+        <w:t xml:space="preserve"> </w:t>
+      </w:r>
+      <w:r>
+        <w:t xml:space="preserve">bir sistemde kötüye kullanılabilecek</w:t>
+      </w:r>
+      <w:r>
+        <w:t xml:space="preserve"> </w:t>
+      </w:r>
+      <w:r>
+        <w:rPr>
+          <w:b/>
+          <w:bCs/>
+        </w:rPr>
+        <w:t xml:space="preserve">zayıf nokta</w:t>
+      </w:r>
+      <w:r>
+        <w:t xml:space="preserve"> </w:t>
+      </w:r>
+      <w:r>
+        <w:t xml:space="preserve">(ör. sınır denetimsiz tampon).</w:t>
+      </w:r>
+    </w:p>
+    <w:p>
+      <w:pPr>
+        <w:pStyle w:val="Compact"/>
+        <w:numPr>
+          <w:ilvl w:val="0"/>
+          <w:numId w:val="1006"/>
+        </w:numPr>
+      </w:pPr>
+      <w:r>
+        <w:t xml:space="preserve">Zafiyet + kötüye kullanım = güvenlik olayı.</w:t>
+      </w:r>
+    </w:p>
+    <w:bookmarkEnd w:id="25"/>
+    <w:bookmarkStart w:id="26" w:name="bulgu-finding-nedir"/>
+    <w:p>
+      <w:pPr>
+        <w:pStyle w:val="Heading3"/>
+      </w:pPr>
+      <w:r>
+        <w:t xml:space="preserve">Bulgu (finding) nedir?</w:t>
+      </w:r>
+    </w:p>
+    <w:p>
+      <w:pPr>
+        <w:pStyle w:val="Compact"/>
+        <w:numPr>
+          <w:ilvl w:val="0"/>
+          <w:numId w:val="1007"/>
+        </w:numPr>
+      </w:pPr>
+      <w:r>
+        <w:rPr>
+          <w:b/>
+          <w:bCs/>
+        </w:rPr>
+        <w:t xml:space="preserve">Bulgu:</w:t>
+      </w:r>
+      <w:r>
+        <w:t xml:space="preserve"> </w:t>
+      </w:r>
+      <w:r>
+        <w:t xml:space="preserve">değerlendirmede tespit edilen bir sorun ya da iyileştirme noktası.</w:t>
+      </w:r>
+    </w:p>
+    <w:p>
+      <w:pPr>
+        <w:pStyle w:val="Compact"/>
+        <w:numPr>
+          <w:ilvl w:val="0"/>
+          <w:numId w:val="1007"/>
+        </w:numPr>
+      </w:pPr>
+      <w:r>
+        <w:t xml:space="preserve">Her bulgu için: kanıt, ciddiyet,</w:t>
+      </w:r>
+      <w:r>
+        <w:t xml:space="preserve"> </w:t>
+      </w:r>
+      <w:r>
+        <w:rPr>
+          <w:b/>
+          <w:bCs/>
+        </w:rPr>
+        <w:t xml:space="preserve">öneri</w:t>
+      </w:r>
+      <w:r>
+        <w:t xml:space="preserve">.</w:t>
+      </w:r>
+    </w:p>
+    <w:bookmarkEnd w:id="26"/>
+    <w:bookmarkStart w:id="27" w:name="beyaz-kutu-vs-kara-kutu-test"/>
+    <w:p>
+      <w:pPr>
+        <w:pStyle w:val="Heading3"/>
+      </w:pPr>
+      <w:r>
+        <w:t xml:space="preserve">Beyaz kutu vs kara kutu test</w:t>
+      </w:r>
+    </w:p>
+    <w:p>
+      <w:pPr>
+        <w:pStyle w:val="Compact"/>
+        <w:numPr>
+          <w:ilvl w:val="0"/>
+          <w:numId w:val="1008"/>
+        </w:numPr>
+      </w:pPr>
+      <w:r>
+        <w:rPr>
+          <w:b/>
+          <w:bCs/>
+        </w:rPr>
+        <w:t xml:space="preserve">Beyaz kutu test:</w:t>
+      </w:r>
+      <w:r>
+        <w:t xml:space="preserve"> </w:t>
+      </w:r>
+      <w:r>
+        <w:t xml:space="preserve">test eden</w:t>
+      </w:r>
+      <w:r>
+        <w:t xml:space="preserve"> </w:t>
+      </w:r>
+      <w:r>
+        <w:rPr>
+          <w:b/>
+          <w:bCs/>
+        </w:rPr>
+        <w:t xml:space="preserve">kaynak koda + belgeye</w:t>
+      </w:r>
+      <w:r>
+        <w:t xml:space="preserve"> </w:t>
+      </w:r>
+      <w:r>
+        <w:t xml:space="preserve">sahip.</w:t>
+      </w:r>
+    </w:p>
+    <w:p>
+      <w:pPr>
+        <w:pStyle w:val="Compact"/>
+        <w:numPr>
+          <w:ilvl w:val="0"/>
+          <w:numId w:val="1008"/>
+        </w:numPr>
+      </w:pPr>
+      <w:r>
+        <w:rPr>
+          <w:b/>
+          <w:bCs/>
+        </w:rPr>
+        <w:t xml:space="preserve">Kara kutu test:</w:t>
+      </w:r>
+      <w:r>
+        <w:t xml:space="preserve"> </w:t>
+      </w:r>
+      <w:r>
+        <w:t xml:space="preserve">test eden yalnız dışarıdan (kullanıcı gibi) erişir.</w:t>
+      </w:r>
+    </w:p>
+    <w:p>
+      <w:pPr>
+        <w:pStyle w:val="Compact"/>
+        <w:numPr>
+          <w:ilvl w:val="0"/>
+          <w:numId w:val="1008"/>
+        </w:numPr>
+      </w:pPr>
+      <w:r>
+        <w:t xml:space="preserve">Değerlendirici genelde</w:t>
+      </w:r>
+      <w:r>
+        <w:t xml:space="preserve"> </w:t>
+      </w:r>
+      <w:r>
+        <w:rPr>
+          <w:b/>
+          <w:bCs/>
+        </w:rPr>
+        <w:t xml:space="preserve">beyaz kutu</w:t>
+      </w:r>
+      <w:r>
+        <w:t xml:space="preserve"> </w:t>
+      </w:r>
+      <w:r>
+        <w:t xml:space="preserve">çalışır (her şeyi görür).</w:t>
+      </w:r>
+    </w:p>
+    <w:bookmarkEnd w:id="27"/>
+    <w:bookmarkStart w:id="28" w:name="sast-nedir"/>
+    <w:p>
+      <w:pPr>
+        <w:pStyle w:val="Heading3"/>
+      </w:pPr>
+      <w:r>
+        <w:t xml:space="preserve">SAST nedir?</w:t>
+      </w:r>
+    </w:p>
+    <w:p>
+      <w:pPr>
+        <w:pStyle w:val="Compact"/>
+        <w:numPr>
+          <w:ilvl w:val="0"/>
+          <w:numId w:val="1009"/>
+        </w:numPr>
+      </w:pPr>
+      <w:r>
+        <w:rPr>
+          <w:b/>
+          <w:bCs/>
+        </w:rPr>
+        <w:t xml:space="preserve">SAST (Static Application Security Testing):</w:t>
+      </w:r>
+      <w:r>
+        <w:t xml:space="preserve"> </w:t>
+      </w:r>
+      <w:r>
+        <w:t xml:space="preserve">kaynağı</w:t>
+      </w:r>
+      <w:r>
+        <w:t xml:space="preserve"> </w:t>
+      </w:r>
+      <w:r>
+        <w:rPr>
+          <w:b/>
+          <w:bCs/>
+        </w:rPr>
+        <w:t xml:space="preserve">çalıştırmadan</w:t>
+      </w:r>
+      <w:r>
+        <w:t xml:space="preserve"> </w:t>
+      </w:r>
+      <w:r>
+        <w:t xml:space="preserve">analiz eden araç.</w:t>
+      </w:r>
+    </w:p>
+    <w:p>
+      <w:pPr>
+        <w:pStyle w:val="Compact"/>
+        <w:numPr>
+          <w:ilvl w:val="0"/>
+          <w:numId w:val="1009"/>
+        </w:numPr>
+      </w:pPr>
+      <w:r>
+        <w:t xml:space="preserve">Tehlikeli kalıpları, olası bellek hatalarını bulur.</w:t>
+      </w:r>
+    </w:p>
+    <w:p>
+      <w:pPr>
+        <w:pStyle w:val="Compact"/>
+        <w:numPr>
+          <w:ilvl w:val="0"/>
+          <w:numId w:val="1009"/>
+        </w:numPr>
+      </w:pPr>
+      <w:r>
+        <w:t xml:space="preserve">Hızlı ve geniş; ama</w:t>
+      </w:r>
+      <w:r>
+        <w:t xml:space="preserve"> </w:t>
+      </w:r>
+      <w:r>
+        <w:rPr>
+          <w:b/>
+          <w:bCs/>
+        </w:rPr>
+        <w:t xml:space="preserve">yanlış pozitif</w:t>
+      </w:r>
+      <w:r>
+        <w:t xml:space="preserve"> </w:t>
+      </w:r>
+      <w:r>
+        <w:t xml:space="preserve">üretir.</w:t>
+      </w:r>
+    </w:p>
+    <w:p>
+      <w:pPr>
+        <w:pStyle w:val="FirstParagraph"/>
+      </w:pPr>
+      <w:r>
+        <w:rPr>
+          <w:i/>
+          <w:iCs/>
+        </w:rPr>
+        <w:t xml:space="preserve">(4. haftada</w:t>
+      </w:r>
+      <w:r>
+        <w:rPr>
+          <w:i/>
+          <w:iCs/>
+        </w:rPr>
+        <w:t xml:space="preserve"> </w:t>
+      </w:r>
+      <w:r>
+        <w:rPr>
+          <w:i/>
+          <w:iCs/>
+        </w:rPr>
+        <w:t xml:space="preserve">“statik analiz”</w:t>
+      </w:r>
+      <w:r>
+        <w:rPr>
+          <w:i/>
+          <w:iCs/>
+        </w:rPr>
+        <w:t xml:space="preserve"> </w:t>
+      </w:r>
+      <w:r>
+        <w:rPr>
+          <w:i/>
+          <w:iCs/>
+        </w:rPr>
+        <w:t xml:space="preserve">olarak gördük.)</w:t>
+      </w:r>
+    </w:p>
+    <w:bookmarkEnd w:id="28"/>
+    <w:bookmarkStart w:id="29" w:name="dast-nedir"/>
+    <w:p>
+      <w:pPr>
+        <w:pStyle w:val="Heading3"/>
+      </w:pPr>
+      <w:r>
+        <w:t xml:space="preserve">DAST nedir?</w:t>
+      </w:r>
+    </w:p>
+    <w:p>
+      <w:pPr>
+        <w:pStyle w:val="Compact"/>
+        <w:numPr>
+          <w:ilvl w:val="0"/>
+          <w:numId w:val="1010"/>
+        </w:numPr>
+      </w:pPr>
+      <w:r>
+        <w:rPr>
+          <w:b/>
+          <w:bCs/>
+        </w:rPr>
+        <w:t xml:space="preserve">DAST (Dynamic Application Security Testing):</w:t>
+      </w:r>
+      <w:r>
+        <w:t xml:space="preserve"> </w:t>
+      </w:r>
+      <w:r>
+        <w:t xml:space="preserve">programı</w:t>
+      </w:r>
+      <w:r>
+        <w:t xml:space="preserve"> </w:t>
+      </w:r>
+      <w:r>
+        <w:rPr>
+          <w:b/>
+          <w:bCs/>
+        </w:rPr>
+        <w:t xml:space="preserve">çalıştırırken</w:t>
+      </w:r>
+      <w:r>
+        <w:t xml:space="preserve"> </w:t>
+      </w:r>
+      <w:r>
+        <w:t xml:space="preserve">sınar.</w:t>
+      </w:r>
+    </w:p>
+    <w:p>
+      <w:pPr>
+        <w:pStyle w:val="Compact"/>
+        <w:numPr>
+          <w:ilvl w:val="0"/>
+          <w:numId w:val="1010"/>
+        </w:numPr>
+      </w:pPr>
+      <w:r>
+        <w:t xml:space="preserve">Bellek erişim hataları, tanımsız davranışları yakalar (ör. sanitizer’lar).</w:t>
+      </w:r>
+    </w:p>
+    <w:p>
+      <w:pPr>
+        <w:pStyle w:val="FirstParagraph"/>
+      </w:pPr>
+      <w:r>
+        <w:rPr>
+          <w:i/>
+          <w:iCs/>
+        </w:rPr>
+        <w:t xml:space="preserve">(4. haftada ASan/UBSan.)</w:t>
+      </w:r>
+    </w:p>
+    <w:bookmarkEnd w:id="29"/>
+    <w:bookmarkStart w:id="30" w:name="fuzzing-nedir"/>
+    <w:p>
+      <w:pPr>
+        <w:pStyle w:val="Heading3"/>
+      </w:pPr>
+      <w:r>
+        <w:t xml:space="preserve">Fuzzing nedir?</w:t>
+      </w:r>
+    </w:p>
+    <w:p>
+      <w:pPr>
+        <w:pStyle w:val="Compact"/>
+        <w:numPr>
+          <w:ilvl w:val="0"/>
+          <w:numId w:val="1011"/>
+        </w:numPr>
+      </w:pPr>
+      <w:r>
+        <w:rPr>
+          <w:b/>
+          <w:bCs/>
+        </w:rPr>
+        <w:t xml:space="preserve">Fuzzing:</w:t>
+      </w:r>
+      <w:r>
+        <w:t xml:space="preserve"> </w:t>
+      </w:r>
+      <w:r>
+        <w:t xml:space="preserve">programa</w:t>
+      </w:r>
+      <w:r>
+        <w:t xml:space="preserve"> </w:t>
+      </w:r>
+      <w:r>
+        <w:rPr>
+          <w:b/>
+          <w:bCs/>
+        </w:rPr>
+        <w:t xml:space="preserve">beklenmeyen/rastgele girdiler</w:t>
+      </w:r>
+      <w:r>
+        <w:t xml:space="preserve"> </w:t>
+      </w:r>
+      <w:r>
+        <w:t xml:space="preserve">verip çökme/bozulma aramak.</w:t>
+      </w:r>
+    </w:p>
+    <w:p>
+      <w:pPr>
+        <w:pStyle w:val="Compact"/>
+        <w:numPr>
+          <w:ilvl w:val="0"/>
+          <w:numId w:val="1011"/>
+        </w:numPr>
+      </w:pPr>
+      <w:r>
+        <w:t xml:space="preserve">İnsanın aklına gelmeyen girdileri bulur.</w:t>
+      </w:r>
+    </w:p>
+    <w:p>
+      <w:pPr>
+        <w:pStyle w:val="FirstParagraph"/>
+      </w:pPr>
+      <w:r>
+        <w:rPr>
+          <w:i/>
+          <w:iCs/>
+        </w:rPr>
+        <w:t xml:space="preserve">(4. haftada libFuzzer/AFL kavramı.)</w:t>
+      </w:r>
+    </w:p>
+    <w:bookmarkEnd w:id="30"/>
+    <w:bookmarkStart w:id="31" w:name="sızma-testi-pentest-nedir"/>
+    <w:p>
+      <w:pPr>
+        <w:pStyle w:val="Heading3"/>
+      </w:pPr>
+      <w:r>
+        <w:t xml:space="preserve">Sızma testi (pentest) nedir?</w:t>
+      </w:r>
+    </w:p>
+    <w:p>
+      <w:pPr>
+        <w:pStyle w:val="Compact"/>
+        <w:numPr>
+          <w:ilvl w:val="0"/>
+          <w:numId w:val="1012"/>
+        </w:numPr>
+      </w:pPr>
+      <w:r>
+        <w:rPr>
+          <w:b/>
+          <w:bCs/>
+        </w:rPr>
+        <w:t xml:space="preserve">Sızma testi (penetration test):</w:t>
+      </w:r>
+      <w:r>
+        <w:t xml:space="preserve"> </w:t>
+      </w:r>
+      <w:r>
+        <w:t xml:space="preserve">bir saldırganın bakışıyla,</w:t>
+      </w:r>
+      <w:r>
+        <w:t xml:space="preserve"> </w:t>
+      </w:r>
+      <w:r>
+        <w:rPr>
+          <w:b/>
+          <w:bCs/>
+        </w:rPr>
+        <w:t xml:space="preserve">izinli</w:t>
+      </w:r>
+      <w:r>
+        <w:t xml:space="preserve"> </w:t>
+      </w:r>
+      <w:r>
+        <w:t xml:space="preserve">ve</w:t>
+      </w:r>
+      <w:r>
+        <w:t xml:space="preserve"> </w:t>
+      </w:r>
+      <w:r>
+        <w:rPr>
+          <w:b/>
+          <w:bCs/>
+        </w:rPr>
+        <w:t xml:space="preserve">planlı</w:t>
+      </w:r>
+      <w:r>
+        <w:t xml:space="preserve"> </w:t>
+      </w:r>
+      <w:r>
+        <w:t xml:space="preserve">olarak sistemi aşmayı denemek.</w:t>
+      </w:r>
+    </w:p>
+    <w:p>
+      <w:pPr>
+        <w:pStyle w:val="Compact"/>
+        <w:numPr>
+          <w:ilvl w:val="0"/>
+          <w:numId w:val="1012"/>
+        </w:numPr>
+      </w:pPr>
+      <w:r>
+        <w:t xml:space="preserve">Yukarıdaki yöntemleri</w:t>
+      </w:r>
+      <w:r>
+        <w:t xml:space="preserve"> </w:t>
+      </w:r>
+      <w:r>
+        <w:rPr>
+          <w:b/>
+          <w:bCs/>
+        </w:rPr>
+        <w:t xml:space="preserve">birleştirir</w:t>
+      </w:r>
+      <w:r>
+        <w:t xml:space="preserve">; en son ve en pahalı adımdır.</w:t>
+      </w:r>
+    </w:p>
+    <w:bookmarkEnd w:id="31"/>
+    <w:bookmarkStart w:id="32" w:name="toe-nedir"/>
+    <w:p>
+      <w:pPr>
+        <w:pStyle w:val="Heading3"/>
+      </w:pPr>
+      <w:r>
+        <w:t xml:space="preserve">TOE nedir?</w:t>
+      </w:r>
+    </w:p>
+    <w:p>
+      <w:pPr>
+        <w:pStyle w:val="Compact"/>
+        <w:numPr>
+          <w:ilvl w:val="0"/>
+          <w:numId w:val="1013"/>
+        </w:numPr>
+      </w:pPr>
+      <w:r>
+        <w:rPr>
+          <w:b/>
+          <w:bCs/>
+        </w:rPr>
+        <w:t xml:space="preserve">TOE (Target of Evaluation):</w:t>
+      </w:r>
+      <w:r>
+        <w:t xml:space="preserve"> </w:t>
+      </w:r>
+      <w:r>
+        <w:t xml:space="preserve">değerlendirilen</w:t>
+      </w:r>
+      <w:r>
+        <w:t xml:space="preserve"> </w:t>
+      </w:r>
+      <w:r>
+        <w:rPr>
+          <w:b/>
+          <w:bCs/>
+        </w:rPr>
+        <w:t xml:space="preserve">tam olarak ne</w:t>
+      </w:r>
+      <w:r>
+        <w:t xml:space="preserve">?</w:t>
+      </w:r>
+    </w:p>
+    <w:p>
+      <w:pPr>
+        <w:pStyle w:val="Compact"/>
+        <w:numPr>
+          <w:ilvl w:val="0"/>
+          <w:numId w:val="1013"/>
+        </w:numPr>
+      </w:pPr>
+      <w:r>
+        <w:t xml:space="preserve">Ortak Kriterler terimidir.</w:t>
+      </w:r>
+    </w:p>
+    <w:p>
+      <w:pPr>
+        <w:pStyle w:val="Compact"/>
+        <w:numPr>
+          <w:ilvl w:val="0"/>
+          <w:numId w:val="1013"/>
+        </w:numPr>
+      </w:pPr>
+      <w:r>
+        <w:t xml:space="preserve">Benzersiz tanımlanır: sürüm + ikili + kaynak + özet değeri.</w:t>
+      </w:r>
+    </w:p>
+    <w:bookmarkEnd w:id="32"/>
+    <w:bookmarkStart w:id="33" w:name="cvss-nedir"/>
+    <w:p>
+      <w:pPr>
+        <w:pStyle w:val="Heading3"/>
+      </w:pPr>
+      <w:r>
+        <w:t xml:space="preserve">CVSS nedir?</w:t>
+      </w:r>
+    </w:p>
+    <w:p>
+      <w:pPr>
+        <w:pStyle w:val="Compact"/>
+        <w:numPr>
+          <w:ilvl w:val="0"/>
+          <w:numId w:val="1014"/>
+        </w:numPr>
+      </w:pPr>
+      <w:r>
+        <w:rPr>
+          <w:b/>
+          <w:bCs/>
+        </w:rPr>
+        <w:t xml:space="preserve">CVSS (Common Vulnerability Scoring System):</w:t>
+      </w:r>
+      <w:r>
+        <w:t xml:space="preserve"> </w:t>
+      </w:r>
+      <w:r>
+        <w:t xml:space="preserve">bir zafiyetin</w:t>
+      </w:r>
+      <w:r>
+        <w:t xml:space="preserve"> </w:t>
+      </w:r>
+      <w:r>
+        <w:rPr>
+          <w:b/>
+          <w:bCs/>
+        </w:rPr>
+        <w:t xml:space="preserve">etkisini</w:t>
+      </w:r>
+      <w:r>
+        <w:t xml:space="preserve"> </w:t>
+      </w:r>
+      <w:r>
+        <w:t xml:space="preserve">standart bir puanla (0–10) ifade eder.</w:t>
+      </w:r>
+    </w:p>
+    <w:p>
+      <w:pPr>
+        <w:pStyle w:val="Compact"/>
+        <w:numPr>
+          <w:ilvl w:val="0"/>
+          <w:numId w:val="1014"/>
+        </w:numPr>
+      </w:pPr>
+      <w:r>
+        <w:t xml:space="preserve">Yüksek puan = daha ciddi etki.</w:t>
+      </w:r>
+    </w:p>
+    <w:p>
+      <w:pPr>
+        <w:pStyle w:val="Compact"/>
+        <w:numPr>
+          <w:ilvl w:val="0"/>
+          <w:numId w:val="1014"/>
+        </w:numPr>
+      </w:pPr>
+      <w:r>
+        <w:t xml:space="preserve">Önceliklendirmede kullanılır.</w:t>
+      </w:r>
+    </w:p>
+    <w:bookmarkEnd w:id="33"/>
+    <w:bookmarkStart w:id="34" w:name="saldırı-potansiyeli-nedir"/>
+    <w:p>
+      <w:pPr>
+        <w:pStyle w:val="Heading3"/>
+      </w:pPr>
+      <w:r>
+        <w:t xml:space="preserve">Saldırı potansiyeli nedir?</w:t>
+      </w:r>
+    </w:p>
+    <w:p>
+      <w:pPr>
+        <w:pStyle w:val="Compact"/>
+        <w:numPr>
+          <w:ilvl w:val="0"/>
+          <w:numId w:val="1015"/>
+        </w:numPr>
+      </w:pPr>
+      <w:r>
+        <w:rPr>
+          <w:b/>
+          <w:bCs/>
+        </w:rPr>
+        <w:t xml:space="preserve">Saldırı potansiyeli:</w:t>
+      </w:r>
+      <w:r>
+        <w:t xml:space="preserve"> </w:t>
+      </w:r>
+      <w:r>
+        <w:t xml:space="preserve">bir saldırıyı gerçekleştirmenin</w:t>
+      </w:r>
+      <w:r>
+        <w:t xml:space="preserve"> </w:t>
+      </w:r>
+      <w:r>
+        <w:rPr>
+          <w:b/>
+          <w:bCs/>
+        </w:rPr>
+        <w:t xml:space="preserve">ne kadar zor</w:t>
+      </w:r>
+      <w:r>
+        <w:t xml:space="preserve"> </w:t>
+      </w:r>
+      <w:r>
+        <w:t xml:space="preserve">olduğu.</w:t>
+      </w:r>
+    </w:p>
+    <w:p>
+      <w:pPr>
+        <w:pStyle w:val="Compact"/>
+        <w:numPr>
+          <w:ilvl w:val="0"/>
+          <w:numId w:val="1015"/>
+        </w:numPr>
+      </w:pPr>
+      <w:r>
+        <w:t xml:space="preserve">Süre, uzmanlık, ekipman gibi faktörlerle puanlanır.</w:t>
+      </w:r>
+    </w:p>
+    <w:p>
+      <w:pPr>
+        <w:pStyle w:val="Compact"/>
+        <w:numPr>
+          <w:ilvl w:val="0"/>
+          <w:numId w:val="1015"/>
+        </w:numPr>
+      </w:pPr>
+      <w:r>
+        <w:t xml:space="preserve">Düşük potansiyel (kolay saldırı) = ciddi bulgu.</w:t>
+      </w:r>
+    </w:p>
+    <w:bookmarkEnd w:id="34"/>
+    <w:bookmarkStart w:id="35" w:name="saldırı-potansiyeli-beş-faktör"/>
+    <w:p>
+      <w:pPr>
+        <w:pStyle w:val="Heading3"/>
+      </w:pPr>
+      <w:r>
+        <w:t xml:space="preserve">Saldırı potansiyeli — beş faktör</w:t>
+      </w:r>
+    </w:p>
+    <w:p>
+      <w:pPr>
+        <w:pStyle w:val="FirstParagraph"/>
+      </w:pPr>
+      <w:r>
+        <w:t xml:space="preserve">Beş faktörün toplamı → puan → derece</w:t>
+      </w:r>
+      <w:r>
+        <w:t xml:space="preserve"> </w:t>
+      </w:r>
+      <w:r>
+        <w:t xml:space="preserve"> </w:t>
+      </w:r>
+      <w:r>
+        <w:t xml:space="preserve">Geçen zaman</w:t>
+      </w:r>
+      <w:r>
+        <w:t xml:space="preserve"> </w:t>
+      </w:r>
+      <w:r>
+        <w:t xml:space="preserve">Uzmanlık</w:t>
+      </w:r>
+      <w:r>
+        <w:t xml:space="preserve"> </w:t>
+      </w:r>
+      <w:r>
+        <w:t xml:space="preserve">Hedef bilgisi</w:t>
+      </w:r>
+      <w:r>
+        <w:t xml:space="preserve"> </w:t>
+      </w:r>
+      <w:r>
+        <w:t xml:space="preserve">Fırsat (erişim)</w:t>
+      </w:r>
+      <w:r>
+        <w:t xml:space="preserve"> </w:t>
+      </w:r>
+      <w:r>
+        <w:t xml:space="preserve">Ekipman</w:t>
+      </w:r>
+      <w:r>
+        <w:t xml:space="preserve"> </w:t>
+      </w:r>
+      <w:r>
+        <w:t xml:space="preserve"> </w:t>
+      </w:r>
+      <w:r>
+        <w:t xml:space="preserve"> </w:t>
+      </w:r>
+      <w:r>
+        <w:t xml:space="preserve">TOPLAM</w:t>
+      </w:r>
+      <w:r>
+        <w:t xml:space="preserve">puan</w:t>
+      </w:r>
+      <w:r>
+        <w:t xml:space="preserve"> </w:t>
+      </w:r>
+      <w:r>
+        <w:t xml:space="preserve"> </w:t>
+      </w:r>
+      <w:r>
+        <w:t xml:space="preserve"> </w:t>
+      </w:r>
+      <w:r>
+        <w:t xml:space="preserve">DÜŞÜK pot. = ciddi bulgu</w:t>
+      </w:r>
+      <w:r>
+        <w:t xml:space="preserve"> </w:t>
+      </w:r>
+      <w:r>
+        <w:t xml:space="preserve">Temel / Gelişmiş</w:t>
+      </w:r>
+      <w:r>
+        <w:t xml:space="preserve"> </w:t>
+      </w:r>
+      <w:r>
+        <w:t xml:space="preserve">Orta / Yüksek</w:t>
+      </w:r>
+      <w:r>
+        <w:t xml:space="preserve"> </w:t>
+      </w:r>
+      <w:r>
+        <w:t xml:space="preserve">YÜKSEK pot. = zor saldırı</w:t>
+      </w:r>
+      <w:r>
+        <w:t xml:space="preserve"> </w:t>
+      </w:r>
+      <w:r>
+        <w:t xml:space="preserve"> </w:t>
+      </w:r>
+      <w:r>
+        <w:t xml:space="preserve">Düşük potansiyel = az zaman/beceri/araç → çok saldırgan yapabilir → yüksek risk.</w:t>
+      </w:r>
+      <w:r>
+        <w:t xml:space="preserve"> </w:t>
+      </w:r>
+      <w:r>
+        <w:t xml:space="preserve">Saldırı potansiyeli = saldırının ZORLUĞU · CVSS = açığın ETKİSİ (ayrı eksenler).</w:t>
+      </w:r>
+      <w:r>
+        <w:t xml:space="preserve"> </w:t>
+      </w:r>
+    </w:p>
+    <w:bookmarkEnd w:id="35"/>
+    <w:bookmarkStart w:id="36" w:name="etki-analizi-ve-delta-değerlendirme"/>
+    <w:p>
+      <w:pPr>
+        <w:pStyle w:val="Heading3"/>
+      </w:pPr>
+      <w:r>
+        <w:t xml:space="preserve">Etki analizi ve delta değerlendirme</w:t>
+      </w:r>
+    </w:p>
+    <w:p>
+      <w:pPr>
+        <w:pStyle w:val="Compact"/>
+        <w:numPr>
+          <w:ilvl w:val="0"/>
+          <w:numId w:val="1016"/>
+        </w:numPr>
+      </w:pPr>
+      <w:r>
+        <w:rPr>
+          <w:b/>
+          <w:bCs/>
+        </w:rPr>
+        <w:t xml:space="preserve">Güvenlik etki analizi:</w:t>
+      </w:r>
+      <w:r>
+        <w:t xml:space="preserve"> </w:t>
+      </w:r>
+      <w:r>
+        <w:t xml:space="preserve">bir değişikliğin güvenlik etkisini</w:t>
+      </w:r>
+      <w:r>
+        <w:t xml:space="preserve"> </w:t>
+      </w:r>
+      <w:r>
+        <w:rPr>
+          <w:b/>
+          <w:bCs/>
+        </w:rPr>
+        <w:t xml:space="preserve">belgeleyen</w:t>
+      </w:r>
+      <w:r>
+        <w:t xml:space="preserve"> </w:t>
+      </w:r>
+      <w:r>
+        <w:t xml:space="preserve">rapor.</w:t>
+      </w:r>
+    </w:p>
+    <w:p>
+      <w:pPr>
+        <w:pStyle w:val="Compact"/>
+        <w:numPr>
+          <w:ilvl w:val="0"/>
+          <w:numId w:val="1016"/>
+        </w:numPr>
+      </w:pPr>
+      <w:r>
+        <w:rPr>
+          <w:b/>
+          <w:bCs/>
+        </w:rPr>
+        <w:t xml:space="preserve">Delta değerlendirme:</w:t>
+      </w:r>
+      <w:r>
+        <w:t xml:space="preserve"> </w:t>
+      </w:r>
+      <w:r>
+        <w:t xml:space="preserve">yalnız</w:t>
+      </w:r>
+      <w:r>
+        <w:t xml:space="preserve"> </w:t>
+      </w:r>
+      <w:r>
+        <w:rPr>
+          <w:b/>
+          <w:bCs/>
+        </w:rPr>
+        <w:t xml:space="preserve">değişen kısmın</w:t>
+      </w:r>
+      <w:r>
+        <w:t xml:space="preserve"> </w:t>
+      </w:r>
+      <w:r>
+        <w:t xml:space="preserve">yeniden değerlendirilmesi.</w:t>
+      </w:r>
+    </w:p>
+    <w:p>
+      <w:pPr>
+        <w:pStyle w:val="FirstParagraph"/>
+      </w:pPr>
+      <w:r>
+        <w:t xml:space="preserve">Bunları 5. bölümde ayrıntılı göreceğiz.</w:t>
+      </w:r>
+    </w:p>
+    <w:bookmarkEnd w:id="36"/>
+    <w:bookmarkStart w:id="37" w:name="şimdi-hazırız"/>
+    <w:p>
+      <w:pPr>
+        <w:pStyle w:val="Heading3"/>
+      </w:pPr>
+      <w:r>
+        <w:t xml:space="preserve">Şimdi hazırız</w:t>
+      </w:r>
+    </w:p>
+    <w:p>
+      <w:pPr>
+        <w:pStyle w:val="FirstParagraph"/>
+      </w:pPr>
+      <w:r>
+        <w:t xml:space="preserve">Bildiğimiz terimler:</w:t>
+      </w:r>
+    </w:p>
+    <w:p>
+      <w:pPr>
+        <w:pStyle w:val="BodyText"/>
+      </w:pPr>
+      <w:r>
+        <w:t xml:space="preserve">değerlendirme · sertifikasyon · laboratuvar · standart · zafiyet · bulgu · beyaz/kara kutu · SAST · DAST · fuzzing · sızma testi · TOE · CVSS · saldırı potansiyeli · etki analizi/delta</w:t>
+      </w:r>
+    </w:p>
+    <w:p>
+      <w:pPr>
+        <w:pStyle w:val="BodyText"/>
+      </w:pPr>
+      <w:r>
+        <w:t xml:space="preserve">Şimdi:</w:t>
+      </w:r>
+      <w:r>
+        <w:t xml:space="preserve"> </w:t>
+      </w:r>
+      <w:r>
+        <w:rPr>
+          <w:b/>
+          <w:bCs/>
+        </w:rPr>
+        <w:t xml:space="preserve">neden bağımsız değerlendirme?</w:t>
+      </w:r>
+    </w:p>
+    <w:bookmarkEnd w:id="37"/>
+    <w:bookmarkEnd w:id="38"/>
+    <w:bookmarkStart w:id="40" w:name="neden-bağımsız-değerlendirme"/>
+    <w:p>
+      <w:pPr>
+        <w:pStyle w:val="Heading2"/>
+      </w:pPr>
+      <w:r>
+        <w:t xml:space="preserve">1. Neden bağımsız değerlendirme?</w:t>
+      </w:r>
+    </w:p>
+    <w:p>
+      <w:pPr>
+        <w:pStyle w:val="FirstParagraph"/>
+      </w:pPr>
+      <w:r>
+        <w:t xml:space="preserve">Bir yazılımı yazan ekip, onun en iyi test edicisi değildir: tasarım varsayımlarını paylaşır,</w:t>
+      </w:r>
+      <w:r>
+        <w:t xml:space="preserve"> </w:t>
+      </w:r>
+      <w:r>
+        <w:t xml:space="preserve">“bu nasılsa olmaz”</w:t>
+      </w:r>
+      <w:r>
+        <w:t xml:space="preserve"> </w:t>
+      </w:r>
+      <w:r>
+        <w:t xml:space="preserve">dediği</w:t>
+      </w:r>
+      <w:r>
+        <w:t xml:space="preserve"> </w:t>
+      </w:r>
+      <w:r>
+        <w:t xml:space="preserve">yolları hiç denemez. Bu yüzden ödeme, kimlik, sağlık ve kamu gibi alanlarda ürünler,</w:t>
+      </w:r>
+      <w:r>
+        <w:t xml:space="preserve"> </w:t>
+      </w:r>
+      <w:r>
+        <w:rPr>
+          <w:b/>
+          <w:bCs/>
+        </w:rPr>
+        <w:t xml:space="preserve">bağımsız bir laboratuvarın</w:t>
+      </w:r>
+      <w:r>
+        <w:t xml:space="preserve"> </w:t>
+      </w:r>
+      <w:r>
+        <w:t xml:space="preserve">değerlendirmesinden geçer. Değerlendirmenin sonunda bir sertifika (ya da onay) verilir; sertifika</w:t>
+      </w:r>
+      <w:r>
+        <w:t xml:space="preserve"> </w:t>
+      </w:r>
+      <w:r>
+        <w:t xml:space="preserve">“bu ürün kırılamaz”</w:t>
+      </w:r>
+      <w:r>
+        <w:t xml:space="preserve"> </w:t>
+      </w:r>
+      <w:r>
+        <w:t xml:space="preserve">demez,</w:t>
+      </w:r>
+      <w:r>
+        <w:t xml:space="preserve"> </w:t>
+      </w:r>
+      <w:r>
+        <w:t xml:space="preserve">“bu ürün şu standardın şu gereksinimlerini, şu saldırgan modeline karşı, şu tarihte karşılıyordu”</w:t>
+      </w:r>
+      <w:r>
+        <w:t xml:space="preserve"> </w:t>
+      </w:r>
+      <w:r>
+        <w:t xml:space="preserve">der.</w:t>
+      </w:r>
+    </w:p>
+    <w:p>
+      <w:pPr>
+        <w:pStyle w:val="BlockText"/>
+      </w:pPr>
+      <w:r>
+        <w:rPr>
+          <w:b/>
+          <w:bCs/>
+        </w:rPr>
+        <w:t xml:space="preserve">Kısa tarihçe: güvenlik değerlendirmesi ve sertifikasyon</w:t>
+      </w:r>
+    </w:p>
+    <w:p>
+      <w:pPr>
+        <w:pStyle w:val="Compact"/>
+        <w:numPr>
+          <w:ilvl w:val="0"/>
+          <w:numId w:val="1017"/>
+        </w:numPr>
+      </w:pPr>
+      <w:r>
+        <w:rPr>
+          <w:b/>
+          <w:bCs/>
+        </w:rPr>
+        <w:t xml:space="preserve">1985</w:t>
+      </w:r>
+      <w:r>
+        <w:t xml:space="preserve"> </w:t>
+      </w:r>
+      <w:r>
+        <w:t xml:space="preserve">— ABD</w:t>
+      </w:r>
+      <w:r>
+        <w:t xml:space="preserve"> </w:t>
+      </w:r>
+      <w:r>
+        <w:rPr>
+          <w:b/>
+          <w:bCs/>
+        </w:rPr>
+        <w:t xml:space="preserve">TCSEC</w:t>
+      </w:r>
+      <w:r>
+        <w:t xml:space="preserve"> </w:t>
+      </w:r>
+      <w:r>
+        <w:t xml:space="preserve">(</w:t>
+      </w:r>
+      <w:r>
+        <w:t xml:space="preserve">“Orange Book”</w:t>
+      </w:r>
+      <w:r>
+        <w:t xml:space="preserve">): ilk resmi güvenlik değerlendirme ölçütleri.</w:t>
+      </w:r>
+    </w:p>
+    <w:p>
+      <w:pPr>
+        <w:pStyle w:val="Compact"/>
+        <w:numPr>
+          <w:ilvl w:val="0"/>
+          <w:numId w:val="1017"/>
+        </w:numPr>
+      </w:pPr>
+      <w:r>
+        <w:rPr>
+          <w:b/>
+          <w:bCs/>
+        </w:rPr>
+        <w:t xml:space="preserve">1991–1993</w:t>
+      </w:r>
+      <w:r>
+        <w:t xml:space="preserve"> </w:t>
+      </w:r>
+      <w:r>
+        <w:t xml:space="preserve">— Avrupa</w:t>
+      </w:r>
+      <w:r>
+        <w:t xml:space="preserve"> </w:t>
+      </w:r>
+      <w:r>
+        <w:rPr>
+          <w:b/>
+          <w:bCs/>
+        </w:rPr>
+        <w:t xml:space="preserve">ITSEC</w:t>
+      </w:r>
+      <w:r>
+        <w:t xml:space="preserve"> </w:t>
+      </w:r>
+      <w:r>
+        <w:t xml:space="preserve">ve Kanada</w:t>
+      </w:r>
+      <w:r>
+        <w:t xml:space="preserve"> </w:t>
+      </w:r>
+      <w:r>
+        <w:rPr>
+          <w:b/>
+          <w:bCs/>
+        </w:rPr>
+        <w:t xml:space="preserve">CTCPEC</w:t>
+      </w:r>
+      <w:r>
+        <w:t xml:space="preserve">.</w:t>
+      </w:r>
+    </w:p>
+    <w:p>
+      <w:pPr>
+        <w:pStyle w:val="Compact"/>
+        <w:numPr>
+          <w:ilvl w:val="0"/>
+          <w:numId w:val="1017"/>
+        </w:numPr>
+      </w:pPr>
+      <w:r>
+        <w:rPr>
+          <w:b/>
+          <w:bCs/>
+        </w:rPr>
+        <w:t xml:space="preserve">1999</w:t>
+      </w:r>
+      <w:r>
+        <w:t xml:space="preserve"> </w:t>
+      </w:r>
+      <w:r>
+        <w:t xml:space="preserve">— bunlar</w:t>
+      </w:r>
+      <w:r>
+        <w:t xml:space="preserve"> </w:t>
+      </w:r>
+      <w:r>
+        <w:rPr>
+          <w:b/>
+          <w:bCs/>
+        </w:rPr>
+        <w:t xml:space="preserve">Ortak Kriterler (ISO/IEC 15408)</w:t>
+      </w:r>
+      <w:r>
+        <w:t xml:space="preserve"> </w:t>
+      </w:r>
+      <w:r>
+        <w:t xml:space="preserve">altında birleşir;</w:t>
+      </w:r>
+      <w:r>
+        <w:t xml:space="preserve"> </w:t>
+      </w:r>
+      <w:r>
+        <w:rPr>
+          <w:b/>
+          <w:bCs/>
+        </w:rPr>
+        <w:t xml:space="preserve">EAL</w:t>
+      </w:r>
+      <w:r>
+        <w:t xml:space="preserve"> </w:t>
+      </w:r>
+      <w:r>
+        <w:t xml:space="preserve">güvence ölçeği buradan gelir (13. hafta).</w:t>
+      </w:r>
+    </w:p>
+    <w:p>
+      <w:pPr>
+        <w:pStyle w:val="Compact"/>
+        <w:numPr>
+          <w:ilvl w:val="0"/>
+          <w:numId w:val="1017"/>
+        </w:numPr>
+      </w:pPr>
+      <w:r>
+        <w:rPr>
+          <w:b/>
+          <w:bCs/>
+        </w:rPr>
+        <w:t xml:space="preserve">2001</w:t>
+      </w:r>
+      <w:r>
+        <w:t xml:space="preserve"> </w:t>
+      </w:r>
+      <w:r>
+        <w:t xml:space="preserve">—</w:t>
+      </w:r>
+      <w:r>
+        <w:t xml:space="preserve"> </w:t>
+      </w:r>
+      <w:r>
+        <w:rPr>
+          <w:b/>
+          <w:bCs/>
+        </w:rPr>
+        <w:t xml:space="preserve">OWASP</w:t>
+      </w:r>
+      <w:r>
+        <w:t xml:space="preserve"> </w:t>
+      </w:r>
+      <w:r>
+        <w:t xml:space="preserve">kurulur (uygulama güvenliği testi kültürü); sonra</w:t>
+      </w:r>
+      <w:r>
+        <w:t xml:space="preserve"> </w:t>
+      </w:r>
+      <w:r>
+        <w:rPr>
+          <w:b/>
+          <w:bCs/>
+        </w:rPr>
+        <w:t xml:space="preserve">PTES</w:t>
+      </w:r>
+      <w:r>
+        <w:t xml:space="preserve"> </w:t>
+      </w:r>
+      <w:r>
+        <w:t xml:space="preserve">ve</w:t>
+      </w:r>
+      <w:r>
+        <w:t xml:space="preserve"> </w:t>
+      </w:r>
+      <w:r>
+        <w:rPr>
+          <w:b/>
+          <w:bCs/>
+        </w:rPr>
+        <w:t xml:space="preserve">NIST SP 800-115</w:t>
+      </w:r>
+      <w:r>
+        <w:t xml:space="preserve"> </w:t>
+      </w:r>
+      <w:r>
+        <w:t xml:space="preserve">sızma testi metodolojilerini standartlaştırır.</w:t>
+      </w:r>
+    </w:p>
+    <w:p>
+      <w:pPr>
+        <w:pStyle w:val="Compact"/>
+        <w:numPr>
+          <w:ilvl w:val="0"/>
+          <w:numId w:val="1017"/>
+        </w:numPr>
+      </w:pPr>
+      <w:r>
+        <w:rPr>
+          <w:b/>
+          <w:bCs/>
+        </w:rPr>
+        <w:t xml:space="preserve">2005 → 2023</w:t>
+      </w:r>
+      <w:r>
+        <w:t xml:space="preserve"> </w:t>
+      </w:r>
+      <w:r>
+        <w:t xml:space="preserve">—</w:t>
+      </w:r>
+      <w:r>
+        <w:t xml:space="preserve"> </w:t>
+      </w:r>
+      <w:r>
+        <w:rPr>
+          <w:b/>
+          <w:bCs/>
+        </w:rPr>
+        <w:t xml:space="preserve">CVSS</w:t>
+      </w:r>
+      <w:r>
+        <w:t xml:space="preserve"> </w:t>
+      </w:r>
+      <w:r>
+        <w:t xml:space="preserve">zafiyet ciddiyet puanı (v2 → v3.1 → v4.0).</w:t>
+      </w:r>
+    </w:p>
+    <w:p>
+      <w:pPr>
+        <w:pStyle w:val="Compact"/>
+        <w:numPr>
+          <w:ilvl w:val="0"/>
+          <w:numId w:val="1017"/>
+        </w:numPr>
+      </w:pPr>
+      <w:r>
         <w:rPr>
           <w:b/>
           <w:bCs/>
@@ -1679,7 +3151,7 @@
         <w:t xml:space="preserve">değerlendiricinin gözünden, adım adım işliyoruz.</w:t>
       </w:r>
     </w:p>
-    <w:bookmarkStart w:id="20" w:name="standartlar-ve-sertifikasyon-manzarası"/>
+    <w:bookmarkStart w:id="39" w:name="standartlar-ve-sertifikasyon-manzarası"/>
     <w:p>
       <w:pPr>
         <w:pStyle w:val="Heading3"/>
@@ -2255,9 +3727,9 @@
         </w:pict>
       </w:r>
     </w:p>
-    <w:bookmarkEnd w:id="20"/>
-    <w:bookmarkEnd w:id="21"/>
-    <w:bookmarkStart w:id="29" w:name="değerlendirme-süreci-13-adım"/>
+    <w:bookmarkEnd w:id="39"/>
+    <w:bookmarkEnd w:id="40"/>
+    <w:bookmarkStart w:id="48" w:name="değerlendirme-süreci-13-adım"/>
     <w:p>
       <w:pPr>
         <w:pStyle w:val="Heading2"/>
@@ -2295,18 +3767,18 @@
           <wp:inline>
             <wp:extent cx="5759999" cy="1115956"/>
             <wp:effectExtent b="0" l="0" r="0" t="0"/>
-            <wp:docPr descr="" title="" id="23" name="Picture"/>
+            <wp:docPr descr="" title="" id="42" name="Picture"/>
             <a:graphic>
               <a:graphicData uri="http://schemas.openxmlformats.org/drawingml/2006/picture">
                 <pic:pic>
                   <pic:nvPicPr>
-                    <pic:cNvPr descr="diyagram-1.png" id="24" name="Picture"/>
+                    <pic:cNvPr descr="diyagram-1.png" id="43" name="Picture"/>
                     <pic:cNvPicPr>
                       <a:picLocks noChangeArrowheads="1" noChangeAspect="1"/>
                     </pic:cNvPicPr>
                   </pic:nvPicPr>
                   <pic:blipFill>
-                    <a:blip r:embed="rId22"/>
+                    <a:blip r:embed="rId41"/>
                     <a:stretch>
                       <a:fillRect/>
                     </a:stretch>
@@ -2342,18 +3814,18 @@
           <wp:inline>
             <wp:extent cx="5759999" cy="2100194"/>
             <wp:effectExtent b="0" l="0" r="0" t="0"/>
-            <wp:docPr descr="" title="" id="26" name="Picture"/>
+            <wp:docPr descr="" title="" id="45" name="Picture"/>
             <a:graphic>
               <a:graphicData uri="http://schemas.openxmlformats.org/drawingml/2006/picture">
                 <pic:pic>
                   <pic:nvPicPr>
-                    <pic:cNvPr descr="diyagram-2.png" id="27" name="Picture"/>
+                    <pic:cNvPr descr="diyagram-2.png" id="46" name="Picture"/>
                     <pic:cNvPicPr>
                       <a:picLocks noChangeArrowheads="1" noChangeAspect="1"/>
                     </pic:cNvPicPr>
                   </pic:nvPicPr>
                   <pic:blipFill>
-                    <a:blip r:embed="rId25"/>
+                    <a:blip r:embed="rId44"/>
                     <a:stretch>
                       <a:fillRect/>
                     </a:stretch>
@@ -3293,7 +4765,7 @@
         <w:t xml:space="preserve">projenizde yazdığınız kılavuz, bu belgenin küçültülmüş halidir.</w:t>
       </w:r>
     </w:p>
-    <w:bookmarkStart w:id="28" w:name="değerlendiricinin-temel-tutumu"/>
+    <w:bookmarkStart w:id="47" w:name="değerlendiricinin-temel-tutumu"/>
     <w:p>
       <w:pPr>
         <w:pStyle w:val="Heading3"/>
@@ -3406,9 +4878,9 @@
         </w:pict>
       </w:r>
     </w:p>
-    <w:bookmarkEnd w:id="28"/>
-    <w:bookmarkEnd w:id="29"/>
-    <w:bookmarkStart w:id="32" w:name="zafiyet-değerlendirmesinin-yöntemleri"/>
+    <w:bookmarkEnd w:id="47"/>
+    <w:bookmarkEnd w:id="48"/>
+    <w:bookmarkStart w:id="51" w:name="zafiyet-değerlendirmesinin-yöntemleri"/>
     <w:p>
       <w:pPr>
         <w:pStyle w:val="Heading2"/>
@@ -3853,7 +5325,7 @@
         <w:t xml:space="preserve">nın (CI’da SAST + sanitizer + fuzz) değerlendirmedeki karşılığıdır.</w:t>
       </w:r>
     </w:p>
-    <w:bookmarkStart w:id="30" w:name="Xf53c6f958001aa0a99d6000a332bcb3e05c48ca"/>
+    <w:bookmarkStart w:id="49" w:name="Xf53c6f958001aa0a99d6000a332bcb3e05c48ca"/>
     <w:p>
       <w:pPr>
         <w:pStyle w:val="Heading3"/>
@@ -3897,7 +5369,7 @@
         <w:pStyle w:val="Compact"/>
         <w:numPr>
           <w:ilvl w:val="0"/>
-          <w:numId w:val="1003"/>
+          <w:numId w:val="1018"/>
         </w:numPr>
       </w:pPr>
       <w:r>
@@ -3925,7 +5397,7 @@
         <w:pStyle w:val="Compact"/>
         <w:numPr>
           <w:ilvl w:val="0"/>
-          <w:numId w:val="1003"/>
+          <w:numId w:val="1018"/>
         </w:numPr>
       </w:pPr>
       <w:r>
@@ -3947,7 +5419,7 @@
         <w:pStyle w:val="Compact"/>
         <w:numPr>
           <w:ilvl w:val="0"/>
-          <w:numId w:val="1003"/>
+          <w:numId w:val="1018"/>
         </w:numPr>
       </w:pPr>
       <w:r>
@@ -3969,7 +5441,7 @@
         <w:pStyle w:val="Compact"/>
         <w:numPr>
           <w:ilvl w:val="0"/>
-          <w:numId w:val="1003"/>
+          <w:numId w:val="1018"/>
         </w:numPr>
       </w:pPr>
       <w:r>
@@ -3992,8 +5464,8 @@
         <w:t xml:space="preserve">(9. hafta opak boolean, rastgele çıkış).</w:t>
       </w:r>
     </w:p>
-    <w:bookmarkEnd w:id="30"/>
-    <w:bookmarkStart w:id="31" w:name="statik-ve-dinamik-analiz-fuzzing"/>
+    <w:bookmarkEnd w:id="49"/>
+    <w:bookmarkStart w:id="50" w:name="statik-ve-dinamik-analiz-fuzzing"/>
     <w:p>
       <w:pPr>
         <w:pStyle w:val="Heading3"/>
@@ -4078,9 +5550,9 @@
         <w:t xml:space="preserve">arasında büyük fark görür.</w:t>
       </w:r>
     </w:p>
-    <w:bookmarkEnd w:id="31"/>
-    <w:bookmarkEnd w:id="32"/>
-    <w:bookmarkStart w:id="33" w:name="standartların-istediği-testler"/>
+    <w:bookmarkEnd w:id="50"/>
+    <w:bookmarkEnd w:id="51"/>
+    <w:bookmarkStart w:id="52" w:name="standartların-istediği-testler"/>
     <w:p>
       <w:pPr>
         <w:pStyle w:val="Heading2"/>
@@ -4555,8 +6027,8 @@
         </w:pict>
       </w:r>
     </w:p>
-    <w:bookmarkEnd w:id="33"/>
-    <w:bookmarkStart w:id="36" w:name="Xd3d906c58774463637bcc369177bfca839a3606"/>
+    <w:bookmarkEnd w:id="52"/>
+    <w:bookmarkStart w:id="57" w:name="Xd3d906c58774463637bcc369177bfca839a3606"/>
     <w:p>
       <w:pPr>
         <w:pStyle w:val="Heading2"/>
@@ -4649,7 +6121,7 @@
         <w:t xml:space="preserve">(güç, dayanıklılık) çerçevesinin değerlendirmedeki resmî halidir.</w:t>
       </w:r>
     </w:p>
-    <w:bookmarkStart w:id="34" w:name="saldırı-potansiyeli-faktörleri"/>
+    <w:bookmarkStart w:id="53" w:name="saldırı-potansiyeli-faktörleri"/>
     <w:p>
       <w:pPr>
         <w:pStyle w:val="Heading3"/>
@@ -5113,14 +6585,14 @@
         <w:t xml:space="preserve">(9. hafta) ve sunucu tarafı denetim.</w:t>
       </w:r>
     </w:p>
-    <w:bookmarkEnd w:id="34"/>
-    <w:bookmarkStart w:id="35" w:name="cvss-ile-derecelendirme"/>
+    <w:bookmarkEnd w:id="53"/>
+    <w:bookmarkStart w:id="55" w:name="X72d8b3d2ed9de894b19f7c7f5d16391b259d88d"/>
     <w:p>
       <w:pPr>
         <w:pStyle w:val="Heading3"/>
       </w:pPr>
       <w:r>
-        <w:t xml:space="preserve">CVSS ile derecelendirme</w:t>
+        <w:t xml:space="preserve">Puan tablosu (derste kullanacağımız sadeleştirilmiş ölçek)</w:t>
       </w:r>
     </w:p>
     <w:p>
@@ -5128,836 +6600,609 @@
         <w:pStyle w:val="FirstParagraph"/>
       </w:pPr>
       <w:r>
-        <w:t xml:space="preserve">Saldırı potansiyeli</w:t>
-      </w:r>
-      <w:r>
-        <w:t xml:space="preserve"> </w:t>
-      </w:r>
-      <w:r>
-        <w:t xml:space="preserve">“kırmak ne kadar zor?”</w:t>
-      </w:r>
-      <w:r>
-        <w:t xml:space="preserve"> </w:t>
-      </w:r>
-      <w:r>
-        <w:t xml:space="preserve">derken,</w:t>
-      </w:r>
-      <w:r>
-        <w:t xml:space="preserve"> </w:t>
-      </w:r>
-      <w:r>
-        <w:rPr>
-          <w:b/>
-          <w:bCs/>
-        </w:rPr>
-        <w:t xml:space="preserve">CVSS</w:t>
-      </w:r>
-      <w:r>
-        <w:t xml:space="preserve"> </w:t>
-      </w:r>
-      <w:r>
-        <w:t xml:space="preserve">(Common Vulnerability Scoring System)</w:t>
-      </w:r>
-      <w:r>
-        <w:t xml:space="preserve"> </w:t>
-      </w:r>
-      <w:r>
-        <w:t xml:space="preserve">“bu zafiyetin</w:t>
-      </w:r>
-      <w:r>
-        <w:t xml:space="preserve"> </w:t>
-      </w:r>
-      <w:r>
-        <w:t xml:space="preserve">etkisi ne kadar büyük?”</w:t>
-      </w:r>
-      <w:r>
-        <w:t xml:space="preserve"> </w:t>
-      </w:r>
-      <w:r>
-        <w:t xml:space="preserve">sorusuna standart bir puan verir. İki ölçü birbirini tamamlar: biri</w:t>
-      </w:r>
-      <w:r>
-        <w:t xml:space="preserve"> </w:t>
-      </w:r>
-      <w:r>
-        <w:rPr>
-          <w:b/>
-          <w:bCs/>
-        </w:rPr>
-        <w:t xml:space="preserve">olabilirliği</w:t>
-      </w:r>
-      <w:r>
-        <w:t xml:space="preserve"> </w:t>
-      </w:r>
-      <w:r>
-        <w:t xml:space="preserve">(saldırının zorluğu), öteki</w:t>
-      </w:r>
-      <w:r>
-        <w:t xml:space="preserve"> </w:t>
-      </w:r>
-      <w:r>
-        <w:rPr>
-          <w:b/>
-          <w:bCs/>
-        </w:rPr>
-        <w:t xml:space="preserve">etkiyi</w:t>
-      </w:r>
-      <w:r>
-        <w:t xml:space="preserve"> </w:t>
-      </w:r>
-      <w:r>
-        <w:t xml:space="preserve">(gizlilik/bütünlük/erişilebilirlik kaybı) tartar. Bir bulgu raporunda</w:t>
-      </w:r>
-      <w:r>
-        <w:t xml:space="preserve"> </w:t>
-      </w:r>
-      <w:r>
-        <w:t xml:space="preserve">çoğunlukla ikisi birden verilir; önceliklendirme buna göre yapılır.</w:t>
-      </w:r>
-    </w:p>
-    <w:bookmarkEnd w:id="35"/>
-    <w:bookmarkEnd w:id="36"/>
-    <w:bookmarkStart w:id="38" w:name="bulgu-öneri-aksiyon-ve-etki-analizi"/>
-    <w:p>
-      <w:pPr>
-        <w:pStyle w:val="Heading2"/>
-      </w:pPr>
-      <w:r>
-        <w:t xml:space="preserve">6. Bulgu → öneri → aksiyon ve etki analizi</w:t>
-      </w:r>
-    </w:p>
-    <w:p>
-      <w:pPr>
-        <w:pStyle w:val="FirstParagraph"/>
-      </w:pPr>
-      <w:r>
-        <w:t xml:space="preserve">Değerlendirme bir</w:t>
-      </w:r>
-      <w:r>
-        <w:t xml:space="preserve"> </w:t>
-      </w:r>
-      <w:r>
-        <w:t xml:space="preserve">“geçti/kaldı”</w:t>
-      </w:r>
-      <w:r>
-        <w:t xml:space="preserve"> </w:t>
-      </w:r>
-      <w:r>
-        <w:t xml:space="preserve">damgası değil, bir</w:t>
-      </w:r>
-      <w:r>
-        <w:t xml:space="preserve"> </w:t>
-      </w:r>
-      <w:r>
-        <w:rPr>
-          <w:b/>
-          <w:bCs/>
-        </w:rPr>
-        <w:t xml:space="preserve">iyileştirme döngüsüdür</w:t>
-      </w:r>
-      <w:r>
-        <w:t xml:space="preserve">. Her bulgu için:</w:t>
-      </w:r>
-    </w:p>
-    <w:p>
-      <w:pPr>
-        <w:pStyle w:val="Compact"/>
-        <w:numPr>
-          <w:ilvl w:val="0"/>
-          <w:numId w:val="1004"/>
-        </w:numPr>
-      </w:pPr>
-      <w:r>
-        <w:rPr>
-          <w:b/>
-          <w:bCs/>
-        </w:rPr>
-        <w:t xml:space="preserve">Bulgu:</w:t>
-      </w:r>
-      <w:r>
-        <w:t xml:space="preserve"> </w:t>
-      </w:r>
-      <w:r>
-        <w:t xml:space="preserve">laboratuvar ne buldu (kanıtla, tekrarlanabilir biçimde).</w:t>
-      </w:r>
-    </w:p>
-    <w:p>
-      <w:pPr>
-        <w:pStyle w:val="Compact"/>
-        <w:numPr>
-          <w:ilvl w:val="0"/>
-          <w:numId w:val="1004"/>
-        </w:numPr>
-      </w:pPr>
-      <w:r>
-        <w:rPr>
-          <w:b/>
-          <w:bCs/>
-        </w:rPr>
-        <w:t xml:space="preserve">Öneri:</w:t>
-      </w:r>
-      <w:r>
-        <w:t xml:space="preserve"> </w:t>
-      </w:r>
-      <w:r>
-        <w:t xml:space="preserve">laboratuvarın önerdiği düzeltme yönü.</w:t>
-      </w:r>
-    </w:p>
-    <w:p>
-      <w:pPr>
-        <w:pStyle w:val="Compact"/>
-        <w:numPr>
-          <w:ilvl w:val="0"/>
-          <w:numId w:val="1004"/>
-        </w:numPr>
-      </w:pPr>
-      <w:r>
-        <w:rPr>
-          <w:b/>
-          <w:bCs/>
-        </w:rPr>
-        <w:t xml:space="preserve">Aksiyon:</w:t>
-      </w:r>
-      <w:r>
-        <w:t xml:space="preserve"> </w:t>
-      </w:r>
-      <w:r>
-        <w:t xml:space="preserve">geliştiricinin ne yaptığı (ya da neden yapmadığı — gerekçeli kabul de bir aksiyondur).</w:t>
-      </w:r>
-    </w:p>
-    <w:p>
-      <w:pPr>
-        <w:pStyle w:val="Compact"/>
-        <w:numPr>
-          <w:ilvl w:val="0"/>
-          <w:numId w:val="1004"/>
-        </w:numPr>
-      </w:pPr>
-      <w:r>
-        <w:rPr>
-          <w:b/>
-          <w:bCs/>
-        </w:rPr>
-        <w:t xml:space="preserve">Kapanış:</w:t>
-      </w:r>
-      <w:r>
-        <w:t xml:space="preserve"> </w:t>
-      </w:r>
-      <w:r>
-        <w:t xml:space="preserve">bazı bulgular</w:t>
-      </w:r>
-      <w:r>
-        <w:t xml:space="preserve"> </w:t>
-      </w:r>
-      <w:r>
-        <w:t xml:space="preserve">“güvenlik açığı değil, iyi uygulama önerisi”</w:t>
-      </w:r>
-      <w:r>
-        <w:t xml:space="preserve"> </w:t>
-      </w:r>
-      <w:r>
-        <w:t xml:space="preserve">olarak da kapanabilir.</w:t>
-      </w:r>
-    </w:p>
-    <w:p>
-      <w:pPr>
-        <w:pStyle w:val="FirstParagraph"/>
-      </w:pPr>
-      <w:r>
-        <w:t xml:space="preserve">Bu döngü, vize sonrası projenizde beklediğimiz</w:t>
-      </w:r>
-      <w:r>
-        <w:t xml:space="preserve"> </w:t>
-      </w:r>
-      <w:r>
-        <w:rPr>
-          <w:b/>
-          <w:bCs/>
-        </w:rPr>
-        <w:t xml:space="preserve">bulgu–aksiyon listesinin</w:t>
-      </w:r>
-      <w:r>
-        <w:t xml:space="preserve"> </w:t>
-      </w:r>
-      <w:r>
-        <w:t xml:space="preserve">(7. hafta) kaynağıdır.</w:t>
-      </w:r>
-    </w:p>
-    <w:bookmarkStart w:id="37" w:name="X0ebbba240bf6730cfb505e597d49bc8b2c60efc"/>
-    <w:p>
-      <w:pPr>
-        <w:pStyle w:val="Heading3"/>
-      </w:pPr>
-      <w:r>
-        <w:t xml:space="preserve">Güvenlik etki analizi ve delta değerlendirme</w:t>
-      </w:r>
-    </w:p>
-    <w:p>
-      <w:pPr>
-        <w:pStyle w:val="FirstParagraph"/>
-      </w:pPr>
-      <w:r>
-        <w:t xml:space="preserve">Düzeltmeler yeni bir sürüm doğurduğunda, her şeyi baştan değerlendirmek pahalıdır. Bu yüzden iki belge devreye girer</w:t>
-      </w:r>
-      <w:r>
-        <w:t xml:space="preserve"> </w:t>
-      </w:r>
-      <w:r>
-        <w:t xml:space="preserve">(süreçteki 10. ve 11. adımlar):</w:t>
-      </w:r>
-    </w:p>
-    <w:p>
-      <w:pPr>
-        <w:pStyle w:val="Compact"/>
-        <w:numPr>
-          <w:ilvl w:val="0"/>
-          <w:numId w:val="1005"/>
-        </w:numPr>
-      </w:pPr>
-      <w:r>
-        <w:rPr>
-          <w:b/>
-          <w:bCs/>
-        </w:rPr>
-        <w:t xml:space="preserve">Güvenlik etki analizi (security impact analysis):</w:t>
-      </w:r>
-      <w:r>
-        <w:t xml:space="preserve"> </w:t>
-      </w:r>
-      <w:r>
-        <w:t xml:space="preserve">Yeni sürümdeki değişiklikleri sınıflandırır (yeni özellik /</w:t>
-      </w:r>
-      <w:r>
-        <w:t xml:space="preserve"> </w:t>
-      </w:r>
-      <w:r>
-        <w:t xml:space="preserve">iyileştirme / hata düzeltmesi), etkilenen dosyaları listeler ve her değişikliğin</w:t>
-      </w:r>
-      <w:r>
-        <w:t xml:space="preserve"> </w:t>
-      </w:r>
-      <w:r>
-        <w:rPr>
-          <w:b/>
-          <w:bCs/>
-        </w:rPr>
-        <w:t xml:space="preserve">güvenlik etkisini</w:t>
-      </w:r>
-      <w:r>
-        <w:t xml:space="preserve"> </w:t>
-      </w:r>
-      <w:r>
-        <w:t xml:space="preserve">yazar.</w:t>
-      </w:r>
-    </w:p>
-    <w:p>
-      <w:pPr>
-        <w:pStyle w:val="Compact"/>
-        <w:numPr>
-          <w:ilvl w:val="0"/>
-          <w:numId w:val="1005"/>
-        </w:numPr>
-      </w:pPr>
-      <w:r>
-        <w:rPr>
-          <w:b/>
-          <w:bCs/>
-        </w:rPr>
-        <w:t xml:space="preserve">Delta değerlendirme:</w:t>
-      </w:r>
-      <w:r>
-        <w:t xml:space="preserve"> </w:t>
-      </w:r>
-      <w:r>
-        <w:t xml:space="preserve">Laboratuvar, bu belgeye dayanarak</w:t>
-      </w:r>
-      <w:r>
-        <w:t xml:space="preserve"> </w:t>
-      </w:r>
-      <w:r>
-        <w:rPr>
-          <w:b/>
-          <w:bCs/>
-        </w:rPr>
-        <w:t xml:space="preserve">yalnız değişen kısmı</w:t>
-      </w:r>
-      <w:r>
-        <w:t xml:space="preserve"> </w:t>
-      </w:r>
-      <w:r>
-        <w:t xml:space="preserve">yeniden değerlendirir; işaretli</w:t>
-      </w:r>
-      <w:r>
-        <w:t xml:space="preserve"> </w:t>
-      </w:r>
-      <w:r>
-        <w:t xml:space="preserve">belgeleri, değişiklik dizinini, dosya listesini ve</w:t>
-      </w:r>
-      <w:r>
-        <w:t xml:space="preserve"> </w:t>
-      </w:r>
-      <w:r>
-        <w:rPr>
-          <w:b/>
-          <w:bCs/>
-        </w:rPr>
-        <w:t xml:space="preserve">yeni TOE kimliğini</w:t>
-      </w:r>
-      <w:r>
-        <w:t xml:space="preserve"> </w:t>
-      </w:r>
-      <w:r>
-        <w:t xml:space="preserve">ister.</w:t>
-      </w:r>
-    </w:p>
-    <w:p>
-      <w:pPr>
-        <w:pStyle w:val="BlockText"/>
-      </w:pPr>
-      <w:r>
-        <w:rPr>
-          <w:b/>
-          <w:bCs/>
-        </w:rPr>
-        <w:t xml:space="preserve">Karıştırılan iki kavram</w:t>
-      </w:r>
-    </w:p>
-    <w:p>
-      <w:pPr>
-        <w:pStyle w:val="BlockText"/>
-      </w:pPr>
-      <w:r>
-        <w:rPr>
-          <w:b/>
-          <w:bCs/>
-        </w:rPr>
-        <w:t xml:space="preserve">Etki analizi</w:t>
-      </w:r>
-      <w:r>
-        <w:t xml:space="preserve"> </w:t>
-      </w:r>
-      <w:r>
-        <w:t xml:space="preserve">değişikliğin güvenlik etkisini</w:t>
-      </w:r>
-      <w:r>
-        <w:t xml:space="preserve"> </w:t>
-      </w:r>
-      <w:r>
-        <w:rPr>
-          <w:i/>
-          <w:iCs/>
-        </w:rPr>
-        <w:t xml:space="preserve">belgeler</w:t>
-      </w:r>
-      <w:r>
-        <w:t xml:space="preserve">;</w:t>
-      </w:r>
-      <w:r>
-        <w:t xml:space="preserve"> </w:t>
-      </w:r>
-      <w:r>
-        <w:rPr>
-          <w:b/>
-          <w:bCs/>
-        </w:rPr>
-        <w:t xml:space="preserve">delta değerlendirme</w:t>
-      </w:r>
-      <w:r>
-        <w:t xml:space="preserve"> </w:t>
-      </w:r>
-      <w:r>
-        <w:t xml:space="preserve">bu belgeye dayanıp</w:t>
-      </w:r>
-      <w:r>
-        <w:t xml:space="preserve"> </w:t>
-      </w:r>
-      <w:r>
-        <w:rPr>
-          <w:i/>
-          <w:iCs/>
-        </w:rPr>
-        <w:t xml:space="preserve">yalnız</w:t>
-      </w:r>
-      <w:r>
-        <w:rPr>
-          <w:i/>
-          <w:iCs/>
-        </w:rPr>
-        <w:t xml:space="preserve"> </w:t>
-      </w:r>
-      <w:r>
-        <w:rPr>
-          <w:i/>
-          <w:iCs/>
-        </w:rPr>
-        <w:t xml:space="preserve">değişeni yeniden değerlendirir</w:t>
-      </w:r>
-      <w:r>
-        <w:t xml:space="preserve">. Biri geliştiricinin çıktısı, öteki laboratuvarın işidir. Sürüm kimliği ve özet</w:t>
-      </w:r>
-      <w:r>
-        <w:t xml:space="preserve"> </w:t>
-      </w:r>
-      <w:r>
-        <w:t xml:space="preserve">değerleri tutarlı olmazsa delta değerlendirme yapılamaz (değerlendirilen ürün belirsizleşir).</w:t>
-      </w:r>
-    </w:p>
-    <w:p>
-      <w:r>
-        <w:pict>
-          <v:rect style="width:0;height:1.5pt" o:hralign="center" o:hrstd="t" o:hr="t"/>
-        </w:pict>
-      </w:r>
-    </w:p>
-    <w:bookmarkEnd w:id="37"/>
-    <w:bookmarkEnd w:id="38"/>
-    <w:bookmarkStart w:id="43" w:name="sızma-testi-planı"/>
-    <w:p>
-      <w:pPr>
-        <w:pStyle w:val="Heading2"/>
-      </w:pPr>
-      <w:r>
-        <w:t xml:space="preserve">7. Sızma testi planı</w:t>
-      </w:r>
-    </w:p>
-    <w:p>
-      <w:pPr>
-        <w:pStyle w:val="FirstParagraph"/>
-      </w:pPr>
-      <w:r>
-        <w:t xml:space="preserve">Sızma testi, yukarıdaki yöntemleri saldırgan bakışıyla birleştiren,</w:t>
-      </w:r>
-      <w:r>
-        <w:t xml:space="preserve"> </w:t>
-      </w:r>
-      <w:r>
-        <w:rPr>
-          <w:b/>
-          <w:bCs/>
-        </w:rPr>
-        <w:t xml:space="preserve">planlı</w:t>
-      </w:r>
-      <w:r>
-        <w:t xml:space="preserve"> </w:t>
-      </w:r>
-      <w:r>
-        <w:t xml:space="preserve">ve</w:t>
-      </w:r>
-      <w:r>
-        <w:t xml:space="preserve"> </w:t>
-      </w:r>
-      <w:r>
-        <w:rPr>
-          <w:b/>
-          <w:bCs/>
-        </w:rPr>
-        <w:t xml:space="preserve">izinli</w:t>
-      </w:r>
-      <w:r>
-        <w:t xml:space="preserve"> </w:t>
-      </w:r>
-      <w:r>
-        <w:t xml:space="preserve">bir etkinliktir.</w:t>
-      </w:r>
-      <w:r>
-        <w:t xml:space="preserve"> </w:t>
-      </w:r>
-      <w:r>
-        <w:t xml:space="preserve">“Planlı”</w:t>
-      </w:r>
-      <w:r>
-        <w:t xml:space="preserve"> </w:t>
-      </w:r>
-      <w:r>
-        <w:t xml:space="preserve">ve</w:t>
-      </w:r>
-      <w:r>
-        <w:t xml:space="preserve"> </w:t>
-      </w:r>
-      <w:r>
-        <w:t xml:space="preserve">“izinli”</w:t>
-      </w:r>
-      <w:r>
-        <w:t xml:space="preserve"> </w:t>
-      </w:r>
-      <w:r>
-        <w:t xml:space="preserve">sözcükleri isteğe bağlı değildir: kapsamı ve kuralları yazılı olmayan bir test, meşru bir</w:t>
-      </w:r>
-      <w:r>
-        <w:t xml:space="preserve"> </w:t>
-      </w:r>
-      <w:r>
-        <w:t xml:space="preserve">güvenlik çalışması değildir. Bir plan en az şu dört başlığı içerir.</w:t>
-      </w:r>
-    </w:p>
-    <w:bookmarkStart w:id="39" w:name="kapsam-scope"/>
-    <w:p>
-      <w:pPr>
-        <w:pStyle w:val="Heading3"/>
-      </w:pPr>
-      <w:r>
-        <w:t xml:space="preserve">1. Kapsam (scope)</w:t>
-      </w:r>
-    </w:p>
-    <w:p>
-      <w:pPr>
-        <w:pStyle w:val="FirstParagraph"/>
-      </w:pPr>
-      <w:r>
-        <w:t xml:space="preserve">Neyin test edileceği ve neyin</w:t>
-      </w:r>
-      <w:r>
-        <w:t xml:space="preserve"> </w:t>
-      </w:r>
-      <w:r>
-        <w:rPr>
-          <w:b/>
-          <w:bCs/>
-        </w:rPr>
-        <w:t xml:space="preserve">edilmeyeceği</w:t>
-      </w:r>
-      <w:r>
-        <w:t xml:space="preserve"> </w:t>
-      </w:r>
-      <w:r>
-        <w:t xml:space="preserve">açıkça yazılır: hangi ikili dosya/sürüm, hangi bileşenler, hangi</w:t>
-      </w:r>
-      <w:r>
-        <w:t xml:space="preserve"> </w:t>
-      </w:r>
-      <w:r>
-        <w:t xml:space="preserve">ortam (test ortamı mı, üretim mi), hangi veriler (yalnız sentetik). Kapsam dışı bırakılanlar da yazılır (ör. üçüncü</w:t>
-      </w:r>
-      <w:r>
-        <w:t xml:space="preserve"> </w:t>
-      </w:r>
-      <w:r>
-        <w:t xml:space="preserve">taraf sunucular, gerçek kullanıcı verisi).</w:t>
-      </w:r>
-    </w:p>
-    <w:bookmarkEnd w:id="39"/>
-    <w:bookmarkStart w:id="40" w:name="angajman-kuralları-rules-of-engagement"/>
-    <w:p>
-      <w:pPr>
-        <w:pStyle w:val="Heading3"/>
-      </w:pPr>
-      <w:r>
-        <w:t xml:space="preserve">2. Angajman kuralları (rules of engagement)</w:t>
-      </w:r>
-    </w:p>
-    <w:p>
-      <w:pPr>
-        <w:pStyle w:val="Compact"/>
-        <w:numPr>
-          <w:ilvl w:val="0"/>
-          <w:numId w:val="1006"/>
-        </w:numPr>
-      </w:pPr>
-      <w:r>
-        <w:rPr>
-          <w:b/>
-          <w:bCs/>
-        </w:rPr>
-        <w:t xml:space="preserve">Yazılı izin</w:t>
-      </w:r>
-      <w:r>
-        <w:t xml:space="preserve"> </w:t>
-      </w:r>
-      <w:r>
-        <w:t xml:space="preserve">ve yetkili imzası; test penceresi (tarih/saat).</w:t>
-      </w:r>
-    </w:p>
-    <w:p>
-      <w:pPr>
-        <w:pStyle w:val="Compact"/>
-        <w:numPr>
-          <w:ilvl w:val="0"/>
-          <w:numId w:val="1006"/>
-        </w:numPr>
-      </w:pPr>
-      <w:r>
-        <w:t xml:space="preserve">İzin verilen ve</w:t>
-      </w:r>
-      <w:r>
-        <w:t xml:space="preserve"> </w:t>
-      </w:r>
-      <w:r>
-        <w:rPr>
-          <w:b/>
-          <w:bCs/>
-        </w:rPr>
-        <w:t xml:space="preserve">yasak</w:t>
-      </w:r>
-      <w:r>
-        <w:t xml:space="preserve"> </w:t>
-      </w:r>
-      <w:r>
-        <w:t xml:space="preserve">yöntemler (ör. hizmet kesintisine yol açacak testler hariç).</w:t>
-      </w:r>
-    </w:p>
-    <w:p>
-      <w:pPr>
-        <w:pStyle w:val="Compact"/>
-        <w:numPr>
-          <w:ilvl w:val="0"/>
-          <w:numId w:val="1006"/>
-        </w:numPr>
-      </w:pPr>
-      <w:r>
-        <w:t xml:space="preserve">Veri işleme kuralı: gerçek kişisel veri kullanılmaz; bulgular gizli tutulur.</w:t>
-      </w:r>
-    </w:p>
-    <w:p>
-      <w:pPr>
-        <w:pStyle w:val="Compact"/>
-        <w:numPr>
-          <w:ilvl w:val="0"/>
-          <w:numId w:val="1006"/>
-        </w:numPr>
-      </w:pPr>
-      <w:r>
-        <w:t xml:space="preserve">Durdurma koşulu (kill switch): kritik bir etki görülürse test durur ve derhal bildirilir.</w:t>
-      </w:r>
-    </w:p>
-    <w:p>
-      <w:pPr>
-        <w:pStyle w:val="Compact"/>
-        <w:numPr>
-          <w:ilvl w:val="0"/>
-          <w:numId w:val="1006"/>
-        </w:numPr>
-      </w:pPr>
-      <w:r>
-        <w:t xml:space="preserve">İletişim ve yükseltme (escalation) noktaları.</w:t>
-      </w:r>
-    </w:p>
-    <w:bookmarkEnd w:id="40"/>
-    <w:bookmarkStart w:id="41" w:name="yöntem-methodology"/>
-    <w:p>
-      <w:pPr>
-        <w:pStyle w:val="Heading3"/>
-      </w:pPr>
-      <w:r>
-        <w:t xml:space="preserve">3. Yöntem (methodology)</w:t>
-      </w:r>
-    </w:p>
-    <w:p>
-      <w:pPr>
-        <w:pStyle w:val="FirstParagraph"/>
-      </w:pPr>
-      <w:r>
-        <w:t xml:space="preserve">Tanınmış bir metodoloji seçilir ve ona uyulur: mobil için</w:t>
-      </w:r>
-      <w:r>
-        <w:t xml:space="preserve"> </w:t>
-      </w:r>
-      <w:r>
-        <w:rPr>
-          <w:b/>
-          <w:bCs/>
-        </w:rPr>
-        <w:t xml:space="preserve">OWASP MASTG/MASVS</w:t>
-      </w:r>
-      <w:r>
-        <w:t xml:space="preserve">, web için</w:t>
-      </w:r>
-      <w:r>
-        <w:t xml:space="preserve"> </w:t>
-      </w:r>
-      <w:r>
-        <w:rPr>
-          <w:b/>
-          <w:bCs/>
-        </w:rPr>
-        <w:t xml:space="preserve">OWASP WSTG</w:t>
-      </w:r>
-      <w:r>
-        <w:t xml:space="preserve">, genel süreç</w:t>
-      </w:r>
-      <w:r>
-        <w:t xml:space="preserve"> </w:t>
-      </w:r>
-      <w:r>
-        <w:t xml:space="preserve">için</w:t>
-      </w:r>
-      <w:r>
-        <w:t xml:space="preserve"> </w:t>
-      </w:r>
-      <w:r>
-        <w:rPr>
-          <w:b/>
-          <w:bCs/>
-        </w:rPr>
-        <w:t xml:space="preserve">PTES</w:t>
-      </w:r>
-      <w:r>
-        <w:t xml:space="preserve"> </w:t>
-      </w:r>
-      <w:r>
-        <w:t xml:space="preserve">ya da</w:t>
-      </w:r>
-      <w:r>
-        <w:t xml:space="preserve"> </w:t>
-      </w:r>
-      <w:r>
-        <w:rPr>
-          <w:b/>
-          <w:bCs/>
-        </w:rPr>
-        <w:t xml:space="preserve">NIST SP 800-115</w:t>
-      </w:r>
-      <w:r>
-        <w:t xml:space="preserve">. Yöntem seçimi, sonucun</w:t>
-      </w:r>
-      <w:r>
-        <w:t xml:space="preserve"> </w:t>
-      </w:r>
-      <w:r>
-        <w:rPr>
-          <w:b/>
-          <w:bCs/>
-        </w:rPr>
-        <w:t xml:space="preserve">tekrarlanabilir</w:t>
-      </w:r>
-      <w:r>
-        <w:t xml:space="preserve"> </w:t>
-      </w:r>
-      <w:r>
-        <w:t xml:space="preserve">ve</w:t>
-      </w:r>
-      <w:r>
-        <w:t xml:space="preserve"> </w:t>
-      </w:r>
-      <w:r>
-        <w:rPr>
-          <w:b/>
-          <w:bCs/>
-        </w:rPr>
-        <w:t xml:space="preserve">karşılaştırılabilir</w:t>
-      </w:r>
-      <w:r>
-        <w:t xml:space="preserve"> </w:t>
-      </w:r>
-      <w:r>
-        <w:t xml:space="preserve">olmasını sağlar.</w:t>
-      </w:r>
-    </w:p>
-    <w:bookmarkEnd w:id="41"/>
-    <w:bookmarkStart w:id="42" w:name="test-şablonu-sekiz-başlık"/>
-    <w:p>
-      <w:pPr>
-        <w:pStyle w:val="Heading3"/>
-      </w:pPr>
-      <w:r>
-        <w:t xml:space="preserve">4. Test şablonu (sekiz başlık)</w:t>
-      </w:r>
-    </w:p>
-    <w:p>
-      <w:pPr>
-        <w:pStyle w:val="FirstParagraph"/>
-      </w:pPr>
-      <w:r>
-        <w:t xml:space="preserve">Değerlendirmedeki her test aynı şablonla yazılır; bu, projenizin S16 bölümünün de iskeletidir:</w:t>
+        <w:t xml:space="preserve">Yukarıdaki tablo</w:t>
+      </w:r>
+      <w:r>
+        <w:t xml:space="preserve"> </w:t>
+      </w:r>
+      <w:r>
+        <w:t xml:space="preserve">“düşük/yüksek”</w:t>
+      </w:r>
+      <w:r>
+        <w:t xml:space="preserve"> </w:t>
+      </w:r>
+      <w:r>
+        <w:t xml:space="preserve">diyor; puanlama yapabilmek için</w:t>
+      </w:r>
+      <w:r>
+        <w:t xml:space="preserve"> </w:t>
+      </w:r>
+      <w:r>
+        <w:rPr>
+          <w:b/>
+          <w:bCs/>
+        </w:rPr>
+        <w:t xml:space="preserve">sayılar</w:t>
+      </w:r>
+      <w:r>
+        <w:t xml:space="preserve"> </w:t>
+      </w:r>
+      <w:r>
+        <w:t xml:space="preserve">gerekir. Derste (ve demoda) şu</w:t>
+      </w:r>
+      <w:r>
+        <w:t xml:space="preserve"> </w:t>
+      </w:r>
+      <w:r>
+        <w:t xml:space="preserve">sadeleştirilmiş Ortak Kriterler/JIL ölçeğini kullanıyoruz:</w:t>
+      </w:r>
+    </w:p>
+    <w:tbl>
+      <w:tblPr>
+        <w:tblStyle w:val="Table"/>
+        <w:tblW w:type="pct" w:w="5000"/>
+        <w:tblLayout w:type="fixed"/>
+        <w:tblLook w:firstRow="1" w:lastRow="0" w:firstColumn="0" w:lastColumn="0" w:noHBand="0" w:noVBand="0" w:val="0020"/>
+      </w:tblPr>
+      <w:tblGrid>
+        <w:gridCol w:w="1584"/>
+        <w:gridCol w:w="1584"/>
+        <w:gridCol w:w="1584"/>
+        <w:gridCol w:w="1584"/>
+        <w:gridCol w:w="1584"/>
+      </w:tblGrid>
+      <w:tr>
+        <w:trPr>
+          <w:tblHeader w:val="on"/>
+        </w:trPr>
+        <w:tc>
+          <w:tcPr/>
+          <w:p>
+            <w:pPr>
+              <w:pStyle w:val="Compact"/>
+            </w:pPr>
+            <w:r>
+              <w:t xml:space="preserve">Faktör</w:t>
+            </w:r>
+          </w:p>
+        </w:tc>
+        <w:tc>
+          <w:tcPr/>
+          <w:p>
+            <w:pPr>
+              <w:pStyle w:val="Compact"/>
+            </w:pPr>
+            <w:r>
+              <w:t xml:space="preserve">Seviye 0</w:t>
+            </w:r>
+          </w:p>
+        </w:tc>
+        <w:tc>
+          <w:tcPr/>
+          <w:p>
+            <w:pPr>
+              <w:pStyle w:val="Compact"/>
+            </w:pPr>
+            <w:r>
+              <w:t xml:space="preserve">Seviye 1</w:t>
+            </w:r>
+          </w:p>
+        </w:tc>
+        <w:tc>
+          <w:tcPr/>
+          <w:p>
+            <w:pPr>
+              <w:pStyle w:val="Compact"/>
+            </w:pPr>
+            <w:r>
+              <w:t xml:space="preserve">Seviye 2</w:t>
+            </w:r>
+          </w:p>
+        </w:tc>
+        <w:tc>
+          <w:tcPr/>
+          <w:p>
+            <w:pPr>
+              <w:pStyle w:val="Compact"/>
+            </w:pPr>
+            <w:r>
+              <w:t xml:space="preserve">Seviye 3</w:t>
+            </w:r>
+          </w:p>
+        </w:tc>
+      </w:tr>
+      <w:tr>
+        <w:tc>
+          <w:tcPr/>
+          <w:p>
+            <w:pPr>
+              <w:pStyle w:val="Compact"/>
+            </w:pPr>
+            <w:r>
+              <w:rPr>
+                <w:b/>
+                <w:bCs/>
+              </w:rPr>
+              <w:t xml:space="preserve">Geçen süre</w:t>
+            </w:r>
+          </w:p>
+        </w:tc>
+        <w:tc>
+          <w:tcPr/>
+          <w:p>
+            <w:pPr>
+              <w:pStyle w:val="Compact"/>
+            </w:pPr>
+            <w:r>
+              <w:t xml:space="preserve">&lt; 1 gün →</w:t>
+            </w:r>
+            <w:r>
+              <w:t xml:space="preserve"> </w:t>
+            </w:r>
+            <w:r>
+              <w:rPr>
+                <w:b/>
+                <w:bCs/>
+              </w:rPr>
+              <w:t xml:space="preserve">0</w:t>
+            </w:r>
+          </w:p>
+        </w:tc>
+        <w:tc>
+          <w:tcPr/>
+          <w:p>
+            <w:pPr>
+              <w:pStyle w:val="Compact"/>
+            </w:pPr>
+            <w:r>
+              <w:t xml:space="preserve">&lt; 1 hafta →</w:t>
+            </w:r>
+            <w:r>
+              <w:t xml:space="preserve"> </w:t>
+            </w:r>
+            <w:r>
+              <w:rPr>
+                <w:b/>
+                <w:bCs/>
+              </w:rPr>
+              <w:t xml:space="preserve">4</w:t>
+            </w:r>
+          </w:p>
+        </w:tc>
+        <w:tc>
+          <w:tcPr/>
+          <w:p>
+            <w:pPr>
+              <w:pStyle w:val="Compact"/>
+            </w:pPr>
+            <w:r>
+              <w:t xml:space="preserve">&lt; 1 ay →</w:t>
+            </w:r>
+            <w:r>
+              <w:t xml:space="preserve"> </w:t>
+            </w:r>
+            <w:r>
+              <w:rPr>
+                <w:b/>
+                <w:bCs/>
+              </w:rPr>
+              <w:t xml:space="preserve">10</w:t>
+            </w:r>
+          </w:p>
+        </w:tc>
+        <w:tc>
+          <w:tcPr/>
+          <w:p>
+            <w:pPr>
+              <w:pStyle w:val="Compact"/>
+            </w:pPr>
+            <w:r>
+              <w:t xml:space="preserve">aylar →</w:t>
+            </w:r>
+            <w:r>
+              <w:t xml:space="preserve"> </w:t>
+            </w:r>
+            <w:r>
+              <w:rPr>
+                <w:b/>
+                <w:bCs/>
+              </w:rPr>
+              <w:t xml:space="preserve">19</w:t>
+            </w:r>
+          </w:p>
+        </w:tc>
+      </w:tr>
+      <w:tr>
+        <w:tc>
+          <w:tcPr/>
+          <w:p>
+            <w:pPr>
+              <w:pStyle w:val="Compact"/>
+            </w:pPr>
+            <w:r>
+              <w:rPr>
+                <w:b/>
+                <w:bCs/>
+              </w:rPr>
+              <w:t xml:space="preserve">Uzmanlık</w:t>
+            </w:r>
+          </w:p>
+        </w:tc>
+        <w:tc>
+          <w:tcPr/>
+          <w:p>
+            <w:pPr>
+              <w:pStyle w:val="Compact"/>
+            </w:pPr>
+            <w:r>
+              <w:t xml:space="preserve">sıradan →</w:t>
+            </w:r>
+            <w:r>
+              <w:t xml:space="preserve"> </w:t>
+            </w:r>
+            <w:r>
+              <w:rPr>
+                <w:b/>
+                <w:bCs/>
+              </w:rPr>
+              <w:t xml:space="preserve">0</w:t>
+            </w:r>
+          </w:p>
+        </w:tc>
+        <w:tc>
+          <w:tcPr/>
+          <w:p>
+            <w:pPr>
+              <w:pStyle w:val="Compact"/>
+            </w:pPr>
+            <w:r>
+              <w:t xml:space="preserve">yetkin →</w:t>
+            </w:r>
+            <w:r>
+              <w:t xml:space="preserve"> </w:t>
+            </w:r>
+            <w:r>
+              <w:rPr>
+                <w:b/>
+                <w:bCs/>
+              </w:rPr>
+              <w:t xml:space="preserve">3</w:t>
+            </w:r>
+          </w:p>
+        </w:tc>
+        <w:tc>
+          <w:tcPr/>
+          <w:p>
+            <w:pPr>
+              <w:pStyle w:val="Compact"/>
+            </w:pPr>
+            <w:r>
+              <w:t xml:space="preserve">uzman →</w:t>
+            </w:r>
+            <w:r>
+              <w:t xml:space="preserve"> </w:t>
+            </w:r>
+            <w:r>
+              <w:rPr>
+                <w:b/>
+                <w:bCs/>
+              </w:rPr>
+              <w:t xml:space="preserve">6</w:t>
+            </w:r>
+          </w:p>
+        </w:tc>
+        <w:tc>
+          <w:tcPr/>
+          <w:p>
+            <w:pPr>
+              <w:pStyle w:val="Compact"/>
+            </w:pPr>
+            <w:r>
+              <w:t xml:space="preserve">çoklu uzman →</w:t>
+            </w:r>
+            <w:r>
+              <w:t xml:space="preserve"> </w:t>
+            </w:r>
+            <w:r>
+              <w:rPr>
+                <w:b/>
+                <w:bCs/>
+              </w:rPr>
+              <w:t xml:space="preserve">8</w:t>
+            </w:r>
+          </w:p>
+        </w:tc>
+      </w:tr>
+      <w:tr>
+        <w:tc>
+          <w:tcPr/>
+          <w:p>
+            <w:pPr>
+              <w:pStyle w:val="Compact"/>
+            </w:pPr>
+            <w:r>
+              <w:rPr>
+                <w:b/>
+                <w:bCs/>
+              </w:rPr>
+              <w:t xml:space="preserve">Hedef bilgisi</w:t>
+            </w:r>
+          </w:p>
+        </w:tc>
+        <w:tc>
+          <w:tcPr/>
+          <w:p>
+            <w:pPr>
+              <w:pStyle w:val="Compact"/>
+            </w:pPr>
+            <w:r>
+              <w:t xml:space="preserve">kamuya açık →</w:t>
+            </w:r>
+            <w:r>
+              <w:t xml:space="preserve"> </w:t>
+            </w:r>
+            <w:r>
+              <w:rPr>
+                <w:b/>
+                <w:bCs/>
+              </w:rPr>
+              <w:t xml:space="preserve">0</w:t>
+            </w:r>
+          </w:p>
+        </w:tc>
+        <w:tc>
+          <w:tcPr/>
+          <w:p>
+            <w:pPr>
+              <w:pStyle w:val="Compact"/>
+            </w:pPr>
+            <w:r>
+              <w:t xml:space="preserve">kısıtlı →</w:t>
+            </w:r>
+            <w:r>
+              <w:t xml:space="preserve"> </w:t>
+            </w:r>
+            <w:r>
+              <w:rPr>
+                <w:b/>
+                <w:bCs/>
+              </w:rPr>
+              <w:t xml:space="preserve">3</w:t>
+            </w:r>
+          </w:p>
+        </w:tc>
+        <w:tc>
+          <w:tcPr/>
+          <w:p>
+            <w:pPr>
+              <w:pStyle w:val="Compact"/>
+            </w:pPr>
+            <w:r>
+              <w:t xml:space="preserve">hassas →</w:t>
+            </w:r>
+            <w:r>
+              <w:t xml:space="preserve"> </w:t>
+            </w:r>
+            <w:r>
+              <w:rPr>
+                <w:b/>
+                <w:bCs/>
+              </w:rPr>
+              <w:t xml:space="preserve">7</w:t>
+            </w:r>
+          </w:p>
+        </w:tc>
+        <w:tc>
+          <w:tcPr/>
+          <w:p>
+            <w:pPr>
+              <w:pStyle w:val="Compact"/>
+            </w:pPr>
+            <w:r>
+              <w:t xml:space="preserve">kritik →</w:t>
+            </w:r>
+            <w:r>
+              <w:t xml:space="preserve"> </w:t>
+            </w:r>
+            <w:r>
+              <w:rPr>
+                <w:b/>
+                <w:bCs/>
+              </w:rPr>
+              <w:t xml:space="preserve">11</w:t>
+            </w:r>
+          </w:p>
+        </w:tc>
+      </w:tr>
+      <w:tr>
+        <w:tc>
+          <w:tcPr/>
+          <w:p>
+            <w:pPr>
+              <w:pStyle w:val="Compact"/>
+            </w:pPr>
+            <w:r>
+              <w:rPr>
+                <w:b/>
+                <w:bCs/>
+              </w:rPr>
+              <w:t xml:space="preserve">Fırsat</w:t>
+            </w:r>
+          </w:p>
+        </w:tc>
+        <w:tc>
+          <w:tcPr/>
+          <w:p>
+            <w:pPr>
+              <w:pStyle w:val="Compact"/>
+            </w:pPr>
+            <w:r>
+              <w:t xml:space="preserve">sınırsız/uzak →</w:t>
+            </w:r>
+            <w:r>
+              <w:t xml:space="preserve"> </w:t>
+            </w:r>
+            <w:r>
+              <w:rPr>
+                <w:b/>
+                <w:bCs/>
+              </w:rPr>
+              <w:t xml:space="preserve">0</w:t>
+            </w:r>
+          </w:p>
+        </w:tc>
+        <w:tc>
+          <w:tcPr/>
+          <w:p>
+            <w:pPr>
+              <w:pStyle w:val="Compact"/>
+            </w:pPr>
+            <w:r>
+              <w:t xml:space="preserve">kısıtlı →</w:t>
+            </w:r>
+            <w:r>
+              <w:t xml:space="preserve"> </w:t>
+            </w:r>
+            <w:r>
+              <w:rPr>
+                <w:b/>
+                <w:bCs/>
+              </w:rPr>
+              <w:t xml:space="preserve">4</w:t>
+            </w:r>
+          </w:p>
+        </w:tc>
+        <w:tc>
+          <w:tcPr/>
+          <w:p>
+            <w:pPr>
+              <w:pStyle w:val="Compact"/>
+            </w:pPr>
+            <w:r>
+              <w:t xml:space="preserve">çok kısıtlı →</w:t>
+            </w:r>
+            <w:r>
+              <w:t xml:space="preserve"> </w:t>
+            </w:r>
+            <w:r>
+              <w:rPr>
+                <w:b/>
+                <w:bCs/>
+              </w:rPr>
+              <w:t xml:space="preserve">10</w:t>
+            </w:r>
+          </w:p>
+        </w:tc>
+        <w:tc>
+          <w:tcPr/>
+          <w:p>
+            <w:pPr>
+              <w:pStyle w:val="Compact"/>
+            </w:pPr>
+            <w:r>
+              <w:t xml:space="preserve">—</w:t>
+            </w:r>
+          </w:p>
+        </w:tc>
+      </w:tr>
+      <w:tr>
+        <w:tc>
+          <w:tcPr/>
+          <w:p>
+            <w:pPr>
+              <w:pStyle w:val="Compact"/>
+            </w:pPr>
+            <w:r>
+              <w:rPr>
+                <w:b/>
+                <w:bCs/>
+              </w:rPr>
+              <w:t xml:space="preserve">Ekipman</w:t>
+            </w:r>
+          </w:p>
+        </w:tc>
+        <w:tc>
+          <w:tcPr/>
+          <w:p>
+            <w:pPr>
+              <w:pStyle w:val="Compact"/>
+            </w:pPr>
+            <w:r>
+              <w:t xml:space="preserve">standart/ücretsiz →</w:t>
+            </w:r>
+            <w:r>
+              <w:t xml:space="preserve"> </w:t>
+            </w:r>
+            <w:r>
+              <w:rPr>
+                <w:b/>
+                <w:bCs/>
+              </w:rPr>
+              <w:t xml:space="preserve">0</w:t>
+            </w:r>
+          </w:p>
+        </w:tc>
+        <w:tc>
+          <w:tcPr/>
+          <w:p>
+            <w:pPr>
+              <w:pStyle w:val="Compact"/>
+            </w:pPr>
+            <w:r>
+              <w:t xml:space="preserve">özel →</w:t>
+            </w:r>
+            <w:r>
+              <w:t xml:space="preserve"> </w:t>
+            </w:r>
+            <w:r>
+              <w:rPr>
+                <w:b/>
+                <w:bCs/>
+              </w:rPr>
+              <w:t xml:space="preserve">4</w:t>
+            </w:r>
+          </w:p>
+        </w:tc>
+        <w:tc>
+          <w:tcPr/>
+          <w:p>
+            <w:pPr>
+              <w:pStyle w:val="Compact"/>
+            </w:pPr>
+            <w:r>
+              <w:t xml:space="preserve">özel-uyarlanmış →</w:t>
+            </w:r>
+            <w:r>
+              <w:t xml:space="preserve"> </w:t>
+            </w:r>
+            <w:r>
+              <w:rPr>
+                <w:b/>
+                <w:bCs/>
+              </w:rPr>
+              <w:t xml:space="preserve">7</w:t>
+            </w:r>
+          </w:p>
+        </w:tc>
+        <w:tc>
+          <w:tcPr/>
+          <w:p>
+            <w:pPr>
+              <w:pStyle w:val="Compact"/>
+            </w:pPr>
+            <w:r>
+              <w:t xml:space="preserve">—</w:t>
+            </w:r>
+          </w:p>
+        </w:tc>
+      </w:tr>
+    </w:tbl>
+    <w:p>
+      <w:pPr>
+        <w:pStyle w:val="BodyText"/>
+      </w:pPr>
+      <w:r>
+        <w:t xml:space="preserve">Toplam puanın karşılığı:</w:t>
       </w:r>
     </w:p>
     <w:tbl>
@@ -5981,18 +7226,18 @@
               <w:pStyle w:val="Compact"/>
             </w:pPr>
             <w:r>
-              <w:t xml:space="preserve">Alan</w:t>
-            </w:r>
-          </w:p>
-        </w:tc>
-        <w:tc>
-          <w:tcPr/>
-          <w:p>
-            <w:pPr>
-              <w:pStyle w:val="Compact"/>
-            </w:pPr>
-            <w:r>
-              <w:t xml:space="preserve">İçerik</w:t>
+              <w:t xml:space="preserve">Toplam</w:t>
+            </w:r>
+          </w:p>
+        </w:tc>
+        <w:tc>
+          <w:tcPr/>
+          <w:p>
+            <w:pPr>
+              <w:pStyle w:val="Compact"/>
+            </w:pPr>
+            <w:r>
+              <w:t xml:space="preserve">Düzey</w:t>
             </w:r>
           </w:p>
         </w:tc>
@@ -6005,18 +7250,42 @@
               <w:pStyle w:val="Compact"/>
             </w:pPr>
             <w:r>
-              <w:t xml:space="preserve">Test kimliği</w:t>
-            </w:r>
-          </w:p>
-        </w:tc>
-        <w:tc>
-          <w:tcPr/>
-          <w:p>
-            <w:pPr>
-              <w:pStyle w:val="Compact"/>
-            </w:pPr>
-            <w:r>
-              <w:t xml:space="preserve">Benzersiz numara</w:t>
+              <w:rPr>
+                <w:b/>
+                <w:bCs/>
+              </w:rPr>
+              <w:t xml:space="preserve">0–9</w:t>
+            </w:r>
+          </w:p>
+        </w:tc>
+        <w:tc>
+          <w:tcPr/>
+          <w:p>
+            <w:pPr>
+              <w:pStyle w:val="Compact"/>
+            </w:pPr>
+            <w:r>
+              <w:rPr>
+                <w:b/>
+                <w:bCs/>
+              </w:rPr>
+              <w:t xml:space="preserve">TEMEL</w:t>
+            </w:r>
+            <w:r>
+              <w:t xml:space="preserve"> </w:t>
+            </w:r>
+            <w:r>
+              <w:t xml:space="preserve">— düşük direnç →</w:t>
+            </w:r>
+            <w:r>
+              <w:t xml:space="preserve"> </w:t>
+            </w:r>
+            <w:r>
+              <w:rPr>
+                <w:b/>
+                <w:bCs/>
+              </w:rPr>
+              <w:t xml:space="preserve">ciddi bulgu</w:t>
             </w:r>
           </w:p>
         </w:tc>
@@ -6029,18 +7298,18 @@
               <w:pStyle w:val="Compact"/>
             </w:pPr>
             <w:r>
-              <w:t xml:space="preserve">İlgili gereksinim</w:t>
-            </w:r>
-          </w:p>
-        </w:tc>
-        <w:tc>
-          <w:tcPr/>
-          <w:p>
-            <w:pPr>
-              <w:pStyle w:val="Compact"/>
-            </w:pPr>
-            <w:r>
-              <w:t xml:space="preserve">Hangi gereksinimi/varlığı sınıyor (S17 ile bağ)</w:t>
+              <w:t xml:space="preserve">10–13</w:t>
+            </w:r>
+          </w:p>
+        </w:tc>
+        <w:tc>
+          <w:tcPr/>
+          <w:p>
+            <w:pPr>
+              <w:pStyle w:val="Compact"/>
+            </w:pPr>
+            <w:r>
+              <w:t xml:space="preserve">ORTA</w:t>
             </w:r>
           </w:p>
         </w:tc>
@@ -6053,18 +7322,18 @@
               <w:pStyle w:val="Compact"/>
             </w:pPr>
             <w:r>
-              <w:t xml:space="preserve">Amaç</w:t>
-            </w:r>
-          </w:p>
-        </w:tc>
-        <w:tc>
-          <w:tcPr/>
-          <w:p>
-            <w:pPr>
-              <w:pStyle w:val="Compact"/>
-            </w:pPr>
-            <w:r>
-              <w:t xml:space="preserve">Ne doğrulanıyor</w:t>
+              <w:t xml:space="preserve">14–19</w:t>
+            </w:r>
+          </w:p>
+        </w:tc>
+        <w:tc>
+          <w:tcPr/>
+          <w:p>
+            <w:pPr>
+              <w:pStyle w:val="Compact"/>
+            </w:pPr>
+            <w:r>
+              <w:t xml:space="preserve">YÜKSEK</w:t>
             </w:r>
           </w:p>
         </w:tc>
@@ -6077,18 +7346,18 @@
               <w:pStyle w:val="Compact"/>
             </w:pPr>
             <w:r>
-              <w:t xml:space="preserve">Ön koşullar</w:t>
-            </w:r>
-          </w:p>
-        </w:tc>
-        <w:tc>
-          <w:tcPr/>
-          <w:p>
-            <w:pPr>
-              <w:pStyle w:val="Compact"/>
-            </w:pPr>
-            <w:r>
-              <w:t xml:space="preserve">Ortam, sürüm, veriler</w:t>
+              <w:t xml:space="preserve">20–24</w:t>
+            </w:r>
+          </w:p>
+        </w:tc>
+        <w:tc>
+          <w:tcPr/>
+          <w:p>
+            <w:pPr>
+              <w:pStyle w:val="Compact"/>
+            </w:pPr>
+            <w:r>
+              <w:t xml:space="preserve">ÇOK YÜKSEK</w:t>
             </w:r>
           </w:p>
         </w:tc>
@@ -6101,18 +7370,182 @@
               <w:pStyle w:val="Compact"/>
             </w:pPr>
             <w:r>
-              <w:t xml:space="preserve">Yöntem/adımlar</w:t>
-            </w:r>
-          </w:p>
-        </w:tc>
-        <w:tc>
-          <w:tcPr/>
-          <w:p>
-            <w:pPr>
-              <w:pStyle w:val="Compact"/>
-            </w:pPr>
-            <w:r>
-              <w:t xml:space="preserve">Tekrarlanabilir biçimde</w:t>
+              <w:t xml:space="preserve">25+</w:t>
+            </w:r>
+          </w:p>
+        </w:tc>
+        <w:tc>
+          <w:tcPr/>
+          <w:p>
+            <w:pPr>
+              <w:pStyle w:val="Compact"/>
+            </w:pPr>
+            <w:r>
+              <w:t xml:space="preserve">ÖTESİ (yalnız çok yetenekli saldırgan)</w:t>
+            </w:r>
+          </w:p>
+        </w:tc>
+      </w:tr>
+    </w:tbl>
+    <w:bookmarkStart w:id="54" w:name="Xc9cbfa254cda3c93864d5ba02cb059f9063d6f3"/>
+    <w:p>
+      <w:pPr>
+        <w:pStyle w:val="Heading4"/>
+      </w:pPr>
+      <w:r>
+        <w:t xml:space="preserve">Uçtan uca örnek: bir bulguyu baştan sona puanlayalım</w:t>
+      </w:r>
+    </w:p>
+    <w:p>
+      <w:pPr>
+        <w:pStyle w:val="FirstParagraph"/>
+      </w:pPr>
+      <w:r>
+        <w:rPr>
+          <w:b/>
+          <w:bCs/>
+        </w:rPr>
+        <w:t xml:space="preserve">Senaryo.</w:t>
+      </w:r>
+      <w:r>
+        <w:t xml:space="preserve"> </w:t>
+      </w:r>
+      <w:r>
+        <w:t xml:space="preserve">“Sürüm derlemesindeki lisans denetimi, ücretsiz bir tersine derleyiciyle,</w:t>
+      </w:r>
+      <w:r>
+        <w:t xml:space="preserve"> </w:t>
+      </w:r>
+      <w:r>
+        <w:rPr>
+          <w:b/>
+          <w:bCs/>
+        </w:rPr>
+        <w:t xml:space="preserve">yetkin</w:t>
+      </w:r>
+      <w:r>
+        <w:t xml:space="preserve"> </w:t>
+      </w:r>
+      <w:r>
+        <w:t xml:space="preserve">(uzman değil) bir</w:t>
+      </w:r>
+      <w:r>
+        <w:t xml:space="preserve"> </w:t>
+      </w:r>
+      <w:r>
+        <w:t xml:space="preserve">kullanıcının</w:t>
+      </w:r>
+      <w:r>
+        <w:t xml:space="preserve"> </w:t>
+      </w:r>
+      <w:r>
+        <w:rPr>
+          <w:b/>
+          <w:bCs/>
+        </w:rPr>
+        <w:t xml:space="preserve">bir saatte</w:t>
+      </w:r>
+      <w:r>
+        <w:t xml:space="preserve"> </w:t>
+      </w:r>
+      <w:r>
+        <w:t xml:space="preserve">bulup</w:t>
+      </w:r>
+      <w:r>
+        <w:t xml:space="preserve"> </w:t>
+      </w:r>
+      <w:r>
+        <w:rPr>
+          <w:b/>
+          <w:bCs/>
+        </w:rPr>
+        <w:t xml:space="preserve">tek bayt yamasıyla</w:t>
+      </w:r>
+      <w:r>
+        <w:t xml:space="preserve"> </w:t>
+      </w:r>
+      <w:r>
+        <w:t xml:space="preserve">atlayabildiği bir dala bağlı.”</w:t>
+      </w:r>
+    </w:p>
+    <w:p>
+      <w:pPr>
+        <w:pStyle w:val="BodyText"/>
+      </w:pPr>
+      <w:r>
+        <w:t xml:space="preserve">Beş faktörü tek tek okuyup puanlıyoruz:</w:t>
+      </w:r>
+    </w:p>
+    <w:tbl>
+      <w:tblPr>
+        <w:tblStyle w:val="Table"/>
+        <w:tblW w:type="pct" w:w="5000"/>
+        <w:tblLayout w:type="fixed"/>
+        <w:tblLook w:firstRow="1" w:lastRow="0" w:firstColumn="0" w:lastColumn="0" w:noHBand="0" w:noVBand="0" w:val="0020"/>
+      </w:tblPr>
+      <w:tblGrid>
+        <w:gridCol w:w="1584"/>
+        <w:gridCol w:w="1584"/>
+        <w:gridCol w:w="1584"/>
+        <w:gridCol w:w="1584"/>
+        <w:gridCol w:w="1584"/>
+      </w:tblGrid>
+      <w:tr>
+        <w:trPr>
+          <w:tblHeader w:val="on"/>
+        </w:trPr>
+        <w:tc>
+          <w:tcPr/>
+          <w:p>
+            <w:pPr>
+              <w:pStyle w:val="Compact"/>
+            </w:pPr>
+            <w:r>
+              <w:t xml:space="preserve">#</w:t>
+            </w:r>
+          </w:p>
+        </w:tc>
+        <w:tc>
+          <w:tcPr/>
+          <w:p>
+            <w:pPr>
+              <w:pStyle w:val="Compact"/>
+            </w:pPr>
+            <w:r>
+              <w:t xml:space="preserve">Faktör</w:t>
+            </w:r>
+          </w:p>
+        </w:tc>
+        <w:tc>
+          <w:tcPr/>
+          <w:p>
+            <w:pPr>
+              <w:pStyle w:val="Compact"/>
+            </w:pPr>
+            <w:r>
+              <w:t xml:space="preserve">Senaryodaki karşılığı</w:t>
+            </w:r>
+          </w:p>
+        </w:tc>
+        <w:tc>
+          <w:tcPr/>
+          <w:p>
+            <w:pPr>
+              <w:pStyle w:val="Compact"/>
+            </w:pPr>
+            <w:r>
+              <w:t xml:space="preserve">Seviye</w:t>
+            </w:r>
+          </w:p>
+        </w:tc>
+        <w:tc>
+          <w:tcPr/>
+          <w:p>
+            <w:pPr>
+              <w:pStyle w:val="Compact"/>
+            </w:pPr>
+            <w:r>
+              <w:t xml:space="preserve">Puan</w:t>
             </w:r>
           </w:p>
         </w:tc>
@@ -6125,18 +7558,55 @@
               <w:pStyle w:val="Compact"/>
             </w:pPr>
             <w:r>
-              <w:t xml:space="preserve">Beklenen sonuç</w:t>
-            </w:r>
-          </w:p>
-        </w:tc>
-        <w:tc>
-          <w:tcPr/>
-          <w:p>
-            <w:pPr>
-              <w:pStyle w:val="Compact"/>
-            </w:pPr>
-            <w:r>
-              <w:t xml:space="preserve">Güvenli davranış ne olmalı</w:t>
+              <w:t xml:space="preserve">1</w:t>
+            </w:r>
+          </w:p>
+        </w:tc>
+        <w:tc>
+          <w:tcPr/>
+          <w:p>
+            <w:pPr>
+              <w:pStyle w:val="Compact"/>
+            </w:pPr>
+            <w:r>
+              <w:t xml:space="preserve">Geçen süre</w:t>
+            </w:r>
+          </w:p>
+        </w:tc>
+        <w:tc>
+          <w:tcPr/>
+          <w:p>
+            <w:pPr>
+              <w:pStyle w:val="Compact"/>
+            </w:pPr>
+            <w:r>
+              <w:t xml:space="preserve">bir saat</w:t>
+            </w:r>
+          </w:p>
+        </w:tc>
+        <w:tc>
+          <w:tcPr/>
+          <w:p>
+            <w:pPr>
+              <w:pStyle w:val="Compact"/>
+            </w:pPr>
+            <w:r>
+              <w:t xml:space="preserve">&lt; 1 gün</w:t>
+            </w:r>
+          </w:p>
+        </w:tc>
+        <w:tc>
+          <w:tcPr/>
+          <w:p>
+            <w:pPr>
+              <w:pStyle w:val="Compact"/>
+            </w:pPr>
+            <w:r>
+              <w:rPr>
+                <w:b/>
+                <w:bCs/>
+              </w:rPr>
+              <w:t xml:space="preserve">0</w:t>
             </w:r>
           </w:p>
         </w:tc>
@@ -6149,18 +7619,55 @@
               <w:pStyle w:val="Compact"/>
             </w:pPr>
             <w:r>
-              <w:t xml:space="preserve">Gözlenen sonuç</w:t>
-            </w:r>
-          </w:p>
-        </w:tc>
-        <w:tc>
-          <w:tcPr/>
-          <w:p>
-            <w:pPr>
-              <w:pStyle w:val="Compact"/>
-            </w:pPr>
-            <w:r>
-              <w:t xml:space="preserve">Ne oldu (kanıtla)</w:t>
+              <w:t xml:space="preserve">2</w:t>
+            </w:r>
+          </w:p>
+        </w:tc>
+        <w:tc>
+          <w:tcPr/>
+          <w:p>
+            <w:pPr>
+              <w:pStyle w:val="Compact"/>
+            </w:pPr>
+            <w:r>
+              <w:t xml:space="preserve">Uzmanlık</w:t>
+            </w:r>
+          </w:p>
+        </w:tc>
+        <w:tc>
+          <w:tcPr/>
+          <w:p>
+            <w:pPr>
+              <w:pStyle w:val="Compact"/>
+            </w:pPr>
+            <w:r>
+              <w:t xml:space="preserve">yetkin kullanıcı</w:t>
+            </w:r>
+          </w:p>
+        </w:tc>
+        <w:tc>
+          <w:tcPr/>
+          <w:p>
+            <w:pPr>
+              <w:pStyle w:val="Compact"/>
+            </w:pPr>
+            <w:r>
+              <w:t xml:space="preserve">yetkin</w:t>
+            </w:r>
+          </w:p>
+        </w:tc>
+        <w:tc>
+          <w:tcPr/>
+          <w:p>
+            <w:pPr>
+              <w:pStyle w:val="Compact"/>
+            </w:pPr>
+            <w:r>
+              <w:rPr>
+                <w:b/>
+                <w:bCs/>
+              </w:rPr>
+              <w:t xml:space="preserve">3</w:t>
             </w:r>
           </w:p>
         </w:tc>
@@ -6173,18 +7680,177 @@
               <w:pStyle w:val="Compact"/>
             </w:pPr>
             <w:r>
-              <w:t xml:space="preserve">Saldırı potansiyeli / karar</w:t>
-            </w:r>
-          </w:p>
-        </w:tc>
-        <w:tc>
-          <w:tcPr/>
-          <w:p>
-            <w:pPr>
-              <w:pStyle w:val="Compact"/>
-            </w:pPr>
-            <w:r>
-              <w:t xml:space="preserve">Puanlama + geçti/kaldı + öneri</w:t>
+              <w:t xml:space="preserve">3</w:t>
+            </w:r>
+          </w:p>
+        </w:tc>
+        <w:tc>
+          <w:tcPr/>
+          <w:p>
+            <w:pPr>
+              <w:pStyle w:val="Compact"/>
+            </w:pPr>
+            <w:r>
+              <w:t xml:space="preserve">Hedef bilgisi</w:t>
+            </w:r>
+          </w:p>
+        </w:tc>
+        <w:tc>
+          <w:tcPr/>
+          <w:p>
+            <w:pPr>
+              <w:pStyle w:val="Compact"/>
+            </w:pPr>
+            <w:r>
+              <w:t xml:space="preserve">mağazadan inen ikili, belge gerekmedi</w:t>
+            </w:r>
+          </w:p>
+        </w:tc>
+        <w:tc>
+          <w:tcPr/>
+          <w:p>
+            <w:pPr>
+              <w:pStyle w:val="Compact"/>
+            </w:pPr>
+            <w:r>
+              <w:t xml:space="preserve">kamuya açık</w:t>
+            </w:r>
+          </w:p>
+        </w:tc>
+        <w:tc>
+          <w:tcPr/>
+          <w:p>
+            <w:pPr>
+              <w:pStyle w:val="Compact"/>
+            </w:pPr>
+            <w:r>
+              <w:rPr>
+                <w:b/>
+                <w:bCs/>
+              </w:rPr>
+              <w:t xml:space="preserve">0</w:t>
+            </w:r>
+          </w:p>
+        </w:tc>
+      </w:tr>
+      <w:tr>
+        <w:tc>
+          <w:tcPr/>
+          <w:p>
+            <w:pPr>
+              <w:pStyle w:val="Compact"/>
+            </w:pPr>
+            <w:r>
+              <w:t xml:space="preserve">4</w:t>
+            </w:r>
+          </w:p>
+        </w:tc>
+        <w:tc>
+          <w:tcPr/>
+          <w:p>
+            <w:pPr>
+              <w:pStyle w:val="Compact"/>
+            </w:pPr>
+            <w:r>
+              <w:t xml:space="preserve">Fırsat</w:t>
+            </w:r>
+          </w:p>
+        </w:tc>
+        <w:tc>
+          <w:tcPr/>
+          <w:p>
+            <w:pPr>
+              <w:pStyle w:val="Compact"/>
+            </w:pPr>
+            <w:r>
+              <w:t xml:space="preserve">kendi cihazında sınırsız deneme</w:t>
+            </w:r>
+          </w:p>
+        </w:tc>
+        <w:tc>
+          <w:tcPr/>
+          <w:p>
+            <w:pPr>
+              <w:pStyle w:val="Compact"/>
+            </w:pPr>
+            <w:r>
+              <w:t xml:space="preserve">sınırsız/uzak</w:t>
+            </w:r>
+          </w:p>
+        </w:tc>
+        <w:tc>
+          <w:tcPr/>
+          <w:p>
+            <w:pPr>
+              <w:pStyle w:val="Compact"/>
+            </w:pPr>
+            <w:r>
+              <w:rPr>
+                <w:b/>
+                <w:bCs/>
+              </w:rPr>
+              <w:t xml:space="preserve">0</w:t>
+            </w:r>
+          </w:p>
+        </w:tc>
+      </w:tr>
+      <w:tr>
+        <w:tc>
+          <w:tcPr/>
+          <w:p>
+            <w:pPr>
+              <w:pStyle w:val="Compact"/>
+            </w:pPr>
+            <w:r>
+              <w:t xml:space="preserve">5</w:t>
+            </w:r>
+          </w:p>
+        </w:tc>
+        <w:tc>
+          <w:tcPr/>
+          <w:p>
+            <w:pPr>
+              <w:pStyle w:val="Compact"/>
+            </w:pPr>
+            <w:r>
+              <w:t xml:space="preserve">Ekipman</w:t>
+            </w:r>
+          </w:p>
+        </w:tc>
+        <w:tc>
+          <w:tcPr/>
+          <w:p>
+            <w:pPr>
+              <w:pStyle w:val="Compact"/>
+            </w:pPr>
+            <w:r>
+              <w:t xml:space="preserve">ücretsiz tersine derleyici</w:t>
+            </w:r>
+          </w:p>
+        </w:tc>
+        <w:tc>
+          <w:tcPr/>
+          <w:p>
+            <w:pPr>
+              <w:pStyle w:val="Compact"/>
+            </w:pPr>
+            <w:r>
+              <w:t xml:space="preserve">standart/ücretsiz</w:t>
+            </w:r>
+          </w:p>
+        </w:tc>
+        <w:tc>
+          <w:tcPr/>
+          <w:p>
+            <w:pPr>
+              <w:pStyle w:val="Compact"/>
+            </w:pPr>
+            <w:r>
+              <w:rPr>
+                <w:b/>
+                <w:bCs/>
+              </w:rPr>
+              <w:t xml:space="preserve">0</w:t>
             </w:r>
           </w:p>
         </w:tc>
@@ -6192,6 +7858,222 @@
     </w:tbl>
     <w:p>
       <w:pPr>
+        <w:pStyle w:val="SourceCode"/>
+      </w:pPr>
+      <w:r>
+        <w:rPr>
+          <w:rStyle w:val="VerbatimChar"/>
+        </w:rPr>
+        <w:t xml:space="preserve">Toplam = 0 + 3 + 0 + 0 + 0 = 3        →  3 ≤ 9  →  TEMEL</w:t>
+      </w:r>
+    </w:p>
+    <w:p>
+      <w:pPr>
+        <w:pStyle w:val="FirstParagraph"/>
+      </w:pPr>
+      <w:r>
+        <w:rPr>
+          <w:b/>
+          <w:bCs/>
+        </w:rPr>
+        <w:t xml:space="preserve">Sonuç:</w:t>
+      </w:r>
+      <w:r>
+        <w:t xml:space="preserve"> </w:t>
+      </w:r>
+      <w:r>
+        <w:rPr>
+          <w:b/>
+          <w:bCs/>
+        </w:rPr>
+        <w:t xml:space="preserve">TEMEL düzey = düşük direnç = ciddi bulgu.</w:t>
+      </w:r>
+      <w:r>
+        <w:t xml:space="preserve"> </w:t>
+      </w:r>
+      <w:r>
+        <w:t xml:space="preserve">Rapora</w:t>
+      </w:r>
+      <w:r>
+        <w:t xml:space="preserve"> </w:t>
+      </w:r>
+      <w:r>
+        <w:t xml:space="preserve">“önce bu kapatılmalı”</w:t>
+      </w:r>
+      <w:r>
+        <w:t xml:space="preserve"> </w:t>
+      </w:r>
+      <w:r>
+        <w:t xml:space="preserve">diye yazılır.</w:t>
+      </w:r>
+    </w:p>
+    <w:p>
+      <w:pPr>
+        <w:pStyle w:val="BodyText"/>
+      </w:pPr>
+      <w:r>
+        <w:rPr>
+          <w:b/>
+          <w:bCs/>
+        </w:rPr>
+        <w:t xml:space="preserve">Şimdi koruma ekleyelim ve yeniden puanlayalım.</w:t>
+      </w:r>
+      <w:r>
+        <w:t xml:space="preserve"> </w:t>
+      </w:r>
+      <w:r>
+        <w:t xml:space="preserve">9. haftadan opak boolean + rastgele çıkış, üstüne sunucu tarafı</w:t>
+      </w:r>
+      <w:r>
+        <w:t xml:space="preserve"> </w:t>
+      </w:r>
+      <w:r>
+        <w:t xml:space="preserve">denetim koyduk. Aynı saldırı artık: bir haftada (4),</w:t>
+      </w:r>
+      <w:r>
+        <w:t xml:space="preserve"> </w:t>
+      </w:r>
+      <w:r>
+        <w:rPr>
+          <w:b/>
+          <w:bCs/>
+        </w:rPr>
+        <w:t xml:space="preserve">uzman</w:t>
+      </w:r>
+      <w:r>
+        <w:t xml:space="preserve"> </w:t>
+      </w:r>
+      <w:r>
+        <w:t xml:space="preserve">gerektiriyor (6), iç davranışı öğrenmek</w:t>
+      </w:r>
+      <w:r>
+        <w:t xml:space="preserve"> </w:t>
+      </w:r>
+      <w:r>
+        <w:rPr>
+          <w:b/>
+          <w:bCs/>
+        </w:rPr>
+        <w:t xml:space="preserve">kısıtlı</w:t>
+      </w:r>
+      <w:r>
+        <w:rPr>
+          <w:b/>
+          <w:bCs/>
+        </w:rPr>
+        <w:t xml:space="preserve"> </w:t>
+      </w:r>
+      <w:r>
+        <w:rPr>
+          <w:b/>
+          <w:bCs/>
+        </w:rPr>
+        <w:t xml:space="preserve">bilgi</w:t>
+      </w:r>
+      <w:r>
+        <w:t xml:space="preserve"> </w:t>
+      </w:r>
+      <w:r>
+        <w:t xml:space="preserve">istiyor (3), sunucu denetimi yüzünden deneme</w:t>
+      </w:r>
+      <w:r>
+        <w:t xml:space="preserve"> </w:t>
+      </w:r>
+      <w:r>
+        <w:rPr>
+          <w:b/>
+          <w:bCs/>
+        </w:rPr>
+        <w:t xml:space="preserve">kısıtlı</w:t>
+      </w:r>
+      <w:r>
+        <w:t xml:space="preserve"> </w:t>
+      </w:r>
+      <w:r>
+        <w:t xml:space="preserve">(4), ekipman hâlâ ücretsiz (0):</w:t>
+      </w:r>
+    </w:p>
+    <w:p>
+      <w:pPr>
+        <w:pStyle w:val="SourceCode"/>
+      </w:pPr>
+      <w:r>
+        <w:rPr>
+          <w:rStyle w:val="VerbatimChar"/>
+        </w:rPr>
+        <w:t xml:space="preserve">Toplam = 4 + 6 + 3 + 4 + 0 = 17       →  14 ≤ 17 ≤ 19  →  YÜKSEK</w:t>
+      </w:r>
+    </w:p>
+    <w:p>
+      <w:pPr>
+        <w:pStyle w:val="FirstParagraph"/>
+      </w:pPr>
+      <w:r>
+        <w:t xml:space="preserve">Yani koruma, bulguyu</w:t>
+      </w:r>
+      <w:r>
+        <w:t xml:space="preserve"> </w:t>
+      </w:r>
+      <w:r>
+        <w:rPr>
+          <w:b/>
+          <w:bCs/>
+        </w:rPr>
+        <w:t xml:space="preserve">TEMEL (3)</w:t>
+      </w:r>
+      <w:r>
+        <w:t xml:space="preserve"> </w:t>
+      </w:r>
+      <w:r>
+        <w:t xml:space="preserve">düzeyinden</w:t>
+      </w:r>
+      <w:r>
+        <w:t xml:space="preserve"> </w:t>
+      </w:r>
+      <w:r>
+        <w:rPr>
+          <w:b/>
+          <w:bCs/>
+        </w:rPr>
+        <w:t xml:space="preserve">YÜKSEK (17)</w:t>
+      </w:r>
+      <w:r>
+        <w:t xml:space="preserve"> </w:t>
+      </w:r>
+      <w:r>
+        <w:t xml:space="preserve">düzeyine taşıdı.</w:t>
+      </w:r>
+      <w:r>
+        <w:t xml:space="preserve"> </w:t>
+      </w:r>
+      <w:r>
+        <w:t xml:space="preserve">“Koruma ekledim”</w:t>
+      </w:r>
+      <w:r>
+        <w:t xml:space="preserve"> </w:t>
+      </w:r>
+      <w:r>
+        <w:t xml:space="preserve">demek yerine</w:t>
+      </w:r>
+      <w:r>
+        <w:t xml:space="preserve"> </w:t>
+      </w:r>
+      <w:r>
+        <w:rPr>
+          <w:b/>
+          <w:bCs/>
+        </w:rPr>
+        <w:t xml:space="preserve">ölçüyle</w:t>
+      </w:r>
+      <w:r>
+        <w:t xml:space="preserve"> </w:t>
+      </w:r>
+      <w:r>
+        <w:t xml:space="preserve">konuşmuş olduk; S16’ya yazılacak cümle budur.</w:t>
+      </w:r>
+    </w:p>
+    <w:p>
+      <w:pPr>
         <w:pStyle w:val="BlockText"/>
       </w:pPr>
       <w:r>
@@ -6199,7 +8081,7 @@
           <w:b/>
           <w:bCs/>
         </w:rPr>
-        <w:t xml:space="preserve">Takım etkinliği (sınıf içi)</w:t>
+        <w:t xml:space="preserve">Aynı sayıları demoda üretin</w:t>
       </w:r>
     </w:p>
     <w:p>
@@ -6207,56 +8089,206 @@
         <w:pStyle w:val="BlockText"/>
       </w:pPr>
       <w:r>
-        <w:t xml:space="preserve">Her takım, kendi projesinden bir varlık seçer (ör. yerel veritabanındaki hassas kayıt) ve onun için</w:t>
-      </w:r>
-      <w:r>
-        <w:t xml:space="preserve"> </w:t>
-      </w:r>
-      <w:r>
-        <w:rPr>
-          <w:b/>
-          <w:bCs/>
-        </w:rPr>
-        <w:t xml:space="preserve">bir</w:t>
-      </w:r>
-      <w:r>
-        <w:t xml:space="preserve"> </w:t>
-      </w:r>
-      <w:r>
-        <w:t xml:space="preserve">test</w:t>
-      </w:r>
-      <w:r>
-        <w:t xml:space="preserve"> </w:t>
-      </w:r>
-      <w:r>
-        <w:t xml:space="preserve">kartı doldurur: amaç, ön koşul, adımlar, beklenen/gözlenen sonuç, saldırı potansiyeli. Amaç bir açık bulmak değil,</w:t>
-      </w:r>
-      <w:r>
-        <w:t xml:space="preserve"> </w:t>
-      </w:r>
-      <w:r>
-        <w:rPr>
-          <w:b/>
-          <w:bCs/>
-        </w:rPr>
-        <w:t xml:space="preserve">doğru test kartını yazmayı</w:t>
-      </w:r>
-      <w:r>
-        <w:t xml:space="preserve"> </w:t>
-      </w:r>
-      <w:r>
-        <w:t xml:space="preserve">öğrenmektir.</w:t>
-      </w:r>
-    </w:p>
-    <w:bookmarkEnd w:id="42"/>
-    <w:bookmarkEnd w:id="43"/>
-    <w:bookmarkStart w:id="44" w:name="raporlama"/>
+        <w:rPr>
+          <w:rStyle w:val="VerbatimChar"/>
+        </w:rPr>
+        <w:t xml:space="preserve">code/week-12/02-saldiri-potansiyeli</w:t>
+      </w:r>
+      <w:r>
+        <w:t xml:space="preserve"> </w:t>
+      </w:r>
+      <w:r>
+        <w:t xml:space="preserve">demosu bu ölçeği uygular. Faktör seviyelerini argüman olarak verin</w:t>
+      </w:r>
+      <w:r>
+        <w:t xml:space="preserve"> </w:t>
+      </w:r>
+      <w:r>
+        <w:t xml:space="preserve">(sıra: süre uzmanlık bilgi fırsat ekipman):</w:t>
+      </w:r>
+    </w:p>
+    <w:p>
+      <w:pPr>
+        <w:pStyle w:val="SourceCode"/>
+      </w:pPr>
+      <w:r>
+        <w:rPr>
+          <w:rStyle w:val="ExtensionTok"/>
+        </w:rPr>
+        <w:t xml:space="preserve">./bin/linux/saldiri_potansiyeli</w:t>
+      </w:r>
+      <w:r>
+        <w:rPr>
+          <w:rStyle w:val="NormalTok"/>
+        </w:rPr>
+        <w:t xml:space="preserve"> 0 1 0 0 0     </w:t>
+      </w:r>
+      <w:r>
+        <w:rPr>
+          <w:rStyle w:val="CommentTok"/>
+        </w:rPr>
+        <w:t xml:space="preserve"># korumasız hâl  -&gt; puan 3  (TEMEL)</w:t>
+      </w:r>
+      <w:r>
+        <w:br/>
+      </w:r>
+      <w:r>
+        <w:rPr>
+          <w:rStyle w:val="ExtensionTok"/>
+        </w:rPr>
+        <w:t xml:space="preserve">./bin/linux/saldiri_potansiyeli</w:t>
+      </w:r>
+      <w:r>
+        <w:rPr>
+          <w:rStyle w:val="NormalTok"/>
+        </w:rPr>
+        <w:t xml:space="preserve"> 1 2 1 1 0     </w:t>
+      </w:r>
+      <w:r>
+        <w:rPr>
+          <w:rStyle w:val="CommentTok"/>
+        </w:rPr>
+        <w:t xml:space="preserve"># korumalı hâl   -&gt; puan 17 (YÜKSEK)</w:t>
+      </w:r>
+    </w:p>
+    <w:p>
+      <w:pPr>
+        <w:pStyle w:val="BlockText"/>
+      </w:pPr>
+      <w:r>
+        <w:t xml:space="preserve">Windows’ta:</w:t>
+      </w:r>
+      <w:r>
+        <w:t xml:space="preserve"> </w:t>
+      </w:r>
+      <w:r>
+        <w:rPr>
+          <w:rStyle w:val="VerbatimChar"/>
+        </w:rPr>
+        <w:t xml:space="preserve">.\bin\windows\saldiri_potansiyeli.exe 0 1 0 0 0</w:t>
+      </w:r>
+      <w:r>
+        <w:t xml:space="preserve">. Argümansız çalıştırırsanız gömülü üç örnek</w:t>
+      </w:r>
+      <w:r>
+        <w:t xml:space="preserve"> </w:t>
+      </w:r>
+      <w:r>
+        <w:t xml:space="preserve">bulguyu (lisans yaması · WBC anahtar çıkarma · güvenli öğe kırma) puanlar.</w:t>
+      </w:r>
+    </w:p>
+    <w:bookmarkEnd w:id="54"/>
+    <w:bookmarkEnd w:id="55"/>
+    <w:bookmarkStart w:id="56" w:name="cvss-ile-derecelendirme"/>
+    <w:p>
+      <w:pPr>
+        <w:pStyle w:val="Heading3"/>
+      </w:pPr>
+      <w:r>
+        <w:t xml:space="preserve">CVSS ile derecelendirme</w:t>
+      </w:r>
+    </w:p>
+    <w:p>
+      <w:pPr>
+        <w:pStyle w:val="FirstParagraph"/>
+      </w:pPr>
+      <w:r>
+        <w:t xml:space="preserve">Saldırı potansiyeli</w:t>
+      </w:r>
+      <w:r>
+        <w:t xml:space="preserve"> </w:t>
+      </w:r>
+      <w:r>
+        <w:t xml:space="preserve">“kırmak ne kadar zor?”</w:t>
+      </w:r>
+      <w:r>
+        <w:t xml:space="preserve"> </w:t>
+      </w:r>
+      <w:r>
+        <w:t xml:space="preserve">derken,</w:t>
+      </w:r>
+      <w:r>
+        <w:t xml:space="preserve"> </w:t>
+      </w:r>
+      <w:r>
+        <w:rPr>
+          <w:b/>
+          <w:bCs/>
+        </w:rPr>
+        <w:t xml:space="preserve">CVSS</w:t>
+      </w:r>
+      <w:r>
+        <w:t xml:space="preserve"> </w:t>
+      </w:r>
+      <w:r>
+        <w:t xml:space="preserve">(Common Vulnerability Scoring System)</w:t>
+      </w:r>
+      <w:r>
+        <w:t xml:space="preserve"> </w:t>
+      </w:r>
+      <w:r>
+        <w:t xml:space="preserve">“bu zafiyetin</w:t>
+      </w:r>
+      <w:r>
+        <w:t xml:space="preserve"> </w:t>
+      </w:r>
+      <w:r>
+        <w:t xml:space="preserve">etkisi ne kadar büyük?”</w:t>
+      </w:r>
+      <w:r>
+        <w:t xml:space="preserve"> </w:t>
+      </w:r>
+      <w:r>
+        <w:t xml:space="preserve">sorusuna standart bir puan verir. İki ölçü birbirini tamamlar: biri</w:t>
+      </w:r>
+      <w:r>
+        <w:t xml:space="preserve"> </w:t>
+      </w:r>
+      <w:r>
+        <w:rPr>
+          <w:b/>
+          <w:bCs/>
+        </w:rPr>
+        <w:t xml:space="preserve">olabilirliği</w:t>
+      </w:r>
+      <w:r>
+        <w:t xml:space="preserve"> </w:t>
+      </w:r>
+      <w:r>
+        <w:t xml:space="preserve">(saldırının zorluğu), öteki</w:t>
+      </w:r>
+      <w:r>
+        <w:t xml:space="preserve"> </w:t>
+      </w:r>
+      <w:r>
+        <w:rPr>
+          <w:b/>
+          <w:bCs/>
+        </w:rPr>
+        <w:t xml:space="preserve">etkiyi</w:t>
+      </w:r>
+      <w:r>
+        <w:t xml:space="preserve"> </w:t>
+      </w:r>
+      <w:r>
+        <w:t xml:space="preserve">(gizlilik/bütünlük/erişilebilirlik kaybı) tartar. Bir bulgu raporunda</w:t>
+      </w:r>
+      <w:r>
+        <w:t xml:space="preserve"> </w:t>
+      </w:r>
+      <w:r>
+        <w:t xml:space="preserve">çoğunlukla ikisi birden verilir; önceliklendirme buna göre yapılır.</w:t>
+      </w:r>
+    </w:p>
+    <w:bookmarkEnd w:id="56"/>
+    <w:bookmarkEnd w:id="57"/>
+    <w:bookmarkStart w:id="59" w:name="bulgu-öneri-aksiyon-ve-etki-analizi"/>
     <w:p>
       <w:pPr>
         <w:pStyle w:val="Heading2"/>
       </w:pPr>
       <w:r>
-        <w:t xml:space="preserve">8. Raporlama</w:t>
+        <w:t xml:space="preserve">6. Bulgu → öneri → aksiyon ve etki analizi</w:t>
       </w:r>
     </w:p>
     <w:p>
@@ -6264,35 +8296,32 @@
         <w:pStyle w:val="FirstParagraph"/>
       </w:pPr>
       <w:r>
-        <w:t xml:space="preserve">İyi bir güvenlik raporu, bir</w:t>
-      </w:r>
-      <w:r>
-        <w:t xml:space="preserve"> </w:t>
-      </w:r>
-      <w:r>
-        <w:t xml:space="preserve">“kaldınız”</w:t>
-      </w:r>
-      <w:r>
-        <w:t xml:space="preserve"> </w:t>
-      </w:r>
-      <w:r>
-        <w:t xml:space="preserve">listesi değil,</w:t>
-      </w:r>
-      <w:r>
-        <w:t xml:space="preserve"> </w:t>
-      </w:r>
-      <w:r>
-        <w:rPr>
-          <w:b/>
-          <w:bCs/>
-        </w:rPr>
-        <w:t xml:space="preserve">karar verilebilir</w:t>
-      </w:r>
-      <w:r>
-        <w:t xml:space="preserve"> </w:t>
-      </w:r>
-      <w:r>
-        <w:t xml:space="preserve">bir belgedir:</w:t>
+        <w:t xml:space="preserve">Değerlendirme bir</w:t>
+      </w:r>
+      <w:r>
+        <w:t xml:space="preserve"> </w:t>
+      </w:r>
+      <w:r>
+        <w:t xml:space="preserve">“geçti/kaldı”</w:t>
+      </w:r>
+      <w:r>
+        <w:t xml:space="preserve"> </w:t>
+      </w:r>
+      <w:r>
+        <w:t xml:space="preserve">damgası değil, bir</w:t>
+      </w:r>
+      <w:r>
+        <w:t xml:space="preserve"> </w:t>
+      </w:r>
+      <w:r>
+        <w:rPr>
+          <w:b/>
+          <w:bCs/>
+        </w:rPr>
+        <w:t xml:space="preserve">iyileştirme döngüsüdür</w:t>
+      </w:r>
+      <w:r>
+        <w:t xml:space="preserve">. Her bulgu için:</w:t>
       </w:r>
     </w:p>
     <w:p>
@@ -6300,7 +8329,7 @@
         <w:pStyle w:val="Compact"/>
         <w:numPr>
           <w:ilvl w:val="0"/>
-          <w:numId w:val="1007"/>
+          <w:numId w:val="1019"/>
         </w:numPr>
       </w:pPr>
       <w:r>
@@ -6308,13 +8337,13 @@
           <w:b/>
           <w:bCs/>
         </w:rPr>
-        <w:t xml:space="preserve">Yönetici özeti:</w:t>
-      </w:r>
-      <w:r>
-        <w:t xml:space="preserve"> </w:t>
-      </w:r>
-      <w:r>
-        <w:t xml:space="preserve">teknik olmayan okur için genel durum ve en kritik üç bulgu.</w:t>
+        <w:t xml:space="preserve">Bulgu:</w:t>
+      </w:r>
+      <w:r>
+        <w:t xml:space="preserve"> </w:t>
+      </w:r>
+      <w:r>
+        <w:t xml:space="preserve">laboratuvar ne buldu (kanıtla, tekrarlanabilir biçimde).</w:t>
       </w:r>
     </w:p>
     <w:p>
@@ -6322,7 +8351,7 @@
         <w:pStyle w:val="Compact"/>
         <w:numPr>
           <w:ilvl w:val="0"/>
-          <w:numId w:val="1007"/>
+          <w:numId w:val="1019"/>
         </w:numPr>
       </w:pPr>
       <w:r>
@@ -6330,13 +8359,13 @@
           <w:b/>
           <w:bCs/>
         </w:rPr>
-        <w:t xml:space="preserve">Yöntem ve kapsam:</w:t>
-      </w:r>
-      <w:r>
-        <w:t xml:space="preserve"> </w:t>
-      </w:r>
-      <w:r>
-        <w:t xml:space="preserve">ne test edildi, ne edilmedi, hangi metodolojiyle.</w:t>
+        <w:t xml:space="preserve">Öneri:</w:t>
+      </w:r>
+      <w:r>
+        <w:t xml:space="preserve"> </w:t>
+      </w:r>
+      <w:r>
+        <w:t xml:space="preserve">laboratuvarın önerdiği düzeltme yönü.</w:t>
       </w:r>
     </w:p>
     <w:p>
@@ -6344,7 +8373,7 @@
         <w:pStyle w:val="Compact"/>
         <w:numPr>
           <w:ilvl w:val="0"/>
-          <w:numId w:val="1007"/>
+          <w:numId w:val="1019"/>
         </w:numPr>
       </w:pPr>
       <w:r>
@@ -6352,13 +8381,13 @@
           <w:b/>
           <w:bCs/>
         </w:rPr>
-        <w:t xml:space="preserve">Bulgular:</w:t>
-      </w:r>
-      <w:r>
-        <w:t xml:space="preserve"> </w:t>
-      </w:r>
-      <w:r>
-        <w:t xml:space="preserve">her biri kanıt, saldırı potansiyeli ve CVSS, öneri ile.</w:t>
+        <w:t xml:space="preserve">Aksiyon:</w:t>
+      </w:r>
+      <w:r>
+        <w:t xml:space="preserve"> </w:t>
+      </w:r>
+      <w:r>
+        <w:t xml:space="preserve">geliştiricinin ne yaptığı (ya da neden yapmadığı — gerekçeli kabul de bir aksiyondur).</w:t>
       </w:r>
     </w:p>
     <w:p>
@@ -6366,7 +8395,7 @@
         <w:pStyle w:val="Compact"/>
         <w:numPr>
           <w:ilvl w:val="0"/>
-          <w:numId w:val="1007"/>
+          <w:numId w:val="1019"/>
         </w:numPr>
       </w:pPr>
       <w:r>
@@ -6374,13 +8403,72 @@
           <w:b/>
           <w:bCs/>
         </w:rPr>
-        <w:t xml:space="preserve">Bulgu–aksiyon tablosu:</w:t>
-      </w:r>
-      <w:r>
-        <w:t xml:space="preserve"> </w:t>
-      </w:r>
-      <w:r>
-        <w:t xml:space="preserve">geliştiricinin yanıtı ve kapanış durumu.</w:t>
+        <w:t xml:space="preserve">Kapanış:</w:t>
+      </w:r>
+      <w:r>
+        <w:t xml:space="preserve"> </w:t>
+      </w:r>
+      <w:r>
+        <w:t xml:space="preserve">bazı bulgular</w:t>
+      </w:r>
+      <w:r>
+        <w:t xml:space="preserve"> </w:t>
+      </w:r>
+      <w:r>
+        <w:t xml:space="preserve">“güvenlik açığı değil, iyi uygulama önerisi”</w:t>
+      </w:r>
+      <w:r>
+        <w:t xml:space="preserve"> </w:t>
+      </w:r>
+      <w:r>
+        <w:t xml:space="preserve">olarak da kapanabilir.</w:t>
+      </w:r>
+    </w:p>
+    <w:p>
+      <w:pPr>
+        <w:pStyle w:val="FirstParagraph"/>
+      </w:pPr>
+      <w:r>
+        <w:t xml:space="preserve">Bu döngü, vize sonrası projenizde beklediğimiz</w:t>
+      </w:r>
+      <w:r>
+        <w:t xml:space="preserve"> </w:t>
+      </w:r>
+      <w:r>
+        <w:rPr>
+          <w:b/>
+          <w:bCs/>
+        </w:rPr>
+        <w:t xml:space="preserve">bulgu–aksiyon listesinin</w:t>
+      </w:r>
+      <w:r>
+        <w:t xml:space="preserve"> </w:t>
+      </w:r>
+      <w:r>
+        <w:t xml:space="preserve">(7. hafta) kaynağıdır.</w:t>
+      </w:r>
+    </w:p>
+    <w:bookmarkStart w:id="58" w:name="X0ebbba240bf6730cfb505e597d49bc8b2c60efc"/>
+    <w:p>
+      <w:pPr>
+        <w:pStyle w:val="Heading3"/>
+      </w:pPr>
+      <w:r>
+        <w:t xml:space="preserve">Güvenlik etki analizi ve delta değerlendirme</w:t>
+      </w:r>
+    </w:p>
+    <w:p>
+      <w:pPr>
+        <w:pStyle w:val="FirstParagraph"/>
+      </w:pPr>
+      <w:r>
+        <w:t xml:space="preserve">Düzeltmeler yeni bir sürüm doğurduğunda, her şeyi baştan değerlendirmek pahalıdır. Bu yüzden iki belge devreye girer</w:t>
+      </w:r>
+      <w:r>
+        <w:t xml:space="preserve"> </w:t>
+      </w:r>
+      <w:r>
+        <w:t xml:space="preserve">(süreçteki 10. ve 11. adımlar):</w:t>
       </w:r>
     </w:p>
     <w:p>
@@ -6388,7 +8476,7 @@
         <w:pStyle w:val="Compact"/>
         <w:numPr>
           <w:ilvl w:val="0"/>
-          <w:numId w:val="1007"/>
+          <w:numId w:val="1020"/>
         </w:numPr>
       </w:pPr>
       <w:r>
@@ -6396,67 +8484,35 @@
           <w:b/>
           <w:bCs/>
         </w:rPr>
-        <w:t xml:space="preserve">Kalan risk:</w:t>
-      </w:r>
-      <w:r>
-        <w:t xml:space="preserve"> </w:t>
-      </w:r>
-      <w:r>
-        <w:t xml:space="preserve">kapatılmayan ya da devredilen riskler, gerekçesiyle.</w:t>
-      </w:r>
-    </w:p>
-    <w:p>
-      <w:pPr>
-        <w:pStyle w:val="BlockText"/>
-      </w:pPr>
-      <w:r>
-        <w:rPr>
-          <w:b/>
-          <w:bCs/>
-        </w:rPr>
-        <w:t xml:space="preserve">Eleştirel okuma alıştırması</w:t>
-      </w:r>
-    </w:p>
-    <w:p>
-      <w:pPr>
-        <w:pStyle w:val="BlockText"/>
-      </w:pPr>
-      <w:r>
-        <w:t xml:space="preserve">Size verilen kısa bir bulgu metnini birlikte okuyun: bu bulgunun saldırı potansiyeli doğru mu derecelendirilmiş?</w:t>
-      </w:r>
-      <w:r>
-        <w:t xml:space="preserve"> </w:t>
-      </w:r>
-      <w:r>
-        <w:t xml:space="preserve">Öneri uygulanabilir mi?</w:t>
-      </w:r>
-      <w:r>
-        <w:t xml:space="preserve"> </w:t>
-      </w:r>
-      <w:r>
-        <w:t xml:space="preserve">“Karşılandı”</w:t>
-      </w:r>
-      <w:r>
-        <w:t xml:space="preserve"> </w:t>
-      </w:r>
-      <w:r>
-        <w:t xml:space="preserve">diyen bir satırın kanıtı var mı? Bu okuma, 13. haftadaki uyum matrisi</w:t>
-      </w:r>
-      <w:r>
-        <w:t xml:space="preserve"> </w:t>
-      </w:r>
-      <w:r>
-        <w:t xml:space="preserve">okumasının provasıdır.</w:t>
-      </w:r>
-    </w:p>
-    <w:bookmarkEnd w:id="44"/>
-    <w:bookmarkStart w:id="45" w:name="X01faa71bf369c6e4f364494165b0a152f22fa5f"/>
-    <w:p>
-      <w:pPr>
-        <w:pStyle w:val="Heading2"/>
-      </w:pPr>
-      <w:r>
-        <w:t xml:space="preserve">9. Dönem projesi: bu hafta (S16 — test planı ve sonuçları)</w:t>
+        <w:t xml:space="preserve">Güvenlik etki analizi (security impact analysis):</w:t>
+      </w:r>
+      <w:r>
+        <w:t xml:space="preserve"> </w:t>
+      </w:r>
+      <w:r>
+        <w:t xml:space="preserve">Yeni sürümdeki değişiklikleri sınıflandırır (yeni özellik /</w:t>
+      </w:r>
+      <w:r>
+        <w:t xml:space="preserve"> </w:t>
+      </w:r>
+      <w:r>
+        <w:t xml:space="preserve">iyileştirme / hata düzeltmesi), etkilenen dosyaları listeler ve her değişikliğin</w:t>
+      </w:r>
+      <w:r>
+        <w:t xml:space="preserve"> </w:t>
+      </w:r>
+      <w:r>
+        <w:rPr>
+          <w:b/>
+          <w:bCs/>
+        </w:rPr>
+        <w:t xml:space="preserve">güvenlik etkisini</w:t>
+      </w:r>
+      <w:r>
+        <w:t xml:space="preserve"> </w:t>
+      </w:r>
+      <w:r>
+        <w:t xml:space="preserve">yazar.</w:t>
       </w:r>
     </w:p>
     <w:p>
@@ -6464,7 +8520,7 @@
         <w:pStyle w:val="Compact"/>
         <w:numPr>
           <w:ilvl w:val="0"/>
-          <w:numId w:val="1008"/>
+          <w:numId w:val="1020"/>
         </w:numPr>
       </w:pPr>
       <w:r>
@@ -6472,13 +8528,286 @@
           <w:b/>
           <w:bCs/>
         </w:rPr>
-        <w:t xml:space="preserve">Test planı:</w:t>
-      </w:r>
-      <w:r>
-        <w:t xml:space="preserve"> </w:t>
-      </w:r>
-      <w:r>
-        <w:t xml:space="preserve">En kritik iki–üç varlık/gereksinim için sekiz başlıklı test kartları yazın (S17 ile bağlı).</w:t>
+        <w:t xml:space="preserve">Delta değerlendirme:</w:t>
+      </w:r>
+      <w:r>
+        <w:t xml:space="preserve"> </w:t>
+      </w:r>
+      <w:r>
+        <w:t xml:space="preserve">Laboratuvar, bu belgeye dayanarak</w:t>
+      </w:r>
+      <w:r>
+        <w:t xml:space="preserve"> </w:t>
+      </w:r>
+      <w:r>
+        <w:rPr>
+          <w:b/>
+          <w:bCs/>
+        </w:rPr>
+        <w:t xml:space="preserve">yalnız değişen kısmı</w:t>
+      </w:r>
+      <w:r>
+        <w:t xml:space="preserve"> </w:t>
+      </w:r>
+      <w:r>
+        <w:t xml:space="preserve">yeniden değerlendirir; işaretli</w:t>
+      </w:r>
+      <w:r>
+        <w:t xml:space="preserve"> </w:t>
+      </w:r>
+      <w:r>
+        <w:t xml:space="preserve">belgeleri, değişiklik dizinini, dosya listesini ve</w:t>
+      </w:r>
+      <w:r>
+        <w:t xml:space="preserve"> </w:t>
+      </w:r>
+      <w:r>
+        <w:rPr>
+          <w:b/>
+          <w:bCs/>
+        </w:rPr>
+        <w:t xml:space="preserve">yeni TOE kimliğini</w:t>
+      </w:r>
+      <w:r>
+        <w:t xml:space="preserve"> </w:t>
+      </w:r>
+      <w:r>
+        <w:t xml:space="preserve">ister.</w:t>
+      </w:r>
+    </w:p>
+    <w:p>
+      <w:pPr>
+        <w:pStyle w:val="BlockText"/>
+      </w:pPr>
+      <w:r>
+        <w:rPr>
+          <w:b/>
+          <w:bCs/>
+        </w:rPr>
+        <w:t xml:space="preserve">Karıştırılan iki kavram</w:t>
+      </w:r>
+    </w:p>
+    <w:p>
+      <w:pPr>
+        <w:pStyle w:val="BlockText"/>
+      </w:pPr>
+      <w:r>
+        <w:rPr>
+          <w:b/>
+          <w:bCs/>
+        </w:rPr>
+        <w:t xml:space="preserve">Etki analizi</w:t>
+      </w:r>
+      <w:r>
+        <w:t xml:space="preserve"> </w:t>
+      </w:r>
+      <w:r>
+        <w:t xml:space="preserve">değişikliğin güvenlik etkisini</w:t>
+      </w:r>
+      <w:r>
+        <w:t xml:space="preserve"> </w:t>
+      </w:r>
+      <w:r>
+        <w:rPr>
+          <w:i/>
+          <w:iCs/>
+        </w:rPr>
+        <w:t xml:space="preserve">belgeler</w:t>
+      </w:r>
+      <w:r>
+        <w:t xml:space="preserve">;</w:t>
+      </w:r>
+      <w:r>
+        <w:t xml:space="preserve"> </w:t>
+      </w:r>
+      <w:r>
+        <w:rPr>
+          <w:b/>
+          <w:bCs/>
+        </w:rPr>
+        <w:t xml:space="preserve">delta değerlendirme</w:t>
+      </w:r>
+      <w:r>
+        <w:t xml:space="preserve"> </w:t>
+      </w:r>
+      <w:r>
+        <w:t xml:space="preserve">bu belgeye dayanıp</w:t>
+      </w:r>
+      <w:r>
+        <w:t xml:space="preserve"> </w:t>
+      </w:r>
+      <w:r>
+        <w:rPr>
+          <w:i/>
+          <w:iCs/>
+        </w:rPr>
+        <w:t xml:space="preserve">yalnız</w:t>
+      </w:r>
+      <w:r>
+        <w:rPr>
+          <w:i/>
+          <w:iCs/>
+        </w:rPr>
+        <w:t xml:space="preserve"> </w:t>
+      </w:r>
+      <w:r>
+        <w:rPr>
+          <w:i/>
+          <w:iCs/>
+        </w:rPr>
+        <w:t xml:space="preserve">değişeni yeniden değerlendirir</w:t>
+      </w:r>
+      <w:r>
+        <w:t xml:space="preserve">. Biri geliştiricinin çıktısı, öteki laboratuvarın işidir. Sürüm kimliği ve özet</w:t>
+      </w:r>
+      <w:r>
+        <w:t xml:space="preserve"> </w:t>
+      </w:r>
+      <w:r>
+        <w:t xml:space="preserve">değerleri tutarlı olmazsa delta değerlendirme yapılamaz (değerlendirilen ürün belirsizleşir).</w:t>
+      </w:r>
+    </w:p>
+    <w:p>
+      <w:r>
+        <w:pict>
+          <v:rect style="width:0;height:1.5pt" o:hralign="center" o:hrstd="t" o:hr="t"/>
+        </w:pict>
+      </w:r>
+    </w:p>
+    <w:bookmarkEnd w:id="58"/>
+    <w:bookmarkEnd w:id="59"/>
+    <w:bookmarkStart w:id="64" w:name="sızma-testi-planı"/>
+    <w:p>
+      <w:pPr>
+        <w:pStyle w:val="Heading2"/>
+      </w:pPr>
+      <w:r>
+        <w:t xml:space="preserve">7. Sızma testi planı</w:t>
+      </w:r>
+    </w:p>
+    <w:p>
+      <w:pPr>
+        <w:pStyle w:val="FirstParagraph"/>
+      </w:pPr>
+      <w:r>
+        <w:t xml:space="preserve">Sızma testi, yukarıdaki yöntemleri saldırgan bakışıyla birleştiren,</w:t>
+      </w:r>
+      <w:r>
+        <w:t xml:space="preserve"> </w:t>
+      </w:r>
+      <w:r>
+        <w:rPr>
+          <w:b/>
+          <w:bCs/>
+        </w:rPr>
+        <w:t xml:space="preserve">planlı</w:t>
+      </w:r>
+      <w:r>
+        <w:t xml:space="preserve"> </w:t>
+      </w:r>
+      <w:r>
+        <w:t xml:space="preserve">ve</w:t>
+      </w:r>
+      <w:r>
+        <w:t xml:space="preserve"> </w:t>
+      </w:r>
+      <w:r>
+        <w:rPr>
+          <w:b/>
+          <w:bCs/>
+        </w:rPr>
+        <w:t xml:space="preserve">izinli</w:t>
+      </w:r>
+      <w:r>
+        <w:t xml:space="preserve"> </w:t>
+      </w:r>
+      <w:r>
+        <w:t xml:space="preserve">bir etkinliktir.</w:t>
+      </w:r>
+      <w:r>
+        <w:t xml:space="preserve"> </w:t>
+      </w:r>
+      <w:r>
+        <w:t xml:space="preserve">“Planlı”</w:t>
+      </w:r>
+      <w:r>
+        <w:t xml:space="preserve"> </w:t>
+      </w:r>
+      <w:r>
+        <w:t xml:space="preserve">ve</w:t>
+      </w:r>
+      <w:r>
+        <w:t xml:space="preserve"> </w:t>
+      </w:r>
+      <w:r>
+        <w:t xml:space="preserve">“izinli”</w:t>
+      </w:r>
+      <w:r>
+        <w:t xml:space="preserve"> </w:t>
+      </w:r>
+      <w:r>
+        <w:t xml:space="preserve">sözcükleri isteğe bağlı değildir: kapsamı ve kuralları yazılı olmayan bir test, meşru bir</w:t>
+      </w:r>
+      <w:r>
+        <w:t xml:space="preserve"> </w:t>
+      </w:r>
+      <w:r>
+        <w:t xml:space="preserve">güvenlik çalışması değildir. Bir plan en az şu dört başlığı içerir.</w:t>
+      </w:r>
+    </w:p>
+    <w:bookmarkStart w:id="60" w:name="kapsam-scope"/>
+    <w:p>
+      <w:pPr>
+        <w:pStyle w:val="Heading3"/>
+      </w:pPr>
+      <w:r>
+        <w:t xml:space="preserve">1. Kapsam (scope)</w:t>
+      </w:r>
+    </w:p>
+    <w:p>
+      <w:pPr>
+        <w:pStyle w:val="FirstParagraph"/>
+      </w:pPr>
+      <w:r>
+        <w:t xml:space="preserve">Neyin test edileceği ve neyin</w:t>
+      </w:r>
+      <w:r>
+        <w:t xml:space="preserve"> </w:t>
+      </w:r>
+      <w:r>
+        <w:rPr>
+          <w:b/>
+          <w:bCs/>
+        </w:rPr>
+        <w:t xml:space="preserve">edilmeyeceği</w:t>
+      </w:r>
+      <w:r>
+        <w:t xml:space="preserve"> </w:t>
+      </w:r>
+      <w:r>
+        <w:t xml:space="preserve">açıkça yazılır: hangi ikili dosya/sürüm, hangi bileşenler, hangi</w:t>
+      </w:r>
+      <w:r>
+        <w:t xml:space="preserve"> </w:t>
+      </w:r>
+      <w:r>
+        <w:t xml:space="preserve">ortam (test ortamı mı, üretim mi), hangi veriler (yalnız sentetik). Kapsam dışı bırakılanlar da yazılır (ör. üçüncü</w:t>
+      </w:r>
+      <w:r>
+        <w:t xml:space="preserve"> </w:t>
+      </w:r>
+      <w:r>
+        <w:t xml:space="preserve">taraf sunucular, gerçek kullanıcı verisi).</w:t>
+      </w:r>
+    </w:p>
+    <w:bookmarkEnd w:id="60"/>
+    <w:bookmarkStart w:id="61" w:name="angajman-kuralları-rules-of-engagement"/>
+    <w:p>
+      <w:pPr>
+        <w:pStyle w:val="Heading3"/>
+      </w:pPr>
+      <w:r>
+        <w:t xml:space="preserve">2. Angajman kuralları (rules of engagement)</w:t>
       </w:r>
     </w:p>
     <w:p>
@@ -6486,7 +8815,7 @@
         <w:pStyle w:val="Compact"/>
         <w:numPr>
           <w:ilvl w:val="0"/>
-          <w:numId w:val="1008"/>
+          <w:numId w:val="1021"/>
         </w:numPr>
       </w:pPr>
       <w:r>
@@ -6494,13 +8823,13 @@
           <w:b/>
           <w:bCs/>
         </w:rPr>
-        <w:t xml:space="preserve">Yöntem:</w:t>
-      </w:r>
-      <w:r>
-        <w:t xml:space="preserve"> </w:t>
-      </w:r>
-      <w:r>
-        <w:t xml:space="preserve">Hangi metodolojiyi (MASTG/WSTG/PTES/NIST SP 800-115) temel aldığınızı belirtin.</w:t>
+        <w:t xml:space="preserve">Yazılı izin</w:t>
+      </w:r>
+      <w:r>
+        <w:t xml:space="preserve"> </w:t>
+      </w:r>
+      <w:r>
+        <w:t xml:space="preserve">ve yetkili imzası; test penceresi (tarih/saat).</w:t>
       </w:r>
     </w:p>
     <w:p>
@@ -6508,53 +8837,27 @@
         <w:pStyle w:val="Compact"/>
         <w:numPr>
           <w:ilvl w:val="0"/>
-          <w:numId w:val="1008"/>
+          <w:numId w:val="1021"/>
         </w:numPr>
       </w:pPr>
       <w:r>
-        <w:rPr>
-          <w:b/>
-          <w:bCs/>
-        </w:rPr>
-        <w:t xml:space="preserve">Sonuçlar:</w:t>
-      </w:r>
-      <w:r>
-        <w:t xml:space="preserve"> </w:t>
-      </w:r>
-      <w:r>
-        <w:t xml:space="preserve">Testleri çalıştırıp</w:t>
-      </w:r>
-      <w:r>
-        <w:t xml:space="preserve"> </w:t>
-      </w:r>
-      <w:r>
-        <w:rPr>
-          <w:b/>
-          <w:bCs/>
-        </w:rPr>
-        <w:t xml:space="preserve">gözlenen sonuçları</w:t>
-      </w:r>
-      <w:r>
-        <w:t xml:space="preserve"> </w:t>
-      </w:r>
-      <w:r>
-        <w:t xml:space="preserve">yazın — finalde plan değil,</w:t>
-      </w:r>
-      <w:r>
-        <w:t xml:space="preserve"> </w:t>
-      </w:r>
-      <w:r>
-        <w:rPr>
-          <w:b/>
-          <w:bCs/>
-        </w:rPr>
-        <w:t xml:space="preserve">sonuç</w:t>
-      </w:r>
-      <w:r>
-        <w:t xml:space="preserve"> </w:t>
-      </w:r>
-      <w:r>
-        <w:t xml:space="preserve">beklenir.</w:t>
+        <w:t xml:space="preserve">İzin verilen ve</w:t>
+      </w:r>
+      <w:r>
+        <w:t xml:space="preserve"> </w:t>
+      </w:r>
+      <w:r>
+        <w:rPr>
+          <w:b/>
+          <w:bCs/>
+        </w:rPr>
+        <w:t xml:space="preserve">yasak</w:t>
+      </w:r>
+      <w:r>
+        <w:t xml:space="preserve"> </w:t>
+      </w:r>
+      <w:r>
+        <w:t xml:space="preserve">yöntemler (ör. hizmet kesintisine yol açacak testler hariç).</w:t>
       </w:r>
     </w:p>
     <w:p>
@@ -6562,21 +8865,11 @@
         <w:pStyle w:val="Compact"/>
         <w:numPr>
           <w:ilvl w:val="0"/>
-          <w:numId w:val="1008"/>
+          <w:numId w:val="1021"/>
         </w:numPr>
       </w:pPr>
       <w:r>
-        <w:rPr>
-          <w:b/>
-          <w:bCs/>
-        </w:rPr>
-        <w:t xml:space="preserve">Bulgu–aksiyon:</w:t>
-      </w:r>
-      <w:r>
-        <w:t xml:space="preserve"> </w:t>
-      </w:r>
-      <w:r>
-        <w:t xml:space="preserve">Vize geri bildirimlerini bir bulgu–aksiyon tablosuna dökün.</w:t>
+        <w:t xml:space="preserve">Veri işleme kuralı: gerçek kişisel veri kullanılmaz; bulgular gizli tutulur.</w:t>
       </w:r>
     </w:p>
     <w:p>
@@ -6584,181 +8877,11 @@
         <w:pStyle w:val="Compact"/>
         <w:numPr>
           <w:ilvl w:val="0"/>
-          <w:numId w:val="1008"/>
+          <w:numId w:val="1021"/>
         </w:numPr>
       </w:pPr>
       <w:r>
-        <w:rPr>
-          <w:b/>
-          <w:bCs/>
-        </w:rPr>
-        <w:t xml:space="preserve">Kalan risk:</w:t>
-      </w:r>
-      <w:r>
-        <w:t xml:space="preserve"> </w:t>
-      </w:r>
-      <w:r>
-        <w:t xml:space="preserve">Kapatmadığınız riskleri ve gerekçesini yazın.</w:t>
-      </w:r>
-    </w:p>
-    <w:p>
-      <w:pPr>
-        <w:pStyle w:val="BlockText"/>
-      </w:pPr>
-      <w:r>
-        <w:rPr>
-          <w:b/>
-          <w:bCs/>
-        </w:rPr>
-        <w:t xml:space="preserve">Etik ve hukuki çerçeve (tekrar)</w:t>
-      </w:r>
-    </w:p>
-    <w:p>
-      <w:pPr>
-        <w:pStyle w:val="BlockText"/>
-      </w:pPr>
-      <w:r>
-        <w:t xml:space="preserve">Sızma testi yalnız</w:t>
-      </w:r>
-      <w:r>
-        <w:t xml:space="preserve"> </w:t>
-      </w:r>
-      <w:r>
-        <w:rPr>
-          <w:b/>
-          <w:bCs/>
-        </w:rPr>
-        <w:t xml:space="preserve">kendi</w:t>
-      </w:r>
-      <w:r>
-        <w:t xml:space="preserve"> </w:t>
-      </w:r>
-      <w:r>
-        <w:t xml:space="preserve">projeniz ve yetkili olduğunuz sistemler üzerinde yapılır. Başkasının sistemine izinsiz</w:t>
-      </w:r>
-      <w:r>
-        <w:t xml:space="preserve"> </w:t>
-      </w:r>
-      <w:r>
-        <w:t xml:space="preserve">test, amacı ne olursa olsun suçtur. Bütün veriler sentetik olmalı; depoda gerçek sır ya da kişisel veri</w:t>
-      </w:r>
-      <w:r>
-        <w:t xml:space="preserve"> </w:t>
-      </w:r>
-      <w:r>
-        <w:t xml:space="preserve">bulunmamalıdır.</w:t>
-      </w:r>
-    </w:p>
-    <w:bookmarkEnd w:id="45"/>
-    <w:bookmarkStart w:id="46" w:name="kendini-sınama"/>
-    <w:p>
-      <w:pPr>
-        <w:pStyle w:val="Heading2"/>
-      </w:pPr>
-      <w:r>
-        <w:t xml:space="preserve">10. Kendini sınama</w:t>
-      </w:r>
-    </w:p>
-    <w:p>
-      <w:pPr>
-        <w:pStyle w:val="BlockText"/>
-      </w:pPr>
-      <w:r>
-        <w:rPr>
-          <w:b/>
-          <w:bCs/>
-        </w:rPr>
-        <w:t xml:space="preserve">1. Bir ürünün bağımsız değerlendirmesindeki 13 adımı ana hatlarıyla sıralayın. Hazırlık, değerlendirme ve süreklilik aşamaları neleri kapsar?</w:t>
-      </w:r>
-    </w:p>
-    <w:p>
-      <w:pPr>
-        <w:pStyle w:val="BlockText"/>
-      </w:pPr>
-      <w:r>
-        <w:rPr>
-          <w:b/>
-          <w:bCs/>
-        </w:rPr>
-        <w:t xml:space="preserve">Hazırlık (1–4):</w:t>
-      </w:r>
-      <w:r>
-        <w:t xml:space="preserve"> </w:t>
-      </w:r>
-      <w:r>
-        <w:t xml:space="preserve">değerlendirme hedefini (TOE) tanımlama, kapsam, güvenlik hedefi/gereksinimler, plan.</w:t>
-      </w:r>
-      <w:r>
-        <w:t xml:space="preserve"> </w:t>
-      </w:r>
-      <w:r>
-        <w:rPr>
-          <w:b/>
-          <w:bCs/>
-        </w:rPr>
-        <w:t xml:space="preserve">Değerlendirme:</w:t>
-      </w:r>
-      <w:r>
-        <w:t xml:space="preserve"> </w:t>
-      </w:r>
-      <w:r>
-        <w:t xml:space="preserve">yöntemleri uygulama (kod inceleme → SAST → DAST → fuzzing → sızma testi), bulguları saldırı potansiyeliyle derecelendirme, raporlama.</w:t>
-      </w:r>
-      <w:r>
-        <w:t xml:space="preserve"> </w:t>
-      </w:r>
-      <w:r>
-        <w:rPr>
-          <w:b/>
-          <w:bCs/>
-        </w:rPr>
-        <w:t xml:space="preserve">Süreklilik:</w:t>
-      </w:r>
-      <w:r>
-        <w:t xml:space="preserve"> </w:t>
-      </w:r>
-      <w:r>
-        <w:t xml:space="preserve">karar/sertifika, sonra her değişiklikte etki analizi + delta değerlendirme ve sürüm bakımı.</w:t>
-      </w:r>
-    </w:p>
-    <w:p>
-      <w:pPr>
-        <w:pStyle w:val="BlockText"/>
-      </w:pPr>
-      <w:r>
-        <w:rPr>
-          <w:b/>
-          <w:bCs/>
-        </w:rPr>
-        <w:t xml:space="preserve">2. Değerlendirici hangi iki varsayımla çalışır? Bu neden</w:t>
-      </w:r>
-      <w:r>
-        <w:rPr>
-          <w:b/>
-          <w:bCs/>
-        </w:rPr>
-        <w:t xml:space="preserve"> </w:t>
-      </w:r>
-      <w:r>
-        <w:rPr>
-          <w:b/>
-          <w:bCs/>
-        </w:rPr>
-        <w:t xml:space="preserve">‘korumanın var olması yetmez’</w:t>
-      </w:r>
-      <w:r>
-        <w:rPr>
-          <w:b/>
-          <w:bCs/>
-        </w:rPr>
-        <w:t xml:space="preserve"> </w:t>
-      </w:r>
-      <w:r>
-        <w:rPr>
-          <w:b/>
-          <w:bCs/>
-        </w:rPr>
-        <w:t xml:space="preserve">sonucunu doğurur?</w:t>
+        <w:t xml:space="preserve">Durdurma koşulu (kill switch): kritik bir etki görülürse test durur ve derhal bildirilir.</w:t>
       </w:r>
     </w:p>
     <w:p>
@@ -6766,74 +8889,372 @@
         <w:pStyle w:val="Compact"/>
         <w:numPr>
           <w:ilvl w:val="0"/>
-          <w:numId w:val="1009"/>
+          <w:numId w:val="1021"/>
         </w:numPr>
       </w:pPr>
       <w:r>
-        <w:t xml:space="preserve">Saldırgan sistemi</w:t>
-      </w:r>
-      <w:r>
-        <w:t xml:space="preserve"> </w:t>
-      </w:r>
-      <w:r>
-        <w:rPr>
-          <w:b/>
-          <w:bCs/>
-        </w:rPr>
-        <w:t xml:space="preserve">tam bilir</w:t>
-      </w:r>
-      <w:r>
-        <w:t xml:space="preserve"> </w:t>
-      </w:r>
-      <w:r>
-        <w:t xml:space="preserve">(Kerckhoffs), (2) saldırgan</w:t>
-      </w:r>
-      <w:r>
-        <w:t xml:space="preserve"> </w:t>
-      </w:r>
-      <w:r>
-        <w:rPr>
-          <w:b/>
-          <w:bCs/>
-        </w:rPr>
-        <w:t xml:space="preserve">yetenekli ve kaynaklıdır</w:t>
-      </w:r>
-      <w:r>
-        <w:t xml:space="preserve">. Bu yüzden bir korumanın sadece bulunması değil; belirli bir</w:t>
-      </w:r>
-      <w:r>
-        <w:t xml:space="preserve"> </w:t>
-      </w:r>
-      <w:r>
-        <w:rPr>
-          <w:b/>
-          <w:bCs/>
-        </w:rPr>
-        <w:t xml:space="preserve">saldırı potansiyeline</w:t>
-      </w:r>
-      <w:r>
-        <w:t xml:space="preserve"> </w:t>
-      </w:r>
-      <w:r>
-        <w:t xml:space="preserve">dayanması ve bunun</w:t>
-      </w:r>
-      <w:r>
-        <w:t xml:space="preserve"> </w:t>
-      </w:r>
-      <w:r>
-        <w:rPr>
-          <w:b/>
-          <w:bCs/>
-        </w:rPr>
-        <w:t xml:space="preserve">kanıtla</w:t>
-      </w:r>
-      <w:r>
-        <w:t xml:space="preserve"> </w:t>
-      </w:r>
-      <w:r>
-        <w:t xml:space="preserve">gösterilmesi gerekir.</w:t>
-      </w:r>
-    </w:p>
+        <w:t xml:space="preserve">İletişim ve yükseltme (escalation) noktaları.</w:t>
+      </w:r>
+    </w:p>
+    <w:bookmarkEnd w:id="61"/>
+    <w:bookmarkStart w:id="62" w:name="yöntem-methodology"/>
+    <w:p>
+      <w:pPr>
+        <w:pStyle w:val="Heading3"/>
+      </w:pPr>
+      <w:r>
+        <w:t xml:space="preserve">3. Yöntem (methodology)</w:t>
+      </w:r>
+    </w:p>
+    <w:p>
+      <w:pPr>
+        <w:pStyle w:val="FirstParagraph"/>
+      </w:pPr>
+      <w:r>
+        <w:t xml:space="preserve">Tanınmış bir metodoloji seçilir ve ona uyulur: mobil için</w:t>
+      </w:r>
+      <w:r>
+        <w:t xml:space="preserve"> </w:t>
+      </w:r>
+      <w:r>
+        <w:rPr>
+          <w:b/>
+          <w:bCs/>
+        </w:rPr>
+        <w:t xml:space="preserve">OWASP MASTG/MASVS</w:t>
+      </w:r>
+      <w:r>
+        <w:t xml:space="preserve">, web için</w:t>
+      </w:r>
+      <w:r>
+        <w:t xml:space="preserve"> </w:t>
+      </w:r>
+      <w:r>
+        <w:rPr>
+          <w:b/>
+          <w:bCs/>
+        </w:rPr>
+        <w:t xml:space="preserve">OWASP WSTG</w:t>
+      </w:r>
+      <w:r>
+        <w:t xml:space="preserve">, genel süreç</w:t>
+      </w:r>
+      <w:r>
+        <w:t xml:space="preserve"> </w:t>
+      </w:r>
+      <w:r>
+        <w:t xml:space="preserve">için</w:t>
+      </w:r>
+      <w:r>
+        <w:t xml:space="preserve"> </w:t>
+      </w:r>
+      <w:r>
+        <w:rPr>
+          <w:b/>
+          <w:bCs/>
+        </w:rPr>
+        <w:t xml:space="preserve">PTES</w:t>
+      </w:r>
+      <w:r>
+        <w:t xml:space="preserve"> </w:t>
+      </w:r>
+      <w:r>
+        <w:t xml:space="preserve">ya da</w:t>
+      </w:r>
+      <w:r>
+        <w:t xml:space="preserve"> </w:t>
+      </w:r>
+      <w:r>
+        <w:rPr>
+          <w:b/>
+          <w:bCs/>
+        </w:rPr>
+        <w:t xml:space="preserve">NIST SP 800-115</w:t>
+      </w:r>
+      <w:r>
+        <w:t xml:space="preserve">. Yöntem seçimi, sonucun</w:t>
+      </w:r>
+      <w:r>
+        <w:t xml:space="preserve"> </w:t>
+      </w:r>
+      <w:r>
+        <w:rPr>
+          <w:b/>
+          <w:bCs/>
+        </w:rPr>
+        <w:t xml:space="preserve">tekrarlanabilir</w:t>
+      </w:r>
+      <w:r>
+        <w:t xml:space="preserve"> </w:t>
+      </w:r>
+      <w:r>
+        <w:t xml:space="preserve">ve</w:t>
+      </w:r>
+      <w:r>
+        <w:t xml:space="preserve"> </w:t>
+      </w:r>
+      <w:r>
+        <w:rPr>
+          <w:b/>
+          <w:bCs/>
+        </w:rPr>
+        <w:t xml:space="preserve">karşılaştırılabilir</w:t>
+      </w:r>
+      <w:r>
+        <w:t xml:space="preserve"> </w:t>
+      </w:r>
+      <w:r>
+        <w:t xml:space="preserve">olmasını sağlar.</w:t>
+      </w:r>
+    </w:p>
+    <w:bookmarkEnd w:id="62"/>
+    <w:bookmarkStart w:id="63" w:name="test-şablonu-sekiz-başlık"/>
+    <w:p>
+      <w:pPr>
+        <w:pStyle w:val="Heading3"/>
+      </w:pPr>
+      <w:r>
+        <w:t xml:space="preserve">4. Test şablonu (sekiz başlık)</w:t>
+      </w:r>
+    </w:p>
+    <w:p>
+      <w:pPr>
+        <w:pStyle w:val="FirstParagraph"/>
+      </w:pPr>
+      <w:r>
+        <w:t xml:space="preserve">Değerlendirmedeki her test aynı şablonla yazılır; bu, projenizin S16 bölümünün de iskeletidir:</w:t>
+      </w:r>
+    </w:p>
+    <w:tbl>
+      <w:tblPr>
+        <w:tblStyle w:val="Table"/>
+        <w:tblW w:type="auto" w:w="0"/>
+        <w:tblLook w:firstRow="1" w:lastRow="0" w:firstColumn="0" w:lastColumn="0" w:noHBand="0" w:noVBand="0" w:val="0020"/>
+      </w:tblPr>
+      <w:tblGrid>
+        <w:gridCol w:w="3960"/>
+        <w:gridCol w:w="3960"/>
+      </w:tblGrid>
+      <w:tr>
+        <w:trPr>
+          <w:tblHeader w:val="on"/>
+        </w:trPr>
+        <w:tc>
+          <w:tcPr/>
+          <w:p>
+            <w:pPr>
+              <w:pStyle w:val="Compact"/>
+            </w:pPr>
+            <w:r>
+              <w:t xml:space="preserve">Alan</w:t>
+            </w:r>
+          </w:p>
+        </w:tc>
+        <w:tc>
+          <w:tcPr/>
+          <w:p>
+            <w:pPr>
+              <w:pStyle w:val="Compact"/>
+            </w:pPr>
+            <w:r>
+              <w:t xml:space="preserve">İçerik</w:t>
+            </w:r>
+          </w:p>
+        </w:tc>
+      </w:tr>
+      <w:tr>
+        <w:tc>
+          <w:tcPr/>
+          <w:p>
+            <w:pPr>
+              <w:pStyle w:val="Compact"/>
+            </w:pPr>
+            <w:r>
+              <w:t xml:space="preserve">Test kimliği</w:t>
+            </w:r>
+          </w:p>
+        </w:tc>
+        <w:tc>
+          <w:tcPr/>
+          <w:p>
+            <w:pPr>
+              <w:pStyle w:val="Compact"/>
+            </w:pPr>
+            <w:r>
+              <w:t xml:space="preserve">Benzersiz numara</w:t>
+            </w:r>
+          </w:p>
+        </w:tc>
+      </w:tr>
+      <w:tr>
+        <w:tc>
+          <w:tcPr/>
+          <w:p>
+            <w:pPr>
+              <w:pStyle w:val="Compact"/>
+            </w:pPr>
+            <w:r>
+              <w:t xml:space="preserve">İlgili gereksinim</w:t>
+            </w:r>
+          </w:p>
+        </w:tc>
+        <w:tc>
+          <w:tcPr/>
+          <w:p>
+            <w:pPr>
+              <w:pStyle w:val="Compact"/>
+            </w:pPr>
+            <w:r>
+              <w:t xml:space="preserve">Hangi gereksinimi/varlığı sınıyor (S17 ile bağ)</w:t>
+            </w:r>
+          </w:p>
+        </w:tc>
+      </w:tr>
+      <w:tr>
+        <w:tc>
+          <w:tcPr/>
+          <w:p>
+            <w:pPr>
+              <w:pStyle w:val="Compact"/>
+            </w:pPr>
+            <w:r>
+              <w:t xml:space="preserve">Amaç</w:t>
+            </w:r>
+          </w:p>
+        </w:tc>
+        <w:tc>
+          <w:tcPr/>
+          <w:p>
+            <w:pPr>
+              <w:pStyle w:val="Compact"/>
+            </w:pPr>
+            <w:r>
+              <w:t xml:space="preserve">Ne doğrulanıyor</w:t>
+            </w:r>
+          </w:p>
+        </w:tc>
+      </w:tr>
+      <w:tr>
+        <w:tc>
+          <w:tcPr/>
+          <w:p>
+            <w:pPr>
+              <w:pStyle w:val="Compact"/>
+            </w:pPr>
+            <w:r>
+              <w:t xml:space="preserve">Ön koşullar</w:t>
+            </w:r>
+          </w:p>
+        </w:tc>
+        <w:tc>
+          <w:tcPr/>
+          <w:p>
+            <w:pPr>
+              <w:pStyle w:val="Compact"/>
+            </w:pPr>
+            <w:r>
+              <w:t xml:space="preserve">Ortam, sürüm, veriler</w:t>
+            </w:r>
+          </w:p>
+        </w:tc>
+      </w:tr>
+      <w:tr>
+        <w:tc>
+          <w:tcPr/>
+          <w:p>
+            <w:pPr>
+              <w:pStyle w:val="Compact"/>
+            </w:pPr>
+            <w:r>
+              <w:t xml:space="preserve">Yöntem/adımlar</w:t>
+            </w:r>
+          </w:p>
+        </w:tc>
+        <w:tc>
+          <w:tcPr/>
+          <w:p>
+            <w:pPr>
+              <w:pStyle w:val="Compact"/>
+            </w:pPr>
+            <w:r>
+              <w:t xml:space="preserve">Tekrarlanabilir biçimde</w:t>
+            </w:r>
+          </w:p>
+        </w:tc>
+      </w:tr>
+      <w:tr>
+        <w:tc>
+          <w:tcPr/>
+          <w:p>
+            <w:pPr>
+              <w:pStyle w:val="Compact"/>
+            </w:pPr>
+            <w:r>
+              <w:t xml:space="preserve">Beklenen sonuç</w:t>
+            </w:r>
+          </w:p>
+        </w:tc>
+        <w:tc>
+          <w:tcPr/>
+          <w:p>
+            <w:pPr>
+              <w:pStyle w:val="Compact"/>
+            </w:pPr>
+            <w:r>
+              <w:t xml:space="preserve">Güvenli davranış ne olmalı</w:t>
+            </w:r>
+          </w:p>
+        </w:tc>
+      </w:tr>
+      <w:tr>
+        <w:tc>
+          <w:tcPr/>
+          <w:p>
+            <w:pPr>
+              <w:pStyle w:val="Compact"/>
+            </w:pPr>
+            <w:r>
+              <w:t xml:space="preserve">Gözlenen sonuç</w:t>
+            </w:r>
+          </w:p>
+        </w:tc>
+        <w:tc>
+          <w:tcPr/>
+          <w:p>
+            <w:pPr>
+              <w:pStyle w:val="Compact"/>
+            </w:pPr>
+            <w:r>
+              <w:t xml:space="preserve">Ne oldu (kanıtla)</w:t>
+            </w:r>
+          </w:p>
+        </w:tc>
+      </w:tr>
+      <w:tr>
+        <w:tc>
+          <w:tcPr/>
+          <w:p>
+            <w:pPr>
+              <w:pStyle w:val="Compact"/>
+            </w:pPr>
+            <w:r>
+              <w:t xml:space="preserve">Saldırı potansiyeli / karar</w:t>
+            </w:r>
+          </w:p>
+        </w:tc>
+        <w:tc>
+          <w:tcPr/>
+          <w:p>
+            <w:pPr>
+              <w:pStyle w:val="Compact"/>
+            </w:pPr>
+            <w:r>
+              <w:t xml:space="preserve">Puanlama + geçti/kaldı + öneri</w:t>
+            </w:r>
+          </w:p>
+        </w:tc>
+      </w:tr>
+    </w:tbl>
     <w:p>
       <w:pPr>
         <w:pStyle w:val="BlockText"/>
@@ -6843,7 +9264,7 @@
           <w:b/>
           <w:bCs/>
         </w:rPr>
-        <w:t xml:space="preserve">3. Zafiyet değerlendirmesinin yöntemlerini (kod incelemesi, SAST, DAST, fuzzing, sızma testi) neden bu sırada uygularız?</w:t>
+        <w:t xml:space="preserve">Takım etkinliği (sınıf içi)</w:t>
       </w:r>
     </w:p>
     <w:p>
@@ -6851,670 +9272,92 @@
         <w:pStyle w:val="BlockText"/>
       </w:pPr>
       <w:r>
-        <w:t xml:space="preserve">Ucuz/otomatik/geniş kapsamlı yöntemlerden pahalı/el emeği/derin yöntemlere doğru. Erken ucuz taramalar kolay bulguları eler; pahalı el emeği (fuzzing, sızma testi) yalnız kalan derin sorunlara harcanır → bütçe ve zaman verimli kullanılır.</w:t>
-      </w:r>
-    </w:p>
-    <w:p>
-      <w:pPr>
-        <w:pStyle w:val="BlockText"/>
-      </w:pPr>
-      <w:r>
-        <w:rPr>
-          <w:b/>
-          <w:bCs/>
-        </w:rPr>
-        <w:t xml:space="preserve">4. ISO/IEC 27001 ile Ortak Kriterler’in test beklentisi nasıl ayrılır? Biri neyi, öteki neyi sertifikalar?</w:t>
-      </w:r>
-    </w:p>
-    <w:p>
-      <w:pPr>
-        <w:pStyle w:val="BlockText"/>
-      </w:pPr>
-      <w:r>
-        <w:t xml:space="preserve">ISO/IEC 27001</w:t>
-      </w:r>
-      <w:r>
-        <w:t xml:space="preserve"> </w:t>
-      </w:r>
-      <w:r>
-        <w:rPr>
-          <w:b/>
-          <w:bCs/>
-        </w:rPr>
-        <w:t xml:space="preserve">kurumun bilgi güvenliği yönetim sistemini</w:t>
-      </w:r>
-      <w:r>
-        <w:t xml:space="preserve"> </w:t>
-      </w:r>
-      <w:r>
-        <w:t xml:space="preserve">(süreç/organizasyon) denetler ve sertifikalar. Ortak Kriterler (ISO/IEC 15408)</w:t>
-      </w:r>
-      <w:r>
-        <w:t xml:space="preserve"> </w:t>
-      </w:r>
-      <w:r>
-        <w:rPr>
-          <w:b/>
-          <w:bCs/>
-        </w:rPr>
-        <w:t xml:space="preserve">belirli bir ürünü (TOE)</w:t>
-      </w:r>
-      <w:r>
-        <w:t xml:space="preserve"> </w:t>
-      </w:r>
-      <w:r>
-        <w:t xml:space="preserve">tanımlı bir güvence düzeyinde teknik olarak değerlendirir ve sertifikalar.</w:t>
-      </w:r>
-    </w:p>
-    <w:p>
-      <w:pPr>
-        <w:pStyle w:val="BlockText"/>
-      </w:pPr>
-      <w:r>
-        <w:rPr>
-          <w:b/>
-          <w:bCs/>
-        </w:rPr>
-        <w:t xml:space="preserve">5. Saldırı potansiyelinin beş faktörünü sayın. Düşük saldırı potansiyeli neden ciddi bir bulgudur?</w:t>
-      </w:r>
-    </w:p>
-    <w:p>
-      <w:pPr>
-        <w:pStyle w:val="BlockText"/>
-      </w:pPr>
-      <w:r>
-        <w:rPr>
-          <w:b/>
-          <w:bCs/>
-        </w:rPr>
-        <w:t xml:space="preserve">Geçen zaman, uzmanlık, ürün hakkında bilgi, fırsat (erişim/pencere), ekipman.</w:t>
-      </w:r>
-      <w:r>
-        <w:t xml:space="preserve"> </w:t>
-      </w:r>
-      <w:r>
-        <w:t xml:space="preserve">Düşük saldırı potansiyeli, az zaman/beceri/araçla sömürülebilir demektir → çok sayıda saldırgan başarabilir → geniş ve olası tehdit, yani yüksek risk.</w:t>
-      </w:r>
-    </w:p>
-    <w:p>
-      <w:pPr>
-        <w:pStyle w:val="BlockText"/>
-      </w:pPr>
-      <w:r>
-        <w:rPr>
-          <w:b/>
-          <w:bCs/>
-        </w:rPr>
-        <w:t xml:space="preserve">6. Saldırı potansiyeli ile CVSS neyi ölçer? İkisi neden birlikte verilir?</w:t>
-      </w:r>
-    </w:p>
-    <w:p>
-      <w:pPr>
-        <w:pStyle w:val="BlockText"/>
-      </w:pPr>
-      <w:r>
-        <w:rPr>
-          <w:b/>
-          <w:bCs/>
-        </w:rPr>
-        <w:t xml:space="preserve">Saldırı potansiyeli</w:t>
-      </w:r>
-      <w:r>
-        <w:t xml:space="preserve"> </w:t>
-      </w:r>
-      <w:r>
-        <w:t xml:space="preserve">saldırıyı gerçekleştirmenin</w:t>
-      </w:r>
-      <w:r>
-        <w:t xml:space="preserve"> </w:t>
-      </w:r>
-      <w:r>
-        <w:rPr>
-          <w:b/>
-          <w:bCs/>
-        </w:rPr>
-        <w:t xml:space="preserve">zorluğunu/maliyetini</w:t>
-      </w:r>
-      <w:r>
-        <w:t xml:space="preserve">;</w:t>
-      </w:r>
-      <w:r>
-        <w:t xml:space="preserve"> </w:t>
-      </w:r>
-      <w:r>
-        <w:rPr>
-          <w:b/>
-          <w:bCs/>
-        </w:rPr>
-        <w:t xml:space="preserve">CVSS</w:t>
-      </w:r>
-      <w:r>
-        <w:t xml:space="preserve"> </w:t>
-      </w:r>
-      <w:r>
-        <w:t xml:space="preserve">açığın</w:t>
-      </w:r>
-      <w:r>
-        <w:t xml:space="preserve"> </w:t>
-      </w:r>
-      <w:r>
-        <w:rPr>
-          <w:b/>
-          <w:bCs/>
-        </w:rPr>
-        <w:t xml:space="preserve">ciddiyet/etkisini</w:t>
-      </w:r>
-      <w:r>
-        <w:t xml:space="preserve"> </w:t>
-      </w:r>
-      <w:r>
-        <w:t xml:space="preserve">ölçer. Birlikte verilince hem</w:t>
-      </w:r>
-      <w:r>
-        <w:t xml:space="preserve"> </w:t>
-      </w:r>
-      <w:r>
-        <w:t xml:space="preserve">‘ne kadar kolay’</w:t>
-      </w:r>
-      <w:r>
-        <w:t xml:space="preserve"> </w:t>
-      </w:r>
-      <w:r>
-        <w:t xml:space="preserve">hem</w:t>
-      </w:r>
-      <w:r>
-        <w:t xml:space="preserve"> </w:t>
-      </w:r>
-      <w:r>
-        <w:t xml:space="preserve">‘ne kadar kötü’</w:t>
-      </w:r>
-      <w:r>
-        <w:t xml:space="preserve"> </w:t>
-      </w:r>
-      <w:r>
-        <w:t xml:space="preserve">görülür ve önceliklendirme sağlıklı yapılır.</w:t>
-      </w:r>
-    </w:p>
-    <w:p>
-      <w:pPr>
-        <w:pStyle w:val="BlockText"/>
-      </w:pPr>
-      <w:r>
-        <w:rPr>
-          <w:b/>
-          <w:bCs/>
-        </w:rPr>
-        <w:t xml:space="preserve">7. Bulgu–öneri–aksiyon döngüsünü açıklayın. Bir bulgu</w:t>
-      </w:r>
-      <w:r>
-        <w:rPr>
-          <w:b/>
-          <w:bCs/>
-        </w:rPr>
-        <w:t xml:space="preserve"> </w:t>
-      </w:r>
-      <w:r>
-        <w:rPr>
-          <w:b/>
-          <w:bCs/>
-        </w:rPr>
-        <w:t xml:space="preserve">‘güvenlik açığı değil’</w:t>
-      </w:r>
-      <w:r>
-        <w:rPr>
-          <w:b/>
-          <w:bCs/>
-        </w:rPr>
-        <w:t xml:space="preserve"> </w:t>
-      </w:r>
-      <w:r>
-        <w:rPr>
-          <w:b/>
-          <w:bCs/>
-        </w:rPr>
-        <w:t xml:space="preserve">diye nasıl kapanır?</w:t>
-      </w:r>
-    </w:p>
-    <w:p>
-      <w:pPr>
-        <w:pStyle w:val="BlockText"/>
-      </w:pPr>
-      <w:r>
-        <w:t xml:space="preserve">Her bulguya bir</w:t>
-      </w:r>
-      <w:r>
-        <w:t xml:space="preserve"> </w:t>
-      </w:r>
-      <w:r>
-        <w:rPr>
-          <w:b/>
-          <w:bCs/>
-        </w:rPr>
-        <w:t xml:space="preserve">düzeltme önerisi</w:t>
-      </w:r>
-      <w:r>
-        <w:t xml:space="preserve"> </w:t>
-      </w:r>
-      <w:r>
-        <w:t xml:space="preserve">ve sorumlu/</w:t>
-      </w:r>
-      <w:r>
-        <w:rPr>
-          <w:b/>
-          <w:bCs/>
-        </w:rPr>
-        <w:t xml:space="preserve">aksiyon</w:t>
-      </w:r>
-      <w:r>
-        <w:t xml:space="preserve"> </w:t>
-      </w:r>
-      <w:r>
-        <w:t xml:space="preserve">atanır, sonra düzeltme</w:t>
-      </w:r>
-      <w:r>
-        <w:t xml:space="preserve"> </w:t>
-      </w:r>
-      <w:r>
-        <w:rPr>
-          <w:b/>
-          <w:bCs/>
-        </w:rPr>
-        <w:t xml:space="preserve">doğrulanır</w:t>
-      </w:r>
-      <w:r>
-        <w:t xml:space="preserve">. Bir bulgu, bağlam veya telafi kontrolleri nedeniyle gerçekten</w:t>
-      </w:r>
-      <w:r>
-        <w:t xml:space="preserve"> </w:t>
-      </w:r>
-      <w:r>
-        <w:rPr>
-          <w:b/>
-          <w:bCs/>
-        </w:rPr>
-        <w:t xml:space="preserve">sömürülemez</w:t>
-      </w:r>
-      <w:r>
-        <w:t xml:space="preserve"> </w:t>
-      </w:r>
-      <w:r>
-        <w:t xml:space="preserve">olduğu kanıtlanırsa</w:t>
-      </w:r>
-      <w:r>
-        <w:t xml:space="preserve"> </w:t>
-      </w:r>
-      <w:r>
-        <w:t xml:space="preserve">‘etkilenmez / risk kabul’</w:t>
-      </w:r>
-      <w:r>
-        <w:t xml:space="preserve"> </w:t>
-      </w:r>
-      <w:r>
-        <w:t xml:space="preserve">gerekçesiyle (VEX benzeri) kapatılır.</w:t>
-      </w:r>
-    </w:p>
-    <w:p>
-      <w:pPr>
-        <w:pStyle w:val="BlockText"/>
-      </w:pPr>
-      <w:r>
-        <w:rPr>
-          <w:b/>
-          <w:bCs/>
-        </w:rPr>
-        <w:t xml:space="preserve">8. Güvenlik etki analizi ile delta değerlendirme arasındaki fark nedir? Hangisi geliştiricinin, hangisi laboratuvarın çıktısıdır?</w:t>
-      </w:r>
-    </w:p>
-    <w:p>
-      <w:pPr>
-        <w:pStyle w:val="BlockText"/>
-      </w:pPr>
-      <w:r>
-        <w:rPr>
-          <w:b/>
-          <w:bCs/>
-        </w:rPr>
-        <w:t xml:space="preserve">Etki analizi geliştiricinin</w:t>
-      </w:r>
-      <w:r>
-        <w:t xml:space="preserve"> </w:t>
-      </w:r>
-      <w:r>
-        <w:t xml:space="preserve">çıktısıdır: yapılan değişiklik güvenliği/TOE’yi etkiliyor mu?</w:t>
-      </w:r>
-      <w:r>
-        <w:t xml:space="preserve"> </w:t>
-      </w:r>
-      <w:r>
-        <w:rPr>
-          <w:b/>
-          <w:bCs/>
-        </w:rPr>
-        <w:t xml:space="preserve">Delta değerlendirme laboratuvarın</w:t>
-      </w:r>
-      <w:r>
-        <w:t xml:space="preserve"> </w:t>
-      </w:r>
-      <w:r>
-        <w:t xml:space="preserve">işidir: etkilenen kısmı bağımsız olarak yeniden değerlendirir (tüm ürünü baştan değil).</w:t>
-      </w:r>
-    </w:p>
-    <w:p>
-      <w:pPr>
-        <w:pStyle w:val="BlockText"/>
-      </w:pPr>
-      <w:r>
-        <w:rPr>
-          <w:b/>
-          <w:bCs/>
-        </w:rPr>
-        <w:t xml:space="preserve">9. Bir sızma testi planının dört başlığını (kapsam, angajman kuralları, yöntem, test şablonu) ve her birinin amacını yazın.</w:t>
-      </w:r>
-    </w:p>
-    <w:p>
-      <w:pPr>
-        <w:pStyle w:val="BlockText"/>
-      </w:pPr>
-      <w:r>
-        <w:rPr>
-          <w:b/>
-          <w:bCs/>
-        </w:rPr>
-        <w:t xml:space="preserve">Kapsam:</w:t>
-      </w:r>
-      <w:r>
-        <w:t xml:space="preserve"> </w:t>
-      </w:r>
-      <w:r>
-        <w:t xml:space="preserve">neyin test edilip edilmeyeceği.</w:t>
-      </w:r>
-      <w:r>
-        <w:t xml:space="preserve"> </w:t>
-      </w:r>
-      <w:r>
-        <w:rPr>
-          <w:b/>
-          <w:bCs/>
-        </w:rPr>
-        <w:t xml:space="preserve">Angajman kuralları:</w:t>
-      </w:r>
-      <w:r>
-        <w:t xml:space="preserve"> </w:t>
-      </w:r>
-      <w:r>
-        <w:t xml:space="preserve">izinler, sınırlar, zaman, durdurma koşulu.</w:t>
-      </w:r>
-      <w:r>
-        <w:t xml:space="preserve"> </w:t>
-      </w:r>
-      <w:r>
-        <w:rPr>
-          <w:b/>
-          <w:bCs/>
-        </w:rPr>
-        <w:t xml:space="preserve">Yöntem:</w:t>
-      </w:r>
-      <w:r>
-        <w:t xml:space="preserve"> </w:t>
-      </w:r>
-      <w:r>
-        <w:t xml:space="preserve">metodoloji ve araçlar (WSTG/PTES vb.).</w:t>
-      </w:r>
-      <w:r>
-        <w:t xml:space="preserve"> </w:t>
-      </w:r>
-      <w:r>
-        <w:rPr>
-          <w:b/>
-          <w:bCs/>
-        </w:rPr>
-        <w:t xml:space="preserve">Test şablonu:</w:t>
-      </w:r>
-      <w:r>
-        <w:t xml:space="preserve"> </w:t>
-      </w:r>
-      <w:r>
-        <w:t xml:space="preserve">tekrarlanabilir test kartları. Amaç: güvenli, etik, tekrarlanabilir ve kapsamı net bir test.</w:t>
-      </w:r>
-    </w:p>
-    <w:p>
-      <w:pPr>
-        <w:pStyle w:val="BlockText"/>
-      </w:pPr>
-      <w:r>
-        <w:rPr>
-          <w:b/>
-          <w:bCs/>
-        </w:rPr>
-        <w:t xml:space="preserve">10. Angajman kurallarında</w:t>
-      </w:r>
-      <w:r>
-        <w:rPr>
-          <w:b/>
-          <w:bCs/>
-        </w:rPr>
-        <w:t xml:space="preserve"> </w:t>
-      </w:r>
-      <w:r>
-        <w:rPr>
-          <w:b/>
-          <w:bCs/>
-        </w:rPr>
-        <w:t xml:space="preserve">‘durdurma koşulu’</w:t>
-      </w:r>
-      <w:r>
-        <w:rPr>
-          <w:b/>
-          <w:bCs/>
-        </w:rPr>
-        <w:t xml:space="preserve"> </w:t>
-      </w:r>
-      <w:r>
-        <w:rPr>
-          <w:b/>
-          <w:bCs/>
-        </w:rPr>
-        <w:t xml:space="preserve">neden bulunur?</w:t>
-      </w:r>
-    </w:p>
-    <w:p>
-      <w:pPr>
-        <w:pStyle w:val="BlockText"/>
-      </w:pPr>
-      <w:r>
-        <w:t xml:space="preserve">Gerçek zarar, veri kaybı veya hizmet kesintisi riskini sınırlamak için. Belirlenen bir eşikte (örn. üretim etkisi ya da kritik bir açık) test</w:t>
-      </w:r>
-      <w:r>
-        <w:t xml:space="preserve"> </w:t>
-      </w:r>
-      <w:r>
-        <w:rPr>
-          <w:b/>
-          <w:bCs/>
-        </w:rPr>
-        <w:t xml:space="preserve">hemen durdurulur</w:t>
-      </w:r>
-      <w:r>
-        <w:t xml:space="preserve"> </w:t>
-      </w:r>
-      <w:r>
-        <w:t xml:space="preserve">→ güvenli ve etik yürütme sağlanır.</w:t>
-      </w:r>
-    </w:p>
-    <w:p>
-      <w:pPr>
-        <w:pStyle w:val="BlockText"/>
-      </w:pPr>
-      <w:r>
-        <w:rPr>
-          <w:b/>
-          <w:bCs/>
-        </w:rPr>
-        <w:t xml:space="preserve">11. Sekiz başlıklı test kartının alanlarını sayın. Hangi alan S17 uyum matrisine bağlanır?</w:t>
-      </w:r>
-    </w:p>
-    <w:p>
-      <w:pPr>
-        <w:pStyle w:val="BlockText"/>
-      </w:pPr>
-      <w:r>
-        <w:t xml:space="preserve">Örn:</w:t>
-      </w:r>
-      <w:r>
-        <w:t xml:space="preserve"> </w:t>
-      </w:r>
-      <w:r>
-        <w:rPr>
-          <w:b/>
-          <w:bCs/>
-        </w:rPr>
-        <w:t xml:space="preserve">kimlik/no, ilgili gereksinim-hedef, ön koşul, adımlar, beklenen sonuç, gözlenen sonuç, karar (geçti/kaldı), kanıt/ek.</w:t>
-      </w:r>
-      <w:r>
-        <w:t xml:space="preserve"> </w:t>
-      </w:r>
-      <w:r>
-        <w:t xml:space="preserve">‘İlgili gereksinim / karar’</w:t>
-      </w:r>
-      <w:r>
-        <w:t xml:space="preserve"> </w:t>
-      </w:r>
-      <w:r>
-        <w:t xml:space="preserve">alanı</w:t>
-      </w:r>
-      <w:r>
-        <w:t xml:space="preserve"> </w:t>
-      </w:r>
-      <w:r>
-        <w:rPr>
-          <w:b/>
-          <w:bCs/>
-        </w:rPr>
-        <w:t xml:space="preserve">S17 uyum matrisine</w:t>
-      </w:r>
-      <w:r>
-        <w:t xml:space="preserve"> </w:t>
-      </w:r>
-      <w:r>
-        <w:t xml:space="preserve">kanıt olarak bağlanır.</w:t>
-      </w:r>
-    </w:p>
-    <w:p>
-      <w:pPr>
-        <w:pStyle w:val="BlockText"/>
-      </w:pPr>
-      <w:r>
-        <w:rPr>
-          <w:b/>
-          <w:bCs/>
-        </w:rPr>
-        <w:t xml:space="preserve">12. Finalde S16’dan</w:t>
-      </w:r>
-      <w:r>
-        <w:rPr>
-          <w:b/>
-          <w:bCs/>
-        </w:rPr>
-        <w:t xml:space="preserve"> </w:t>
-      </w:r>
-      <w:r>
-        <w:rPr>
-          <w:b/>
-          <w:bCs/>
-        </w:rPr>
-        <w:t xml:space="preserve">‘plan’</w:t>
-      </w:r>
-      <w:r>
-        <w:rPr>
-          <w:b/>
-          <w:bCs/>
-        </w:rPr>
-        <w:t xml:space="preserve"> </w:t>
-      </w:r>
-      <w:r>
-        <w:rPr>
-          <w:b/>
-          <w:bCs/>
-        </w:rPr>
-        <w:t xml:space="preserve">değil</w:t>
-      </w:r>
-      <w:r>
-        <w:rPr>
-          <w:b/>
-          <w:bCs/>
-        </w:rPr>
-        <w:t xml:space="preserve"> </w:t>
-      </w:r>
-      <w:r>
-        <w:rPr>
-          <w:b/>
-          <w:bCs/>
-        </w:rPr>
-        <w:t xml:space="preserve">‘sonuç’</w:t>
-      </w:r>
-      <w:r>
-        <w:rPr>
-          <w:b/>
-          <w:bCs/>
-        </w:rPr>
-        <w:t xml:space="preserve"> </w:t>
-      </w:r>
-      <w:r>
-        <w:rPr>
-          <w:b/>
-          <w:bCs/>
-        </w:rPr>
-        <w:t xml:space="preserve">beklenmesi ne demektir?</w:t>
-      </w:r>
-    </w:p>
-    <w:p>
-      <w:pPr>
-        <w:pStyle w:val="BlockText"/>
-      </w:pPr>
-      <w:r>
-        <w:t xml:space="preserve">Testin yalnızca nasıl yapılacağının yazılması yetmez; testlerin gerçekten</w:t>
-      </w:r>
-      <w:r>
-        <w:t xml:space="preserve"> </w:t>
-      </w:r>
-      <w:r>
-        <w:rPr>
-          <w:b/>
-          <w:bCs/>
-        </w:rPr>
-        <w:t xml:space="preserve">çalıştırılıp</w:t>
-      </w:r>
-      <w:r>
-        <w:t xml:space="preserve"> </w:t>
-      </w:r>
-      <w:r>
-        <w:t xml:space="preserve">gözlenen sonuçlarının (geçti/kaldı, kanıt, ekran çıktısı) raporlanması beklenir. Yani plan değil,</w:t>
-      </w:r>
-      <w:r>
-        <w:t xml:space="preserve"> </w:t>
-      </w:r>
-      <w:r>
-        <w:rPr>
-          <w:b/>
-          <w:bCs/>
-        </w:rPr>
-        <w:t xml:space="preserve">gözlenen sonuçlar</w:t>
-      </w:r>
-      <w:r>
-        <w:t xml:space="preserve"> </w:t>
-      </w:r>
-      <w:r>
-        <w:t xml:space="preserve">teslim edilir.</w:t>
-      </w:r>
-    </w:p>
-    <w:bookmarkEnd w:id="46"/>
-    <w:bookmarkStart w:id="47" w:name="kaynaklar-ve-ileri-okuma"/>
+        <w:t xml:space="preserve">Her takım, kendi projesinden bir varlık seçer (ör. yerel veritabanındaki hassas kayıt) ve onun için</w:t>
+      </w:r>
+      <w:r>
+        <w:t xml:space="preserve"> </w:t>
+      </w:r>
+      <w:r>
+        <w:rPr>
+          <w:b/>
+          <w:bCs/>
+        </w:rPr>
+        <w:t xml:space="preserve">bir</w:t>
+      </w:r>
+      <w:r>
+        <w:t xml:space="preserve"> </w:t>
+      </w:r>
+      <w:r>
+        <w:t xml:space="preserve">test</w:t>
+      </w:r>
+      <w:r>
+        <w:t xml:space="preserve"> </w:t>
+      </w:r>
+      <w:r>
+        <w:t xml:space="preserve">kartı doldurur: amaç, ön koşul, adımlar, beklenen/gözlenen sonuç, saldırı potansiyeli. Amaç bir açık bulmak değil,</w:t>
+      </w:r>
+      <w:r>
+        <w:t xml:space="preserve"> </w:t>
+      </w:r>
+      <w:r>
+        <w:rPr>
+          <w:b/>
+          <w:bCs/>
+        </w:rPr>
+        <w:t xml:space="preserve">doğru test kartını yazmayı</w:t>
+      </w:r>
+      <w:r>
+        <w:t xml:space="preserve"> </w:t>
+      </w:r>
+      <w:r>
+        <w:t xml:space="preserve">öğrenmektir.</w:t>
+      </w:r>
+    </w:p>
+    <w:bookmarkEnd w:id="63"/>
+    <w:bookmarkEnd w:id="64"/>
+    <w:bookmarkStart w:id="65" w:name="raporlama"/>
     <w:p>
       <w:pPr>
         <w:pStyle w:val="Heading2"/>
       </w:pPr>
       <w:r>
-        <w:t xml:space="preserve">11. Kaynaklar ve ileri okuma</w:t>
+        <w:t xml:space="preserve">8. Raporlama</w:t>
+      </w:r>
+    </w:p>
+    <w:p>
+      <w:pPr>
+        <w:pStyle w:val="FirstParagraph"/>
+      </w:pPr>
+      <w:r>
+        <w:t xml:space="preserve">İyi bir güvenlik raporu, bir</w:t>
+      </w:r>
+      <w:r>
+        <w:t xml:space="preserve"> </w:t>
+      </w:r>
+      <w:r>
+        <w:t xml:space="preserve">“kaldınız”</w:t>
+      </w:r>
+      <w:r>
+        <w:t xml:space="preserve"> </w:t>
+      </w:r>
+      <w:r>
+        <w:t xml:space="preserve">listesi değil,</w:t>
+      </w:r>
+      <w:r>
+        <w:t xml:space="preserve"> </w:t>
+      </w:r>
+      <w:r>
+        <w:rPr>
+          <w:b/>
+          <w:bCs/>
+        </w:rPr>
+        <w:t xml:space="preserve">karar verilebilir</w:t>
+      </w:r>
+      <w:r>
+        <w:t xml:space="preserve"> </w:t>
+      </w:r>
+      <w:r>
+        <w:t xml:space="preserve">bir belgedir:</w:t>
       </w:r>
     </w:p>
     <w:p>
@@ -7522,7 +9365,7 @@
         <w:pStyle w:val="Compact"/>
         <w:numPr>
           <w:ilvl w:val="0"/>
-          <w:numId w:val="1010"/>
+          <w:numId w:val="1022"/>
         </w:numPr>
       </w:pPr>
       <w:r>
@@ -7530,25 +9373,13 @@
           <w:b/>
           <w:bCs/>
         </w:rPr>
-        <w:t xml:space="preserve">Güvenli programlama teknik kılavuzu</w:t>
-      </w:r>
-      <w:r>
-        <w:t xml:space="preserve"> </w:t>
-      </w:r>
-      <w:r>
-        <w:t xml:space="preserve">(ders kaynağı) — teslim edilen güvenlik kılavuzunun ve değişiklik/etki</w:t>
-      </w:r>
-      <w:r>
-        <w:t xml:space="preserve"> </w:t>
-      </w:r>
-      <w:r>
-        <w:t xml:space="preserve">analizi belgelerinin yapısı; gereksinim bloğu ve durum (</w:t>
-      </w:r>
-      <w:r>
-        <w:t xml:space="preserve">“karşılandı / devredildi / karşılanmadı”</w:t>
-      </w:r>
-      <w:r>
-        <w:t xml:space="preserve">).</w:t>
+        <w:t xml:space="preserve">Yönetici özeti:</w:t>
+      </w:r>
+      <w:r>
+        <w:t xml:space="preserve"> </w:t>
+      </w:r>
+      <w:r>
+        <w:t xml:space="preserve">teknik olmayan okur için genel durum ve en kritik üç bulgu.</w:t>
       </w:r>
     </w:p>
     <w:p>
@@ -7556,7 +9387,7 @@
         <w:pStyle w:val="Compact"/>
         <w:numPr>
           <w:ilvl w:val="0"/>
-          <w:numId w:val="1010"/>
+          <w:numId w:val="1022"/>
         </w:numPr>
       </w:pPr>
       <w:r>
@@ -7564,29 +9395,13 @@
           <w:b/>
           <w:bCs/>
         </w:rPr>
-        <w:t xml:space="preserve">OWASP MASVS</w:t>
-      </w:r>
-      <w:r>
-        <w:t xml:space="preserve"> </w:t>
-      </w:r>
-      <w:r>
-        <w:t xml:space="preserve">ve</w:t>
-      </w:r>
-      <w:r>
-        <w:t xml:space="preserve"> </w:t>
-      </w:r>
-      <w:r>
-        <w:rPr>
-          <w:b/>
-          <w:bCs/>
-        </w:rPr>
-        <w:t xml:space="preserve">MASTG</w:t>
-      </w:r>
-      <w:r>
-        <w:t xml:space="preserve"> </w:t>
-      </w:r>
-      <w:r>
-        <w:t xml:space="preserve">— mobil uygulama güvenlik gereksinimleri ve test rehberi.</w:t>
+        <w:t xml:space="preserve">Yöntem ve kapsam:</w:t>
+      </w:r>
+      <w:r>
+        <w:t xml:space="preserve"> </w:t>
+      </w:r>
+      <w:r>
+        <w:t xml:space="preserve">ne test edildi, ne edilmedi, hangi metodolojiyle.</w:t>
       </w:r>
     </w:p>
     <w:p>
@@ -7594,7 +9409,7 @@
         <w:pStyle w:val="Compact"/>
         <w:numPr>
           <w:ilvl w:val="0"/>
-          <w:numId w:val="1010"/>
+          <w:numId w:val="1022"/>
         </w:numPr>
       </w:pPr>
       <w:r>
@@ -7602,13 +9417,13 @@
           <w:b/>
           <w:bCs/>
         </w:rPr>
-        <w:t xml:space="preserve">OWASP WSTG</w:t>
-      </w:r>
-      <w:r>
-        <w:t xml:space="preserve"> </w:t>
-      </w:r>
-      <w:r>
-        <w:t xml:space="preserve">— web uygulama güvenlik testi rehberi.</w:t>
+        <w:t xml:space="preserve">Bulgular:</w:t>
+      </w:r>
+      <w:r>
+        <w:t xml:space="preserve"> </w:t>
+      </w:r>
+      <w:r>
+        <w:t xml:space="preserve">her biri kanıt, saldırı potansiyeli ve CVSS, öneri ile.</w:t>
       </w:r>
     </w:p>
     <w:p>
@@ -7616,7 +9431,7 @@
         <w:pStyle w:val="Compact"/>
         <w:numPr>
           <w:ilvl w:val="0"/>
-          <w:numId w:val="1010"/>
+          <w:numId w:val="1022"/>
         </w:numPr>
       </w:pPr>
       <w:r>
@@ -7624,29 +9439,13 @@
           <w:b/>
           <w:bCs/>
         </w:rPr>
-        <w:t xml:space="preserve">PTES</w:t>
-      </w:r>
-      <w:r>
-        <w:t xml:space="preserve"> </w:t>
-      </w:r>
-      <w:r>
-        <w:t xml:space="preserve">(Penetration Testing Execution Standard) ve</w:t>
-      </w:r>
-      <w:r>
-        <w:t xml:space="preserve"> </w:t>
-      </w:r>
-      <w:r>
-        <w:rPr>
-          <w:b/>
-          <w:bCs/>
-        </w:rPr>
-        <w:t xml:space="preserve">NIST SP 800-115</w:t>
-      </w:r>
-      <w:r>
-        <w:t xml:space="preserve"> </w:t>
-      </w:r>
-      <w:r>
-        <w:t xml:space="preserve">— sızma testi süreç metodolojileri.</w:t>
+        <w:t xml:space="preserve">Bulgu–aksiyon tablosu:</w:t>
+      </w:r>
+      <w:r>
+        <w:t xml:space="preserve"> </w:t>
+      </w:r>
+      <w:r>
+        <w:t xml:space="preserve">geliştiricinin yanıtı ve kapanış durumu.</w:t>
       </w:r>
     </w:p>
     <w:p>
@@ -7654,7 +9453,7 @@
         <w:pStyle w:val="Compact"/>
         <w:numPr>
           <w:ilvl w:val="0"/>
-          <w:numId w:val="1010"/>
+          <w:numId w:val="1022"/>
         </w:numPr>
       </w:pPr>
       <w:r>
@@ -7662,13 +9461,67 @@
           <w:b/>
           <w:bCs/>
         </w:rPr>
-        <w:t xml:space="preserve">Ortak Kriterler (ISO/IEC 15408)</w:t>
-      </w:r>
-      <w:r>
-        <w:t xml:space="preserve"> </w:t>
-      </w:r>
-      <w:r>
-        <w:t xml:space="preserve">ve ilgili saldırı potansiyeli kılavuzları — 13. haftaya köprü.</w:t>
+        <w:t xml:space="preserve">Kalan risk:</w:t>
+      </w:r>
+      <w:r>
+        <w:t xml:space="preserve"> </w:t>
+      </w:r>
+      <w:r>
+        <w:t xml:space="preserve">kapatılmayan ya da devredilen riskler, gerekçesiyle.</w:t>
+      </w:r>
+    </w:p>
+    <w:p>
+      <w:pPr>
+        <w:pStyle w:val="BlockText"/>
+      </w:pPr>
+      <w:r>
+        <w:rPr>
+          <w:b/>
+          <w:bCs/>
+        </w:rPr>
+        <w:t xml:space="preserve">Eleştirel okuma alıştırması</w:t>
+      </w:r>
+    </w:p>
+    <w:p>
+      <w:pPr>
+        <w:pStyle w:val="BlockText"/>
+      </w:pPr>
+      <w:r>
+        <w:t xml:space="preserve">Size verilen kısa bir bulgu metnini birlikte okuyun: bu bulgunun saldırı potansiyeli doğru mu derecelendirilmiş?</w:t>
+      </w:r>
+      <w:r>
+        <w:t xml:space="preserve"> </w:t>
+      </w:r>
+      <w:r>
+        <w:t xml:space="preserve">Öneri uygulanabilir mi?</w:t>
+      </w:r>
+      <w:r>
+        <w:t xml:space="preserve"> </w:t>
+      </w:r>
+      <w:r>
+        <w:t xml:space="preserve">“Karşılandı”</w:t>
+      </w:r>
+      <w:r>
+        <w:t xml:space="preserve"> </w:t>
+      </w:r>
+      <w:r>
+        <w:t xml:space="preserve">diyen bir satırın kanıtı var mı? Bu okuma, 13. haftadaki uyum matrisi</w:t>
+      </w:r>
+      <w:r>
+        <w:t xml:space="preserve"> </w:t>
+      </w:r>
+      <w:r>
+        <w:t xml:space="preserve">okumasının provasıdır.</w:t>
+      </w:r>
+    </w:p>
+    <w:bookmarkEnd w:id="65"/>
+    <w:bookmarkStart w:id="66" w:name="X01faa71bf369c6e4f364494165b0a152f22fa5f"/>
+    <w:p>
+      <w:pPr>
+        <w:pStyle w:val="Heading2"/>
+      </w:pPr>
+      <w:r>
+        <w:t xml:space="preserve">9. Dönem projesi: bu hafta (S16 — test planı ve sonuçları)</w:t>
       </w:r>
     </w:p>
     <w:p>
@@ -7676,7 +9529,7 @@
         <w:pStyle w:val="Compact"/>
         <w:numPr>
           <w:ilvl w:val="0"/>
-          <w:numId w:val="1010"/>
+          <w:numId w:val="1023"/>
         </w:numPr>
       </w:pPr>
       <w:r>
@@ -7684,12 +9537,1224 @@
           <w:b/>
           <w:bCs/>
         </w:rPr>
+        <w:t xml:space="preserve">Test planı:</w:t>
+      </w:r>
+      <w:r>
+        <w:t xml:space="preserve"> </w:t>
+      </w:r>
+      <w:r>
+        <w:t xml:space="preserve">En kritik iki–üç varlık/gereksinim için sekiz başlıklı test kartları yazın (S17 ile bağlı).</w:t>
+      </w:r>
+    </w:p>
+    <w:p>
+      <w:pPr>
+        <w:pStyle w:val="Compact"/>
+        <w:numPr>
+          <w:ilvl w:val="0"/>
+          <w:numId w:val="1023"/>
+        </w:numPr>
+      </w:pPr>
+      <w:r>
+        <w:rPr>
+          <w:b/>
+          <w:bCs/>
+        </w:rPr>
+        <w:t xml:space="preserve">Yöntem:</w:t>
+      </w:r>
+      <w:r>
+        <w:t xml:space="preserve"> </w:t>
+      </w:r>
+      <w:r>
+        <w:t xml:space="preserve">Hangi metodolojiyi (MASTG/WSTG/PTES/NIST SP 800-115) temel aldığınızı belirtin.</w:t>
+      </w:r>
+    </w:p>
+    <w:p>
+      <w:pPr>
+        <w:pStyle w:val="Compact"/>
+        <w:numPr>
+          <w:ilvl w:val="0"/>
+          <w:numId w:val="1023"/>
+        </w:numPr>
+      </w:pPr>
+      <w:r>
+        <w:rPr>
+          <w:b/>
+          <w:bCs/>
+        </w:rPr>
+        <w:t xml:space="preserve">Sonuçlar:</w:t>
+      </w:r>
+      <w:r>
+        <w:t xml:space="preserve"> </w:t>
+      </w:r>
+      <w:r>
+        <w:t xml:space="preserve">Testleri çalıştırıp</w:t>
+      </w:r>
+      <w:r>
+        <w:t xml:space="preserve"> </w:t>
+      </w:r>
+      <w:r>
+        <w:rPr>
+          <w:b/>
+          <w:bCs/>
+        </w:rPr>
+        <w:t xml:space="preserve">gözlenen sonuçları</w:t>
+      </w:r>
+      <w:r>
+        <w:t xml:space="preserve"> </w:t>
+      </w:r>
+      <w:r>
+        <w:t xml:space="preserve">yazın — finalde plan değil,</w:t>
+      </w:r>
+      <w:r>
+        <w:t xml:space="preserve"> </w:t>
+      </w:r>
+      <w:r>
+        <w:rPr>
+          <w:b/>
+          <w:bCs/>
+        </w:rPr>
+        <w:t xml:space="preserve">sonuç</w:t>
+      </w:r>
+      <w:r>
+        <w:t xml:space="preserve"> </w:t>
+      </w:r>
+      <w:r>
+        <w:t xml:space="preserve">beklenir.</w:t>
+      </w:r>
+    </w:p>
+    <w:p>
+      <w:pPr>
+        <w:pStyle w:val="Compact"/>
+        <w:numPr>
+          <w:ilvl w:val="0"/>
+          <w:numId w:val="1023"/>
+        </w:numPr>
+      </w:pPr>
+      <w:r>
+        <w:rPr>
+          <w:b/>
+          <w:bCs/>
+        </w:rPr>
+        <w:t xml:space="preserve">Bulgu–aksiyon:</w:t>
+      </w:r>
+      <w:r>
+        <w:t xml:space="preserve"> </w:t>
+      </w:r>
+      <w:r>
+        <w:t xml:space="preserve">Vize geri bildirimlerini bir bulgu–aksiyon tablosuna dökün.</w:t>
+      </w:r>
+    </w:p>
+    <w:p>
+      <w:pPr>
+        <w:pStyle w:val="Compact"/>
+        <w:numPr>
+          <w:ilvl w:val="0"/>
+          <w:numId w:val="1023"/>
+        </w:numPr>
+      </w:pPr>
+      <w:r>
+        <w:rPr>
+          <w:b/>
+          <w:bCs/>
+        </w:rPr>
+        <w:t xml:space="preserve">Kalan risk:</w:t>
+      </w:r>
+      <w:r>
+        <w:t xml:space="preserve"> </w:t>
+      </w:r>
+      <w:r>
+        <w:t xml:space="preserve">Kapatmadığınız riskleri ve gerekçesini yazın.</w:t>
+      </w:r>
+    </w:p>
+    <w:p>
+      <w:pPr>
+        <w:pStyle w:val="BlockText"/>
+      </w:pPr>
+      <w:r>
+        <w:rPr>
+          <w:b/>
+          <w:bCs/>
+        </w:rPr>
+        <w:t xml:space="preserve">Etik ve hukuki çerçeve (tekrar)</w:t>
+      </w:r>
+    </w:p>
+    <w:p>
+      <w:pPr>
+        <w:pStyle w:val="BlockText"/>
+      </w:pPr>
+      <w:r>
+        <w:t xml:space="preserve">Sızma testi yalnız</w:t>
+      </w:r>
+      <w:r>
+        <w:t xml:space="preserve"> </w:t>
+      </w:r>
+      <w:r>
+        <w:rPr>
+          <w:b/>
+          <w:bCs/>
+        </w:rPr>
+        <w:t xml:space="preserve">kendi</w:t>
+      </w:r>
+      <w:r>
+        <w:t xml:space="preserve"> </w:t>
+      </w:r>
+      <w:r>
+        <w:t xml:space="preserve">projeniz ve yetkili olduğunuz sistemler üzerinde yapılır. Başkasının sistemine izinsiz</w:t>
+      </w:r>
+      <w:r>
+        <w:t xml:space="preserve"> </w:t>
+      </w:r>
+      <w:r>
+        <w:t xml:space="preserve">test, amacı ne olursa olsun suçtur. Bütün veriler sentetik olmalı; depoda gerçek sır ya da kişisel veri</w:t>
+      </w:r>
+      <w:r>
+        <w:t xml:space="preserve"> </w:t>
+      </w:r>
+      <w:r>
+        <w:t xml:space="preserve">bulunmamalıdır.</w:t>
+      </w:r>
+    </w:p>
+    <w:bookmarkEnd w:id="66"/>
+    <w:bookmarkStart w:id="67" w:name="kendini-sınama"/>
+    <w:p>
+      <w:pPr>
+        <w:pStyle w:val="Heading2"/>
+      </w:pPr>
+      <w:r>
+        <w:t xml:space="preserve">10. Kendini sınama</w:t>
+      </w:r>
+    </w:p>
+    <w:p>
+      <w:pPr>
+        <w:pStyle w:val="BlockText"/>
+      </w:pPr>
+      <w:r>
+        <w:rPr>
+          <w:b/>
+          <w:bCs/>
+        </w:rPr>
+        <w:t xml:space="preserve">1. Bir ürünün bağımsız değerlendirmesindeki 13 adımı ana hatlarıyla sıralayın. Hazırlık, değerlendirme ve süreklilik aşamaları neleri kapsar?</w:t>
+      </w:r>
+    </w:p>
+    <w:p>
+      <w:pPr>
+        <w:pStyle w:val="BlockText"/>
+      </w:pPr>
+      <w:r>
+        <w:rPr>
+          <w:b/>
+          <w:bCs/>
+        </w:rPr>
+        <w:t xml:space="preserve">Hazırlık (1–4):</w:t>
+      </w:r>
+      <w:r>
+        <w:t xml:space="preserve"> </w:t>
+      </w:r>
+      <w:r>
+        <w:t xml:space="preserve">değerlendirme hedefini (TOE) tanımlama, kapsam, güvenlik hedefi/gereksinimler, plan.</w:t>
+      </w:r>
+      <w:r>
+        <w:t xml:space="preserve"> </w:t>
+      </w:r>
+      <w:r>
+        <w:rPr>
+          <w:b/>
+          <w:bCs/>
+        </w:rPr>
+        <w:t xml:space="preserve">Değerlendirme:</w:t>
+      </w:r>
+      <w:r>
+        <w:t xml:space="preserve"> </w:t>
+      </w:r>
+      <w:r>
+        <w:t xml:space="preserve">yöntemleri uygulama (kod inceleme → SAST → DAST → fuzzing → sızma testi), bulguları saldırı potansiyeliyle derecelendirme, raporlama.</w:t>
+      </w:r>
+      <w:r>
+        <w:t xml:space="preserve"> </w:t>
+      </w:r>
+      <w:r>
+        <w:rPr>
+          <w:b/>
+          <w:bCs/>
+        </w:rPr>
+        <w:t xml:space="preserve">Süreklilik:</w:t>
+      </w:r>
+      <w:r>
+        <w:t xml:space="preserve"> </w:t>
+      </w:r>
+      <w:r>
+        <w:t xml:space="preserve">karar/sertifika, sonra her değişiklikte etki analizi + delta değerlendirme ve sürüm bakımı.</w:t>
+      </w:r>
+    </w:p>
+    <w:p>
+      <w:pPr>
+        <w:pStyle w:val="BlockText"/>
+      </w:pPr>
+      <w:r>
+        <w:rPr>
+          <w:b/>
+          <w:bCs/>
+        </w:rPr>
+        <w:t xml:space="preserve">2. Değerlendirici hangi iki varsayımla çalışır? Bu neden</w:t>
+      </w:r>
+      <w:r>
+        <w:rPr>
+          <w:b/>
+          <w:bCs/>
+        </w:rPr>
+        <w:t xml:space="preserve"> </w:t>
+      </w:r>
+      <w:r>
+        <w:rPr>
+          <w:b/>
+          <w:bCs/>
+        </w:rPr>
+        <w:t xml:space="preserve">‘korumanın var olması yetmez’</w:t>
+      </w:r>
+      <w:r>
+        <w:rPr>
+          <w:b/>
+          <w:bCs/>
+        </w:rPr>
+        <w:t xml:space="preserve"> </w:t>
+      </w:r>
+      <w:r>
+        <w:rPr>
+          <w:b/>
+          <w:bCs/>
+        </w:rPr>
+        <w:t xml:space="preserve">sonucunu doğurur?</w:t>
+      </w:r>
+    </w:p>
+    <w:p>
+      <w:pPr>
+        <w:pStyle w:val="Compact"/>
+        <w:numPr>
+          <w:ilvl w:val="0"/>
+          <w:numId w:val="1024"/>
+        </w:numPr>
+      </w:pPr>
+      <w:r>
+        <w:t xml:space="preserve">Saldırgan sistemi</w:t>
+      </w:r>
+      <w:r>
+        <w:t xml:space="preserve"> </w:t>
+      </w:r>
+      <w:r>
+        <w:rPr>
+          <w:b/>
+          <w:bCs/>
+        </w:rPr>
+        <w:t xml:space="preserve">tam bilir</w:t>
+      </w:r>
+      <w:r>
+        <w:t xml:space="preserve"> </w:t>
+      </w:r>
+      <w:r>
+        <w:t xml:space="preserve">(Kerckhoffs), (2) saldırgan</w:t>
+      </w:r>
+      <w:r>
+        <w:t xml:space="preserve"> </w:t>
+      </w:r>
+      <w:r>
+        <w:rPr>
+          <w:b/>
+          <w:bCs/>
+        </w:rPr>
+        <w:t xml:space="preserve">yetenekli ve kaynaklıdır</w:t>
+      </w:r>
+      <w:r>
+        <w:t xml:space="preserve">. Bu yüzden bir korumanın sadece bulunması değil; belirli bir</w:t>
+      </w:r>
+      <w:r>
+        <w:t xml:space="preserve"> </w:t>
+      </w:r>
+      <w:r>
+        <w:rPr>
+          <w:b/>
+          <w:bCs/>
+        </w:rPr>
+        <w:t xml:space="preserve">saldırı potansiyeline</w:t>
+      </w:r>
+      <w:r>
+        <w:t xml:space="preserve"> </w:t>
+      </w:r>
+      <w:r>
+        <w:t xml:space="preserve">dayanması ve bunun</w:t>
+      </w:r>
+      <w:r>
+        <w:t xml:space="preserve"> </w:t>
+      </w:r>
+      <w:r>
+        <w:rPr>
+          <w:b/>
+          <w:bCs/>
+        </w:rPr>
+        <w:t xml:space="preserve">kanıtla</w:t>
+      </w:r>
+      <w:r>
+        <w:t xml:space="preserve"> </w:t>
+      </w:r>
+      <w:r>
+        <w:t xml:space="preserve">gösterilmesi gerekir.</w:t>
+      </w:r>
+    </w:p>
+    <w:p>
+      <w:pPr>
+        <w:pStyle w:val="BlockText"/>
+      </w:pPr>
+      <w:r>
+        <w:rPr>
+          <w:b/>
+          <w:bCs/>
+        </w:rPr>
+        <w:t xml:space="preserve">3. Zafiyet değerlendirmesinin yöntemlerini (kod incelemesi, SAST, DAST, fuzzing, sızma testi) neden bu sırada uygularız?</w:t>
+      </w:r>
+    </w:p>
+    <w:p>
+      <w:pPr>
+        <w:pStyle w:val="BlockText"/>
+      </w:pPr>
+      <w:r>
+        <w:t xml:space="preserve">Ucuz/otomatik/geniş kapsamlı yöntemlerden pahalı/el emeği/derin yöntemlere doğru. Erken ucuz taramalar kolay bulguları eler; pahalı el emeği (fuzzing, sızma testi) yalnız kalan derin sorunlara harcanır → bütçe ve zaman verimli kullanılır.</w:t>
+      </w:r>
+    </w:p>
+    <w:p>
+      <w:pPr>
+        <w:pStyle w:val="BlockText"/>
+      </w:pPr>
+      <w:r>
+        <w:rPr>
+          <w:b/>
+          <w:bCs/>
+        </w:rPr>
+        <w:t xml:space="preserve">4. ISO/IEC 27001 ile Ortak Kriterler’in test beklentisi nasıl ayrılır? Biri neyi, öteki neyi sertifikalar?</w:t>
+      </w:r>
+    </w:p>
+    <w:p>
+      <w:pPr>
+        <w:pStyle w:val="BlockText"/>
+      </w:pPr>
+      <w:r>
+        <w:t xml:space="preserve">ISO/IEC 27001</w:t>
+      </w:r>
+      <w:r>
+        <w:t xml:space="preserve"> </w:t>
+      </w:r>
+      <w:r>
+        <w:rPr>
+          <w:b/>
+          <w:bCs/>
+        </w:rPr>
+        <w:t xml:space="preserve">kurumun bilgi güvenliği yönetim sistemini</w:t>
+      </w:r>
+      <w:r>
+        <w:t xml:space="preserve"> </w:t>
+      </w:r>
+      <w:r>
+        <w:t xml:space="preserve">(süreç/organizasyon) denetler ve sertifikalar. Ortak Kriterler (ISO/IEC 15408)</w:t>
+      </w:r>
+      <w:r>
+        <w:t xml:space="preserve"> </w:t>
+      </w:r>
+      <w:r>
+        <w:rPr>
+          <w:b/>
+          <w:bCs/>
+        </w:rPr>
+        <w:t xml:space="preserve">belirli bir ürünü (TOE)</w:t>
+      </w:r>
+      <w:r>
+        <w:t xml:space="preserve"> </w:t>
+      </w:r>
+      <w:r>
+        <w:t xml:space="preserve">tanımlı bir güvence düzeyinde teknik olarak değerlendirir ve sertifikalar.</w:t>
+      </w:r>
+    </w:p>
+    <w:p>
+      <w:pPr>
+        <w:pStyle w:val="BlockText"/>
+      </w:pPr>
+      <w:r>
+        <w:rPr>
+          <w:b/>
+          <w:bCs/>
+        </w:rPr>
+        <w:t xml:space="preserve">5. Saldırı potansiyelinin beş faktörünü sayın. Düşük saldırı potansiyeli neden ciddi bir bulgudur?</w:t>
+      </w:r>
+    </w:p>
+    <w:p>
+      <w:pPr>
+        <w:pStyle w:val="BlockText"/>
+      </w:pPr>
+      <w:r>
+        <w:rPr>
+          <w:b/>
+          <w:bCs/>
+        </w:rPr>
+        <w:t xml:space="preserve">Geçen zaman, uzmanlık, ürün hakkında bilgi, fırsat (erişim/pencere), ekipman.</w:t>
+      </w:r>
+      <w:r>
+        <w:t xml:space="preserve"> </w:t>
+      </w:r>
+      <w:r>
+        <w:t xml:space="preserve">Düşük saldırı potansiyeli, az zaman/beceri/araçla sömürülebilir demektir → çok sayıda saldırgan başarabilir → geniş ve olası tehdit, yani yüksek risk.</w:t>
+      </w:r>
+    </w:p>
+    <w:p>
+      <w:pPr>
+        <w:pStyle w:val="BlockText"/>
+      </w:pPr>
+      <w:r>
+        <w:rPr>
+          <w:b/>
+          <w:bCs/>
+        </w:rPr>
+        <w:t xml:space="preserve">6. Saldırı potansiyeli ile CVSS neyi ölçer? İkisi neden birlikte verilir?</w:t>
+      </w:r>
+    </w:p>
+    <w:p>
+      <w:pPr>
+        <w:pStyle w:val="BlockText"/>
+      </w:pPr>
+      <w:r>
+        <w:rPr>
+          <w:b/>
+          <w:bCs/>
+        </w:rPr>
+        <w:t xml:space="preserve">Saldırı potansiyeli</w:t>
+      </w:r>
+      <w:r>
+        <w:t xml:space="preserve"> </w:t>
+      </w:r>
+      <w:r>
+        <w:t xml:space="preserve">saldırıyı gerçekleştirmenin</w:t>
+      </w:r>
+      <w:r>
+        <w:t xml:space="preserve"> </w:t>
+      </w:r>
+      <w:r>
+        <w:rPr>
+          <w:b/>
+          <w:bCs/>
+        </w:rPr>
+        <w:t xml:space="preserve">zorluğunu/maliyetini</w:t>
+      </w:r>
+      <w:r>
+        <w:t xml:space="preserve">;</w:t>
+      </w:r>
+      <w:r>
+        <w:t xml:space="preserve"> </w:t>
+      </w:r>
+      <w:r>
+        <w:rPr>
+          <w:b/>
+          <w:bCs/>
+        </w:rPr>
         <w:t xml:space="preserve">CVSS</w:t>
       </w:r>
       <w:r>
         <w:t xml:space="preserve"> </w:t>
       </w:r>
       <w:r>
+        <w:t xml:space="preserve">açığın</w:t>
+      </w:r>
+      <w:r>
+        <w:t xml:space="preserve"> </w:t>
+      </w:r>
+      <w:r>
+        <w:rPr>
+          <w:b/>
+          <w:bCs/>
+        </w:rPr>
+        <w:t xml:space="preserve">ciddiyet/etkisini</w:t>
+      </w:r>
+      <w:r>
+        <w:t xml:space="preserve"> </w:t>
+      </w:r>
+      <w:r>
+        <w:t xml:space="preserve">ölçer. Birlikte verilince hem</w:t>
+      </w:r>
+      <w:r>
+        <w:t xml:space="preserve"> </w:t>
+      </w:r>
+      <w:r>
+        <w:t xml:space="preserve">‘ne kadar kolay’</w:t>
+      </w:r>
+      <w:r>
+        <w:t xml:space="preserve"> </w:t>
+      </w:r>
+      <w:r>
+        <w:t xml:space="preserve">hem</w:t>
+      </w:r>
+      <w:r>
+        <w:t xml:space="preserve"> </w:t>
+      </w:r>
+      <w:r>
+        <w:t xml:space="preserve">‘ne kadar kötü’</w:t>
+      </w:r>
+      <w:r>
+        <w:t xml:space="preserve"> </w:t>
+      </w:r>
+      <w:r>
+        <w:t xml:space="preserve">görülür ve önceliklendirme sağlıklı yapılır.</w:t>
+      </w:r>
+    </w:p>
+    <w:p>
+      <w:pPr>
+        <w:pStyle w:val="BlockText"/>
+      </w:pPr>
+      <w:r>
+        <w:rPr>
+          <w:b/>
+          <w:bCs/>
+        </w:rPr>
+        <w:t xml:space="preserve">7. Bulgu–öneri–aksiyon döngüsünü açıklayın. Bir bulgu</w:t>
+      </w:r>
+      <w:r>
+        <w:rPr>
+          <w:b/>
+          <w:bCs/>
+        </w:rPr>
+        <w:t xml:space="preserve"> </w:t>
+      </w:r>
+      <w:r>
+        <w:rPr>
+          <w:b/>
+          <w:bCs/>
+        </w:rPr>
+        <w:t xml:space="preserve">‘güvenlik açığı değil’</w:t>
+      </w:r>
+      <w:r>
+        <w:rPr>
+          <w:b/>
+          <w:bCs/>
+        </w:rPr>
+        <w:t xml:space="preserve"> </w:t>
+      </w:r>
+      <w:r>
+        <w:rPr>
+          <w:b/>
+          <w:bCs/>
+        </w:rPr>
+        <w:t xml:space="preserve">diye nasıl kapanır?</w:t>
+      </w:r>
+    </w:p>
+    <w:p>
+      <w:pPr>
+        <w:pStyle w:val="BlockText"/>
+      </w:pPr>
+      <w:r>
+        <w:t xml:space="preserve">Her bulguya bir</w:t>
+      </w:r>
+      <w:r>
+        <w:t xml:space="preserve"> </w:t>
+      </w:r>
+      <w:r>
+        <w:rPr>
+          <w:b/>
+          <w:bCs/>
+        </w:rPr>
+        <w:t xml:space="preserve">düzeltme önerisi</w:t>
+      </w:r>
+      <w:r>
+        <w:t xml:space="preserve"> </w:t>
+      </w:r>
+      <w:r>
+        <w:t xml:space="preserve">ve sorumlu/</w:t>
+      </w:r>
+      <w:r>
+        <w:rPr>
+          <w:b/>
+          <w:bCs/>
+        </w:rPr>
+        <w:t xml:space="preserve">aksiyon</w:t>
+      </w:r>
+      <w:r>
+        <w:t xml:space="preserve"> </w:t>
+      </w:r>
+      <w:r>
+        <w:t xml:space="preserve">atanır, sonra düzeltme</w:t>
+      </w:r>
+      <w:r>
+        <w:t xml:space="preserve"> </w:t>
+      </w:r>
+      <w:r>
+        <w:rPr>
+          <w:b/>
+          <w:bCs/>
+        </w:rPr>
+        <w:t xml:space="preserve">doğrulanır</w:t>
+      </w:r>
+      <w:r>
+        <w:t xml:space="preserve">. Bir bulgu, bağlam veya telafi kontrolleri nedeniyle gerçekten</w:t>
+      </w:r>
+      <w:r>
+        <w:t xml:space="preserve"> </w:t>
+      </w:r>
+      <w:r>
+        <w:rPr>
+          <w:b/>
+          <w:bCs/>
+        </w:rPr>
+        <w:t xml:space="preserve">sömürülemez</w:t>
+      </w:r>
+      <w:r>
+        <w:t xml:space="preserve"> </w:t>
+      </w:r>
+      <w:r>
+        <w:t xml:space="preserve">olduğu kanıtlanırsa</w:t>
+      </w:r>
+      <w:r>
+        <w:t xml:space="preserve"> </w:t>
+      </w:r>
+      <w:r>
+        <w:t xml:space="preserve">‘etkilenmez / risk kabul’</w:t>
+      </w:r>
+      <w:r>
+        <w:t xml:space="preserve"> </w:t>
+      </w:r>
+      <w:r>
+        <w:t xml:space="preserve">gerekçesiyle (VEX benzeri) kapatılır.</w:t>
+      </w:r>
+    </w:p>
+    <w:p>
+      <w:pPr>
+        <w:pStyle w:val="BlockText"/>
+      </w:pPr>
+      <w:r>
+        <w:rPr>
+          <w:b/>
+          <w:bCs/>
+        </w:rPr>
+        <w:t xml:space="preserve">8. Güvenlik etki analizi ile delta değerlendirme arasındaki fark nedir? Hangisi geliştiricinin, hangisi laboratuvarın çıktısıdır?</w:t>
+      </w:r>
+    </w:p>
+    <w:p>
+      <w:pPr>
+        <w:pStyle w:val="BlockText"/>
+      </w:pPr>
+      <w:r>
+        <w:rPr>
+          <w:b/>
+          <w:bCs/>
+        </w:rPr>
+        <w:t xml:space="preserve">Etki analizi geliştiricinin</w:t>
+      </w:r>
+      <w:r>
+        <w:t xml:space="preserve"> </w:t>
+      </w:r>
+      <w:r>
+        <w:t xml:space="preserve">çıktısıdır: yapılan değişiklik güvenliği/TOE’yi etkiliyor mu?</w:t>
+      </w:r>
+      <w:r>
+        <w:t xml:space="preserve"> </w:t>
+      </w:r>
+      <w:r>
+        <w:rPr>
+          <w:b/>
+          <w:bCs/>
+        </w:rPr>
+        <w:t xml:space="preserve">Delta değerlendirme laboratuvarın</w:t>
+      </w:r>
+      <w:r>
+        <w:t xml:space="preserve"> </w:t>
+      </w:r>
+      <w:r>
+        <w:t xml:space="preserve">işidir: etkilenen kısmı bağımsız olarak yeniden değerlendirir (tüm ürünü baştan değil).</w:t>
+      </w:r>
+    </w:p>
+    <w:p>
+      <w:pPr>
+        <w:pStyle w:val="BlockText"/>
+      </w:pPr>
+      <w:r>
+        <w:rPr>
+          <w:b/>
+          <w:bCs/>
+        </w:rPr>
+        <w:t xml:space="preserve">9. Bir sızma testi planının dört başlığını (kapsam, angajman kuralları, yöntem, test şablonu) ve her birinin amacını yazın.</w:t>
+      </w:r>
+    </w:p>
+    <w:p>
+      <w:pPr>
+        <w:pStyle w:val="BlockText"/>
+      </w:pPr>
+      <w:r>
+        <w:rPr>
+          <w:b/>
+          <w:bCs/>
+        </w:rPr>
+        <w:t xml:space="preserve">Kapsam:</w:t>
+      </w:r>
+      <w:r>
+        <w:t xml:space="preserve"> </w:t>
+      </w:r>
+      <w:r>
+        <w:t xml:space="preserve">neyin test edilip edilmeyeceği.</w:t>
+      </w:r>
+      <w:r>
+        <w:t xml:space="preserve"> </w:t>
+      </w:r>
+      <w:r>
+        <w:rPr>
+          <w:b/>
+          <w:bCs/>
+        </w:rPr>
+        <w:t xml:space="preserve">Angajman kuralları:</w:t>
+      </w:r>
+      <w:r>
+        <w:t xml:space="preserve"> </w:t>
+      </w:r>
+      <w:r>
+        <w:t xml:space="preserve">izinler, sınırlar, zaman, durdurma koşulu.</w:t>
+      </w:r>
+      <w:r>
+        <w:t xml:space="preserve"> </w:t>
+      </w:r>
+      <w:r>
+        <w:rPr>
+          <w:b/>
+          <w:bCs/>
+        </w:rPr>
+        <w:t xml:space="preserve">Yöntem:</w:t>
+      </w:r>
+      <w:r>
+        <w:t xml:space="preserve"> </w:t>
+      </w:r>
+      <w:r>
+        <w:t xml:space="preserve">metodoloji ve araçlar (WSTG/PTES vb.).</w:t>
+      </w:r>
+      <w:r>
+        <w:t xml:space="preserve"> </w:t>
+      </w:r>
+      <w:r>
+        <w:rPr>
+          <w:b/>
+          <w:bCs/>
+        </w:rPr>
+        <w:t xml:space="preserve">Test şablonu:</w:t>
+      </w:r>
+      <w:r>
+        <w:t xml:space="preserve"> </w:t>
+      </w:r>
+      <w:r>
+        <w:t xml:space="preserve">tekrarlanabilir test kartları. Amaç: güvenli, etik, tekrarlanabilir ve kapsamı net bir test.</w:t>
+      </w:r>
+    </w:p>
+    <w:p>
+      <w:pPr>
+        <w:pStyle w:val="BlockText"/>
+      </w:pPr>
+      <w:r>
+        <w:rPr>
+          <w:b/>
+          <w:bCs/>
+        </w:rPr>
+        <w:t xml:space="preserve">10. Angajman kurallarında</w:t>
+      </w:r>
+      <w:r>
+        <w:rPr>
+          <w:b/>
+          <w:bCs/>
+        </w:rPr>
+        <w:t xml:space="preserve"> </w:t>
+      </w:r>
+      <w:r>
+        <w:rPr>
+          <w:b/>
+          <w:bCs/>
+        </w:rPr>
+        <w:t xml:space="preserve">‘durdurma koşulu’</w:t>
+      </w:r>
+      <w:r>
+        <w:rPr>
+          <w:b/>
+          <w:bCs/>
+        </w:rPr>
+        <w:t xml:space="preserve"> </w:t>
+      </w:r>
+      <w:r>
+        <w:rPr>
+          <w:b/>
+          <w:bCs/>
+        </w:rPr>
+        <w:t xml:space="preserve">neden bulunur?</w:t>
+      </w:r>
+    </w:p>
+    <w:p>
+      <w:pPr>
+        <w:pStyle w:val="BlockText"/>
+      </w:pPr>
+      <w:r>
+        <w:t xml:space="preserve">Gerçek zarar, veri kaybı veya hizmet kesintisi riskini sınırlamak için. Belirlenen bir eşikte (örn. üretim etkisi ya da kritik bir açık) test</w:t>
+      </w:r>
+      <w:r>
+        <w:t xml:space="preserve"> </w:t>
+      </w:r>
+      <w:r>
+        <w:rPr>
+          <w:b/>
+          <w:bCs/>
+        </w:rPr>
+        <w:t xml:space="preserve">hemen durdurulur</w:t>
+      </w:r>
+      <w:r>
+        <w:t xml:space="preserve"> </w:t>
+      </w:r>
+      <w:r>
+        <w:t xml:space="preserve">→ güvenli ve etik yürütme sağlanır.</w:t>
+      </w:r>
+    </w:p>
+    <w:p>
+      <w:pPr>
+        <w:pStyle w:val="BlockText"/>
+      </w:pPr>
+      <w:r>
+        <w:rPr>
+          <w:b/>
+          <w:bCs/>
+        </w:rPr>
+        <w:t xml:space="preserve">11. Sekiz başlıklı test kartının alanlarını sayın. Hangi alan S17 uyum matrisine bağlanır?</w:t>
+      </w:r>
+    </w:p>
+    <w:p>
+      <w:pPr>
+        <w:pStyle w:val="BlockText"/>
+      </w:pPr>
+      <w:r>
+        <w:t xml:space="preserve">Örn:</w:t>
+      </w:r>
+      <w:r>
+        <w:t xml:space="preserve"> </w:t>
+      </w:r>
+      <w:r>
+        <w:rPr>
+          <w:b/>
+          <w:bCs/>
+        </w:rPr>
+        <w:t xml:space="preserve">kimlik/no, ilgili gereksinim-hedef, ön koşul, adımlar, beklenen sonuç, gözlenen sonuç, karar (geçti/kaldı), kanıt/ek.</w:t>
+      </w:r>
+      <w:r>
+        <w:t xml:space="preserve"> </w:t>
+      </w:r>
+      <w:r>
+        <w:t xml:space="preserve">‘İlgili gereksinim / karar’</w:t>
+      </w:r>
+      <w:r>
+        <w:t xml:space="preserve"> </w:t>
+      </w:r>
+      <w:r>
+        <w:t xml:space="preserve">alanı</w:t>
+      </w:r>
+      <w:r>
+        <w:t xml:space="preserve"> </w:t>
+      </w:r>
+      <w:r>
+        <w:rPr>
+          <w:b/>
+          <w:bCs/>
+        </w:rPr>
+        <w:t xml:space="preserve">S17 uyum matrisine</w:t>
+      </w:r>
+      <w:r>
+        <w:t xml:space="preserve"> </w:t>
+      </w:r>
+      <w:r>
+        <w:t xml:space="preserve">kanıt olarak bağlanır.</w:t>
+      </w:r>
+    </w:p>
+    <w:p>
+      <w:pPr>
+        <w:pStyle w:val="BlockText"/>
+      </w:pPr>
+      <w:r>
+        <w:rPr>
+          <w:b/>
+          <w:bCs/>
+        </w:rPr>
+        <w:t xml:space="preserve">12. Finalde S16’dan</w:t>
+      </w:r>
+      <w:r>
+        <w:rPr>
+          <w:b/>
+          <w:bCs/>
+        </w:rPr>
+        <w:t xml:space="preserve"> </w:t>
+      </w:r>
+      <w:r>
+        <w:rPr>
+          <w:b/>
+          <w:bCs/>
+        </w:rPr>
+        <w:t xml:space="preserve">‘plan’</w:t>
+      </w:r>
+      <w:r>
+        <w:rPr>
+          <w:b/>
+          <w:bCs/>
+        </w:rPr>
+        <w:t xml:space="preserve"> </w:t>
+      </w:r>
+      <w:r>
+        <w:rPr>
+          <w:b/>
+          <w:bCs/>
+        </w:rPr>
+        <w:t xml:space="preserve">değil</w:t>
+      </w:r>
+      <w:r>
+        <w:rPr>
+          <w:b/>
+          <w:bCs/>
+        </w:rPr>
+        <w:t xml:space="preserve"> </w:t>
+      </w:r>
+      <w:r>
+        <w:rPr>
+          <w:b/>
+          <w:bCs/>
+        </w:rPr>
+        <w:t xml:space="preserve">‘sonuç’</w:t>
+      </w:r>
+      <w:r>
+        <w:rPr>
+          <w:b/>
+          <w:bCs/>
+        </w:rPr>
+        <w:t xml:space="preserve"> </w:t>
+      </w:r>
+      <w:r>
+        <w:rPr>
+          <w:b/>
+          <w:bCs/>
+        </w:rPr>
+        <w:t xml:space="preserve">beklenmesi ne demektir?</w:t>
+      </w:r>
+    </w:p>
+    <w:p>
+      <w:pPr>
+        <w:pStyle w:val="BlockText"/>
+      </w:pPr>
+      <w:r>
+        <w:t xml:space="preserve">Testin yalnızca nasıl yapılacağının yazılması yetmez; testlerin gerçekten</w:t>
+      </w:r>
+      <w:r>
+        <w:t xml:space="preserve"> </w:t>
+      </w:r>
+      <w:r>
+        <w:rPr>
+          <w:b/>
+          <w:bCs/>
+        </w:rPr>
+        <w:t xml:space="preserve">çalıştırılıp</w:t>
+      </w:r>
+      <w:r>
+        <w:t xml:space="preserve"> </w:t>
+      </w:r>
+      <w:r>
+        <w:t xml:space="preserve">gözlenen sonuçlarının (geçti/kaldı, kanıt, ekran çıktısı) raporlanması beklenir. Yani plan değil,</w:t>
+      </w:r>
+      <w:r>
+        <w:t xml:space="preserve"> </w:t>
+      </w:r>
+      <w:r>
+        <w:rPr>
+          <w:b/>
+          <w:bCs/>
+        </w:rPr>
+        <w:t xml:space="preserve">gözlenen sonuçlar</w:t>
+      </w:r>
+      <w:r>
+        <w:t xml:space="preserve"> </w:t>
+      </w:r>
+      <w:r>
+        <w:t xml:space="preserve">teslim edilir.</w:t>
+      </w:r>
+    </w:p>
+    <w:bookmarkEnd w:id="67"/>
+    <w:bookmarkStart w:id="68" w:name="kaynaklar-ve-ileri-okuma"/>
+    <w:p>
+      <w:pPr>
+        <w:pStyle w:val="Heading2"/>
+      </w:pPr>
+      <w:r>
+        <w:t xml:space="preserve">11. Kaynaklar ve ileri okuma</w:t>
+      </w:r>
+    </w:p>
+    <w:p>
+      <w:pPr>
+        <w:pStyle w:val="Compact"/>
+        <w:numPr>
+          <w:ilvl w:val="0"/>
+          <w:numId w:val="1025"/>
+        </w:numPr>
+      </w:pPr>
+      <w:r>
+        <w:rPr>
+          <w:b/>
+          <w:bCs/>
+        </w:rPr>
+        <w:t xml:space="preserve">Güvenli programlama teknik kılavuzu</w:t>
+      </w:r>
+      <w:r>
+        <w:t xml:space="preserve"> </w:t>
+      </w:r>
+      <w:r>
+        <w:t xml:space="preserve">(ders kaynağı) — teslim edilen güvenlik kılavuzunun ve değişiklik/etki</w:t>
+      </w:r>
+      <w:r>
+        <w:t xml:space="preserve"> </w:t>
+      </w:r>
+      <w:r>
+        <w:t xml:space="preserve">analizi belgelerinin yapısı; gereksinim bloğu ve durum (</w:t>
+      </w:r>
+      <w:r>
+        <w:t xml:space="preserve">“karşılandı / devredildi / karşılanmadı”</w:t>
+      </w:r>
+      <w:r>
+        <w:t xml:space="preserve">).</w:t>
+      </w:r>
+    </w:p>
+    <w:p>
+      <w:pPr>
+        <w:pStyle w:val="Compact"/>
+        <w:numPr>
+          <w:ilvl w:val="0"/>
+          <w:numId w:val="1025"/>
+        </w:numPr>
+      </w:pPr>
+      <w:r>
+        <w:rPr>
+          <w:b/>
+          <w:bCs/>
+        </w:rPr>
+        <w:t xml:space="preserve">OWASP MASVS</w:t>
+      </w:r>
+      <w:r>
+        <w:t xml:space="preserve"> </w:t>
+      </w:r>
+      <w:r>
+        <w:t xml:space="preserve">ve</w:t>
+      </w:r>
+      <w:r>
+        <w:t xml:space="preserve"> </w:t>
+      </w:r>
+      <w:r>
+        <w:rPr>
+          <w:b/>
+          <w:bCs/>
+        </w:rPr>
+        <w:t xml:space="preserve">MASTG</w:t>
+      </w:r>
+      <w:r>
+        <w:t xml:space="preserve"> </w:t>
+      </w:r>
+      <w:r>
+        <w:t xml:space="preserve">— mobil uygulama güvenlik gereksinimleri ve test rehberi.</w:t>
+      </w:r>
+    </w:p>
+    <w:p>
+      <w:pPr>
+        <w:pStyle w:val="Compact"/>
+        <w:numPr>
+          <w:ilvl w:val="0"/>
+          <w:numId w:val="1025"/>
+        </w:numPr>
+      </w:pPr>
+      <w:r>
+        <w:rPr>
+          <w:b/>
+          <w:bCs/>
+        </w:rPr>
+        <w:t xml:space="preserve">OWASP WSTG</w:t>
+      </w:r>
+      <w:r>
+        <w:t xml:space="preserve"> </w:t>
+      </w:r>
+      <w:r>
+        <w:t xml:space="preserve">— web uygulama güvenlik testi rehberi.</w:t>
+      </w:r>
+    </w:p>
+    <w:p>
+      <w:pPr>
+        <w:pStyle w:val="Compact"/>
+        <w:numPr>
+          <w:ilvl w:val="0"/>
+          <w:numId w:val="1025"/>
+        </w:numPr>
+      </w:pPr>
+      <w:r>
+        <w:rPr>
+          <w:b/>
+          <w:bCs/>
+        </w:rPr>
+        <w:t xml:space="preserve">PTES</w:t>
+      </w:r>
+      <w:r>
+        <w:t xml:space="preserve"> </w:t>
+      </w:r>
+      <w:r>
+        <w:t xml:space="preserve">(Penetration Testing Execution Standard) ve</w:t>
+      </w:r>
+      <w:r>
+        <w:t xml:space="preserve"> </w:t>
+      </w:r>
+      <w:r>
+        <w:rPr>
+          <w:b/>
+          <w:bCs/>
+        </w:rPr>
+        <w:t xml:space="preserve">NIST SP 800-115</w:t>
+      </w:r>
+      <w:r>
+        <w:t xml:space="preserve"> </w:t>
+      </w:r>
+      <w:r>
+        <w:t xml:space="preserve">— sızma testi süreç metodolojileri.</w:t>
+      </w:r>
+    </w:p>
+    <w:p>
+      <w:pPr>
+        <w:pStyle w:val="Compact"/>
+        <w:numPr>
+          <w:ilvl w:val="0"/>
+          <w:numId w:val="1025"/>
+        </w:numPr>
+      </w:pPr>
+      <w:r>
+        <w:rPr>
+          <w:b/>
+          <w:bCs/>
+        </w:rPr>
+        <w:t xml:space="preserve">Ortak Kriterler (ISO/IEC 15408)</w:t>
+      </w:r>
+      <w:r>
+        <w:t xml:space="preserve"> </w:t>
+      </w:r>
+      <w:r>
+        <w:t xml:space="preserve">ve ilgili saldırı potansiyeli kılavuzları — 13. haftaya köprü.</w:t>
+      </w:r>
+    </w:p>
+    <w:p>
+      <w:pPr>
+        <w:pStyle w:val="Compact"/>
+        <w:numPr>
+          <w:ilvl w:val="0"/>
+          <w:numId w:val="1025"/>
+        </w:numPr>
+      </w:pPr>
+      <w:r>
+        <w:rPr>
+          <w:b/>
+          <w:bCs/>
+        </w:rPr>
+        <w:t xml:space="preserve">CVSS</w:t>
+      </w:r>
+      <w:r>
+        <w:t xml:space="preserve"> </w:t>
+      </w:r>
+      <w:r>
         <w:t xml:space="preserve">— zafiyet ciddiyet puanlaması.</w:t>
       </w:r>
     </w:p>
@@ -7756,8 +10821,8 @@
         <w:t xml:space="preserve">EMVCo, PCI, MASVS gereksinim setlerini ayrıntılı işleyeceğiz.</w:t>
       </w:r>
     </w:p>
-    <w:bookmarkEnd w:id="47"/>
-    <w:bookmarkEnd w:id="48"/>
+    <w:bookmarkEnd w:id="68"/>
+    <w:bookmarkEnd w:id="69"/>
     <w:sectPr>
       <w:headerReference r:id="rId9" w:type="default"/>
       <w:footerReference r:id="rId10" w:type="default"/>
@@ -8288,6 +11353,51 @@
     <w:abstractNumId w:val="991"/>
   </w:num>
   <w:num w:numId="1004">
+    <w:abstractNumId w:val="991"/>
+  </w:num>
+  <w:num w:numId="1005">
+    <w:abstractNumId w:val="991"/>
+  </w:num>
+  <w:num w:numId="1006">
+    <w:abstractNumId w:val="991"/>
+  </w:num>
+  <w:num w:numId="1007">
+    <w:abstractNumId w:val="991"/>
+  </w:num>
+  <w:num w:numId="1008">
+    <w:abstractNumId w:val="991"/>
+  </w:num>
+  <w:num w:numId="1009">
+    <w:abstractNumId w:val="991"/>
+  </w:num>
+  <w:num w:numId="1010">
+    <w:abstractNumId w:val="991"/>
+  </w:num>
+  <w:num w:numId="1011">
+    <w:abstractNumId w:val="991"/>
+  </w:num>
+  <w:num w:numId="1012">
+    <w:abstractNumId w:val="991"/>
+  </w:num>
+  <w:num w:numId="1013">
+    <w:abstractNumId w:val="991"/>
+  </w:num>
+  <w:num w:numId="1014">
+    <w:abstractNumId w:val="991"/>
+  </w:num>
+  <w:num w:numId="1015">
+    <w:abstractNumId w:val="991"/>
+  </w:num>
+  <w:num w:numId="1016">
+    <w:abstractNumId w:val="991"/>
+  </w:num>
+  <w:num w:numId="1017">
+    <w:abstractNumId w:val="991"/>
+  </w:num>
+  <w:num w:numId="1018">
+    <w:abstractNumId w:val="991"/>
+  </w:num>
+  <w:num w:numId="1019">
     <w:abstractNumId w:val="99411"/>
     <w:lvlOverride w:ilvl="0">
       <w:startOverride w:val="1"/>
@@ -8317,16 +11427,16 @@
       <w:startOverride w:val="1"/>
     </w:lvlOverride>
   </w:num>
-  <w:num w:numId="1005">
+  <w:num w:numId="1020">
     <w:abstractNumId w:val="991"/>
   </w:num>
-  <w:num w:numId="1006">
+  <w:num w:numId="1021">
     <w:abstractNumId w:val="991"/>
   </w:num>
-  <w:num w:numId="1007">
+  <w:num w:numId="1022">
     <w:abstractNumId w:val="991"/>
   </w:num>
-  <w:num w:numId="1008">
+  <w:num w:numId="1023">
     <w:abstractNumId w:val="99411"/>
     <w:lvlOverride w:ilvl="0">
       <w:startOverride w:val="1"/>
@@ -8356,7 +11466,7 @@
       <w:startOverride w:val="1"/>
     </w:lvlOverride>
   </w:num>
-  <w:num w:numId="1009">
+  <w:num w:numId="1024">
     <w:abstractNumId w:val="99431"/>
     <w:lvlOverride w:ilvl="0">
       <w:startOverride w:val="1"/>
@@ -8386,7 +11496,7 @@
       <w:startOverride w:val="1"/>
     </w:lvlOverride>
   </w:num>
-  <w:num w:numId="1010">
+  <w:num w:numId="1025">
     <w:abstractNumId w:val="991"/>
   </w:num>
 </w:numbering>

--- a/docs/week-12/cen429-week-12-ders-notu.tr.docx
+++ b/docs/week-12/cen429-week-12-ders-notu.tr.docx
@@ -3765,14 +3765,14 @@
       <w:r>
         <w:drawing>
           <wp:inline>
-            <wp:extent cx="5759999" cy="1115956"/>
+            <wp:extent cx="5759999" cy="2283460"/>
             <wp:effectExtent b="0" l="0" r="0" t="0"/>
-            <wp:docPr descr="" title="" id="42" name="Picture"/>
+            <wp:docPr descr="Değerlendirmenin üç aşaması ve 13 adımı" title="" id="42" name="Picture"/>
             <a:graphic>
               <a:graphicData uri="http://schemas.openxmlformats.org/drawingml/2006/picture">
                 <pic:pic>
                   <pic:nvPicPr>
-                    <pic:cNvPr descr="diyagram-1.png" id="43" name="Picture"/>
+                    <pic:cNvPr descr="h12-01-degerlendirme-sureci.png" id="43" name="Picture"/>
                     <pic:cNvPicPr>
                       <a:picLocks noChangeArrowheads="1" noChangeAspect="1"/>
                     </pic:cNvPicPr>
@@ -3786,7 +3786,7 @@
                   <pic:spPr bwMode="auto">
                     <a:xfrm>
                       <a:off x="0" y="0"/>
-                      <a:ext cx="5759999" cy="1115956"/>
+                      <a:ext cx="5759999" cy="2283460"/>
                     </a:xfrm>
                     <a:prstGeom prst="rect">
                       <a:avLst/>
@@ -3812,14 +3812,14 @@
       <w:r>
         <w:drawing>
           <wp:inline>
-            <wp:extent cx="5759999" cy="2100194"/>
+            <wp:extent cx="5759999" cy="2748610"/>
             <wp:effectExtent b="0" l="0" r="0" t="0"/>
-            <wp:docPr descr="" title="" id="45" name="Picture"/>
+            <wp:docPr descr="Hazırlık aşamasının dört adımı" title="" id="45" name="Picture"/>
             <a:graphic>
               <a:graphicData uri="http://schemas.openxmlformats.org/drawingml/2006/picture">
                 <pic:pic>
                   <pic:nvPicPr>
-                    <pic:cNvPr descr="diyagram-2.png" id="46" name="Picture"/>
+                    <pic:cNvPr descr="h12-02-hazirlik-adimlari.png" id="46" name="Picture"/>
                     <pic:cNvPicPr>
                       <a:picLocks noChangeArrowheads="1" noChangeAspect="1"/>
                     </pic:cNvPicPr>
@@ -3833,7 +3833,7 @@
                   <pic:spPr bwMode="auto">
                     <a:xfrm>
                       <a:off x="0" y="0"/>
-                      <a:ext cx="5759999" cy="2100194"/>
+                      <a:ext cx="5759999" cy="2748610"/>
                     </a:xfrm>
                     <a:prstGeom prst="rect">
                       <a:avLst/>

--- a/docs/week-12/cen429-week-12-ders-notu.tr.docx
+++ b/docs/week-12/cen429-week-12-ders-notu.tr.docx
@@ -2,7 +2,7 @@
 <file path=word/document.xml><?xml version="1.0" encoding="utf-8"?>
 <w:document xmlns:w="http://schemas.openxmlformats.org/wordprocessingml/2006/main" xmlns:m="http://schemas.openxmlformats.org/officeDocument/2006/math" xmlns:r="http://schemas.openxmlformats.org/officeDocument/2006/relationships" xmlns:o="urn:schemas-microsoft-com:office:office" xmlns:v="urn:schemas-microsoft-com:vml" xmlns:w10="urn:schemas-microsoft-com:office:word" xmlns:a="http://schemas.openxmlformats.org/drawingml/2006/main" xmlns:pic="http://schemas.openxmlformats.org/drawingml/2006/picture" xmlns:wp="http://schemas.openxmlformats.org/drawingml/2006/wordprocessingDrawing">
   <w:body>
-    <w:bookmarkStart w:id="69" w:name="X3a110c4cd234bc6fa63419f9408234c73f9f53f"/>
+    <w:bookmarkStart w:id="96" w:name="X3a110c4cd234bc6fa63419f9408234c73f9f53f"/>
     <w:p>
       <w:pPr>
         <w:pStyle w:val="Heading1"/>
@@ -2709,7 +2709,7 @@
     </w:p>
     <w:bookmarkEnd w:id="37"/>
     <w:bookmarkEnd w:id="38"/>
-    <w:bookmarkStart w:id="40" w:name="neden-bağımsız-değerlendirme"/>
+    <w:bookmarkStart w:id="43" w:name="neden-bağımsız-değerlendirme"/>
     <w:p>
       <w:pPr>
         <w:pStyle w:val="Heading2"/>
@@ -2782,6 +2782,53 @@
       </w:r>
       <w:r>
         <w:t xml:space="preserve">der.</w:t>
+      </w:r>
+    </w:p>
+    <w:p>
+      <w:pPr>
+        <w:pStyle w:val="BodyText"/>
+      </w:pPr>
+      <w:r>
+        <w:drawing>
+          <wp:inline>
+            <wp:extent cx="5759999" cy="2470728"/>
+            <wp:effectExtent b="0" l="0" r="0" t="0"/>
+            <wp:docPr descr="Geliştiricinin sözü ile bağımsız değerlendirme" title="" id="40" name="Picture"/>
+            <a:graphic>
+              <a:graphicData uri="http://schemas.openxmlformats.org/drawingml/2006/picture">
+                <pic:pic>
+                  <pic:nvPicPr>
+                    <pic:cNvPr descr="h12-04-bagimsiz-degerlendirme.png" id="41" name="Picture"/>
+                    <pic:cNvPicPr>
+                      <a:picLocks noChangeArrowheads="1" noChangeAspect="1"/>
+                    </pic:cNvPicPr>
+                  </pic:nvPicPr>
+                  <pic:blipFill>
+                    <a:blip r:embed="rId39"/>
+                    <a:stretch>
+                      <a:fillRect/>
+                    </a:stretch>
+                  </pic:blipFill>
+                  <pic:spPr bwMode="auto">
+                    <a:xfrm>
+                      <a:off x="0" y="0"/>
+                      <a:ext cx="5759999" cy="2470728"/>
+                    </a:xfrm>
+                    <a:prstGeom prst="rect">
+                      <a:avLst/>
+                    </a:prstGeom>
+                    <a:noFill/>
+                    <a:ln w="9525">
+                      <a:noFill/>
+                      <a:headEnd/>
+                      <a:tailEnd/>
+                    </a:ln>
+                  </pic:spPr>
+                </pic:pic>
+              </a:graphicData>
+            </a:graphic>
+          </wp:inline>
+        </w:drawing>
       </w:r>
     </w:p>
     <w:p>
@@ -3151,7 +3198,7 @@
         <w:t xml:space="preserve">değerlendiricinin gözünden, adım adım işliyoruz.</w:t>
       </w:r>
     </w:p>
-    <w:bookmarkStart w:id="39" w:name="standartlar-ve-sertifikasyon-manzarası"/>
+    <w:bookmarkStart w:id="42" w:name="standartlar-ve-sertifikasyon-manzarası"/>
     <w:p>
       <w:pPr>
         <w:pStyle w:val="Heading3"/>
@@ -3727,9 +3774,9 @@
         </w:pict>
       </w:r>
     </w:p>
-    <w:bookmarkEnd w:id="39"/>
-    <w:bookmarkEnd w:id="40"/>
-    <w:bookmarkStart w:id="48" w:name="değerlendirme-süreci-13-adım"/>
+    <w:bookmarkEnd w:id="42"/>
+    <w:bookmarkEnd w:id="43"/>
+    <w:bookmarkStart w:id="54" w:name="değerlendirme-süreci-13-adım"/>
     <w:p>
       <w:pPr>
         <w:pStyle w:val="Heading2"/>
@@ -3767,18 +3814,18 @@
           <wp:inline>
             <wp:extent cx="5759999" cy="2283460"/>
             <wp:effectExtent b="0" l="0" r="0" t="0"/>
-            <wp:docPr descr="Değerlendirmenin üç aşaması ve 13 adımı" title="" id="42" name="Picture"/>
+            <wp:docPr descr="TOE kimliğinin bileşenleri" title="" id="45" name="Picture"/>
             <a:graphic>
               <a:graphicData uri="http://schemas.openxmlformats.org/drawingml/2006/picture">
                 <pic:pic>
                   <pic:nvPicPr>
-                    <pic:cNvPr descr="h12-01-degerlendirme-sureci.png" id="43" name="Picture"/>
+                    <pic:cNvPr descr="h12-06-toe.png" id="46" name="Picture"/>
                     <pic:cNvPicPr>
                       <a:picLocks noChangeArrowheads="1" noChangeAspect="1"/>
                     </pic:cNvPicPr>
                   </pic:nvPicPr>
                   <pic:blipFill>
-                    <a:blip r:embed="rId41"/>
+                    <a:blip r:embed="rId44"/>
                     <a:stretch>
                       <a:fillRect/>
                     </a:stretch>
@@ -3812,20 +3859,67 @@
       <w:r>
         <w:drawing>
           <wp:inline>
-            <wp:extent cx="5759999" cy="2748610"/>
+            <wp:extent cx="5759999" cy="2283460"/>
             <wp:effectExtent b="0" l="0" r="0" t="0"/>
-            <wp:docPr descr="Hazırlık aşamasının dört adımı" title="" id="45" name="Picture"/>
+            <wp:docPr descr="Değerlendirmenin üç aşaması ve 13 adımı" title="" id="48" name="Picture"/>
             <a:graphic>
               <a:graphicData uri="http://schemas.openxmlformats.org/drawingml/2006/picture">
                 <pic:pic>
                   <pic:nvPicPr>
-                    <pic:cNvPr descr="h12-02-hazirlik-adimlari.png" id="46" name="Picture"/>
+                    <pic:cNvPr descr="h12-01-degerlendirme-sureci.png" id="49" name="Picture"/>
                     <pic:cNvPicPr>
                       <a:picLocks noChangeArrowheads="1" noChangeAspect="1"/>
                     </pic:cNvPicPr>
                   </pic:nvPicPr>
                   <pic:blipFill>
-                    <a:blip r:embed="rId44"/>
+                    <a:blip r:embed="rId47"/>
+                    <a:stretch>
+                      <a:fillRect/>
+                    </a:stretch>
+                  </pic:blipFill>
+                  <pic:spPr bwMode="auto">
+                    <a:xfrm>
+                      <a:off x="0" y="0"/>
+                      <a:ext cx="5759999" cy="2283460"/>
+                    </a:xfrm>
+                    <a:prstGeom prst="rect">
+                      <a:avLst/>
+                    </a:prstGeom>
+                    <a:noFill/>
+                    <a:ln w="9525">
+                      <a:noFill/>
+                      <a:headEnd/>
+                      <a:tailEnd/>
+                    </a:ln>
+                  </pic:spPr>
+                </pic:pic>
+              </a:graphicData>
+            </a:graphic>
+          </wp:inline>
+        </w:drawing>
+      </w:r>
+    </w:p>
+    <w:p>
+      <w:pPr>
+        <w:pStyle w:val="BodyText"/>
+      </w:pPr>
+      <w:r>
+        <w:drawing>
+          <wp:inline>
+            <wp:extent cx="5759999" cy="2748610"/>
+            <wp:effectExtent b="0" l="0" r="0" t="0"/>
+            <wp:docPr descr="Hazırlık aşamasının dört adımı" title="" id="51" name="Picture"/>
+            <a:graphic>
+              <a:graphicData uri="http://schemas.openxmlformats.org/drawingml/2006/picture">
+                <pic:pic>
+                  <pic:nvPicPr>
+                    <pic:cNvPr descr="h12-02-hazirlik-adimlari.png" id="52" name="Picture"/>
+                    <pic:cNvPicPr>
+                      <a:picLocks noChangeArrowheads="1" noChangeAspect="1"/>
+                    </pic:cNvPicPr>
+                  </pic:nvPicPr>
+                  <pic:blipFill>
+                    <a:blip r:embed="rId50"/>
                     <a:stretch>
                       <a:fillRect/>
                     </a:stretch>
@@ -4765,7 +4859,7 @@
         <w:t xml:space="preserve">projenizde yazdığınız kılavuz, bu belgenin küçültülmüş halidir.</w:t>
       </w:r>
     </w:p>
-    <w:bookmarkStart w:id="47" w:name="değerlendiricinin-temel-tutumu"/>
+    <w:bookmarkStart w:id="53" w:name="değerlendiricinin-temel-tutumu"/>
     <w:p>
       <w:pPr>
         <w:pStyle w:val="Heading3"/>
@@ -4878,9 +4972,9 @@
         </w:pict>
       </w:r>
     </w:p>
-    <w:bookmarkEnd w:id="47"/>
-    <w:bookmarkEnd w:id="48"/>
-    <w:bookmarkStart w:id="51" w:name="zafiyet-değerlendirmesinin-yöntemleri"/>
+    <w:bookmarkEnd w:id="53"/>
+    <w:bookmarkEnd w:id="54"/>
+    <w:bookmarkStart w:id="60" w:name="zafiyet-değerlendirmesinin-yöntemleri"/>
     <w:p>
       <w:pPr>
         <w:pStyle w:val="Heading2"/>
@@ -4929,6 +5023,53 @@
       </w:r>
       <w:r>
         <w:t xml:space="preserve">alıyoruz. Sıralama önemlidir: ucuz ve geniş kapsamlı yöntemlerle başlanır, pahalı ve derin yöntemlere doğru gidilir.</w:t>
+      </w:r>
+    </w:p>
+    <w:p>
+      <w:pPr>
+        <w:pStyle w:val="BodyText"/>
+      </w:pPr>
+      <w:r>
+        <w:drawing>
+          <wp:inline>
+            <wp:extent cx="5759999" cy="2748610"/>
+            <wp:effectExtent b="0" l="0" r="0" t="0"/>
+            <wp:docPr descr="Zafiyet değerlendirme yöntemlerinin sırası" title="" id="56" name="Picture"/>
+            <a:graphic>
+              <a:graphicData uri="http://schemas.openxmlformats.org/drawingml/2006/picture">
+                <pic:pic>
+                  <pic:nvPicPr>
+                    <pic:cNvPr descr="h12-07-yontemler.png" id="57" name="Picture"/>
+                    <pic:cNvPicPr>
+                      <a:picLocks noChangeArrowheads="1" noChangeAspect="1"/>
+                    </pic:cNvPicPr>
+                  </pic:nvPicPr>
+                  <pic:blipFill>
+                    <a:blip r:embed="rId55"/>
+                    <a:stretch>
+                      <a:fillRect/>
+                    </a:stretch>
+                  </pic:blipFill>
+                  <pic:spPr bwMode="auto">
+                    <a:xfrm>
+                      <a:off x="0" y="0"/>
+                      <a:ext cx="5759999" cy="2748610"/>
+                    </a:xfrm>
+                    <a:prstGeom prst="rect">
+                      <a:avLst/>
+                    </a:prstGeom>
+                    <a:noFill/>
+                    <a:ln w="9525">
+                      <a:noFill/>
+                      <a:headEnd/>
+                      <a:tailEnd/>
+                    </a:ln>
+                  </pic:spPr>
+                </pic:pic>
+              </a:graphicData>
+            </a:graphic>
+          </wp:inline>
+        </w:drawing>
       </w:r>
     </w:p>
     <w:tbl>
@@ -5325,7 +5466,7 @@
         <w:t xml:space="preserve">nın (CI’da SAST + sanitizer + fuzz) değerlendirmedeki karşılığıdır.</w:t>
       </w:r>
     </w:p>
-    <w:bookmarkStart w:id="49" w:name="Xf53c6f958001aa0a99d6000a332bcb3e05c48ca"/>
+    <w:bookmarkStart w:id="58" w:name="Xf53c6f958001aa0a99d6000a332bcb3e05c48ca"/>
     <w:p>
       <w:pPr>
         <w:pStyle w:val="Heading3"/>
@@ -5464,8 +5605,8 @@
         <w:t xml:space="preserve">(9. hafta opak boolean, rastgele çıkış).</w:t>
       </w:r>
     </w:p>
-    <w:bookmarkEnd w:id="49"/>
-    <w:bookmarkStart w:id="50" w:name="statik-ve-dinamik-analiz-fuzzing"/>
+    <w:bookmarkEnd w:id="58"/>
+    <w:bookmarkStart w:id="59" w:name="statik-ve-dinamik-analiz-fuzzing"/>
     <w:p>
       <w:pPr>
         <w:pStyle w:val="Heading3"/>
@@ -5550,9 +5691,9 @@
         <w:t xml:space="preserve">arasında büyük fark görür.</w:t>
       </w:r>
     </w:p>
-    <w:bookmarkEnd w:id="50"/>
-    <w:bookmarkEnd w:id="51"/>
-    <w:bookmarkStart w:id="52" w:name="standartların-istediği-testler"/>
+    <w:bookmarkEnd w:id="59"/>
+    <w:bookmarkEnd w:id="60"/>
+    <w:bookmarkStart w:id="64" w:name="standartların-istediği-testler"/>
     <w:p>
       <w:pPr>
         <w:pStyle w:val="Heading2"/>
@@ -5573,6 +5714,53 @@
       </w:r>
       <w:r>
         <w:t xml:space="preserve">testleri önceliklendireceğinizi belirler.</w:t>
+      </w:r>
+    </w:p>
+    <w:p>
+      <w:pPr>
+        <w:pStyle w:val="BodyText"/>
+      </w:pPr>
+      <w:r>
+        <w:drawing>
+          <wp:inline>
+            <wp:extent cx="5759999" cy="2786354"/>
+            <wp:effectExtent b="0" l="0" r="0" t="0"/>
+            <wp:docPr descr="Standartlar: hangisi neyi sertifikalar" title="" id="62" name="Picture"/>
+            <a:graphic>
+              <a:graphicData uri="http://schemas.openxmlformats.org/drawingml/2006/picture">
+                <pic:pic>
+                  <pic:nvPicPr>
+                    <pic:cNvPr descr="h12-05-standartlar.png" id="63" name="Picture"/>
+                    <pic:cNvPicPr>
+                      <a:picLocks noChangeArrowheads="1" noChangeAspect="1"/>
+                    </pic:cNvPicPr>
+                  </pic:nvPicPr>
+                  <pic:blipFill>
+                    <a:blip r:embed="rId61"/>
+                    <a:stretch>
+                      <a:fillRect/>
+                    </a:stretch>
+                  </pic:blipFill>
+                  <pic:spPr bwMode="auto">
+                    <a:xfrm>
+                      <a:off x="0" y="0"/>
+                      <a:ext cx="5759999" cy="2786354"/>
+                    </a:xfrm>
+                    <a:prstGeom prst="rect">
+                      <a:avLst/>
+                    </a:prstGeom>
+                    <a:noFill/>
+                    <a:ln w="9525">
+                      <a:noFill/>
+                      <a:headEnd/>
+                      <a:tailEnd/>
+                    </a:ln>
+                  </pic:spPr>
+                </pic:pic>
+              </a:graphicData>
+            </a:graphic>
+          </wp:inline>
+        </w:drawing>
       </w:r>
     </w:p>
     <w:tbl>
@@ -6027,8 +6215,8 @@
         </w:pict>
       </w:r>
     </w:p>
-    <w:bookmarkEnd w:id="52"/>
-    <w:bookmarkStart w:id="57" w:name="Xd3d906c58774463637bcc369177bfca839a3606"/>
+    <w:bookmarkEnd w:id="64"/>
+    <w:bookmarkStart w:id="75" w:name="Xd3d906c58774463637bcc369177bfca839a3606"/>
     <w:p>
       <w:pPr>
         <w:pStyle w:val="Heading2"/>
@@ -6121,7 +6309,101 @@
         <w:t xml:space="preserve">(güç, dayanıklılık) çerçevesinin değerlendirmedeki resmî halidir.</w:t>
       </w:r>
     </w:p>
-    <w:bookmarkStart w:id="53" w:name="saldırı-potansiyeli-faktörleri"/>
+    <w:p>
+      <w:pPr>
+        <w:pStyle w:val="BodyText"/>
+      </w:pPr>
+      <w:r>
+        <w:drawing>
+          <wp:inline>
+            <wp:extent cx="5759999" cy="2669114"/>
+            <wp:effectExtent b="0" l="0" r="0" t="0"/>
+            <wp:docPr descr="Saldırı potansiyelinin beş faktörü ve düzeyleri" title="" id="66" name="Picture"/>
+            <a:graphic>
+              <a:graphicData uri="http://schemas.openxmlformats.org/drawingml/2006/picture">
+                <pic:pic>
+                  <pic:nvPicPr>
+                    <pic:cNvPr descr="h12-03-saldiri-potansiyeli.png" id="67" name="Picture"/>
+                    <pic:cNvPicPr>
+                      <a:picLocks noChangeArrowheads="1" noChangeAspect="1"/>
+                    </pic:cNvPicPr>
+                  </pic:nvPicPr>
+                  <pic:blipFill>
+                    <a:blip r:embed="rId65"/>
+                    <a:stretch>
+                      <a:fillRect/>
+                    </a:stretch>
+                  </pic:blipFill>
+                  <pic:spPr bwMode="auto">
+                    <a:xfrm>
+                      <a:off x="0" y="0"/>
+                      <a:ext cx="5759999" cy="2669114"/>
+                    </a:xfrm>
+                    <a:prstGeom prst="rect">
+                      <a:avLst/>
+                    </a:prstGeom>
+                    <a:noFill/>
+                    <a:ln w="9525">
+                      <a:noFill/>
+                      <a:headEnd/>
+                      <a:tailEnd/>
+                    </a:ln>
+                  </pic:spPr>
+                </pic:pic>
+              </a:graphicData>
+            </a:graphic>
+          </wp:inline>
+        </w:drawing>
+      </w:r>
+    </w:p>
+    <w:p>
+      <w:pPr>
+        <w:pStyle w:val="BodyText"/>
+      </w:pPr>
+      <w:r>
+        <w:drawing>
+          <wp:inline>
+            <wp:extent cx="5759999" cy="2470728"/>
+            <wp:effectExtent b="0" l="0" r="0" t="0"/>
+            <wp:docPr descr="Saldırı potansiyeli ile CVSS’in farkı" title="" id="69" name="Picture"/>
+            <a:graphic>
+              <a:graphicData uri="http://schemas.openxmlformats.org/drawingml/2006/picture">
+                <pic:pic>
+                  <pic:nvPicPr>
+                    <pic:cNvPr descr="h12-08-potansiyel-cvss.png" id="70" name="Picture"/>
+                    <pic:cNvPicPr>
+                      <a:picLocks noChangeArrowheads="1" noChangeAspect="1"/>
+                    </pic:cNvPicPr>
+                  </pic:nvPicPr>
+                  <pic:blipFill>
+                    <a:blip r:embed="rId68"/>
+                    <a:stretch>
+                      <a:fillRect/>
+                    </a:stretch>
+                  </pic:blipFill>
+                  <pic:spPr bwMode="auto">
+                    <a:xfrm>
+                      <a:off x="0" y="0"/>
+                      <a:ext cx="5759999" cy="2470728"/>
+                    </a:xfrm>
+                    <a:prstGeom prst="rect">
+                      <a:avLst/>
+                    </a:prstGeom>
+                    <a:noFill/>
+                    <a:ln w="9525">
+                      <a:noFill/>
+                      <a:headEnd/>
+                      <a:tailEnd/>
+                    </a:ln>
+                  </pic:spPr>
+                </pic:pic>
+              </a:graphicData>
+            </a:graphic>
+          </wp:inline>
+        </w:drawing>
+      </w:r>
+    </w:p>
+    <w:bookmarkStart w:id="71" w:name="saldırı-potansiyeli-faktörleri"/>
     <w:p>
       <w:pPr>
         <w:pStyle w:val="Heading3"/>
@@ -6585,8 +6867,8 @@
         <w:t xml:space="preserve">(9. hafta) ve sunucu tarafı denetim.</w:t>
       </w:r>
     </w:p>
-    <w:bookmarkEnd w:id="53"/>
-    <w:bookmarkStart w:id="55" w:name="X72d8b3d2ed9de894b19f7c7f5d16391b259d88d"/>
+    <w:bookmarkEnd w:id="71"/>
+    <w:bookmarkStart w:id="73" w:name="X72d8b3d2ed9de894b19f7c7f5d16391b259d88d"/>
     <w:p>
       <w:pPr>
         <w:pStyle w:val="Heading3"/>
@@ -7387,7 +7669,7 @@
         </w:tc>
       </w:tr>
     </w:tbl>
-    <w:bookmarkStart w:id="54" w:name="Xc9cbfa254cda3c93864d5ba02cb059f9063d6f3"/>
+    <w:bookmarkStart w:id="72" w:name="Xc9cbfa254cda3c93864d5ba02cb059f9063d6f3"/>
     <w:p>
       <w:pPr>
         <w:pStyle w:val="Heading4"/>
@@ -8177,9 +8459,9 @@
         <w:t xml:space="preserve">bulguyu (lisans yaması · WBC anahtar çıkarma · güvenli öğe kırma) puanlar.</w:t>
       </w:r>
     </w:p>
-    <w:bookmarkEnd w:id="54"/>
-    <w:bookmarkEnd w:id="55"/>
-    <w:bookmarkStart w:id="56" w:name="cvss-ile-derecelendirme"/>
+    <w:bookmarkEnd w:id="72"/>
+    <w:bookmarkEnd w:id="73"/>
+    <w:bookmarkStart w:id="74" w:name="cvss-ile-derecelendirme"/>
     <w:p>
       <w:pPr>
         <w:pStyle w:val="Heading3"/>
@@ -8280,9 +8562,9 @@
         <w:t xml:space="preserve">çoğunlukla ikisi birden verilir; önceliklendirme buna göre yapılır.</w:t>
       </w:r>
     </w:p>
-    <w:bookmarkEnd w:id="56"/>
-    <w:bookmarkEnd w:id="57"/>
-    <w:bookmarkStart w:id="59" w:name="bulgu-öneri-aksiyon-ve-etki-analizi"/>
+    <w:bookmarkEnd w:id="74"/>
+    <w:bookmarkEnd w:id="75"/>
+    <w:bookmarkStart w:id="83" w:name="bulgu-öneri-aksiyon-ve-etki-analizi"/>
     <w:p>
       <w:pPr>
         <w:pStyle w:val="Heading2"/>
@@ -8322,6 +8604,100 @@
       </w:r>
       <w:r>
         <w:t xml:space="preserve">. Her bulgu için:</w:t>
+      </w:r>
+    </w:p>
+    <w:p>
+      <w:pPr>
+        <w:pStyle w:val="BodyText"/>
+      </w:pPr>
+      <w:r>
+        <w:drawing>
+          <wp:inline>
+            <wp:extent cx="5759999" cy="2470728"/>
+            <wp:effectExtent b="0" l="0" r="0" t="0"/>
+            <wp:docPr descr="Etki analizi ile delta değerlendirme farkı" title="" id="77" name="Picture"/>
+            <a:graphic>
+              <a:graphicData uri="http://schemas.openxmlformats.org/drawingml/2006/picture">
+                <pic:pic>
+                  <pic:nvPicPr>
+                    <pic:cNvPr descr="h12-10-etki-delta.png" id="78" name="Picture"/>
+                    <pic:cNvPicPr>
+                      <a:picLocks noChangeArrowheads="1" noChangeAspect="1"/>
+                    </pic:cNvPicPr>
+                  </pic:nvPicPr>
+                  <pic:blipFill>
+                    <a:blip r:embed="rId76"/>
+                    <a:stretch>
+                      <a:fillRect/>
+                    </a:stretch>
+                  </pic:blipFill>
+                  <pic:spPr bwMode="auto">
+                    <a:xfrm>
+                      <a:off x="0" y="0"/>
+                      <a:ext cx="5759999" cy="2470728"/>
+                    </a:xfrm>
+                    <a:prstGeom prst="rect">
+                      <a:avLst/>
+                    </a:prstGeom>
+                    <a:noFill/>
+                    <a:ln w="9525">
+                      <a:noFill/>
+                      <a:headEnd/>
+                      <a:tailEnd/>
+                    </a:ln>
+                  </pic:spPr>
+                </pic:pic>
+              </a:graphicData>
+            </a:graphic>
+          </wp:inline>
+        </w:drawing>
+      </w:r>
+    </w:p>
+    <w:p>
+      <w:pPr>
+        <w:pStyle w:val="BodyText"/>
+      </w:pPr>
+      <w:r>
+        <w:drawing>
+          <wp:inline>
+            <wp:extent cx="5759999" cy="2283460"/>
+            <wp:effectExtent b="0" l="0" r="0" t="0"/>
+            <wp:docPr descr="Bulgu, öneri, aksiyon döngüsü" title="" id="80" name="Picture"/>
+            <a:graphic>
+              <a:graphicData uri="http://schemas.openxmlformats.org/drawingml/2006/picture">
+                <pic:pic>
+                  <pic:nvPicPr>
+                    <pic:cNvPr descr="h12-09-bulgu-dongusu.png" id="81" name="Picture"/>
+                    <pic:cNvPicPr>
+                      <a:picLocks noChangeArrowheads="1" noChangeAspect="1"/>
+                    </pic:cNvPicPr>
+                  </pic:nvPicPr>
+                  <pic:blipFill>
+                    <a:blip r:embed="rId79"/>
+                    <a:stretch>
+                      <a:fillRect/>
+                    </a:stretch>
+                  </pic:blipFill>
+                  <pic:spPr bwMode="auto">
+                    <a:xfrm>
+                      <a:off x="0" y="0"/>
+                      <a:ext cx="5759999" cy="2283460"/>
+                    </a:xfrm>
+                    <a:prstGeom prst="rect">
+                      <a:avLst/>
+                    </a:prstGeom>
+                    <a:noFill/>
+                    <a:ln w="9525">
+                      <a:noFill/>
+                      <a:headEnd/>
+                      <a:tailEnd/>
+                    </a:ln>
+                  </pic:spPr>
+                </pic:pic>
+              </a:graphicData>
+            </a:graphic>
+          </wp:inline>
+        </w:drawing>
       </w:r>
     </w:p>
     <w:p>
@@ -8448,7 +8824,7 @@
         <w:t xml:space="preserve">(7. hafta) kaynağıdır.</w:t>
       </w:r>
     </w:p>
-    <w:bookmarkStart w:id="58" w:name="X0ebbba240bf6730cfb505e597d49bc8b2c60efc"/>
+    <w:bookmarkStart w:id="82" w:name="X0ebbba240bf6730cfb505e597d49bc8b2c60efc"/>
     <w:p>
       <w:pPr>
         <w:pStyle w:val="Heading3"/>
@@ -8674,9 +9050,9 @@
         </w:pict>
       </w:r>
     </w:p>
-    <w:bookmarkEnd w:id="58"/>
-    <w:bookmarkEnd w:id="59"/>
-    <w:bookmarkStart w:id="64" w:name="sızma-testi-planı"/>
+    <w:bookmarkEnd w:id="82"/>
+    <w:bookmarkEnd w:id="83"/>
+    <w:bookmarkStart w:id="91" w:name="sızma-testi-planı"/>
     <w:p>
       <w:pPr>
         <w:pStyle w:val="Heading2"/>
@@ -8755,7 +9131,54 @@
         <w:t xml:space="preserve">güvenlik çalışması değildir. Bir plan en az şu dört başlığı içerir.</w:t>
       </w:r>
     </w:p>
-    <w:bookmarkStart w:id="60" w:name="kapsam-scope"/>
+    <w:p>
+      <w:pPr>
+        <w:pStyle w:val="BodyText"/>
+      </w:pPr>
+      <w:r>
+        <w:drawing>
+          <wp:inline>
+            <wp:extent cx="5759999" cy="2748610"/>
+            <wp:effectExtent b="0" l="0" r="0" t="0"/>
+            <wp:docPr descr="Sızma testi planının dört başlığı" title="" id="85" name="Picture"/>
+            <a:graphic>
+              <a:graphicData uri="http://schemas.openxmlformats.org/drawingml/2006/picture">
+                <pic:pic>
+                  <pic:nvPicPr>
+                    <pic:cNvPr descr="h12-11-pentest-plani.png" id="86" name="Picture"/>
+                    <pic:cNvPicPr>
+                      <a:picLocks noChangeArrowheads="1" noChangeAspect="1"/>
+                    </pic:cNvPicPr>
+                  </pic:nvPicPr>
+                  <pic:blipFill>
+                    <a:blip r:embed="rId84"/>
+                    <a:stretch>
+                      <a:fillRect/>
+                    </a:stretch>
+                  </pic:blipFill>
+                  <pic:spPr bwMode="auto">
+                    <a:xfrm>
+                      <a:off x="0" y="0"/>
+                      <a:ext cx="5759999" cy="2748610"/>
+                    </a:xfrm>
+                    <a:prstGeom prst="rect">
+                      <a:avLst/>
+                    </a:prstGeom>
+                    <a:noFill/>
+                    <a:ln w="9525">
+                      <a:noFill/>
+                      <a:headEnd/>
+                      <a:tailEnd/>
+                    </a:ln>
+                  </pic:spPr>
+                </pic:pic>
+              </a:graphicData>
+            </a:graphic>
+          </wp:inline>
+        </w:drawing>
+      </w:r>
+    </w:p>
+    <w:bookmarkStart w:id="87" w:name="kapsam-scope"/>
     <w:p>
       <w:pPr>
         <w:pStyle w:val="Heading3"/>
@@ -8800,8 +9223,8 @@
         <w:t xml:space="preserve">taraf sunucular, gerçek kullanıcı verisi).</w:t>
       </w:r>
     </w:p>
-    <w:bookmarkEnd w:id="60"/>
-    <w:bookmarkStart w:id="61" w:name="angajman-kuralları-rules-of-engagement"/>
+    <w:bookmarkEnd w:id="87"/>
+    <w:bookmarkStart w:id="88" w:name="angajman-kuralları-rules-of-engagement"/>
     <w:p>
       <w:pPr>
         <w:pStyle w:val="Heading3"/>
@@ -8896,8 +9319,8 @@
         <w:t xml:space="preserve">İletişim ve yükseltme (escalation) noktaları.</w:t>
       </w:r>
     </w:p>
-    <w:bookmarkEnd w:id="61"/>
-    <w:bookmarkStart w:id="62" w:name="yöntem-methodology"/>
+    <w:bookmarkEnd w:id="88"/>
+    <w:bookmarkStart w:id="89" w:name="yöntem-methodology"/>
     <w:p>
       <w:pPr>
         <w:pStyle w:val="Heading3"/>
@@ -9007,8 +9430,8 @@
         <w:t xml:space="preserve">olmasını sağlar.</w:t>
       </w:r>
     </w:p>
-    <w:bookmarkEnd w:id="62"/>
-    <w:bookmarkStart w:id="63" w:name="test-şablonu-sekiz-başlık"/>
+    <w:bookmarkEnd w:id="89"/>
+    <w:bookmarkStart w:id="90" w:name="test-şablonu-sekiz-başlık"/>
     <w:p>
       <w:pPr>
         <w:pStyle w:val="Heading3"/>
@@ -9313,9 +9736,9 @@
         <w:t xml:space="preserve">öğrenmektir.</w:t>
       </w:r>
     </w:p>
-    <w:bookmarkEnd w:id="63"/>
-    <w:bookmarkEnd w:id="64"/>
-    <w:bookmarkStart w:id="65" w:name="raporlama"/>
+    <w:bookmarkEnd w:id="90"/>
+    <w:bookmarkEnd w:id="91"/>
+    <w:bookmarkStart w:id="92" w:name="raporlama"/>
     <w:p>
       <w:pPr>
         <w:pStyle w:val="Heading2"/>
@@ -9514,8 +9937,8 @@
         <w:t xml:space="preserve">okumasının provasıdır.</w:t>
       </w:r>
     </w:p>
-    <w:bookmarkEnd w:id="65"/>
-    <w:bookmarkStart w:id="66" w:name="X01faa71bf369c6e4f364494165b0a152f22fa5f"/>
+    <w:bookmarkEnd w:id="92"/>
+    <w:bookmarkStart w:id="93" w:name="X01faa71bf369c6e4f364494165b0a152f22fa5f"/>
     <w:p>
       <w:pPr>
         <w:pStyle w:val="Heading2"/>
@@ -9714,8 +10137,8 @@
         <w:t xml:space="preserve">bulunmamalıdır.</w:t>
       </w:r>
     </w:p>
-    <w:bookmarkEnd w:id="66"/>
-    <w:bookmarkStart w:id="67" w:name="kendini-sınama"/>
+    <w:bookmarkEnd w:id="93"/>
+    <w:bookmarkStart w:id="94" w:name="kendini-sınama"/>
     <w:p>
       <w:pPr>
         <w:pStyle w:val="Heading2"/>
@@ -10572,8 +10995,8 @@
         <w:t xml:space="preserve">teslim edilir.</w:t>
       </w:r>
     </w:p>
-    <w:bookmarkEnd w:id="67"/>
-    <w:bookmarkStart w:id="68" w:name="kaynaklar-ve-ileri-okuma"/>
+    <w:bookmarkEnd w:id="94"/>
+    <w:bookmarkStart w:id="95" w:name="kaynaklar-ve-ileri-okuma"/>
     <w:p>
       <w:pPr>
         <w:pStyle w:val="Heading2"/>
@@ -10821,8 +11244,8 @@
         <w:t xml:space="preserve">EMVCo, PCI, MASVS gereksinim setlerini ayrıntılı işleyeceğiz.</w:t>
       </w:r>
     </w:p>
-    <w:bookmarkEnd w:id="68"/>
-    <w:bookmarkEnd w:id="69"/>
+    <w:bookmarkEnd w:id="95"/>
+    <w:bookmarkEnd w:id="96"/>
     <w:sectPr>
       <w:headerReference r:id="rId9" w:type="default"/>
       <w:footerReference r:id="rId10" w:type="default"/>

--- a/docs/week-12/cen429-week-12-ders-notu.tr.docx
+++ b/docs/week-12/cen429-week-12-ders-notu.tr.docx
@@ -170,13 +170,13 @@
         <w:rPr>
           <w:rStyle w:val="VerbatimChar"/>
         </w:rPr>
-        <w:t xml:space="preserve">sh demo.sh</w:t>
-      </w:r>
-      <w:r>
-        <w:t xml:space="preserve"> </w:t>
-      </w:r>
-      <w:r>
-        <w:t xml:space="preserve">(Linux/WSL) ya da CMake ile derleyip</w:t>
+        <w:t xml:space="preserve">code</w:t>
+      </w:r>
+      <w:r>
+        <w:t xml:space="preserve"> </w:t>
+      </w:r>
+      <w:r>
+        <w:t xml:space="preserve">klasöründe bir kez</w:t>
       </w:r>
       <w:r>
         <w:t xml:space="preserve"> </w:t>
@@ -185,13 +185,52 @@
         <w:rPr>
           <w:rStyle w:val="VerbatimChar"/>
         </w:rPr>
-        <w:t xml:space="preserve">bin/</w:t>
-      </w:r>
-      <w:r>
-        <w:t xml:space="preserve"> </w:t>
-      </w:r>
-      <w:r>
-        <w:t xml:space="preserve">altından. Tümüyle sentetik ve güvenlidir; öğrenci bilgisayarına zarar vermez.</w:t>
+        <w:t xml:space="preserve">./build.sh</w:t>
+      </w:r>
+      <w:r>
+        <w:t xml:space="preserve"> </w:t>
+      </w:r>
+      <w:r>
+        <w:t xml:space="preserve">(Windows’ta</w:t>
+      </w:r>
+      <w:r>
+        <w:t xml:space="preserve"> </w:t>
+      </w:r>
+      <w:r>
+        <w:rPr>
+          <w:rStyle w:val="VerbatimChar"/>
+        </w:rPr>
+        <w:t xml:space="preserve">.\build.ps1</w:t>
+      </w:r>
+      <w:r>
+        <w:t xml:space="preserve">), sonra demo klasöründeki</w:t>
+      </w:r>
+      <w:r>
+        <w:t xml:space="preserve"> </w:t>
+      </w:r>
+      <w:r>
+        <w:rPr>
+          <w:rStyle w:val="VerbatimChar"/>
+        </w:rPr>
+        <w:t xml:space="preserve">bin/linux</w:t>
+      </w:r>
+      <w:r>
+        <w:t xml:space="preserve"> </w:t>
+      </w:r>
+      <w:r>
+        <w:t xml:space="preserve">(Windows’ta</w:t>
+      </w:r>
+      <w:r>
+        <w:t xml:space="preserve"> </w:t>
+      </w:r>
+      <w:r>
+        <w:rPr>
+          <w:rStyle w:val="VerbatimChar"/>
+        </w:rPr>
+        <w:t xml:space="preserve">bin\windows</w:t>
+      </w:r>
+      <w:r>
+        <w:t xml:space="preserve">) altından. Adım adım komutlar aşağıdaki kutuda. Tümüyle sentetik ve güvenlidir; öğrenci bilgisayarına zarar vermez.</w:t>
       </w:r>
     </w:p>
     <w:p>

--- a/docs/week-12/cen429-week-12-ders-notu.tr.docx
+++ b/docs/week-12/cen429-week-12-ders-notu.tr.docx
@@ -2,7 +2,7 @@
 <file path=word/document.xml><?xml version="1.0" encoding="utf-8"?>
 <w:document xmlns:w="http://schemas.openxmlformats.org/wordprocessingml/2006/main" xmlns:m="http://schemas.openxmlformats.org/officeDocument/2006/math" xmlns:r="http://schemas.openxmlformats.org/officeDocument/2006/relationships" xmlns:o="urn:schemas-microsoft-com:office:office" xmlns:v="urn:schemas-microsoft-com:vml" xmlns:w10="urn:schemas-microsoft-com:office:word" xmlns:a="http://schemas.openxmlformats.org/drawingml/2006/main" xmlns:pic="http://schemas.openxmlformats.org/drawingml/2006/picture" xmlns:wp="http://schemas.openxmlformats.org/drawingml/2006/wordprocessingDrawing">
   <w:body>
-    <w:bookmarkStart w:id="147" w:name="X3a110c4cd234bc6fa63419f9408234c73f9f53f"/>
+    <w:bookmarkStart w:id="148" w:name="X3a110c4cd234bc6fa63419f9408234c73f9f53f"/>
     <w:p>
       <w:pPr>
         <w:pStyle w:val="Heading1"/>
@@ -14,7 +14,8 @@
     <w:tbl>
       <w:tblPr>
         <w:tblStyle w:val="Table"/>
-        <w:tblW w:type="auto" w:w="0"/>
+        <w:tblW w:type="pct" w:w="5000"/>
+        <w:tblLayout w:type="fixed"/>
         <w:tblLook w:firstRow="0" w:lastRow="0" w:firstColumn="0" w:lastColumn="0" w:noHBand="0" w:noVBand="0" w:val="0000"/>
       </w:tblPr>
       <w:tblGrid>
@@ -101,6 +102,115 @@
             </w:pPr>
             <w:r>
               <w:t xml:space="preserve">3 saat</w:t>
+            </w:r>
+          </w:p>
+        </w:tc>
+      </w:tr>
+      <w:tr>
+        <w:tc>
+          <w:tcPr/>
+          <w:p>
+            <w:pPr>
+              <w:pStyle w:val="Compact"/>
+            </w:pPr>
+            <w:r>
+              <w:rPr>
+                <w:b/>
+                <w:bCs/>
+              </w:rPr>
+              <w:t xml:space="preserve">Ön bilgi</w:t>
+            </w:r>
+          </w:p>
+        </w:tc>
+        <w:tc>
+          <w:tcPr/>
+          <w:p>
+            <w:pPr>
+              <w:pStyle w:val="Compact"/>
+            </w:pPr>
+            <w:r>
+              <w:t xml:space="preserve">Hafta 2’den CVSS ve zafiyet sınıflandırma; Hafta 9’dan gizleme kurallarının maliyet/kazanç çerçevesi; birim testi kavramı</w:t>
+            </w:r>
+          </w:p>
+        </w:tc>
+      </w:tr>
+      <w:tr>
+        <w:tc>
+          <w:tcPr/>
+          <w:p>
+            <w:pPr>
+              <w:pStyle w:val="Compact"/>
+            </w:pPr>
+            <w:r>
+              <w:rPr>
+                <w:b/>
+                <w:bCs/>
+              </w:rPr>
+              <w:t xml:space="preserve">Uygulamalar</w:t>
+            </w:r>
+          </w:p>
+        </w:tc>
+        <w:tc>
+          <w:tcPr/>
+          <w:p>
+            <w:pPr>
+              <w:pStyle w:val="Compact"/>
+            </w:pPr>
+            <w:hyperlink r:id="rId20">
+              <w:r>
+                <w:rPr>
+                  <w:rStyle w:val="VerbatimChar"/>
+                </w:rPr>
+                <w:t xml:space="preserve">code/week-12</w:t>
+              </w:r>
+            </w:hyperlink>
+            <w:r>
+              <w:t xml:space="preserve"> </w:t>
+            </w:r>
+            <w:r>
+              <w:t xml:space="preserve">— 2 demo;</w:t>
+            </w:r>
+            <w:r>
+              <w:t xml:space="preserve"> </w:t>
+            </w:r>
+            <w:r>
+              <w:rPr>
+                <w:rStyle w:val="VerbatimChar"/>
+              </w:rPr>
+              <w:t xml:space="preserve">code</w:t>
+            </w:r>
+            <w:r>
+              <w:t xml:space="preserve"> </w:t>
+            </w:r>
+            <w:r>
+              <w:t xml:space="preserve">klasöründe bir kez derleyin, sonra</w:t>
+            </w:r>
+            <w:r>
+              <w:t xml:space="preserve"> </w:t>
+            </w:r>
+            <w:r>
+              <w:rPr>
+                <w:rStyle w:val="VerbatimChar"/>
+              </w:rPr>
+              <w:t xml:space="preserve">bin/linux</w:t>
+            </w:r>
+            <w:r>
+              <w:t xml:space="preserve"> </w:t>
+            </w:r>
+            <w:r>
+              <w:t xml:space="preserve">(Windows’ta</w:t>
+            </w:r>
+            <w:r>
+              <w:t xml:space="preserve"> </w:t>
+            </w:r>
+            <w:r>
+              <w:rPr>
+                <w:rStyle w:val="VerbatimChar"/>
+              </w:rPr>
+              <w:t xml:space="preserve">bin\windows</w:t>
+            </w:r>
+            <w:r>
+              <w:t xml:space="preserve">) altından çalıştırın</w:t>
             </w:r>
           </w:p>
         </w:tc>
@@ -1276,7 +1386,7 @@
         </w:pict>
       </w:r>
     </w:p>
-    <w:bookmarkStart w:id="44" w:name="temel-kavramlar-sıfırdan"/>
+    <w:bookmarkStart w:id="45" w:name="temel-kavramlar-sıfırdan"/>
     <w:p>
       <w:pPr>
         <w:pStyle w:val="Heading2"/>
@@ -1306,7 +1416,7 @@
         <w:t xml:space="preserve">. Haftanın geri kalanında kullanacağımız terimleri sıfırdan tanımlıyoruz. Bir terimi bilmiyorsanız önce burayı okuyun; sonraki bölümler bunların üzerine kurulur.</w:t>
       </w:r>
     </w:p>
-    <w:bookmarkStart w:id="20" w:name="neden-bu-bölüm"/>
+    <w:bookmarkStart w:id="21" w:name="neden-bu-bölüm"/>
     <w:p>
       <w:pPr>
         <w:pStyle w:val="Heading3"/>
@@ -1377,8 +1487,8 @@
         <w:t xml:space="preserve">tanımlayalım ki konu havada kalmasın.</w:t>
       </w:r>
     </w:p>
-    <w:bookmarkEnd w:id="20"/>
-    <w:bookmarkStart w:id="21" w:name="güvenlik-değerlendirmesi-nedir"/>
+    <w:bookmarkEnd w:id="21"/>
+    <w:bookmarkStart w:id="22" w:name="güvenlik-değerlendirmesi-nedir"/>
     <w:p>
       <w:pPr>
         <w:pStyle w:val="Heading3"/>
@@ -1488,8 +1598,8 @@
         <w:t xml:space="preserve">gerekir.</w:t>
       </w:r>
     </w:p>
-    <w:bookmarkEnd w:id="21"/>
-    <w:bookmarkStart w:id="22" w:name="sertifikasyon-nedir"/>
+    <w:bookmarkEnd w:id="22"/>
+    <w:bookmarkStart w:id="23" w:name="sertifikasyon-nedir"/>
     <w:p>
       <w:pPr>
         <w:pStyle w:val="Heading3"/>
@@ -1577,8 +1687,8 @@
         <w:t xml:space="preserve">verilir.</w:t>
       </w:r>
     </w:p>
-    <w:bookmarkEnd w:id="22"/>
-    <w:bookmarkStart w:id="23" w:name="laboratuvar-değerlendirici-kim"/>
+    <w:bookmarkEnd w:id="23"/>
+    <w:bookmarkStart w:id="24" w:name="laboratuvar-değerlendirici-kim"/>
     <w:p>
       <w:pPr>
         <w:pStyle w:val="Heading3"/>
@@ -1649,8 +1759,8 @@
         <w:t xml:space="preserve">Bütün kaynak koda ve belgeye erişir.</w:t>
       </w:r>
     </w:p>
-    <w:bookmarkEnd w:id="23"/>
-    <w:bookmarkStart w:id="24" w:name="standart-nedir"/>
+    <w:bookmarkEnd w:id="24"/>
+    <w:bookmarkStart w:id="25" w:name="standart-nedir"/>
     <w:p>
       <w:pPr>
         <w:pStyle w:val="Heading3"/>
@@ -1705,8 +1815,8 @@
         <w:t xml:space="preserve">Her biri farklı şeyi ölçer (birazdan).</w:t>
       </w:r>
     </w:p>
-    <w:bookmarkEnd w:id="24"/>
-    <w:bookmarkStart w:id="25" w:name="zafiyet-vulnerability-nedir"/>
+    <w:bookmarkEnd w:id="25"/>
+    <w:bookmarkStart w:id="26" w:name="zafiyet-vulnerability-nedir"/>
     <w:p>
       <w:pPr>
         <w:pStyle w:val="Heading3"/>
@@ -1765,8 +1875,8 @@
         <w:t xml:space="preserve">Zafiyet + kötüye kullanım = güvenlik olayı.</w:t>
       </w:r>
     </w:p>
-    <w:bookmarkEnd w:id="25"/>
-    <w:bookmarkStart w:id="26" w:name="bulgu-finding-nedir"/>
+    <w:bookmarkEnd w:id="26"/>
+    <w:bookmarkStart w:id="27" w:name="bulgu-finding-nedir"/>
     <w:p>
       <w:pPr>
         <w:pStyle w:val="Heading3"/>
@@ -1822,8 +1932,8 @@
         <w:t xml:space="preserve">.</w:t>
       </w:r>
     </w:p>
-    <w:bookmarkEnd w:id="26"/>
-    <w:bookmarkStart w:id="27" w:name="beyaz-kutu-vs-kara-kutu-test"/>
+    <w:bookmarkEnd w:id="27"/>
+    <w:bookmarkStart w:id="28" w:name="beyaz-kutu-vs-kara-kutu-test"/>
     <w:p>
       <w:pPr>
         <w:pStyle w:val="Heading3"/>
@@ -1920,8 +2030,8 @@
         <w:t xml:space="preserve">çalışır (her şeyi görür).</w:t>
       </w:r>
     </w:p>
-    <w:bookmarkEnd w:id="27"/>
-    <w:bookmarkStart w:id="28" w:name="sast-nedir"/>
+    <w:bookmarkEnd w:id="28"/>
+    <w:bookmarkStart w:id="29" w:name="sast-nedir"/>
     <w:p>
       <w:pPr>
         <w:pStyle w:val="Heading3"/>
@@ -2048,8 +2158,8 @@
         <w:t xml:space="preserve">olarak gördük.)</w:t>
       </w:r>
     </w:p>
-    <w:bookmarkEnd w:id="28"/>
-    <w:bookmarkStart w:id="29" w:name="dast-nedir"/>
+    <w:bookmarkEnd w:id="29"/>
+    <w:bookmarkStart w:id="30" w:name="dast-nedir"/>
     <w:p>
       <w:pPr>
         <w:pStyle w:val="Heading3"/>
@@ -2120,8 +2230,8 @@
         <w:t xml:space="preserve">(4. haftada ASan/UBSan.)</w:t>
       </w:r>
     </w:p>
-    <w:bookmarkEnd w:id="29"/>
-    <w:bookmarkStart w:id="30" w:name="fuzzing-nedir"/>
+    <w:bookmarkEnd w:id="30"/>
+    <w:bookmarkStart w:id="31" w:name="fuzzing-nedir"/>
     <w:p>
       <w:pPr>
         <w:pStyle w:val="Heading3"/>
@@ -2192,8 +2302,8 @@
         <w:t xml:space="preserve">(4. haftada libFuzzer/AFL kavramı.)</w:t>
       </w:r>
     </w:p>
-    <w:bookmarkEnd w:id="30"/>
-    <w:bookmarkStart w:id="31" w:name="sızma-testi-pentest-nedir"/>
+    <w:bookmarkEnd w:id="31"/>
+    <w:bookmarkStart w:id="32" w:name="sızma-testi-pentest-nedir"/>
     <w:p>
       <w:pPr>
         <w:pStyle w:val="Heading3"/>
@@ -2281,8 +2391,8 @@
         <w:t xml:space="preserve">; en son ve en pahalı adımdır.</w:t>
       </w:r>
     </w:p>
-    <w:bookmarkEnd w:id="31"/>
-    <w:bookmarkStart w:id="32" w:name="toe-nedir"/>
+    <w:bookmarkEnd w:id="32"/>
+    <w:bookmarkStart w:id="33" w:name="toe-nedir"/>
     <w:p>
       <w:pPr>
         <w:pStyle w:val="Heading3"/>
@@ -2350,8 +2460,8 @@
         <w:t xml:space="preserve">Benzersiz tanımlanır: sürüm + ikili + kaynak + özet değeri.</w:t>
       </w:r>
     </w:p>
-    <w:bookmarkEnd w:id="32"/>
-    <w:bookmarkStart w:id="33" w:name="cvss-nedir"/>
+    <w:bookmarkEnd w:id="33"/>
+    <w:bookmarkStart w:id="34" w:name="cvss-nedir"/>
     <w:p>
       <w:pPr>
         <w:pStyle w:val="Heading3"/>
@@ -2422,8 +2532,8 @@
         <w:t xml:space="preserve">Önceliklendirmede kullanılır.</w:t>
       </w:r>
     </w:p>
-    <w:bookmarkEnd w:id="33"/>
-    <w:bookmarkStart w:id="34" w:name="saldırı-potansiyeli-nedir"/>
+    <w:bookmarkEnd w:id="34"/>
+    <w:bookmarkStart w:id="35" w:name="saldırı-potansiyeli-nedir"/>
     <w:p>
       <w:pPr>
         <w:pStyle w:val="Heading3"/>
@@ -2494,8 +2604,8 @@
         <w:t xml:space="preserve">Düşük potansiyel (kolay saldırı) = ciddi bulgu.</w:t>
       </w:r>
     </w:p>
-    <w:bookmarkEnd w:id="34"/>
-    <w:bookmarkStart w:id="35" w:name="saldırı-potansiyeli-beş-faktör"/>
+    <w:bookmarkEnd w:id="35"/>
+    <w:bookmarkStart w:id="36" w:name="saldırı-potansiyeli-beş-faktör"/>
     <w:p>
       <w:pPr>
         <w:pStyle w:val="Heading3"/>
@@ -2509,107 +2619,264 @@
         <w:pStyle w:val="FirstParagraph"/>
       </w:pPr>
       <w:r>
-        <w:t xml:space="preserve">Beş faktörün toplamı → puan → derece</w:t>
-      </w:r>
-      <w:r>
-        <w:t xml:space="preserve"> </w:t>
-      </w:r>
-      <w:r>
-        <w:t xml:space="preserve"> </w:t>
-      </w:r>
-      <w:r>
-        <w:t xml:space="preserve">Geçen zaman</w:t>
-      </w:r>
-      <w:r>
-        <w:t xml:space="preserve"> </w:t>
-      </w:r>
-      <w:r>
-        <w:t xml:space="preserve">Uzmanlık</w:t>
-      </w:r>
-      <w:r>
-        <w:t xml:space="preserve"> </w:t>
-      </w:r>
-      <w:r>
-        <w:t xml:space="preserve">Hedef bilgisi</w:t>
-      </w:r>
-      <w:r>
-        <w:t xml:space="preserve"> </w:t>
-      </w:r>
-      <w:r>
-        <w:t xml:space="preserve">Fırsat (erişim)</w:t>
-      </w:r>
-      <w:r>
-        <w:t xml:space="preserve"> </w:t>
-      </w:r>
-      <w:r>
-        <w:t xml:space="preserve">Ekipman</w:t>
-      </w:r>
-      <w:r>
-        <w:t xml:space="preserve"> </w:t>
-      </w:r>
-      <w:r>
-        <w:t xml:space="preserve"> </w:t>
-      </w:r>
-      <w:r>
-        <w:t xml:space="preserve"> </w:t>
-      </w:r>
-      <w:r>
-        <w:t xml:space="preserve">TOPLAM</w:t>
-      </w:r>
-      <w:r>
-        <w:t xml:space="preserve">puan</w:t>
-      </w:r>
-      <w:r>
-        <w:t xml:space="preserve"> </w:t>
-      </w:r>
-      <w:r>
-        <w:t xml:space="preserve"> </w:t>
-      </w:r>
-      <w:r>
-        <w:t xml:space="preserve"> </w:t>
-      </w:r>
-      <w:r>
-        <w:t xml:space="preserve">DÜŞÜK pot. = ciddi bulgu</w:t>
-      </w:r>
-      <w:r>
-        <w:t xml:space="preserve"> </w:t>
-      </w:r>
-      <w:r>
-        <w:t xml:space="preserve">Temel / Gelişmiş</w:t>
-      </w:r>
-      <w:r>
-        <w:t xml:space="preserve"> </w:t>
-      </w:r>
-      <w:r>
-        <w:t xml:space="preserve">Orta / Yüksek</w:t>
-      </w:r>
-      <w:r>
-        <w:t xml:space="preserve"> </w:t>
-      </w:r>
-      <w:r>
-        <w:t xml:space="preserve">YÜKSEK pot. = zor saldırı</w:t>
-      </w:r>
-      <w:r>
-        <w:t xml:space="preserve"> </w:t>
-      </w:r>
-      <w:r>
-        <w:t xml:space="preserve"> </w:t>
-      </w:r>
-      <w:r>
-        <w:t xml:space="preserve">Düşük potansiyel = az zaman/beceri/araç → çok saldırgan yapabilir → yüksek risk.</w:t>
-      </w:r>
-      <w:r>
-        <w:t xml:space="preserve"> </w:t>
-      </w:r>
-      <w:r>
-        <w:t xml:space="preserve">Saldırı potansiyeli = saldırının ZORLUĞU · CVSS = açığın ETKİSİ (ayrı eksenler).</w:t>
-      </w:r>
-      <w:r>
-        <w:t xml:space="preserve"> </w:t>
-      </w:r>
-    </w:p>
-    <w:bookmarkEnd w:id="35"/>
-    <w:bookmarkStart w:id="36" w:name="etki-analizi-ve-delta-değerlendirme"/>
+        <w:t xml:space="preserve">Puan beş faktörün toplamından çıkar; her faktör</w:t>
+      </w:r>
+      <w:r>
+        <w:t xml:space="preserve"> </w:t>
+      </w:r>
+      <w:r>
+        <w:t xml:space="preserve">“saldırganın işini ne kadar zorlaştırıyor?”</w:t>
+      </w:r>
+      <w:r>
+        <w:t xml:space="preserve"> </w:t>
+      </w:r>
+      <w:r>
+        <w:t xml:space="preserve">sorusunu ölçer:</w:t>
+      </w:r>
+    </w:p>
+    <w:tbl>
+      <w:tblPr>
+        <w:tblStyle w:val="Table"/>
+        <w:tblW w:type="pct" w:w="5000"/>
+        <w:tblLayout w:type="fixed"/>
+        <w:tblLook w:firstRow="1" w:lastRow="0" w:firstColumn="0" w:lastColumn="0" w:noHBand="0" w:noVBand="0" w:val="0020"/>
+      </w:tblPr>
+      <w:tblGrid>
+        <w:gridCol w:w="3960"/>
+        <w:gridCol w:w="3960"/>
+      </w:tblGrid>
+      <w:tr>
+        <w:trPr>
+          <w:tblHeader w:val="on"/>
+        </w:trPr>
+        <w:tc>
+          <w:tcPr/>
+          <w:p>
+            <w:pPr>
+              <w:pStyle w:val="Compact"/>
+            </w:pPr>
+            <w:r>
+              <w:t xml:space="preserve">Faktör</w:t>
+            </w:r>
+          </w:p>
+        </w:tc>
+        <w:tc>
+          <w:tcPr/>
+          <w:p>
+            <w:pPr>
+              <w:pStyle w:val="Compact"/>
+            </w:pPr>
+            <w:r>
+              <w:t xml:space="preserve">Neyi ölçer?</w:t>
+            </w:r>
+          </w:p>
+        </w:tc>
+      </w:tr>
+      <w:tr>
+        <w:tc>
+          <w:tcPr/>
+          <w:p>
+            <w:pPr>
+              <w:pStyle w:val="Compact"/>
+            </w:pPr>
+            <w:r>
+              <w:rPr>
+                <w:b/>
+                <w:bCs/>
+              </w:rPr>
+              <w:t xml:space="preserve">Geçen zaman</w:t>
+            </w:r>
+          </w:p>
+        </w:tc>
+        <w:tc>
+          <w:tcPr/>
+          <w:p>
+            <w:pPr>
+              <w:pStyle w:val="Compact"/>
+            </w:pPr>
+            <w:r>
+              <w:t xml:space="preserve">Saldırı ne kadar sürüyor (saatler mi, aylar mı)?</w:t>
+            </w:r>
+          </w:p>
+        </w:tc>
+      </w:tr>
+      <w:tr>
+        <w:tc>
+          <w:tcPr/>
+          <w:p>
+            <w:pPr>
+              <w:pStyle w:val="Compact"/>
+            </w:pPr>
+            <w:r>
+              <w:rPr>
+                <w:b/>
+                <w:bCs/>
+              </w:rPr>
+              <w:t xml:space="preserve">Uzmanlık</w:t>
+            </w:r>
+          </w:p>
+        </w:tc>
+        <w:tc>
+          <w:tcPr/>
+          <w:p>
+            <w:pPr>
+              <w:pStyle w:val="Compact"/>
+            </w:pPr>
+            <w:r>
+              <w:t xml:space="preserve">Sıradan bir kullanıcı mı, alan uzmanı mı gerekiyor?</w:t>
+            </w:r>
+          </w:p>
+        </w:tc>
+      </w:tr>
+      <w:tr>
+        <w:tc>
+          <w:tcPr/>
+          <w:p>
+            <w:pPr>
+              <w:pStyle w:val="Compact"/>
+            </w:pPr>
+            <w:r>
+              <w:rPr>
+                <w:b/>
+                <w:bCs/>
+              </w:rPr>
+              <w:t xml:space="preserve">Hedef bilgisi</w:t>
+            </w:r>
+          </w:p>
+        </w:tc>
+        <w:tc>
+          <w:tcPr/>
+          <w:p>
+            <w:pPr>
+              <w:pStyle w:val="Compact"/>
+            </w:pPr>
+            <w:r>
+              <w:t xml:space="preserve">Kamuya açık bilgi mi, iç tasarım belgesi mi gerekiyor?</w:t>
+            </w:r>
+          </w:p>
+        </w:tc>
+      </w:tr>
+      <w:tr>
+        <w:tc>
+          <w:tcPr/>
+          <w:p>
+            <w:pPr>
+              <w:pStyle w:val="Compact"/>
+            </w:pPr>
+            <w:r>
+              <w:rPr>
+                <w:b/>
+                <w:bCs/>
+              </w:rPr>
+              <w:t xml:space="preserve">Fırsat (erişim)</w:t>
+            </w:r>
+          </w:p>
+        </w:tc>
+        <w:tc>
+          <w:tcPr/>
+          <w:p>
+            <w:pPr>
+              <w:pStyle w:val="Compact"/>
+            </w:pPr>
+            <w:r>
+              <w:t xml:space="preserve">Cihaza ne kadar süre, ne kadar yakından erişmek gerekiyor?</w:t>
+            </w:r>
+          </w:p>
+        </w:tc>
+      </w:tr>
+      <w:tr>
+        <w:tc>
+          <w:tcPr/>
+          <w:p>
+            <w:pPr>
+              <w:pStyle w:val="Compact"/>
+            </w:pPr>
+            <w:r>
+              <w:rPr>
+                <w:b/>
+                <w:bCs/>
+              </w:rPr>
+              <w:t xml:space="preserve">Ekipman</w:t>
+            </w:r>
+          </w:p>
+        </w:tc>
+        <w:tc>
+          <w:tcPr/>
+          <w:p>
+            <w:pPr>
+              <w:pStyle w:val="Compact"/>
+            </w:pPr>
+            <w:r>
+              <w:t xml:space="preserve">Sıradan bilgisayar mı, özel laboratuvar donanımı mı?</w:t>
+            </w:r>
+          </w:p>
+        </w:tc>
+      </w:tr>
+    </w:tbl>
+    <w:p>
+      <w:pPr>
+        <w:pStyle w:val="BodyText"/>
+      </w:pPr>
+      <w:r>
+        <w:t xml:space="preserve">Toplam puan bir</w:t>
+      </w:r>
+      <w:r>
+        <w:t xml:space="preserve"> </w:t>
+      </w:r>
+      <w:r>
+        <w:rPr>
+          <w:b/>
+          <w:bCs/>
+        </w:rPr>
+        <w:t xml:space="preserve">direnç düzeyine</w:t>
+      </w:r>
+      <w:r>
+        <w:t xml:space="preserve"> </w:t>
+      </w:r>
+      <w:r>
+        <w:t xml:space="preserve">çevrilir. Dikkat:</w:t>
+      </w:r>
+      <w:r>
+        <w:t xml:space="preserve"> </w:t>
+      </w:r>
+      <w:r>
+        <w:rPr>
+          <w:b/>
+          <w:bCs/>
+        </w:rPr>
+        <w:t xml:space="preserve">düşük</w:t>
+      </w:r>
+      <w:r>
+        <w:t xml:space="preserve"> </w:t>
+      </w:r>
+      <w:r>
+        <w:t xml:space="preserve">puan, saldırının</w:t>
+      </w:r>
+      <w:r>
+        <w:t xml:space="preserve"> </w:t>
+      </w:r>
+      <w:r>
+        <w:rPr>
+          <w:b/>
+          <w:bCs/>
+        </w:rPr>
+        <w:t xml:space="preserve">kolay</w:t>
+      </w:r>
+      <w:r>
+        <w:t xml:space="preserve"> </w:t>
+      </w:r>
+      <w:r>
+        <w:t xml:space="preserve">olduğu anlamına gelir; yani</w:t>
+      </w:r>
+      <w:r>
+        <w:t xml:space="preserve"> </w:t>
+      </w:r>
+      <w:r>
+        <w:t xml:space="preserve">düşük puan ciddi bir bulgudur. Beş faktörün tam tablosunu ve iki işlenmiş hesabı 5. bölümde göreceğiz.</w:t>
+      </w:r>
+    </w:p>
+    <w:bookmarkEnd w:id="36"/>
+    <w:bookmarkStart w:id="37" w:name="etki-analizi-ve-delta-değerlendirme"/>
     <w:p>
       <w:pPr>
         <w:pStyle w:val="Heading3"/>
@@ -2702,8 +2969,8 @@
         <w:t xml:space="preserve">Bunları 5. bölümde ayrıntılı göreceğiz.</w:t>
       </w:r>
     </w:p>
-    <w:bookmarkEnd w:id="36"/>
-    <w:bookmarkStart w:id="37" w:name="Xf9137f910ad6deb5eb2958f1bf9c077df486d83"/>
+    <w:bookmarkEnd w:id="37"/>
+    <w:bookmarkStart w:id="38" w:name="Xf9137f910ad6deb5eb2958f1bf9c077df486d83"/>
     <w:p>
       <w:pPr>
         <w:pStyle w:val="Heading3"/>
@@ -3018,8 +3285,8 @@
         <w:t xml:space="preserve">sorusuna verilen bağlamsal yanıttır.)</w:t>
       </w:r>
     </w:p>
-    <w:bookmarkEnd w:id="37"/>
-    <w:bookmarkStart w:id="38" w:name="Xf75e1dc8107ef8c3205d876d37b232d02d123b9"/>
+    <w:bookmarkEnd w:id="38"/>
+    <w:bookmarkStart w:id="39" w:name="Xf75e1dc8107ef8c3205d876d37b232d02d123b9"/>
     <w:p>
       <w:pPr>
         <w:pStyle w:val="Heading3"/>
@@ -4155,8 +4422,8 @@
         <w:t xml:space="preserve">(bölüm 3); hiçbiri tek başına yeterli kanıt sayılmaz.</w:t>
       </w:r>
     </w:p>
-    <w:bookmarkEnd w:id="38"/>
-    <w:bookmarkStart w:id="39" w:name="X37f8b01f541011640b5d93533f5ca23ee258102"/>
+    <w:bookmarkEnd w:id="39"/>
+    <w:bookmarkStart w:id="40" w:name="X37f8b01f541011640b5d93533f5ca23ee258102"/>
     <w:p>
       <w:pPr>
         <w:pStyle w:val="Heading3"/>
@@ -4438,8 +4705,8 @@
         <w:t xml:space="preserve">cümlelerini net ayırın.</w:t>
       </w:r>
     </w:p>
-    <w:bookmarkEnd w:id="39"/>
-    <w:bookmarkStart w:id="40" w:name="X5d8d69e41ade00ba1eb39dea0fd63648cbf30d7"/>
+    <w:bookmarkEnd w:id="40"/>
+    <w:bookmarkStart w:id="41" w:name="X5d8d69e41ade00ba1eb39dea0fd63648cbf30d7"/>
     <w:p>
       <w:pPr>
         <w:pStyle w:val="Heading3"/>
@@ -4599,8 +4866,8 @@
         <w:t xml:space="preserve">saldırgan er ya da geç tasarımı öğrenebilir, değerlendirici de baştan her şeyi görsün.</w:t>
       </w:r>
     </w:p>
-    <w:bookmarkEnd w:id="40"/>
-    <w:bookmarkStart w:id="41" w:name="Xaf533194534e898d8202209af8d81e776c4a581"/>
+    <w:bookmarkEnd w:id="41"/>
+    <w:bookmarkStart w:id="42" w:name="Xaf533194534e898d8202209af8d81e776c4a581"/>
     <w:p>
       <w:pPr>
         <w:pStyle w:val="Heading3"/>
@@ -4915,8 +5182,8 @@
         <w:t xml:space="preserve">(kara kutu) gösterir.</w:t>
       </w:r>
     </w:p>
-    <w:bookmarkEnd w:id="41"/>
-    <w:bookmarkStart w:id="42" w:name="Xf2199cd2eb27bb79ac0448bb508baa9392cf67f"/>
+    <w:bookmarkEnd w:id="42"/>
+    <w:bookmarkStart w:id="43" w:name="Xf2199cd2eb27bb79ac0448bb508baa9392cf67f"/>
     <w:p>
       <w:pPr>
         <w:pStyle w:val="Heading3"/>
@@ -5243,8 +5510,8 @@
         <w:t xml:space="preserve">dolduracak.</w:t>
       </w:r>
     </w:p>
-    <w:bookmarkEnd w:id="42"/>
-    <w:bookmarkStart w:id="43" w:name="şimdi-hazırız"/>
+    <w:bookmarkEnd w:id="43"/>
+    <w:bookmarkStart w:id="44" w:name="şimdi-hazırız"/>
     <w:p>
       <w:pPr>
         <w:pStyle w:val="Heading3"/>
@@ -5287,9 +5554,9 @@
         <w:t xml:space="preserve">neden bağımsız değerlendirme?</w:t>
       </w:r>
     </w:p>
-    <w:bookmarkEnd w:id="43"/>
     <w:bookmarkEnd w:id="44"/>
-    <w:bookmarkStart w:id="55" w:name="neden-bağımsız-değerlendirme"/>
+    <w:bookmarkEnd w:id="45"/>
+    <w:bookmarkStart w:id="56" w:name="neden-bağımsız-değerlendirme"/>
     <w:p>
       <w:pPr>
         <w:pStyle w:val="Heading2"/>
@@ -5373,18 +5640,18 @@
           <wp:inline>
             <wp:extent cx="5759999" cy="2470728"/>
             <wp:effectExtent b="0" l="0" r="0" t="0"/>
-            <wp:docPr descr="Geliştiricinin sözü ile bağımsız değerlendirme" title="" id="46" name="Picture"/>
+            <wp:docPr descr="Geliştiricinin sözü ile bağımsız değerlendirme" title="" id="47" name="Picture"/>
             <a:graphic>
               <a:graphicData uri="http://schemas.openxmlformats.org/drawingml/2006/picture">
                 <pic:pic>
                   <pic:nvPicPr>
-                    <pic:cNvPr descr="h12-04-bagimsiz-degerlendirme.png" id="47" name="Picture"/>
+                    <pic:cNvPr descr="h12-04-bagimsiz-degerlendirme.png" id="48" name="Picture"/>
                     <pic:cNvPicPr>
                       <a:picLocks noChangeArrowheads="1" noChangeAspect="1"/>
                     </pic:cNvPicPr>
                   </pic:nvPicPr>
                   <pic:blipFill>
-                    <a:blip r:embed="rId45"/>
+                    <a:blip r:embed="rId46"/>
                     <a:stretch>
                       <a:fillRect/>
                     </a:stretch>
@@ -5778,7 +6045,7 @@
         <w:t xml:space="preserve">değerlendiricinin gözünden, adım adım işliyoruz.</w:t>
       </w:r>
     </w:p>
-    <w:bookmarkStart w:id="48" w:name="standartlar-ve-sertifikasyon-manzarası"/>
+    <w:bookmarkStart w:id="49" w:name="standartlar-ve-sertifikasyon-manzarası"/>
     <w:p>
       <w:pPr>
         <w:pStyle w:val="Heading3"/>
@@ -6347,8 +6614,8 @@
         <w:t xml:space="preserve">doğrudur.</w:t>
       </w:r>
     </w:p>
-    <w:bookmarkEnd w:id="48"/>
-    <w:bookmarkStart w:id="49" w:name="sertifikasyon-ne-söyler-ne-söylemez"/>
+    <w:bookmarkEnd w:id="49"/>
+    <w:bookmarkStart w:id="50" w:name="sertifikasyon-ne-söyler-ne-söylemez"/>
     <w:p>
       <w:pPr>
         <w:pStyle w:val="Heading3"/>
@@ -6660,8 +6927,8 @@
         <w:t xml:space="preserve">birlikte yazılır; 1. haftadaki sürüm kimliği disiplini tam olarak bu yüzden gerekir.</w:t>
       </w:r>
     </w:p>
-    <w:bookmarkEnd w:id="49"/>
-    <w:bookmarkStart w:id="50" w:name="X183e7744f63bb479cbd525e4fbd03857a3a443a"/>
+    <w:bookmarkEnd w:id="50"/>
+    <w:bookmarkStart w:id="51" w:name="X183e7744f63bb479cbd525e4fbd03857a3a443a"/>
     <w:p>
       <w:pPr>
         <w:pStyle w:val="Heading3"/>
@@ -6963,8 +7230,8 @@
         <w:t xml:space="preserve">Vize/final değerlendirmesinde öğretim üyesi tam olarak bağımsız laboratuvarın rolündedir.</w:t>
       </w:r>
     </w:p>
-    <w:bookmarkEnd w:id="50"/>
-    <w:bookmarkStart w:id="51" w:name="Xfee44c6acb85aa327240f3bf4a9b405ec43602b"/>
+    <w:bookmarkEnd w:id="51"/>
+    <w:bookmarkStart w:id="52" w:name="Xfee44c6acb85aa327240f3bf4a9b405ec43602b"/>
     <w:p>
       <w:pPr>
         <w:pStyle w:val="Heading3"/>
@@ -7275,8 +7542,8 @@
         <w:t xml:space="preserve">doldurulacağını belirler.</w:t>
       </w:r>
     </w:p>
-    <w:bookmarkEnd w:id="51"/>
-    <w:bookmarkStart w:id="52" w:name="X3d9f515dc36f68731b6e2f85b5e8a0d59c2990a"/>
+    <w:bookmarkEnd w:id="52"/>
+    <w:bookmarkStart w:id="53" w:name="X3d9f515dc36f68731b6e2f85b5e8a0d59c2990a"/>
     <w:p>
       <w:pPr>
         <w:pStyle w:val="Heading3"/>
@@ -7509,8 +7776,8 @@
         <w:t xml:space="preserve">tablosunun kararı nasıl etkilediğini gösterir.</w:t>
       </w:r>
     </w:p>
-    <w:bookmarkEnd w:id="52"/>
-    <w:bookmarkStart w:id="53" w:name="X25dc9091953a38e917d6a8b9867d075bab9e705"/>
+    <w:bookmarkEnd w:id="53"/>
+    <w:bookmarkStart w:id="54" w:name="X25dc9091953a38e917d6a8b9867d075bab9e705"/>
     <w:p>
       <w:pPr>
         <w:pStyle w:val="Heading3"/>
@@ -7733,8 +8000,8 @@
         <w:t xml:space="preserve">olduğunu seçerken daha sağlam bir pusuladır.</w:t>
       </w:r>
     </w:p>
-    <w:bookmarkEnd w:id="53"/>
-    <w:bookmarkStart w:id="54" w:name="X88cd0ab20329d78177463cd0c467db7c5881f33"/>
+    <w:bookmarkEnd w:id="54"/>
+    <w:bookmarkStart w:id="55" w:name="X88cd0ab20329d78177463cd0c467db7c5881f33"/>
     <w:p>
       <w:pPr>
         <w:pStyle w:val="Heading3"/>
@@ -8068,9 +8335,9 @@
         </w:pict>
       </w:r>
     </w:p>
-    <w:bookmarkEnd w:id="54"/>
     <w:bookmarkEnd w:id="55"/>
-    <w:bookmarkStart w:id="71" w:name="değerlendirme-süreci-13-adım"/>
+    <w:bookmarkEnd w:id="56"/>
+    <w:bookmarkStart w:id="72" w:name="değerlendirme-süreci-13-adım"/>
     <w:p>
       <w:pPr>
         <w:pStyle w:val="Heading2"/>
@@ -8108,18 +8375,18 @@
           <wp:inline>
             <wp:extent cx="5759999" cy="2283460"/>
             <wp:effectExtent b="0" l="0" r="0" t="0"/>
-            <wp:docPr descr="TOE kimliğinin bileşenleri" title="" id="57" name="Picture"/>
+            <wp:docPr descr="TOE kimliğinin bileşenleri" title="" id="58" name="Picture"/>
             <a:graphic>
               <a:graphicData uri="http://schemas.openxmlformats.org/drawingml/2006/picture">
                 <pic:pic>
                   <pic:nvPicPr>
-                    <pic:cNvPr descr="h12-06-toe.png" id="58" name="Picture"/>
+                    <pic:cNvPr descr="h12-06-toe.png" id="59" name="Picture"/>
                     <pic:cNvPicPr>
                       <a:picLocks noChangeArrowheads="1" noChangeAspect="1"/>
                     </pic:cNvPicPr>
                   </pic:nvPicPr>
                   <pic:blipFill>
-                    <a:blip r:embed="rId56"/>
+                    <a:blip r:embed="rId57"/>
                     <a:stretch>
                       <a:fillRect/>
                     </a:stretch>
@@ -8146,7 +8413,7 @@
         </w:drawing>
       </w:r>
     </w:p>
-    <w:bookmarkStart w:id="65" w:name="toe-kimliği-neden-sürüm-3.2.0-yetmez"/>
+    <w:bookmarkStart w:id="66" w:name="toe-kimliği-neden-sürüm-3.2.0-yetmez"/>
     <w:p>
       <w:pPr>
         <w:pStyle w:val="Heading3"/>
@@ -8487,18 +8754,18 @@
           <wp:inline>
             <wp:extent cx="5759999" cy="2283460"/>
             <wp:effectExtent b="0" l="0" r="0" t="0"/>
-            <wp:docPr descr="Değerlendirmenin üç aşaması ve 13 adımı" title="" id="60" name="Picture"/>
+            <wp:docPr descr="Değerlendirmenin üç aşaması ve 13 adımı" title="" id="61" name="Picture"/>
             <a:graphic>
               <a:graphicData uri="http://schemas.openxmlformats.org/drawingml/2006/picture">
                 <pic:pic>
                   <pic:nvPicPr>
-                    <pic:cNvPr descr="h12-01-degerlendirme-sureci.png" id="61" name="Picture"/>
+                    <pic:cNvPr descr="h12-01-degerlendirme-sureci.png" id="62" name="Picture"/>
                     <pic:cNvPicPr>
                       <a:picLocks noChangeArrowheads="1" noChangeAspect="1"/>
                     </pic:cNvPicPr>
                   </pic:nvPicPr>
                   <pic:blipFill>
-                    <a:blip r:embed="rId59"/>
+                    <a:blip r:embed="rId60"/>
                     <a:stretch>
                       <a:fillRect/>
                     </a:stretch>
@@ -8615,18 +8882,18 @@
           <wp:inline>
             <wp:extent cx="5759999" cy="2748610"/>
             <wp:effectExtent b="0" l="0" r="0" t="0"/>
-            <wp:docPr descr="Hazırlık aşamasının dört adımı" title="" id="63" name="Picture"/>
+            <wp:docPr descr="Hazırlık aşamasının dört adımı" title="" id="64" name="Picture"/>
             <a:graphic>
               <a:graphicData uri="http://schemas.openxmlformats.org/drawingml/2006/picture">
                 <pic:pic>
                   <pic:nvPicPr>
-                    <pic:cNvPr descr="h12-02-hazirlik-adimlari.png" id="64" name="Picture"/>
+                    <pic:cNvPr descr="h12-02-hazirlik-adimlari.png" id="65" name="Picture"/>
                     <pic:cNvPicPr>
                       <a:picLocks noChangeArrowheads="1" noChangeAspect="1"/>
                     </pic:cNvPicPr>
                   </pic:nvPicPr>
                   <pic:blipFill>
-                    <a:blip r:embed="rId62"/>
+                    <a:blip r:embed="rId63"/>
                     <a:stretch>
                       <a:fillRect/>
                     </a:stretch>
@@ -9566,8 +9833,8 @@
         <w:t xml:space="preserve">projenizde yazdığınız kılavuz, bu belgenin küçültülmüş halidir.</w:t>
       </w:r>
     </w:p>
-    <w:bookmarkEnd w:id="65"/>
-    <w:bookmarkStart w:id="66" w:name="adım-2deki-güvenli-kanal-ne-demektir"/>
+    <w:bookmarkEnd w:id="66"/>
+    <w:bookmarkStart w:id="67" w:name="adım-2deki-güvenli-kanal-ne-demektir"/>
     <w:p>
       <w:pPr>
         <w:pStyle w:val="Heading3"/>
@@ -9790,8 +10057,8 @@
         <w:t xml:space="preserve">(hafta 1, 10’daki sır yönetimi kuralları) aynı ilkenin ders ölçeğindeki karşılığıdır.</w:t>
       </w:r>
     </w:p>
-    <w:bookmarkEnd w:id="66"/>
-    <w:bookmarkStart w:id="67" w:name="Xe35c7f2df2e79acb8b8566b81aa9796e0f504c8"/>
+    <w:bookmarkEnd w:id="67"/>
+    <w:bookmarkStart w:id="68" w:name="Xe35c7f2df2e79acb8b8566b81aa9796e0f504c8"/>
     <w:p>
       <w:pPr>
         <w:pStyle w:val="Heading3"/>
@@ -10846,8 +11113,8 @@
         <w:t xml:space="preserve">olduğunu gösterir.</w:t>
       </w:r>
     </w:p>
-    <w:bookmarkEnd w:id="67"/>
-    <w:bookmarkStart w:id="68" w:name="değerlendiricinin-temel-tutumu"/>
+    <w:bookmarkEnd w:id="68"/>
+    <w:bookmarkStart w:id="69" w:name="değerlendiricinin-temel-tutumu"/>
     <w:p>
       <w:pPr>
         <w:pStyle w:val="Heading3"/>
@@ -10953,8 +11220,8 @@
         <w:t xml:space="preserve">zorunda kalır.</w:t>
       </w:r>
     </w:p>
-    <w:bookmarkEnd w:id="68"/>
-    <w:bookmarkStart w:id="69" w:name="süreçteki-roller-kim-kimdir"/>
+    <w:bookmarkEnd w:id="69"/>
+    <w:bookmarkStart w:id="70" w:name="süreçteki-roller-kim-kimdir"/>
     <w:p>
       <w:pPr>
         <w:pStyle w:val="Heading3"/>
@@ -11448,8 +11715,8 @@
         <w:t xml:space="preserve">demek yaygın ama teknik olarak yanlış bir cümledir.</w:t>
       </w:r>
     </w:p>
-    <w:bookmarkEnd w:id="69"/>
-    <w:bookmarkStart w:id="70" w:name="X009bbf3ea42ecbe2422a00293edb1f715ed248f"/>
+    <w:bookmarkEnd w:id="70"/>
+    <w:bookmarkStart w:id="71" w:name="X009bbf3ea42ecbe2422a00293edb1f715ed248f"/>
     <w:p>
       <w:pPr>
         <w:pStyle w:val="Heading3"/>
@@ -11731,9 +11998,9 @@
         </w:pict>
       </w:r>
     </w:p>
-    <w:bookmarkEnd w:id="70"/>
     <w:bookmarkEnd w:id="71"/>
-    <w:bookmarkStart w:id="81" w:name="zafiyet-değerlendirmesinin-yöntemleri"/>
+    <w:bookmarkEnd w:id="72"/>
+    <w:bookmarkStart w:id="82" w:name="zafiyet-değerlendirmesinin-yöntemleri"/>
     <w:p>
       <w:pPr>
         <w:pStyle w:val="Heading2"/>
@@ -11793,18 +12060,18 @@
           <wp:inline>
             <wp:extent cx="5759999" cy="2748610"/>
             <wp:effectExtent b="0" l="0" r="0" t="0"/>
-            <wp:docPr descr="Zafiyet değerlendirme yöntemlerinin sırası" title="" id="73" name="Picture"/>
+            <wp:docPr descr="Zafiyet değerlendirme yöntemlerinin sırası" title="" id="74" name="Picture"/>
             <a:graphic>
               <a:graphicData uri="http://schemas.openxmlformats.org/drawingml/2006/picture">
                 <pic:pic>
                   <pic:nvPicPr>
-                    <pic:cNvPr descr="h12-07-yontemler.png" id="74" name="Picture"/>
+                    <pic:cNvPr descr="h12-07-yontemler.png" id="75" name="Picture"/>
                     <pic:cNvPicPr>
                       <a:picLocks noChangeArrowheads="1" noChangeAspect="1"/>
                     </pic:cNvPicPr>
                   </pic:nvPicPr>
                   <pic:blipFill>
-                    <a:blip r:embed="rId72"/>
+                    <a:blip r:embed="rId73"/>
                     <a:stretch>
                       <a:fillRect/>
                     </a:stretch>
@@ -12225,7 +12492,7 @@
         <w:t xml:space="preserve">nın (CI’da SAST + sanitizer + fuzz) değerlendirmedeki karşılığıdır.</w:t>
       </w:r>
     </w:p>
-    <w:bookmarkStart w:id="75" w:name="Xf53c6f958001aa0a99d6000a332bcb3e05c48ca"/>
+    <w:bookmarkStart w:id="76" w:name="Xf53c6f958001aa0a99d6000a332bcb3e05c48ca"/>
     <w:p>
       <w:pPr>
         <w:pStyle w:val="Heading3"/>
@@ -12551,8 +12818,8 @@
         <w:t xml:space="preserve">şey buluyor ama CI hiç bulmuyor) CI yapılandırması sorgulanır.</w:t>
       </w:r>
     </w:p>
-    <w:bookmarkEnd w:id="75"/>
-    <w:bookmarkStart w:id="76" w:name="statik-ve-dinamik-analiz-fuzzing"/>
+    <w:bookmarkEnd w:id="76"/>
+    <w:bookmarkStart w:id="77" w:name="statik-ve-dinamik-analiz-fuzzing"/>
     <w:p>
       <w:pPr>
         <w:pStyle w:val="Heading3"/>
@@ -12637,8 +12904,8 @@
         <w:t xml:space="preserve">arasında büyük fark görür.</w:t>
       </w:r>
     </w:p>
-    <w:bookmarkEnd w:id="76"/>
-    <w:bookmarkStart w:id="77" w:name="bir-bellek-hatasını-beş-yöntemle-izlemek"/>
+    <w:bookmarkEnd w:id="77"/>
+    <w:bookmarkStart w:id="78" w:name="bir-bellek-hatasını-beş-yöntemle-izlemek"/>
     <w:p>
       <w:pPr>
         <w:pStyle w:val="Heading3"/>
@@ -13739,8 +14006,8 @@
         <w:t xml:space="preserve">sorun.</w:t>
       </w:r>
     </w:p>
-    <w:bookmarkEnd w:id="77"/>
-    <w:bookmarkStart w:id="78" w:name="X677f8d2d6824780073153e0fb1c900240a5f1bc"/>
+    <w:bookmarkEnd w:id="78"/>
+    <w:bookmarkStart w:id="79" w:name="X677f8d2d6824780073153e0fb1c900240a5f1bc"/>
     <w:p>
       <w:pPr>
         <w:pStyle w:val="Heading3"/>
@@ -14004,8 +14271,8 @@
         <w:t xml:space="preserve">bir kontrol katmanı olarak kalır.</w:t>
       </w:r>
     </w:p>
-    <w:bookmarkEnd w:id="78"/>
-    <w:bookmarkStart w:id="79" w:name="Xdc2c6cc80480b2fef411cf76201444a1b89e5da"/>
+    <w:bookmarkEnd w:id="79"/>
+    <w:bookmarkStart w:id="80" w:name="Xdc2c6cc80480b2fef411cf76201444a1b89e5da"/>
     <w:p>
       <w:pPr>
         <w:pStyle w:val="Heading3"/>
@@ -14411,8 +14678,8 @@
         <w:t xml:space="preserve">evrensel bir prensiptir, tablodaki sayılar değil.</w:t>
       </w:r>
     </w:p>
-    <w:bookmarkEnd w:id="79"/>
-    <w:bookmarkStart w:id="80" w:name="X769ca8611ba6e20109dd949ba753cb9841c391c"/>
+    <w:bookmarkEnd w:id="80"/>
+    <w:bookmarkStart w:id="81" w:name="X769ca8611ba6e20109dd949ba753cb9841c391c"/>
     <w:p>
       <w:pPr>
         <w:pStyle w:val="Heading3"/>
@@ -14792,9 +15059,9 @@
         <w:t xml:space="preserve">mi (ucuzdan pahalıya) uygulandı, yoksa doğrudan sızma testine mi atlandı?</w:t>
       </w:r>
     </w:p>
-    <w:bookmarkEnd w:id="80"/>
     <w:bookmarkEnd w:id="81"/>
-    <w:bookmarkStart w:id="91" w:name="standartların-istediği-testler"/>
+    <w:bookmarkEnd w:id="82"/>
+    <w:bookmarkStart w:id="92" w:name="standartların-istediği-testler"/>
     <w:p>
       <w:pPr>
         <w:pStyle w:val="Heading2"/>
@@ -14826,18 +15093,18 @@
           <wp:inline>
             <wp:extent cx="5759999" cy="2786354"/>
             <wp:effectExtent b="0" l="0" r="0" t="0"/>
-            <wp:docPr descr="Standartlar: hangisi neyi sertifikalar" title="" id="83" name="Picture"/>
+            <wp:docPr descr="Standartlar: hangisi neyi sertifikalar" title="" id="84" name="Picture"/>
             <a:graphic>
               <a:graphicData uri="http://schemas.openxmlformats.org/drawingml/2006/picture">
                 <pic:pic>
                   <pic:nvPicPr>
-                    <pic:cNvPr descr="h12-05-standartlar.png" id="84" name="Picture"/>
+                    <pic:cNvPr descr="h12-05-standartlar.png" id="85" name="Picture"/>
                     <pic:cNvPicPr>
                       <a:picLocks noChangeArrowheads="1" noChangeAspect="1"/>
                     </pic:cNvPicPr>
                   </pic:nvPicPr>
                   <pic:blipFill>
-                    <a:blip r:embed="rId82"/>
+                    <a:blip r:embed="rId83"/>
                     <a:stretch>
                       <a:fillRect/>
                     </a:stretch>
@@ -15309,7 +15576,7 @@
         <w:t xml:space="preserve">sağlarlar.</w:t>
       </w:r>
     </w:p>
-    <w:bookmarkStart w:id="85" w:name="her-standardın-somut-bir-test-örneği"/>
+    <w:bookmarkStart w:id="86" w:name="her-standardın-somut-bir-test-örneği"/>
     <w:p>
       <w:pPr>
         <w:pStyle w:val="Heading3"/>
@@ -15781,8 +16048,8 @@
         <w:t xml:space="preserve">alıyoruz.</w:t>
       </w:r>
     </w:p>
-    <w:bookmarkEnd w:id="85"/>
-    <w:bookmarkStart w:id="86" w:name="X5fa542d889139656fb6b405ef8fe64d0c5ec60b"/>
+    <w:bookmarkEnd w:id="86"/>
+    <w:bookmarkStart w:id="87" w:name="X5fa542d889139656fb6b405ef8fe64d0c5ec60b"/>
     <w:p>
       <w:pPr>
         <w:pStyle w:val="Heading3"/>
@@ -16102,8 +16369,8 @@
         <w:t xml:space="preserve">yakın olduğunuzu netleştirir.</w:t>
       </w:r>
     </w:p>
-    <w:bookmarkEnd w:id="86"/>
-    <w:bookmarkStart w:id="87" w:name="X4397b86f603a2b880706cfcaaebc52226b2f62f"/>
+    <w:bookmarkEnd w:id="87"/>
+    <w:bookmarkStart w:id="88" w:name="X4397b86f603a2b880706cfcaaebc52226b2f62f"/>
     <w:p>
       <w:pPr>
         <w:pStyle w:val="Heading3"/>
@@ -16455,8 +16722,8 @@
         <w:t xml:space="preserve">için — SDK’nın kendisi hakkında hiçbir şey söylemez.</w:t>
       </w:r>
     </w:p>
-    <w:bookmarkEnd w:id="87"/>
-    <w:bookmarkStart w:id="88" w:name="X09221fa8f7135a357feb7de6631edcfee531d9e"/>
+    <w:bookmarkEnd w:id="88"/>
+    <w:bookmarkStart w:id="89" w:name="X09221fa8f7135a357feb7de6631edcfee531d9e"/>
     <w:p>
       <w:pPr>
         <w:pStyle w:val="Heading3"/>
@@ -16775,8 +17042,8 @@
         <w:t xml:space="preserve">tartışmasının ön hazırlığıdır.</w:t>
       </w:r>
     </w:p>
-    <w:bookmarkEnd w:id="88"/>
-    <w:bookmarkStart w:id="89" w:name="Xaef6edc4304f18d93f9a75792ee9dde6885a5bf"/>
+    <w:bookmarkEnd w:id="89"/>
+    <w:bookmarkStart w:id="90" w:name="Xaef6edc4304f18d93f9a75792ee9dde6885a5bf"/>
     <w:p>
       <w:pPr>
         <w:pStyle w:val="Heading3"/>
@@ -17174,8 +17441,8 @@
         <w:t xml:space="preserve">kullandığını öğrenmek, ezberden çok daha kalıcıdır.</w:t>
       </w:r>
     </w:p>
-    <w:bookmarkEnd w:id="89"/>
-    <w:bookmarkStart w:id="90" w:name="standartları-kim-yazıyor-kim-güncelliyor"/>
+    <w:bookmarkEnd w:id="90"/>
+    <w:bookmarkStart w:id="91" w:name="standartları-kim-yazıyor-kim-güncelliyor"/>
     <w:p>
       <w:pPr>
         <w:pStyle w:val="Heading3"/>
@@ -17305,9 +17572,9 @@
         </w:pict>
       </w:r>
     </w:p>
-    <w:bookmarkEnd w:id="90"/>
     <w:bookmarkEnd w:id="91"/>
-    <w:bookmarkStart w:id="107" w:name="Xd3d906c58774463637bcc369177bfca839a3606"/>
+    <w:bookmarkEnd w:id="92"/>
+    <w:bookmarkStart w:id="108" w:name="Xd3d906c58774463637bcc369177bfca839a3606"/>
     <w:p>
       <w:pPr>
         <w:pStyle w:val="Heading2"/>
@@ -17409,18 +17676,18 @@
           <wp:inline>
             <wp:extent cx="5759999" cy="2669114"/>
             <wp:effectExtent b="0" l="0" r="0" t="0"/>
-            <wp:docPr descr="Saldırı potansiyelinin beş faktörü ve düzeyleri" title="" id="93" name="Picture"/>
+            <wp:docPr descr="Saldırı potansiyelinin beş faktörü ve düzeyleri" title="" id="94" name="Picture"/>
             <a:graphic>
               <a:graphicData uri="http://schemas.openxmlformats.org/drawingml/2006/picture">
                 <pic:pic>
                   <pic:nvPicPr>
-                    <pic:cNvPr descr="h12-03-saldiri-potansiyeli.png" id="94" name="Picture"/>
+                    <pic:cNvPr descr="h12-03-saldiri-potansiyeli.png" id="95" name="Picture"/>
                     <pic:cNvPicPr>
                       <a:picLocks noChangeArrowheads="1" noChangeAspect="1"/>
                     </pic:cNvPicPr>
                   </pic:nvPicPr>
                   <pic:blipFill>
-                    <a:blip r:embed="rId92"/>
+                    <a:blip r:embed="rId93"/>
                     <a:stretch>
                       <a:fillRect/>
                     </a:stretch>
@@ -17456,18 +17723,18 @@
           <wp:inline>
             <wp:extent cx="5759999" cy="2470728"/>
             <wp:effectExtent b="0" l="0" r="0" t="0"/>
-            <wp:docPr descr="Saldırı potansiyeli ile CVSS’in farkı" title="" id="96" name="Picture"/>
+            <wp:docPr descr="Saldırı potansiyeli ile CVSS’in farkı" title="" id="97" name="Picture"/>
             <a:graphic>
               <a:graphicData uri="http://schemas.openxmlformats.org/drawingml/2006/picture">
                 <pic:pic>
                   <pic:nvPicPr>
-                    <pic:cNvPr descr="h12-08-potansiyel-cvss.png" id="97" name="Picture"/>
+                    <pic:cNvPr descr="h12-08-potansiyel-cvss.png" id="98" name="Picture"/>
                     <pic:cNvPicPr>
                       <a:picLocks noChangeArrowheads="1" noChangeAspect="1"/>
                     </pic:cNvPicPr>
                   </pic:nvPicPr>
                   <pic:blipFill>
-                    <a:blip r:embed="rId95"/>
+                    <a:blip r:embed="rId96"/>
                     <a:stretch>
                       <a:fillRect/>
                     </a:stretch>
@@ -17494,7 +17761,7 @@
         </w:drawing>
       </w:r>
     </w:p>
-    <w:bookmarkStart w:id="98" w:name="saldırı-potansiyeli-faktörleri"/>
+    <w:bookmarkStart w:id="99" w:name="saldırı-potansiyeli-faktörleri"/>
     <w:p>
       <w:pPr>
         <w:pStyle w:val="Heading3"/>
@@ -17898,8 +18165,8 @@
         <w:t xml:space="preserve">gücü, onu aşmanın maliyetiyle ölçülür.</w:t>
       </w:r>
     </w:p>
-    <w:bookmarkEnd w:id="98"/>
-    <w:bookmarkStart w:id="99" w:name="her-faktör-neden-orada-tek-tek-gerekçesi"/>
+    <w:bookmarkEnd w:id="99"/>
+    <w:bookmarkStart w:id="100" w:name="her-faktör-neden-orada-tek-tek-gerekçesi"/>
     <w:p>
       <w:pPr>
         <w:pStyle w:val="Heading3"/>
@@ -18375,8 +18642,8 @@
         <w:t xml:space="preserve">(9. hafta) ve sunucu tarafı denetim.</w:t>
       </w:r>
     </w:p>
-    <w:bookmarkEnd w:id="99"/>
-    <w:bookmarkStart w:id="103" w:name="X72d8b3d2ed9de894b19f7c7f5d16391b259d88d"/>
+    <w:bookmarkEnd w:id="100"/>
+    <w:bookmarkStart w:id="104" w:name="X72d8b3d2ed9de894b19f7c7f5d16391b259d88d"/>
     <w:p>
       <w:pPr>
         <w:pStyle w:val="Heading3"/>
@@ -19177,7 +19444,7 @@
         </w:tc>
       </w:tr>
     </w:tbl>
-    <w:bookmarkStart w:id="100" w:name="Xc9cbfa254cda3c93864d5ba02cb059f9063d6f3"/>
+    <w:bookmarkStart w:id="101" w:name="Xc9cbfa254cda3c93864d5ba02cb059f9063d6f3"/>
     <w:p>
       <w:pPr>
         <w:pStyle w:val="Heading4"/>
@@ -19967,8 +20234,8 @@
         <w:t xml:space="preserve">bulguyu (lisans yaması · WBC anahtar çıkarma · güvenli öğe kırma) puanlar.</w:t>
       </w:r>
     </w:p>
-    <w:bookmarkEnd w:id="100"/>
-    <w:bookmarkStart w:id="101" w:name="Xb15532006f55a6def6e9e83c5c3948775d288ec"/>
+    <w:bookmarkEnd w:id="101"/>
+    <w:bookmarkStart w:id="102" w:name="Xb15532006f55a6def6e9e83c5c3948775d288ec"/>
     <w:p>
       <w:pPr>
         <w:pStyle w:val="Heading4"/>
@@ -20870,8 +21137,8 @@
         </w:tc>
       </w:tr>
     </w:tbl>
-    <w:bookmarkEnd w:id="101"/>
-    <w:bookmarkStart w:id="102" w:name="X634072859ebed6fd0d441a8f28d8795896d8796"/>
+    <w:bookmarkEnd w:id="102"/>
+    <w:bookmarkStart w:id="103" w:name="X634072859ebed6fd0d441a8f28d8795896d8796"/>
     <w:p>
       <w:pPr>
         <w:pStyle w:val="Heading4"/>
@@ -21447,9 +21714,9 @@
         <w:t xml:space="preserve">çıkabilir — bu yüzden tahmin değil, hesap gerekir.</w:t>
       </w:r>
     </w:p>
-    <w:bookmarkEnd w:id="102"/>
     <w:bookmarkEnd w:id="103"/>
-    <w:bookmarkStart w:id="105" w:name="cvss-ile-derecelendirme"/>
+    <w:bookmarkEnd w:id="104"/>
+    <w:bookmarkStart w:id="106" w:name="cvss-ile-derecelendirme"/>
     <w:p>
       <w:pPr>
         <w:pStyle w:val="Heading3"/>
@@ -21550,7 +21817,7 @@
         <w:t xml:space="preserve">çoğunlukla ikisi birden verilir; önceliklendirme buna göre yapılır.</w:t>
       </w:r>
     </w:p>
-    <w:bookmarkStart w:id="104" w:name="Xc09aff215482bfb579c28a789795d32b8380b70"/>
+    <w:bookmarkStart w:id="105" w:name="Xc09aff215482bfb579c28a789795d32b8380b70"/>
     <w:p>
       <w:pPr>
         <w:pStyle w:val="Heading4"/>
@@ -22745,9 +23012,9 @@
         <w:t xml:space="preserve">bir durumdur (farklı soruları yanıtlıyorlar).</w:t>
       </w:r>
     </w:p>
-    <w:bookmarkEnd w:id="104"/>
     <w:bookmarkEnd w:id="105"/>
-    <w:bookmarkStart w:id="106" w:name="X8cdcc41088dece34d0fc271d27ba2834d14c119"/>
+    <w:bookmarkEnd w:id="106"/>
+    <w:bookmarkStart w:id="107" w:name="X8cdcc41088dece34d0fc271d27ba2834d14c119"/>
     <w:p>
       <w:pPr>
         <w:pStyle w:val="Heading3"/>
@@ -23011,9 +23278,9 @@
         <w:t xml:space="preserve">içerir.</w:t>
       </w:r>
     </w:p>
-    <w:bookmarkEnd w:id="106"/>
     <w:bookmarkEnd w:id="107"/>
-    <w:bookmarkStart w:id="121" w:name="bulgu-öneri-aksiyon-ve-etki-analizi"/>
+    <w:bookmarkEnd w:id="108"/>
+    <w:bookmarkStart w:id="122" w:name="bulgu-öneri-aksiyon-ve-etki-analizi"/>
     <w:p>
       <w:pPr>
         <w:pStyle w:val="Heading2"/>
@@ -23064,18 +23331,18 @@
           <wp:inline>
             <wp:extent cx="5759999" cy="2470728"/>
             <wp:effectExtent b="0" l="0" r="0" t="0"/>
-            <wp:docPr descr="Etki analizi ile delta değerlendirme farkı" title="" id="109" name="Picture"/>
+            <wp:docPr descr="Etki analizi ile delta değerlendirme farkı" title="" id="110" name="Picture"/>
             <a:graphic>
               <a:graphicData uri="http://schemas.openxmlformats.org/drawingml/2006/picture">
                 <pic:pic>
                   <pic:nvPicPr>
-                    <pic:cNvPr descr="h12-10-etki-delta.png" id="110" name="Picture"/>
+                    <pic:cNvPr descr="h12-10-etki-delta.png" id="111" name="Picture"/>
                     <pic:cNvPicPr>
                       <a:picLocks noChangeArrowheads="1" noChangeAspect="1"/>
                     </pic:cNvPicPr>
                   </pic:nvPicPr>
                   <pic:blipFill>
-                    <a:blip r:embed="rId108"/>
+                    <a:blip r:embed="rId109"/>
                     <a:stretch>
                       <a:fillRect/>
                     </a:stretch>
@@ -23111,18 +23378,18 @@
           <wp:inline>
             <wp:extent cx="5759999" cy="2283460"/>
             <wp:effectExtent b="0" l="0" r="0" t="0"/>
-            <wp:docPr descr="Bulgu, öneri, aksiyon döngüsü" title="" id="112" name="Picture"/>
+            <wp:docPr descr="Bulgu, öneri, aksiyon döngüsü" title="" id="113" name="Picture"/>
             <a:graphic>
               <a:graphicData uri="http://schemas.openxmlformats.org/drawingml/2006/picture">
                 <pic:pic>
                   <pic:nvPicPr>
-                    <pic:cNvPr descr="h12-09-bulgu-dongusu.png" id="113" name="Picture"/>
+                    <pic:cNvPr descr="h12-09-bulgu-dongusu.png" id="114" name="Picture"/>
                     <pic:cNvPicPr>
                       <a:picLocks noChangeArrowheads="1" noChangeAspect="1"/>
                     </pic:cNvPicPr>
                   </pic:nvPicPr>
                   <pic:blipFill>
-                    <a:blip r:embed="rId111"/>
+                    <a:blip r:embed="rId112"/>
                     <a:stretch>
                       <a:fillRect/>
                     </a:stretch>
@@ -23273,7 +23540,7 @@
         <w:t xml:space="preserve">(7. hafta) kaynağıdır.</w:t>
       </w:r>
     </w:p>
-    <w:bookmarkStart w:id="114" w:name="X0ebbba240bf6730cfb505e597d49bc8b2c60efc"/>
+    <w:bookmarkStart w:id="115" w:name="X0ebbba240bf6730cfb505e597d49bc8b2c60efc"/>
     <w:p>
       <w:pPr>
         <w:pStyle w:val="Heading3"/>
@@ -23492,8 +23759,8 @@
         <w:t xml:space="preserve">değerleri tutarlı olmazsa delta değerlendirme yapılamaz (değerlendirilen ürün belirsizleşir).</w:t>
       </w:r>
     </w:p>
-    <w:bookmarkEnd w:id="114"/>
-    <w:bookmarkStart w:id="115" w:name="X6baa73e5da365eb867f94852837a57366fa1cb7"/>
+    <w:bookmarkEnd w:id="115"/>
+    <w:bookmarkStart w:id="116" w:name="X6baa73e5da365eb867f94852837a57366fa1cb7"/>
     <w:p>
       <w:pPr>
         <w:pStyle w:val="Heading3"/>
@@ -24013,8 +24280,8 @@
         <w:t xml:space="preserve">ister, bölüm 9).</w:t>
       </w:r>
     </w:p>
-    <w:bookmarkEnd w:id="115"/>
-    <w:bookmarkStart w:id="116" w:name="X0d874a9c42e35378386c604a6d210306a0b7555"/>
+    <w:bookmarkEnd w:id="116"/>
+    <w:bookmarkStart w:id="117" w:name="X0d874a9c42e35378386c604a6d210306a0b7555"/>
     <w:p>
       <w:pPr>
         <w:pStyle w:val="Heading3"/>
@@ -24428,8 +24695,8 @@
         <w:t xml:space="preserve">analizinin görevi tam olarak bunu erken yakalamaktır.</w:t>
       </w:r>
     </w:p>
-    <w:bookmarkEnd w:id="116"/>
-    <w:bookmarkStart w:id="117" w:name="X0977ec5ca0c192f845f21c70b33b6b11b9712b4"/>
+    <w:bookmarkEnd w:id="117"/>
+    <w:bookmarkStart w:id="118" w:name="X0977ec5ca0c192f845f21c70b33b6b11b9712b4"/>
     <w:p>
       <w:pPr>
         <w:pStyle w:val="Heading3"/>
@@ -24620,8 +24887,8 @@
         <w:t xml:space="preserve">(bölüm 9, madde 5) bu liste açıkça istenir.</w:t>
       </w:r>
     </w:p>
-    <w:bookmarkEnd w:id="117"/>
-    <w:bookmarkStart w:id="118" w:name="X2a02f7462d00f7204be14e541aea0e156a2182e"/>
+    <w:bookmarkEnd w:id="118"/>
+    <w:bookmarkStart w:id="119" w:name="X2a02f7462d00f7204be14e541aea0e156a2182e"/>
     <w:p>
       <w:pPr>
         <w:pStyle w:val="Heading3"/>
@@ -25169,8 +25436,8 @@
         <w:t xml:space="preserve">genelleştirilmiş hâlidir.</w:t>
       </w:r>
     </w:p>
-    <w:bookmarkEnd w:id="118"/>
-    <w:bookmarkStart w:id="119" w:name="X041cba23a21546cbf6f3bfabda886dafe564411"/>
+    <w:bookmarkEnd w:id="119"/>
+    <w:bookmarkStart w:id="120" w:name="X041cba23a21546cbf6f3bfabda886dafe564411"/>
     <w:p>
       <w:pPr>
         <w:pStyle w:val="Heading3"/>
@@ -25367,8 +25634,8 @@
         <w:t xml:space="preserve">gözden kaçan bir zafiyete kapı açabilir.</w:t>
       </w:r>
     </w:p>
-    <w:bookmarkEnd w:id="119"/>
-    <w:bookmarkStart w:id="120" w:name="X16078e9b5c1ec33f26de3c56b7d6cdba79fd8a2"/>
+    <w:bookmarkEnd w:id="120"/>
+    <w:bookmarkStart w:id="121" w:name="X16078e9b5c1ec33f26de3c56b7d6cdba79fd8a2"/>
     <w:p>
       <w:pPr>
         <w:pStyle w:val="Heading3"/>
@@ -25667,9 +25934,9 @@
         </w:pict>
       </w:r>
     </w:p>
-    <w:bookmarkEnd w:id="120"/>
     <w:bookmarkEnd w:id="121"/>
-    <w:bookmarkStart w:id="131" w:name="sızma-testi-planı"/>
+    <w:bookmarkEnd w:id="122"/>
+    <w:bookmarkStart w:id="132" w:name="sızma-testi-planı"/>
     <w:p>
       <w:pPr>
         <w:pStyle w:val="Heading2"/>
@@ -25757,18 +26024,18 @@
           <wp:inline>
             <wp:extent cx="5759999" cy="2748610"/>
             <wp:effectExtent b="0" l="0" r="0" t="0"/>
-            <wp:docPr descr="Sızma testi planının dört başlığı" title="" id="123" name="Picture"/>
+            <wp:docPr descr="Sızma testi planının dört başlığı" title="" id="124" name="Picture"/>
             <a:graphic>
               <a:graphicData uri="http://schemas.openxmlformats.org/drawingml/2006/picture">
                 <pic:pic>
                   <pic:nvPicPr>
-                    <pic:cNvPr descr="h12-11-pentest-plani.png" id="124" name="Picture"/>
+                    <pic:cNvPr descr="h12-11-pentest-plani.png" id="125" name="Picture"/>
                     <pic:cNvPicPr>
                       <a:picLocks noChangeArrowheads="1" noChangeAspect="1"/>
                     </pic:cNvPicPr>
                   </pic:nvPicPr>
                   <pic:blipFill>
-                    <a:blip r:embed="rId122"/>
+                    <a:blip r:embed="rId123"/>
                     <a:stretch>
                       <a:fillRect/>
                     </a:stretch>
@@ -25795,7 +26062,7 @@
         </w:drawing>
       </w:r>
     </w:p>
-    <w:bookmarkStart w:id="125" w:name="kapsam-scope"/>
+    <w:bookmarkStart w:id="126" w:name="kapsam-scope"/>
     <w:p>
       <w:pPr>
         <w:pStyle w:val="Heading3"/>
@@ -25882,8 +26149,8 @@
         <w:t xml:space="preserve">işletim sistemi çekirdeği, üçüncü taraf ödeme ağ geçidi, gerçek kullanıcı hesapları.”</w:t>
       </w:r>
     </w:p>
-    <w:bookmarkEnd w:id="125"/>
-    <w:bookmarkStart w:id="126" w:name="angajman-kuralları-rules-of-engagement"/>
+    <w:bookmarkEnd w:id="126"/>
+    <w:bookmarkStart w:id="127" w:name="angajman-kuralları-rules-of-engagement"/>
     <w:p>
       <w:pPr>
         <w:pStyle w:val="Heading3"/>
@@ -26026,8 +26293,8 @@
         <w:t xml:space="preserve">bildirilir. İletişim noktası: güvenlik ekibi sorumlusu.”</w:t>
       </w:r>
     </w:p>
-    <w:bookmarkEnd w:id="126"/>
-    <w:bookmarkStart w:id="127" w:name="yöntem-methodology"/>
+    <w:bookmarkEnd w:id="127"/>
+    <w:bookmarkStart w:id="128" w:name="yöntem-methodology"/>
     <w:p>
       <w:pPr>
         <w:pStyle w:val="Heading3"/>
@@ -26157,8 +26424,8 @@
         <w:t xml:space="preserve">“Yöntem: OWASP MASTG’nin depolama (storage) ve kriptografi (cryptography) test kategorileri temel alınmıştır.”</w:t>
       </w:r>
     </w:p>
-    <w:bookmarkEnd w:id="127"/>
-    <w:bookmarkStart w:id="128" w:name="test-şablonu-sekiz-başlık"/>
+    <w:bookmarkEnd w:id="128"/>
+    <w:bookmarkStart w:id="129" w:name="test-şablonu-sekiz-başlık"/>
     <w:p>
       <w:pPr>
         <w:pStyle w:val="Heading3"/>
@@ -26853,8 +27120,8 @@
         <w:t xml:space="preserve">öğrenmektir.</w:t>
       </w:r>
     </w:p>
-    <w:bookmarkEnd w:id="128"/>
-    <w:bookmarkStart w:id="129" w:name="doldurulmuş-bir-test-kartı-örneği"/>
+    <w:bookmarkEnd w:id="129"/>
+    <w:bookmarkStart w:id="130" w:name="doldurulmuş-bir-test-kartı-örneği"/>
     <w:p>
       <w:pPr>
         <w:pStyle w:val="Heading3"/>
@@ -27357,8 +27624,8 @@
         <w:t xml:space="preserve">sonuç.</w:t>
       </w:r>
     </w:p>
-    <w:bookmarkEnd w:id="129"/>
-    <w:bookmarkStart w:id="130" w:name="bir-de-kaldi-başarısız-örneği-görelim"/>
+    <w:bookmarkEnd w:id="130"/>
+    <w:bookmarkStart w:id="131" w:name="bir-de-kaldi-başarısız-örneği-görelim"/>
     <w:p>
       <w:pPr>
         <w:pStyle w:val="Heading3"/>
@@ -27938,9 +28205,9 @@
         <w:t xml:space="preserve">kağıt üstünde planlanır (yukarıdaki etik ve hukuki çerçeve kutusu).</w:t>
       </w:r>
     </w:p>
-    <w:bookmarkEnd w:id="130"/>
     <w:bookmarkEnd w:id="131"/>
-    <w:bookmarkStart w:id="140" w:name="raporlama"/>
+    <w:bookmarkEnd w:id="132"/>
+    <w:bookmarkStart w:id="141" w:name="raporlama"/>
     <w:p>
       <w:pPr>
         <w:pStyle w:val="Heading2"/>
@@ -27994,18 +28261,18 @@
           <wp:inline>
             <wp:extent cx="5759999" cy="2574688"/>
             <wp:effectExtent b="0" l="0" r="0" t="0"/>
-            <wp:docPr descr="Raporun dört bölümü ve okuyucuları" title="" id="133" name="Picture"/>
+            <wp:docPr descr="Raporun dört bölümü ve okuyucuları" title="" id="134" name="Picture"/>
             <a:graphic>
               <a:graphicData uri="http://schemas.openxmlformats.org/drawingml/2006/picture">
                 <pic:pic>
                   <pic:nvPicPr>
-                    <pic:cNvPr descr="h12-12-raporlama.png" id="134" name="Picture"/>
+                    <pic:cNvPr descr="h12-12-raporlama.png" id="135" name="Picture"/>
                     <pic:cNvPicPr>
                       <a:picLocks noChangeArrowheads="1" noChangeAspect="1"/>
                     </pic:cNvPicPr>
                   </pic:nvPicPr>
                   <pic:blipFill>
-                    <a:blip r:embed="rId132"/>
+                    <a:blip r:embed="rId133"/>
                     <a:stretch>
                       <a:fillRect/>
                     </a:stretch>
@@ -28315,7 +28582,7 @@
         <w:t xml:space="preserve">okumasının provasıdır.</w:t>
       </w:r>
     </w:p>
-    <w:bookmarkStart w:id="135" w:name="X351b0fbfea4941ee5bdcf88e030afdbd49fcfdd"/>
+    <w:bookmarkStart w:id="136" w:name="X351b0fbfea4941ee5bdcf88e030afdbd49fcfdd"/>
     <w:p>
       <w:pPr>
         <w:pStyle w:val="Heading3"/>
@@ -28644,8 +28911,8 @@
         <w:t xml:space="preserve">okuyucuya göre (yalnız yöneticiye ya da yalnız mühendise) yazmak, diğer okuyucuların ihtiyacını karşılamaz.</w:t>
       </w:r>
     </w:p>
-    <w:bookmarkEnd w:id="135"/>
-    <w:bookmarkStart w:id="136" w:name="örnek-bir-yönetici-özeti-paragrafı"/>
+    <w:bookmarkEnd w:id="136"/>
+    <w:bookmarkStart w:id="137" w:name="örnek-bir-yönetici-özeti-paragrafı"/>
     <w:p>
       <w:pPr>
         <w:pStyle w:val="Heading3"/>
@@ -28727,8 +28994,8 @@
         <w:t xml:space="preserve">değerlendirilmiştir.”</w:t>
       </w:r>
     </w:p>
-    <w:bookmarkEnd w:id="136"/>
-    <w:bookmarkStart w:id="137" w:name="örnek-bir-bulgu-satırının-rapor-biçimi"/>
+    <w:bookmarkEnd w:id="137"/>
+    <w:bookmarkStart w:id="138" w:name="örnek-bir-bulgu-satırının-rapor-biçimi"/>
     <w:p>
       <w:pPr>
         <w:pStyle w:val="Heading3"/>
@@ -29153,8 +29420,8 @@
         <w:t xml:space="preserve">) işaret eder.</w:t>
       </w:r>
     </w:p>
-    <w:bookmarkEnd w:id="137"/>
-    <w:bookmarkStart w:id="138" w:name="X8867a189404fd3d72bfc0bcb816c4fa17f97cd1"/>
+    <w:bookmarkEnd w:id="138"/>
+    <w:bookmarkStart w:id="139" w:name="X8867a189404fd3d72bfc0bcb816c4fa17f97cd1"/>
     <w:p>
       <w:pPr>
         <w:pStyle w:val="Heading3"/>
@@ -29594,8 +29861,8 @@
         <w:t xml:space="preserve">verilir.</w:t>
       </w:r>
     </w:p>
-    <w:bookmarkEnd w:id="138"/>
-    <w:bookmarkStart w:id="139" w:name="rapor-ne-kadar-uzun-olmalı"/>
+    <w:bookmarkEnd w:id="139"/>
+    <w:bookmarkStart w:id="140" w:name="rapor-ne-kadar-uzun-olmalı"/>
     <w:p>
       <w:pPr>
         <w:pStyle w:val="Heading3"/>
@@ -29801,9 +30068,9 @@
         <w:t xml:space="preserve">.</w:t>
       </w:r>
     </w:p>
-    <w:bookmarkEnd w:id="139"/>
     <w:bookmarkEnd w:id="140"/>
-    <w:bookmarkStart w:id="142" w:name="X01faa71bf369c6e4f364494165b0a152f22fa5f"/>
+    <w:bookmarkEnd w:id="141"/>
+    <w:bookmarkStart w:id="143" w:name="X01faa71bf369c6e4f364494165b0a152f22fa5f"/>
     <w:p>
       <w:pPr>
         <w:pStyle w:val="Heading2"/>
@@ -29954,7 +30221,7 @@
         <w:t xml:space="preserve">Kapatmadığınız riskleri ve gerekçesini yazın.</w:t>
       </w:r>
     </w:p>
-    <w:bookmarkStart w:id="141" w:name="X671cc233f8b5a2d3cb3f2dc2d0448c763655e6a"/>
+    <w:bookmarkStart w:id="142" w:name="X671cc233f8b5a2d3cb3f2dc2d0448c763655e6a"/>
     <w:p>
       <w:pPr>
         <w:pStyle w:val="Heading3"/>
@@ -30411,9 +30678,9 @@
         <w:t xml:space="preserve">Kullanılan metodoloji (MASTG/WSTG/PTES/NIST SP 800-115) açıkça belirtilmiş mi?</w:t>
       </w:r>
     </w:p>
-    <w:bookmarkEnd w:id="141"/>
     <w:bookmarkEnd w:id="142"/>
-    <w:bookmarkStart w:id="144" w:name="kendini-sınama"/>
+    <w:bookmarkEnd w:id="143"/>
+    <w:bookmarkStart w:id="145" w:name="kendini-sınama"/>
     <w:p>
       <w:pPr>
         <w:pStyle w:val="Heading2"/>
@@ -32350,7 +32617,7 @@
         <w:t xml:space="preserve">— çünkü ürün güncellenince sertifika o eski sürüm için geçerliliğini korur, yeni sürüm delta değerlendirmeden geçmelidir.</w:t>
       </w:r>
     </w:p>
-    <w:bookmarkStart w:id="143" w:name="X70e3c9dea84cfee8041efc10e6aa2a8daa25619"/>
+    <w:bookmarkStart w:id="144" w:name="X70e3c9dea84cfee8041efc10e6aa2a8daa25619"/>
     <w:p>
       <w:pPr>
         <w:pStyle w:val="Heading3"/>
@@ -32838,9 +33105,9 @@
         <w:t xml:space="preserve">hatırlayabiliyorsanız, bu haftanın kavramsal iskeletini kurmuşsunuz demektir.</w:t>
       </w:r>
     </w:p>
-    <w:bookmarkEnd w:id="143"/>
     <w:bookmarkEnd w:id="144"/>
-    <w:bookmarkStart w:id="146" w:name="kaynaklar-ve-ileri-okuma"/>
+    <w:bookmarkEnd w:id="145"/>
+    <w:bookmarkStart w:id="147" w:name="kaynaklar-ve-ileri-okuma"/>
     <w:p>
       <w:pPr>
         <w:pStyle w:val="Heading2"/>
@@ -33031,7 +33298,7 @@
         <w:t xml:space="preserve">Belirtimi’nde (FIRST.org) yayımlanır.</w:t>
       </w:r>
     </w:p>
-    <w:bookmarkStart w:id="145" w:name="bu-haftanın-tek-paragrafta-özeti"/>
+    <w:bookmarkStart w:id="146" w:name="bu-haftanın-tek-paragrafta-özeti"/>
     <w:p>
       <w:pPr>
         <w:pStyle w:val="Heading3"/>
@@ -33272,9 +33539,9 @@
         <w:t xml:space="preserve">EMVCo, PCI, MASVS gereksinim setlerini ayrıntılı işleyeceğiz.</w:t>
       </w:r>
     </w:p>
-    <w:bookmarkEnd w:id="145"/>
     <w:bookmarkEnd w:id="146"/>
     <w:bookmarkEnd w:id="147"/>
+    <w:bookmarkEnd w:id="148"/>
     <w:sectPr>
       <w:headerReference r:id="rId9" w:type="default"/>
       <w:footerReference r:id="rId10" w:type="default"/>

--- a/docs/week-12/cen429-week-12-ders-notu.tr.docx
+++ b/docs/week-12/cen429-week-12-ders-notu.tr.docx
@@ -2,7 +2,7 @@
 <file path=word/document.xml><?xml version="1.0" encoding="utf-8"?>
 <w:document xmlns:w="http://schemas.openxmlformats.org/wordprocessingml/2006/main" xmlns:m="http://schemas.openxmlformats.org/officeDocument/2006/math" xmlns:r="http://schemas.openxmlformats.org/officeDocument/2006/relationships" xmlns:o="urn:schemas-microsoft-com:office:office" xmlns:v="urn:schemas-microsoft-com:vml" xmlns:w10="urn:schemas-microsoft-com:office:word" xmlns:a="http://schemas.openxmlformats.org/drawingml/2006/main" xmlns:pic="http://schemas.openxmlformats.org/drawingml/2006/picture" xmlns:wp="http://schemas.openxmlformats.org/drawingml/2006/wordprocessingDrawing">
   <w:body>
-    <w:bookmarkStart w:id="152" w:name="X3a110c4cd234bc6fa63419f9408234c73f9f53f"/>
+    <w:bookmarkStart w:id="176" w:name="X3a110c4cd234bc6fa63419f9408234c73f9f53f"/>
     <w:p>
       <w:pPr>
         <w:pStyle w:val="Heading1"/>
@@ -258,13 +258,13 @@
         <w:rPr>
           <w:rStyle w:val="VerbatimChar"/>
         </w:rPr>
-        <w:t xml:space="preserve">code/week-12/01-birim-test</w:t>
-      </w:r>
-      <w:r>
-        <w:t xml:space="preserve"> </w:t>
-      </w:r>
-      <w:r>
-        <w:t xml:space="preserve">— Birim test kosucusu: guvenlik fonksiyonlarini test kartlariyla dogrular (S16 sonuclari).</w:t>
+        <w:t xml:space="preserve">code/week-12/01-unit-test</w:t>
+      </w:r>
+      <w:r>
+        <w:t xml:space="preserve"> </w:t>
+      </w:r>
+      <w:r>
+        <w:t xml:space="preserve">— Birim test koşucusu: güvenlik fonksiyonlarını test kartlarıyla doğrular (S16 sonuçları).</w:t>
       </w:r>
       <w:r>
         <w:t xml:space="preserve"> </w:t>
@@ -279,7 +279,7 @@
         <w:rPr>
           <w:rStyle w:val="VerbatimChar"/>
         </w:rPr>
-        <w:t xml:space="preserve">code/week-12/02-saldiri-potansiyeli</w:t>
+        <w:t xml:space="preserve">code/week-12/02-attack-potential</w:t>
       </w:r>
       <w:r>
         <w:t xml:space="preserve"> </w:t>
@@ -362,7 +362,7 @@
         <w:t xml:space="preserve">bin\windows</w:t>
       </w:r>
       <w:r>
-        <w:t xml:space="preserve">) altından. Adım adım komutlar aşağıdaki kutuda. Tümüyle sentetik ve güvenlidir; öğrenci bilgisayarına zarar vermez.</w:t>
+        <w:t xml:space="preserve">) altından. Adım adım komutlar aşağıdaki kutuda.</w:t>
       </w:r>
     </w:p>
     <w:p>
@@ -482,7 +482,7 @@
         <w:rPr>
           <w:rStyle w:val="NormalTok"/>
         </w:rPr>
-        <w:t xml:space="preserve">birim-test</w:t>
+        <w:t xml:space="preserve">unit-test</w:t>
       </w:r>
       <w:r>
         <w:br/>
@@ -497,7 +497,7 @@
         <w:rPr>
           <w:rStyle w:val="NormalTok"/>
         </w:rPr>
-        <w:t xml:space="preserve">\bin\windows\birim_test</w:t>
+        <w:t xml:space="preserve">\bin\windows\unit_test</w:t>
       </w:r>
       <w:r>
         <w:rPr>
@@ -554,7 +554,7 @@
         <w:rPr>
           <w:rStyle w:val="NormalTok"/>
         </w:rPr>
-        <w:t xml:space="preserve">saldiri-potansiyeli</w:t>
+        <w:t xml:space="preserve">attack-potential</w:t>
       </w:r>
       <w:r>
         <w:br/>
@@ -569,7 +569,7 @@
         <w:rPr>
           <w:rStyle w:val="NormalTok"/>
         </w:rPr>
-        <w:t xml:space="preserve">\bin\windows\saldiri_potansiyeli</w:t>
+        <w:t xml:space="preserve">\bin\windows\attack_potential</w:t>
       </w:r>
       <w:r>
         <w:rPr>
@@ -616,7 +616,7 @@
         <w:rPr>
           <w:rStyle w:val="NormalTok"/>
         </w:rPr>
-        <w:t xml:space="preserve"> week-12/01-birim-test </w:t>
+        <w:t xml:space="preserve"> week-12/01-unit-test </w:t>
       </w:r>
       <w:r>
         <w:rPr>
@@ -634,7 +634,7 @@
         <w:rPr>
           <w:rStyle w:val="ExtensionTok"/>
         </w:rPr>
-        <w:t xml:space="preserve">./bin/linux/birim_test</w:t>
+        <w:t xml:space="preserve">./bin/linux/unit_test</w:t>
       </w:r>
       <w:r>
         <w:br/>
@@ -649,7 +649,7 @@
         <w:rPr>
           <w:rStyle w:val="NormalTok"/>
         </w:rPr>
-        <w:t xml:space="preserve"> ../02-saldiri-potansiyeli </w:t>
+        <w:t xml:space="preserve"> ../02-attack-potential </w:t>
       </w:r>
       <w:r>
         <w:rPr>
@@ -667,7 +667,7 @@
         <w:rPr>
           <w:rStyle w:val="ExtensionTok"/>
         </w:rPr>
-        <w:t xml:space="preserve">./bin/linux/saldiri_potansiyeli</w:t>
+        <w:t xml:space="preserve">./bin/linux/attack_potential</w:t>
       </w:r>
     </w:p>
     <w:p>
@@ -2040,7 +2040,7 @@
               <w:pStyle w:val="Compact"/>
             </w:pPr>
             <w:r>
-              <w:t xml:space="preserve">Değerlendirilen ürünün, tek bir sürüm numarasıyla değil sürüm etiketi + ikili dosya + kaynak kod + özet değeriyle benzersiz tanımlanmasıdır.</w:t>
+              <w:t xml:space="preserve">Değerlendirilen ürünün, tek bir sürüm numarasıyla değil sürüm etiketi + binary dosya + kaynak kod + özet değeriyle benzersiz tanımlanmasıdır.</w:t>
             </w:r>
           </w:p>
         </w:tc>
@@ -4825,7 +4825,7 @@
           <w:b/>
           <w:bCs/>
         </w:rPr>
-        <w:t xml:space="preserve">1985</w:t>
+        <w:t xml:space="preserve">1983 → 1985</w:t>
       </w:r>
       <w:r>
         <w:t xml:space="preserve"> </w:t>
@@ -4853,7 +4853,13 @@
         <w:t xml:space="preserve">“Orange Book”</w:t>
       </w:r>
       <w:r>
-        <w:t xml:space="preserve">): ilk resmi güvenlik değerlendirme ölçütleri.</w:t>
+        <w:t xml:space="preserve">): ilk resmi güvenlik değerlendirme ölçütleri (1983’te</w:t>
+      </w:r>
+      <w:r>
+        <w:t xml:space="preserve"> </w:t>
+      </w:r>
+      <w:r>
+        <w:t xml:space="preserve">yayımlanır, 1985’te gözden geçirilir).</w:t>
       </w:r>
     </w:p>
     <w:p>
@@ -4920,13 +4926,54 @@
           <w:b/>
           <w:bCs/>
         </w:rPr>
+        <w:t xml:space="preserve">1994</w:t>
+      </w:r>
+      <w:r>
+        <w:t xml:space="preserve"> </w:t>
+      </w:r>
+      <w:r>
+        <w:t xml:space="preserve">— ABD</w:t>
+      </w:r>
+      <w:r>
+        <w:t xml:space="preserve"> </w:t>
+      </w:r>
+      <w:r>
+        <w:rPr>
+          <w:b/>
+          <w:bCs/>
+        </w:rPr>
+        <w:t xml:space="preserve">FIPS 140-1</w:t>
+      </w:r>
+      <w:r>
+        <w:t xml:space="preserve">: kriptografik modüller için ilk resmi değerlendirme standardı (bölüm 1’deki</w:t>
+      </w:r>
+      <w:r>
+        <w:t xml:space="preserve"> </w:t>
+      </w:r>
+      <w:r>
+        <w:t xml:space="preserve">tablodaki FIPS 140-3, bu çizginin devamıdır).</w:t>
+      </w:r>
+    </w:p>
+    <w:p>
+      <w:pPr>
+        <w:pStyle w:val="Compact"/>
+        <w:numPr>
+          <w:ilvl w:val="0"/>
+          <w:numId w:val="1005"/>
+        </w:numPr>
+      </w:pPr>
+      <w:r>
+        <w:rPr>
+          <w:b/>
+          <w:bCs/>
+        </w:rPr>
         <w:t xml:space="preserve">1999</w:t>
       </w:r>
       <w:r>
         <w:t xml:space="preserve"> </w:t>
       </w:r>
       <w:r>
-        <w:t xml:space="preserve">— bunlar</w:t>
+        <w:t xml:space="preserve">— TCSEC/ITSEC/CTCPEC</w:t>
       </w:r>
       <w:r>
         <w:t xml:space="preserve"> </w:t>
@@ -4958,7 +5005,13 @@
         <w:t xml:space="preserve"> </w:t>
       </w:r>
       <w:r>
-        <w:t xml:space="preserve">güvence ölçeği buradan gelir (</w:t>
+        <w:t xml:space="preserve">güvence ölçeği</w:t>
+      </w:r>
+      <w:r>
+        <w:t xml:space="preserve"> </w:t>
+      </w:r>
+      <w:r>
+        <w:t xml:space="preserve">buradan gelir (</w:t>
       </w:r>
       <w:hyperlink r:id="rId39">
         <w:r>
@@ -5007,39 +5060,7 @@
         <w:t xml:space="preserve"> </w:t>
       </w:r>
       <w:r>
-        <w:t xml:space="preserve">kurulur (uygulama güvenliği testi kültürü); sonra</w:t>
-      </w:r>
-      <w:r>
-        <w:t xml:space="preserve"> </w:t>
-      </w:r>
-      <w:r>
-        <w:rPr>
-          <w:b/>
-          <w:bCs/>
-        </w:rPr>
-        <w:t xml:space="preserve">PTES</w:t>
-      </w:r>
-      <w:r>
-        <w:t xml:space="preserve"> </w:t>
-      </w:r>
-      <w:r>
-        <w:t xml:space="preserve">ve</w:t>
-      </w:r>
-      <w:r>
-        <w:t xml:space="preserve"> </w:t>
-      </w:r>
-      <w:r>
-        <w:rPr>
-          <w:b/>
-          <w:bCs/>
-        </w:rPr>
-        <w:t xml:space="preserve">NIST SP 800-115</w:t>
-      </w:r>
-      <w:r>
-        <w:t xml:space="preserve"> </w:t>
-      </w:r>
-      <w:r>
-        <w:t xml:space="preserve">sızma testi metodolojilerini standartlaştırır.</w:t>
+        <w:t xml:space="preserve">kurulur (uygulama güvenliği testi kültürü).</w:t>
       </w:r>
     </w:p>
     <w:p>
@@ -5055,6 +5076,82 @@
           <w:b/>
           <w:bCs/>
         </w:rPr>
+        <w:t xml:space="preserve">2004</w:t>
+      </w:r>
+      <w:r>
+        <w:t xml:space="preserve"> </w:t>
+      </w:r>
+      <w:r>
+        <w:t xml:space="preserve">—</w:t>
+      </w:r>
+      <w:r>
+        <w:t xml:space="preserve"> </w:t>
+      </w:r>
+      <w:r>
+        <w:rPr>
+          <w:b/>
+          <w:bCs/>
+        </w:rPr>
+        <w:t xml:space="preserve">PCI DSS</w:t>
+      </w:r>
+      <w:r>
+        <w:t xml:space="preserve"> </w:t>
+      </w:r>
+      <w:r>
+        <w:t xml:space="preserve">sürüm 1.0 yayımlanır (kart verisi işleyen kurum ve yazılımlar için).</w:t>
+      </w:r>
+    </w:p>
+    <w:p>
+      <w:pPr>
+        <w:pStyle w:val="Compact"/>
+        <w:numPr>
+          <w:ilvl w:val="0"/>
+          <w:numId w:val="1005"/>
+        </w:numPr>
+      </w:pPr>
+      <w:r>
+        <w:rPr>
+          <w:b/>
+          <w:bCs/>
+        </w:rPr>
+        <w:t xml:space="preserve">2005</w:t>
+      </w:r>
+      <w:r>
+        <w:t xml:space="preserve"> </w:t>
+      </w:r>
+      <w:r>
+        <w:t xml:space="preserve">— Ortak Kriterler’in ortak değerlendirme metodolojisi</w:t>
+      </w:r>
+      <w:r>
+        <w:t xml:space="preserve"> </w:t>
+      </w:r>
+      <w:r>
+        <w:rPr>
+          <w:b/>
+          <w:bCs/>
+        </w:rPr>
+        <w:t xml:space="preserve">CEM (ISO/IEC 18045)</w:t>
+      </w:r>
+      <w:r>
+        <w:t xml:space="preserve"> </w:t>
+      </w:r>
+      <w:r>
+        <w:t xml:space="preserve">yayımlanır.</w:t>
+      </w:r>
+    </w:p>
+    <w:p>
+      <w:pPr>
+        <w:pStyle w:val="Compact"/>
+        <w:numPr>
+          <w:ilvl w:val="0"/>
+          <w:numId w:val="1005"/>
+        </w:numPr>
+      </w:pPr>
+      <w:r>
+        <w:rPr>
+          <w:b/>
+          <w:bCs/>
+        </w:rPr>
         <w:t xml:space="preserve">2005 → 2023</w:t>
       </w:r>
       <w:r>
@@ -5077,7 +5174,89 @@
         <w:t xml:space="preserve"> </w:t>
       </w:r>
       <w:r>
-        <w:t xml:space="preserve">zafiyet ciddiyet puanı (v2 → v3.1 → v4.0).</w:t>
+        <w:t xml:space="preserve">zafiyet ciddiyet puanı (v1 → v2 → v3.1 → v4.0).</w:t>
+      </w:r>
+    </w:p>
+    <w:p>
+      <w:pPr>
+        <w:pStyle w:val="Compact"/>
+        <w:numPr>
+          <w:ilvl w:val="0"/>
+          <w:numId w:val="1005"/>
+        </w:numPr>
+      </w:pPr>
+      <w:r>
+        <w:rPr>
+          <w:b/>
+          <w:bCs/>
+        </w:rPr>
+        <w:t xml:space="preserve">2008</w:t>
+      </w:r>
+      <w:r>
+        <w:t xml:space="preserve"> </w:t>
+      </w:r>
+      <w:r>
+        <w:t xml:space="preserve">—</w:t>
+      </w:r>
+      <w:r>
+        <w:t xml:space="preserve"> </w:t>
+      </w:r>
+      <w:r>
+        <w:rPr>
+          <w:b/>
+          <w:bCs/>
+        </w:rPr>
+        <w:t xml:space="preserve">NIST SP 800-115</w:t>
+      </w:r>
+      <w:r>
+        <w:t xml:space="preserve"> </w:t>
+      </w:r>
+      <w:r>
+        <w:t xml:space="preserve">(</w:t>
+      </w:r>
+      <w:r>
+        <w:t xml:space="preserve">“Technical Guide to Information Security Testing and Assessment”</w:t>
+      </w:r>
+      <w:r>
+        <w:t xml:space="preserve">) yayımlanır.</w:t>
+      </w:r>
+    </w:p>
+    <w:p>
+      <w:pPr>
+        <w:pStyle w:val="Compact"/>
+        <w:numPr>
+          <w:ilvl w:val="0"/>
+          <w:numId w:val="1005"/>
+        </w:numPr>
+      </w:pPr>
+      <w:r>
+        <w:rPr>
+          <w:b/>
+          <w:bCs/>
+        </w:rPr>
+        <w:t xml:space="preserve">2009</w:t>
+      </w:r>
+      <w:r>
+        <w:t xml:space="preserve"> </w:t>
+      </w:r>
+      <w:r>
+        <w:t xml:space="preserve">—</w:t>
+      </w:r>
+      <w:r>
+        <w:t xml:space="preserve"> </w:t>
+      </w:r>
+      <w:r>
+        <w:rPr>
+          <w:b/>
+          <w:bCs/>
+        </w:rPr>
+        <w:t xml:space="preserve">PTES</w:t>
+      </w:r>
+      <w:r>
+        <w:t xml:space="preserve"> </w:t>
+      </w:r>
+      <w:r>
+        <w:t xml:space="preserve">(Penetration Testing Execution Standard) başlar.</w:t>
       </w:r>
     </w:p>
     <w:p>
@@ -5841,7 +6020,7 @@
         <w:t xml:space="preserve"> </w:t>
       </w:r>
       <w:r>
-        <w:t xml:space="preserve">— TOE’nin tam kimliği: sürüm + ikili dosya + kaynak kod + özet değeri (bölüm 2’de göreceğiz).</w:t>
+        <w:t xml:space="preserve">— TOE’nin tam kimliği: sürüm + binary dosya + kaynak kod + özet değeri (bölüm 2’de göreceğiz).</w:t>
       </w:r>
     </w:p>
     <w:p>
@@ -7005,7 +7184,7 @@
         </w:numPr>
       </w:pPr>
       <w:r>
-        <w:t xml:space="preserve">TCSEC (1985) öncesinde, ABD hükümeti güvenlik iddialarını değerlendirecek</w:t>
+        <w:t xml:space="preserve">TCSEC (1983/1985) öncesinde, ABD hükümeti güvenlik iddialarını değerlendirecek</w:t>
       </w:r>
       <w:r>
         <w:t xml:space="preserve"> </w:t>
@@ -7522,7 +7701,7 @@
     </w:p>
     <w:bookmarkEnd w:id="48"/>
     <w:bookmarkEnd w:id="49"/>
-    <w:bookmarkStart w:id="70" w:name="değerlendirme-süreci-13-adım"/>
+    <w:bookmarkStart w:id="73" w:name="değerlendirme-süreci-13-adım"/>
     <w:p>
       <w:pPr>
         <w:pStyle w:val="Heading2"/>
@@ -7598,7 +7777,7 @@
         </w:drawing>
       </w:r>
     </w:p>
-    <w:bookmarkStart w:id="61" w:name="toe-kimliği-neden-sürüm-3.2.0-yetmez"/>
+    <w:bookmarkStart w:id="64" w:name="toe-kimliği-neden-sürüm-3.2.0-yetmez"/>
     <w:p>
       <w:pPr>
         <w:pStyle w:val="Heading3"/>
@@ -7658,7 +7837,7 @@
         <w:t xml:space="preserve"> </w:t>
       </w:r>
       <w:r>
-        <w:t xml:space="preserve">der, ama aynı sürüm numarasıyla üç farklı ikili dosya var olabilir — biri hata</w:t>
+        <w:t xml:space="preserve">der, ama aynı sürüm numarasıyla üç farklı binary dosya var olabilir — biri hata</w:t>
       </w:r>
       <w:r>
         <w:t xml:space="preserve"> </w:t>
@@ -7745,7 +7924,7 @@
           <w:b/>
           <w:bCs/>
         </w:rPr>
-        <w:t xml:space="preserve">İkili dosya</w:t>
+        <w:t xml:space="preserve">Binary dosya</w:t>
       </w:r>
       <w:r>
         <w:t xml:space="preserve"> </w:t>
@@ -7795,7 +7974,7 @@
         <w:t xml:space="preserve"> </w:t>
       </w:r>
       <w:r>
-        <w:t xml:space="preserve">— ikili dosyanın SHA-256’sı;</w:t>
+        <w:t xml:space="preserve">— binary dosyanın SHA-256’sı;</w:t>
       </w:r>
       <w:r>
         <w:t xml:space="preserve"> </w:t>
@@ -7887,13 +8066,13 @@
           <w:b/>
           <w:bCs/>
         </w:rPr>
-        <w:t xml:space="preserve">ikili dosya farklıdır</w:t>
-      </w:r>
-      <w:r>
-        <w:t xml:space="preserve"> </w:t>
-      </w:r>
-      <w:r>
-        <w:t xml:space="preserve">ve önceki sertifika artık o ikiliyi kapsamaz.</w:t>
+        <w:t xml:space="preserve">binary dosya farklıdır</w:t>
+      </w:r>
+      <w:r>
+        <w:t xml:space="preserve"> </w:t>
+      </w:r>
+      <w:r>
+        <w:t xml:space="preserve">ve önceki sertifika artık o binary’yi kapsamaz.</w:t>
       </w:r>
       <w:r>
         <w:t xml:space="preserve"> </w:t>
@@ -8206,7 +8385,7 @@
               <w:t xml:space="preserve"> </w:t>
             </w:r>
             <w:r>
-              <w:t xml:space="preserve">tanımlanır: sürüm numarası yetmez; ikili dosya + kaynak kod + özet değeri ya da sürüm etiketi. Kapsam dışı bileşenler yazılır. Varsayım:</w:t>
+              <w:t xml:space="preserve">tanımlanır: sürüm numarası yetmez; binary dosya + kaynak kod + özet değeri ya da sürüm etiketi. Kapsam dışı bileşenler yazılır. Varsayım:</w:t>
             </w:r>
             <w:r>
               <w:t xml:space="preserve"> </w:t>
@@ -8992,6 +9171,118 @@
     </w:tbl>
     <w:p>
       <w:pPr>
+        <w:pStyle w:val="BodyText"/>
+      </w:pPr>
+      <w:r>
+        <w:t xml:space="preserve">13 adımı, bulgu sayısına göre Süreklilik aşamasının çalışıp çalışmadığını değiştirerek adım adım izleyin.</w:t>
+      </w:r>
+    </w:p>
+    <w:p>
+      <w:pPr>
+        <w:pStyle w:val="BodyText"/>
+      </w:pPr>
+      <w:r>
+        <w:drawing>
+          <wp:inline>
+            <wp:extent cx="5111999" cy="17521427"/>
+            <wp:effectExtent b="0" l="0" r="0" t="0"/>
+            <wp:docPr descr="Değerlendirme süreci — adım adım" title="" id="62" name="Picture"/>
+            <a:graphic>
+              <a:graphicData uri="http://schemas.openxmlformats.org/drawingml/2006/picture">
+                <pic:pic>
+                  <pic:nvPicPr>
+                    <pic:cNvPr descr="evaluation-process-pipeline.tr.png" id="63" name="Picture"/>
+                    <pic:cNvPicPr>
+                      <a:picLocks noChangeArrowheads="1" noChangeAspect="1"/>
+                    </pic:cNvPicPr>
+                  </pic:nvPicPr>
+                  <pic:blipFill>
+                    <a:blip r:embed="rId61"/>
+                    <a:stretch>
+                      <a:fillRect/>
+                    </a:stretch>
+                  </pic:blipFill>
+                  <pic:spPr bwMode="auto">
+                    <a:xfrm>
+                      <a:off x="0" y="0"/>
+                      <a:ext cx="5111999" cy="17521427"/>
+                    </a:xfrm>
+                    <a:prstGeom prst="rect">
+                      <a:avLst/>
+                    </a:prstGeom>
+                    <a:noFill/>
+                    <a:ln w="9525">
+                      <a:noFill/>
+                      <a:headEnd/>
+                      <a:tailEnd/>
+                    </a:ln>
+                  </pic:spPr>
+                </pic:pic>
+              </a:graphicData>
+            </a:graphic>
+          </wp:inline>
+        </w:drawing>
+      </w:r>
+    </w:p>
+    <w:p>
+      <w:pPr>
+        <w:pStyle w:val="BodyText"/>
+      </w:pPr>
+      <w:r>
+        <w:rPr>
+          <w:b/>
+          <w:bCs/>
+        </w:rPr>
+        <w:t xml:space="preserve">Normal</w:t>
+      </w:r>
+      <w:r>
+        <w:t xml:space="preserve"> </w:t>
+      </w:r>
+      <w:r>
+        <w:t xml:space="preserve">(hiç bulgu yok),</w:t>
+      </w:r>
+      <w:r>
+        <w:t xml:space="preserve"> </w:t>
+      </w:r>
+      <w:r>
+        <w:rPr>
+          <w:b/>
+          <w:bCs/>
+        </w:rPr>
+        <w:t xml:space="preserve">Zor</w:t>
+      </w:r>
+      <w:r>
+        <w:t xml:space="preserve"> </w:t>
+      </w:r>
+      <w:r>
+        <w:t xml:space="preserve">(birkaç bulgu) ve iki uç örneği (</w:t>
+      </w:r>
+      <w:r>
+        <w:rPr>
+          <w:b/>
+          <w:bCs/>
+        </w:rPr>
+        <w:t xml:space="preserve">tam bir bulgu</w:t>
+      </w:r>
+      <w:r>
+        <w:t xml:space="preserve">,</w:t>
+      </w:r>
+      <w:r>
+        <w:t xml:space="preserve"> </w:t>
+      </w:r>
+      <w:r>
+        <w:rPr>
+          <w:b/>
+          <w:bCs/>
+        </w:rPr>
+        <w:t xml:space="preserve">en çok bulgu</w:t>
+      </w:r>
+      <w:r>
+        <w:t xml:space="preserve">) deneyin; 🎲 ile kendi bulgu sayınızı da üretebilirsiniz.</w:t>
+      </w:r>
+    </w:p>
+    <w:p>
+      <w:pPr>
         <w:pStyle w:val="BlockText"/>
       </w:pPr>
       <w:r>
@@ -9059,8 +9350,8 @@
         <w:t xml:space="preserve">projenizde yazdığınız kılavuz, bu belgenin küçültülmüş halidir.</w:t>
       </w:r>
     </w:p>
-    <w:bookmarkEnd w:id="61"/>
-    <w:bookmarkStart w:id="63" w:name="adım-2deki-güvenli-kanal-ne-demektir"/>
+    <w:bookmarkEnd w:id="64"/>
+    <w:bookmarkStart w:id="66" w:name="adım-2deki-güvenli-kanal-ne-demektir"/>
     <w:p>
       <w:pPr>
         <w:pStyle w:val="Heading3"/>
@@ -9293,7 +9584,7 @@
       <w:r>
         <w:t xml:space="preserve">(</w:t>
       </w:r>
-      <w:hyperlink r:id="rId62">
+      <w:hyperlink r:id="rId65">
         <w:r>
           <w:rPr>
             <w:rStyle w:val="Hyperlink"/>
@@ -9314,8 +9605,8 @@
         <w:t xml:space="preserve">kuralları) aynı ilkenin ders ölçeğindeki karşılığıdır.</w:t>
       </w:r>
     </w:p>
-    <w:bookmarkEnd w:id="63"/>
-    <w:bookmarkStart w:id="66" w:name="Xe35c7f2df2e79acb8b8566b81aa9796e0f504c8"/>
+    <w:bookmarkEnd w:id="66"/>
+    <w:bookmarkStart w:id="69" w:name="Xe35c7f2df2e79acb8b8566b81aa9796e0f504c8"/>
     <w:p>
       <w:pPr>
         <w:pStyle w:val="Heading3"/>
@@ -9805,7 +10096,7 @@
       <w:r>
         <w:t xml:space="preserve"> </w:t>
       </w:r>
-      <w:hyperlink r:id="rId64">
+      <w:hyperlink r:id="rId67">
         <w:r>
           <w:rPr>
             <w:rStyle w:val="Hyperlink"/>
@@ -10013,7 +10304,7 @@
       <w:r>
         <w:t xml:space="preserve">kanıt: iki cihazdan aynı anahtar. Öneri: cihaz başına rastgele tuz (</w:t>
       </w:r>
-      <w:hyperlink r:id="rId65">
+      <w:hyperlink r:id="rId68">
         <w:r>
           <w:rPr>
             <w:rStyle w:val="Hyperlink"/>
@@ -10409,8 +10700,8 @@
         <w:t xml:space="preserve">olduğunu gösterir.</w:t>
       </w:r>
     </w:p>
-    <w:bookmarkEnd w:id="66"/>
-    <w:bookmarkStart w:id="67" w:name="değerlendiricinin-temel-tutumu"/>
+    <w:bookmarkEnd w:id="69"/>
+    <w:bookmarkStart w:id="70" w:name="değerlendiricinin-temel-tutumu"/>
     <w:p>
       <w:pPr>
         <w:pStyle w:val="Heading3"/>
@@ -10516,8 +10807,8 @@
         <w:t xml:space="preserve">zorunda kalır.</w:t>
       </w:r>
     </w:p>
-    <w:bookmarkEnd w:id="67"/>
-    <w:bookmarkStart w:id="68" w:name="süreçteki-roller-kim-kimdir"/>
+    <w:bookmarkEnd w:id="70"/>
+    <w:bookmarkStart w:id="71" w:name="süreçteki-roller-kim-kimdir"/>
     <w:p>
       <w:pPr>
         <w:pStyle w:val="Heading3"/>
@@ -11011,8 +11302,8 @@
         <w:t xml:space="preserve">demek yaygın ama teknik olarak yanlış bir cümledir.</w:t>
       </w:r>
     </w:p>
-    <w:bookmarkEnd w:id="68"/>
-    <w:bookmarkStart w:id="69" w:name="X009bbf3ea42ecbe2422a00293edb1f715ed248f"/>
+    <w:bookmarkEnd w:id="71"/>
+    <w:bookmarkStart w:id="72" w:name="X009bbf3ea42ecbe2422a00293edb1f715ed248f"/>
     <w:p>
       <w:pPr>
         <w:pStyle w:val="Heading3"/>
@@ -11294,9 +11585,9 @@
         </w:pict>
       </w:r>
     </w:p>
-    <w:bookmarkEnd w:id="69"/>
-    <w:bookmarkEnd w:id="70"/>
-    <w:bookmarkStart w:id="85" w:name="zafiyet-değerlendirmesinin-yöntemleri"/>
+    <w:bookmarkEnd w:id="72"/>
+    <w:bookmarkEnd w:id="73"/>
+    <w:bookmarkStart w:id="91" w:name="zafiyet-değerlendirmesinin-yöntemleri"/>
     <w:p>
       <w:pPr>
         <w:pStyle w:val="Heading2"/>
@@ -11356,18 +11647,18 @@
           <wp:inline>
             <wp:extent cx="5759999" cy="1598665"/>
             <wp:effectExtent b="0" l="0" r="0" t="0"/>
-            <wp:docPr descr="Zafiyet değerlendirme yöntemlerinin sırası" title="" id="72" name="Picture"/>
+            <wp:docPr descr="Zafiyet değerlendirme yöntemlerinin sırası" title="" id="75" name="Picture"/>
             <a:graphic>
               <a:graphicData uri="http://schemas.openxmlformats.org/drawingml/2006/picture">
                 <pic:pic>
                   <pic:nvPicPr>
-                    <pic:cNvPr descr="h12-07-yontemler.png" id="73" name="Picture"/>
+                    <pic:cNvPr descr="h12-07-yontemler.png" id="76" name="Picture"/>
                     <pic:cNvPicPr>
                       <a:picLocks noChangeArrowheads="1" noChangeAspect="1"/>
                     </pic:cNvPicPr>
                   </pic:nvPicPr>
                   <pic:blipFill>
-                    <a:blip r:embed="rId71"/>
+                    <a:blip r:embed="rId74"/>
                     <a:stretch>
                       <a:fillRect/>
                     </a:stretch>
@@ -11801,7 +12092,7 @@
       <w:r>
         <w:t xml:space="preserve"> </w:t>
       </w:r>
-      <w:hyperlink r:id="rId74">
+      <w:hyperlink r:id="rId77">
         <w:r>
           <w:rPr>
             <w:rStyle w:val="Hyperlink"/>
@@ -11822,7 +12113,7 @@
         <w:t xml:space="preserve">nın (CI’da SAST + sanitizer + fuzz) değerlendirmedeki karşılığıdır.</w:t>
       </w:r>
     </w:p>
-    <w:bookmarkStart w:id="79" w:name="Xf53c6f958001aa0a99d6000a332bcb3e05c48ca"/>
+    <w:bookmarkStart w:id="82" w:name="Xf53c6f958001aa0a99d6000a332bcb3e05c48ca"/>
     <w:p>
       <w:pPr>
         <w:pStyle w:val="Heading3"/>
@@ -11891,7 +12182,7 @@
       <w:r>
         <w:t xml:space="preserve"> </w:t>
       </w:r>
-      <w:hyperlink r:id="rId75">
+      <w:hyperlink r:id="rId78">
         <w:r>
           <w:rPr>
             <w:rStyle w:val="Hyperlink"/>
@@ -11999,7 +12290,7 @@
       <w:r>
         <w:t xml:space="preserve">(</w:t>
       </w:r>
-      <w:hyperlink r:id="rId76">
+      <w:hyperlink r:id="rId79">
         <w:r>
           <w:rPr>
             <w:rStyle w:val="Hyperlink"/>
@@ -12016,7 +12307,7 @@
       <w:r>
         <w:t xml:space="preserve"> </w:t>
       </w:r>
-      <w:hyperlink r:id="rId77">
+      <w:hyperlink r:id="rId80">
         <w:r>
           <w:rPr>
             <w:rStyle w:val="Hyperlink"/>
@@ -12112,7 +12403,7 @@
       <w:r>
         <w:t xml:space="preserve"> </w:t>
       </w:r>
-      <w:hyperlink r:id="rId78">
+      <w:hyperlink r:id="rId81">
         <w:r>
           <w:rPr>
             <w:rStyle w:val="Hyperlink"/>
@@ -12178,7 +12469,7 @@
       <w:r>
         <w:t xml:space="preserve">(</w:t>
       </w:r>
-      <w:hyperlink r:id="rId74">
+      <w:hyperlink r:id="rId77">
         <w:r>
           <w:rPr>
             <w:rStyle w:val="Hyperlink"/>
@@ -12240,8 +12531,8 @@
         <w:t xml:space="preserve">şey buluyor ama CI hiç bulmuyor) CI yapılandırması sorgulanır.</w:t>
       </w:r>
     </w:p>
-    <w:bookmarkEnd w:id="79"/>
-    <w:bookmarkStart w:id="80" w:name="statik-ve-dinamik-analiz-fuzzing"/>
+    <w:bookmarkEnd w:id="82"/>
+    <w:bookmarkStart w:id="83" w:name="statik-ve-dinamik-analiz-fuzzing"/>
     <w:p>
       <w:pPr>
         <w:pStyle w:val="Heading3"/>
@@ -12326,8 +12617,8 @@
         <w:t xml:space="preserve">arasında büyük fark görür.</w:t>
       </w:r>
     </w:p>
-    <w:bookmarkEnd w:id="80"/>
-    <w:bookmarkStart w:id="81" w:name="bir-bellek-hatasını-beş-yöntemle-izlemek"/>
+    <w:bookmarkEnd w:id="83"/>
+    <w:bookmarkStart w:id="87" w:name="bir-bellek-hatasını-beş-yöntemle-izlemek"/>
     <w:p>
       <w:pPr>
         <w:pStyle w:val="Heading3"/>
@@ -13237,6 +13528,102 @@
     </w:p>
     <w:p>
       <w:pPr>
+        <w:pStyle w:val="BodyText"/>
+      </w:pPr>
+      <w:r>
+        <w:t xml:space="preserve">Beş yöntemi, bellek/mantık sınıfı karışık bir bulgu örneklemi üzerinde yan yana çalıştırıp hangisinin kaçını yakaladığını görün.</w:t>
+      </w:r>
+    </w:p>
+    <w:p>
+      <w:pPr>
+        <w:pStyle w:val="BodyText"/>
+      </w:pPr>
+      <w:r>
+        <w:drawing>
+          <wp:inline>
+            <wp:extent cx="5111999" cy="5986171"/>
+            <wp:effectExtent b="0" l="0" r="0" t="0"/>
+            <wp:docPr descr="Zafiyet değerlendirme yöntemleri — adım adım" title="" id="85" name="Picture"/>
+            <a:graphic>
+              <a:graphicData uri="http://schemas.openxmlformats.org/drawingml/2006/picture">
+                <pic:pic>
+                  <pic:nvPicPr>
+                    <pic:cNvPr descr="vulnerability-assessment-methods.tr.png" id="86" name="Picture"/>
+                    <pic:cNvPicPr>
+                      <a:picLocks noChangeArrowheads="1" noChangeAspect="1"/>
+                    </pic:cNvPicPr>
+                  </pic:nvPicPr>
+                  <pic:blipFill>
+                    <a:blip r:embed="rId84"/>
+                    <a:stretch>
+                      <a:fillRect/>
+                    </a:stretch>
+                  </pic:blipFill>
+                  <pic:spPr bwMode="auto">
+                    <a:xfrm>
+                      <a:off x="0" y="0"/>
+                      <a:ext cx="5111999" cy="5986171"/>
+                    </a:xfrm>
+                    <a:prstGeom prst="rect">
+                      <a:avLst/>
+                    </a:prstGeom>
+                    <a:noFill/>
+                    <a:ln w="9525">
+                      <a:noFill/>
+                      <a:headEnd/>
+                      <a:tailEnd/>
+                    </a:ln>
+                  </pic:spPr>
+                </pic:pic>
+              </a:graphicData>
+            </a:graphic>
+          </wp:inline>
+        </w:drawing>
+      </w:r>
+    </w:p>
+    <w:p>
+      <w:pPr>
+        <w:pStyle w:val="BodyText"/>
+      </w:pPr>
+      <w:r>
+        <w:rPr>
+          <w:b/>
+          <w:bCs/>
+        </w:rPr>
+        <w:t xml:space="preserve">Normal</w:t>
+      </w:r>
+      <w:r>
+        <w:t xml:space="preserve"> </w:t>
+      </w:r>
+      <w:r>
+        <w:t xml:space="preserve">(karışık örneklem) ile iki uç örneği (</w:t>
+      </w:r>
+      <w:r>
+        <w:rPr>
+          <w:b/>
+          <w:bCs/>
+        </w:rPr>
+        <w:t xml:space="preserve">hepsi bellek hatası</w:t>
+      </w:r>
+      <w:r>
+        <w:t xml:space="preserve">,</w:t>
+      </w:r>
+      <w:r>
+        <w:t xml:space="preserve"> </w:t>
+      </w:r>
+      <w:r>
+        <w:rPr>
+          <w:b/>
+          <w:bCs/>
+        </w:rPr>
+        <w:t xml:space="preserve">hepsi mantık hatası</w:t>
+      </w:r>
+      <w:r>
+        <w:t xml:space="preserve">) karşılaştırın; fark hemen görülür.</w:t>
+      </w:r>
+    </w:p>
+    <w:p>
+      <w:pPr>
         <w:pStyle w:val="BlockText"/>
       </w:pPr>
       <w:r>
@@ -13450,8 +13837,8 @@
         <w:t xml:space="preserve">sorun.</w:t>
       </w:r>
     </w:p>
-    <w:bookmarkEnd w:id="81"/>
-    <w:bookmarkStart w:id="82" w:name="X677f8d2d6824780073153e0fb1c900240a5f1bc"/>
+    <w:bookmarkEnd w:id="87"/>
+    <w:bookmarkStart w:id="88" w:name="X677f8d2d6824780073153e0fb1c900240a5f1bc"/>
     <w:p>
       <w:pPr>
         <w:pStyle w:val="Heading3"/>
@@ -13715,8 +14102,8 @@
         <w:t xml:space="preserve">bir kontrol katmanı olarak kalır.</w:t>
       </w:r>
     </w:p>
-    <w:bookmarkEnd w:id="82"/>
-    <w:bookmarkStart w:id="83" w:name="Xdc2c6cc80480b2fef411cf76201444a1b89e5da"/>
+    <w:bookmarkEnd w:id="88"/>
+    <w:bookmarkStart w:id="89" w:name="Xdc2c6cc80480b2fef411cf76201444a1b89e5da"/>
     <w:p>
       <w:pPr>
         <w:pStyle w:val="Heading3"/>
@@ -14122,8 +14509,8 @@
         <w:t xml:space="preserve">evrensel bir prensiptir, tablodaki sayılar değil.</w:t>
       </w:r>
     </w:p>
-    <w:bookmarkEnd w:id="83"/>
-    <w:bookmarkStart w:id="84" w:name="X769ca8611ba6e20109dd949ba753cb9841c391c"/>
+    <w:bookmarkEnd w:id="89"/>
+    <w:bookmarkStart w:id="90" w:name="X769ca8611ba6e20109dd949ba753cb9841c391c"/>
     <w:p>
       <w:pPr>
         <w:pStyle w:val="Heading3"/>
@@ -14503,9 +14890,9 @@
         <w:t xml:space="preserve">mi (ucuzdan pahalıya) uygulandı, yoksa doğrudan sızma testine mi atlandı?</w:t>
       </w:r>
     </w:p>
-    <w:bookmarkEnd w:id="84"/>
-    <w:bookmarkEnd w:id="85"/>
-    <w:bookmarkStart w:id="95" w:name="standartların-istediği-testler"/>
+    <w:bookmarkEnd w:id="90"/>
+    <w:bookmarkEnd w:id="91"/>
+    <w:bookmarkStart w:id="101" w:name="standartların-istediği-testler"/>
     <w:p>
       <w:pPr>
         <w:pStyle w:val="Heading2"/>
@@ -14537,18 +14924,18 @@
           <wp:inline>
             <wp:extent cx="5759999" cy="2889066"/>
             <wp:effectExtent b="0" l="0" r="0" t="0"/>
-            <wp:docPr descr="Standartlar: hangisi neyi sertifikalar" title="" id="87" name="Picture"/>
+            <wp:docPr descr="Standartlar: hangisi neyi sertifikalar" title="" id="93" name="Picture"/>
             <a:graphic>
               <a:graphicData uri="http://schemas.openxmlformats.org/drawingml/2006/picture">
                 <pic:pic>
                   <pic:nvPicPr>
-                    <pic:cNvPr descr="h12-05-standartlar.png" id="88" name="Picture"/>
+                    <pic:cNvPr descr="h12-05-standartlar.png" id="94" name="Picture"/>
                     <pic:cNvPicPr>
                       <a:picLocks noChangeArrowheads="1" noChangeAspect="1"/>
                     </pic:cNvPicPr>
                   </pic:nvPicPr>
                   <pic:blipFill>
-                    <a:blip r:embed="rId86"/>
+                    <a:blip r:embed="rId92"/>
                     <a:stretch>
                       <a:fillRect/>
                     </a:stretch>
@@ -15031,7 +15418,7 @@
         <w:t xml:space="preserve">sağlarlar.</w:t>
       </w:r>
     </w:p>
-    <w:bookmarkStart w:id="89" w:name="her-standardın-somut-bir-test-örneği"/>
+    <w:bookmarkStart w:id="95" w:name="her-standardın-somut-bir-test-örneği"/>
     <w:p>
       <w:pPr>
         <w:pStyle w:val="Heading3"/>
@@ -15503,8 +15890,8 @@
         <w:t xml:space="preserve">alıyoruz.</w:t>
       </w:r>
     </w:p>
-    <w:bookmarkEnd w:id="89"/>
-    <w:bookmarkStart w:id="90" w:name="X5fa542d889139656fb6b405ef8fe64d0c5ec60b"/>
+    <w:bookmarkEnd w:id="95"/>
+    <w:bookmarkStart w:id="96" w:name="X5fa542d889139656fb6b405ef8fe64d0c5ec60b"/>
     <w:p>
       <w:pPr>
         <w:pStyle w:val="Heading3"/>
@@ -15633,7 +16020,7 @@
               <w:pStyle w:val="Compact"/>
             </w:pPr>
             <w:r>
-              <w:t xml:space="preserve">F-03 düzeltmesi öncesi: saatler (TEMEL). Sonrası: aylar (YÜKSEK)</w:t>
+              <w:t xml:space="preserve">F-03 düzeltmesi öncesi: saatler (BASIC). Sonrası: aylar (HIGH)</w:t>
             </w:r>
           </w:p>
         </w:tc>
@@ -15824,8 +16211,8 @@
         <w:t xml:space="preserve">yakın olduğunuzu netleştirir.</w:t>
       </w:r>
     </w:p>
-    <w:bookmarkEnd w:id="90"/>
-    <w:bookmarkStart w:id="91" w:name="X4397b86f603a2b880706cfcaaebc52226b2f62f"/>
+    <w:bookmarkEnd w:id="96"/>
+    <w:bookmarkStart w:id="97" w:name="X4397b86f603a2b880706cfcaaebc52226b2f62f"/>
     <w:p>
       <w:pPr>
         <w:pStyle w:val="Heading3"/>
@@ -16177,8 +16564,8 @@
         <w:t xml:space="preserve">için — SDK’nın kendisi hakkında hiçbir şey söylemez.</w:t>
       </w:r>
     </w:p>
-    <w:bookmarkEnd w:id="91"/>
-    <w:bookmarkStart w:id="92" w:name="X09221fa8f7135a357feb7de6631edcfee531d9e"/>
+    <w:bookmarkEnd w:id="97"/>
+    <w:bookmarkStart w:id="98" w:name="X09221fa8f7135a357feb7de6631edcfee531d9e"/>
     <w:p>
       <w:pPr>
         <w:pStyle w:val="Heading3"/>
@@ -16497,8 +16884,8 @@
         <w:t xml:space="preserve">tartışmasının ön hazırlığıdır.</w:t>
       </w:r>
     </w:p>
-    <w:bookmarkEnd w:id="92"/>
-    <w:bookmarkStart w:id="93" w:name="Xaef6edc4304f18d93f9a75792ee9dde6885a5bf"/>
+    <w:bookmarkEnd w:id="98"/>
+    <w:bookmarkStart w:id="99" w:name="Xaef6edc4304f18d93f9a75792ee9dde6885a5bf"/>
     <w:p>
       <w:pPr>
         <w:pStyle w:val="Heading3"/>
@@ -16896,8 +17283,8 @@
         <w:t xml:space="preserve">kullandığını öğrenmek, ezberden çok daha kalıcıdır.</w:t>
       </w:r>
     </w:p>
-    <w:bookmarkEnd w:id="93"/>
-    <w:bookmarkStart w:id="94" w:name="standartları-kim-yazıyor-kim-güncelliyor"/>
+    <w:bookmarkEnd w:id="99"/>
+    <w:bookmarkStart w:id="100" w:name="standartları-kim-yazıyor-kim-güncelliyor"/>
     <w:p>
       <w:pPr>
         <w:pStyle w:val="Heading3"/>
@@ -17044,9 +17431,9 @@
         </w:pict>
       </w:r>
     </w:p>
-    <w:bookmarkEnd w:id="94"/>
-    <w:bookmarkEnd w:id="95"/>
-    <w:bookmarkStart w:id="112" w:name="Xd3d906c58774463637bcc369177bfca839a3606"/>
+    <w:bookmarkEnd w:id="100"/>
+    <w:bookmarkEnd w:id="101"/>
+    <w:bookmarkStart w:id="124" w:name="Xd3d906c58774463637bcc369177bfca839a3606"/>
     <w:p>
       <w:pPr>
         <w:pStyle w:val="Heading2"/>
@@ -17129,7 +17516,7 @@
       <w:r>
         <w:t xml:space="preserve"> </w:t>
       </w:r>
-      <w:hyperlink r:id="rId96">
+      <w:hyperlink r:id="rId102">
         <w:r>
           <w:rPr>
             <w:rStyle w:val="Hyperlink"/>
@@ -17162,18 +17549,18 @@
           <wp:inline>
             <wp:extent cx="5759999" cy="3498404"/>
             <wp:effectExtent b="0" l="0" r="0" t="0"/>
-            <wp:docPr descr="Saldırı potansiyelinin beş faktörü ve düzeyleri" title="" id="98" name="Picture"/>
+            <wp:docPr descr="Saldırı potansiyelinin beş faktörü ve düzeyleri" title="" id="104" name="Picture"/>
             <a:graphic>
               <a:graphicData uri="http://schemas.openxmlformats.org/drawingml/2006/picture">
                 <pic:pic>
                   <pic:nvPicPr>
-                    <pic:cNvPr descr="h12-03-saldiri-potansiyeli.png" id="99" name="Picture"/>
+                    <pic:cNvPr descr="h12-03-saldiri-potansiyeli.png" id="105" name="Picture"/>
                     <pic:cNvPicPr>
                       <a:picLocks noChangeArrowheads="1" noChangeAspect="1"/>
                     </pic:cNvPicPr>
                   </pic:nvPicPr>
                   <pic:blipFill>
-                    <a:blip r:embed="rId97"/>
+                    <a:blip r:embed="rId103"/>
                     <a:stretch>
                       <a:fillRect/>
                     </a:stretch>
@@ -17209,18 +17596,18 @@
           <wp:inline>
             <wp:extent cx="5759999" cy="2428518"/>
             <wp:effectExtent b="0" l="0" r="0" t="0"/>
-            <wp:docPr descr="Saldırı potansiyeli ile CVSS’in farkı" title="" id="101" name="Picture"/>
+            <wp:docPr descr="Saldırı potansiyeli ile CVSS’in farkı" title="" id="107" name="Picture"/>
             <a:graphic>
               <a:graphicData uri="http://schemas.openxmlformats.org/drawingml/2006/picture">
                 <pic:pic>
                   <pic:nvPicPr>
-                    <pic:cNvPr descr="h12-08-potansiyel-cvss.png" id="102" name="Picture"/>
+                    <pic:cNvPr descr="h12-08-potansiyel-cvss.png" id="108" name="Picture"/>
                     <pic:cNvPicPr>
                       <a:picLocks noChangeArrowheads="1" noChangeAspect="1"/>
                     </pic:cNvPicPr>
                   </pic:nvPicPr>
                   <pic:blipFill>
-                    <a:blip r:embed="rId100"/>
+                    <a:blip r:embed="rId106"/>
                     <a:stretch>
                       <a:fillRect/>
                     </a:stretch>
@@ -17247,7 +17634,7 @@
         </w:drawing>
       </w:r>
     </w:p>
-    <w:bookmarkStart w:id="103" w:name="saldırı-potansiyeli-faktörleri"/>
+    <w:bookmarkStart w:id="109" w:name="saldırı-potansiyeli-faktörleri"/>
     <w:p>
       <w:pPr>
         <w:pStyle w:val="Heading3"/>
@@ -17647,7 +18034,7 @@
       <w:r>
         <w:t xml:space="preserve"> </w:t>
       </w:r>
-      <w:hyperlink r:id="rId96">
+      <w:hyperlink r:id="rId102">
         <w:r>
           <w:rPr>
             <w:rStyle w:val="Hyperlink"/>
@@ -17665,8 +18052,8 @@
         <w:t xml:space="preserve">gücü, onu aşmanın maliyetiyle ölçülür.</w:t>
       </w:r>
     </w:p>
-    <w:bookmarkEnd w:id="103"/>
-    <w:bookmarkStart w:id="104" w:name="her-faktör-neden-orada-tek-tek-gerekçesi"/>
+    <w:bookmarkEnd w:id="109"/>
+    <w:bookmarkStart w:id="110" w:name="her-faktör-neden-orada-tek-tek-gerekçesi"/>
     <w:p>
       <w:pPr>
         <w:pStyle w:val="Heading3"/>
@@ -18142,8 +18529,8 @@
         <w:t xml:space="preserve">(9. hafta) ve sunucu tarafı denetim.</w:t>
       </w:r>
     </w:p>
-    <w:bookmarkEnd w:id="104"/>
-    <w:bookmarkStart w:id="108" w:name="X72d8b3d2ed9de894b19f7c7f5d16391b259d88d"/>
+    <w:bookmarkEnd w:id="110"/>
+    <w:bookmarkStart w:id="117" w:name="X72d8b3d2ed9de894b19f7c7f5d16391b259d88d"/>
     <w:p>
       <w:pPr>
         <w:pStyle w:val="Heading3"/>
@@ -18826,7 +19213,7 @@
                 <w:b/>
                 <w:bCs/>
               </w:rPr>
-              <w:t xml:space="preserve">TEMEL</w:t>
+              <w:t xml:space="preserve">BASIC</w:t>
             </w:r>
             <w:r>
               <w:t xml:space="preserve"> </w:t>
@@ -18866,7 +19253,7 @@
               <w:pStyle w:val="Compact"/>
             </w:pPr>
             <w:r>
-              <w:t xml:space="preserve">ORTA</w:t>
+              <w:t xml:space="preserve">MODERATE</w:t>
             </w:r>
           </w:p>
         </w:tc>
@@ -18890,7 +19277,7 @@
               <w:pStyle w:val="Compact"/>
             </w:pPr>
             <w:r>
-              <w:t xml:space="preserve">YÜKSEK</w:t>
+              <w:t xml:space="preserve">HIGH</w:t>
             </w:r>
           </w:p>
         </w:tc>
@@ -18914,7 +19301,7 @@
               <w:pStyle w:val="Compact"/>
             </w:pPr>
             <w:r>
-              <w:t xml:space="preserve">ÇOK YÜKSEK</w:t>
+              <w:t xml:space="preserve">VERY HIGH</w:t>
             </w:r>
           </w:p>
         </w:tc>
@@ -18938,13 +19325,134 @@
               <w:pStyle w:val="Compact"/>
             </w:pPr>
             <w:r>
-              <w:t xml:space="preserve">ÖTESİ (yalnız çok yetenekli saldırgan)</w:t>
+              <w:t xml:space="preserve">BEYOND (yalnız çok yetenekli saldırgan)</w:t>
             </w:r>
           </w:p>
         </w:tc>
       </w:tr>
     </w:tbl>
-    <w:bookmarkStart w:id="105" w:name="Xc9cbfa254cda3c93864d5ba02cb059f9063d6f3"/>
+    <w:p>
+      <w:pPr>
+        <w:pStyle w:val="BodyText"/>
+      </w:pPr>
+      <w:r>
+        <w:t xml:space="preserve">Beş faktörün seviyelerini seçip programın gerçek kodunu (</w:t>
+      </w:r>
+      <w:r>
+        <w:rPr>
+          <w:rStyle w:val="VerbatimChar"/>
+        </w:rPr>
+        <w:t xml:space="preserve">rating()</w:t>
+      </w:r>
+      <w:r>
+        <w:t xml:space="preserve">) adım adım izleyin; toplam puan hangi dala düşüyor, görün.</w:t>
+      </w:r>
+    </w:p>
+    <w:p>
+      <w:pPr>
+        <w:pStyle w:val="BodyText"/>
+      </w:pPr>
+      <w:r>
+        <w:drawing>
+          <wp:inline>
+            <wp:extent cx="5111999" cy="6632297"/>
+            <wp:effectExtent b="0" l="0" r="0" t="0"/>
+            <wp:docPr descr="Saldırı potansiyeli hesaplayıcı — adım adım" title="" id="112" name="Picture"/>
+            <a:graphic>
+              <a:graphicData uri="http://schemas.openxmlformats.org/drawingml/2006/picture">
+                <pic:pic>
+                  <pic:nvPicPr>
+                    <pic:cNvPr descr="attack-potential-calculator.tr.png" id="113" name="Picture"/>
+                    <pic:cNvPicPr>
+                      <a:picLocks noChangeArrowheads="1" noChangeAspect="1"/>
+                    </pic:cNvPicPr>
+                  </pic:nvPicPr>
+                  <pic:blipFill>
+                    <a:blip r:embed="rId111"/>
+                    <a:stretch>
+                      <a:fillRect/>
+                    </a:stretch>
+                  </pic:blipFill>
+                  <pic:spPr bwMode="auto">
+                    <a:xfrm>
+                      <a:off x="0" y="0"/>
+                      <a:ext cx="5111999" cy="6632297"/>
+                    </a:xfrm>
+                    <a:prstGeom prst="rect">
+                      <a:avLst/>
+                    </a:prstGeom>
+                    <a:noFill/>
+                    <a:ln w="9525">
+                      <a:noFill/>
+                      <a:headEnd/>
+                      <a:tailEnd/>
+                    </a:ln>
+                  </pic:spPr>
+                </pic:pic>
+              </a:graphicData>
+            </a:graphic>
+          </wp:inline>
+        </w:drawing>
+      </w:r>
+    </w:p>
+    <w:p>
+      <w:pPr>
+        <w:pStyle w:val="BodyText"/>
+      </w:pPr>
+      <w:r>
+        <w:rPr>
+          <w:b/>
+          <w:bCs/>
+        </w:rPr>
+        <w:t xml:space="preserve">Normal</w:t>
+      </w:r>
+      <w:r>
+        <w:t xml:space="preserve"> </w:t>
+      </w:r>
+      <w:r>
+        <w:t xml:space="preserve">(lisans denetimi, korumasız),</w:t>
+      </w:r>
+      <w:r>
+        <w:t xml:space="preserve"> </w:t>
+      </w:r>
+      <w:r>
+        <w:rPr>
+          <w:b/>
+          <w:bCs/>
+        </w:rPr>
+        <w:t xml:space="preserve">Zor</w:t>
+      </w:r>
+      <w:r>
+        <w:t xml:space="preserve"> </w:t>
+      </w:r>
+      <w:r>
+        <w:t xml:space="preserve">(aynı denetim, korumalı) ve iki uç örneği (</w:t>
+      </w:r>
+      <w:r>
+        <w:rPr>
+          <w:b/>
+          <w:bCs/>
+        </w:rPr>
+        <w:t xml:space="preserve">bütün faktörler seviye 0</w:t>
+      </w:r>
+      <w:r>
+        <w:t xml:space="preserve">,</w:t>
+      </w:r>
+      <w:r>
+        <w:t xml:space="preserve"> </w:t>
+      </w:r>
+      <w:r>
+        <w:rPr>
+          <w:b/>
+          <w:bCs/>
+        </w:rPr>
+        <w:t xml:space="preserve">güvenli öğe çıkarma</w:t>
+      </w:r>
+      <w:r>
+        <w:t xml:space="preserve">) deneyin; 🎲 ile kendi beş seviyenizi de girebilirsiniz.</w:t>
+      </w:r>
+    </w:p>
+    <w:bookmarkStart w:id="114" w:name="Xc9cbfa254cda3c93864d5ba02cb059f9063d6f3"/>
     <w:p>
       <w:pPr>
         <w:pStyle w:val="Heading4"/>
@@ -19259,7 +19767,7 @@
               <w:pStyle w:val="Compact"/>
             </w:pPr>
             <w:r>
-              <w:t xml:space="preserve">mağazadan inen ikili, belge gerekmedi</w:t>
+              <w:t xml:space="preserve">mağazadan inen binary, belge gerekmedi</w:t>
             </w:r>
           </w:p>
         </w:tc>
@@ -19421,7 +19929,7 @@
         <w:rPr>
           <w:rStyle w:val="VerbatimChar"/>
         </w:rPr>
-        <w:t xml:space="preserve">Toplam = 0 + 3 + 0 + 0 + 0 = 3        →  3 ≤ 9  →  TEMEL</w:t>
+        <w:t xml:space="preserve">Toplam = 0 + 3 + 0 + 0 + 0 = 3        →  3 ≤ 9  →  BASIC</w:t>
       </w:r>
     </w:p>
     <w:p>
@@ -19443,7 +19951,7 @@
           <w:b/>
           <w:bCs/>
         </w:rPr>
-        <w:t xml:space="preserve">TEMEL düzey = düşük direnç = ciddi bulgu.</w:t>
+        <w:t xml:space="preserve">BASIC düzey = düşük direnç = ciddi bulgu.</w:t>
       </w:r>
       <w:r>
         <w:t xml:space="preserve"> </w:t>
@@ -19558,7 +20066,7 @@
         <w:rPr>
           <w:rStyle w:val="VerbatimChar"/>
         </w:rPr>
-        <w:t xml:space="preserve">Toplam = 4 + 6 + 3 + 4 + 0 = 17       →  14 ≤ 17 ≤ 19  →  YÜKSEK</w:t>
+        <w:t xml:space="preserve">Toplam = 4 + 6 + 3 + 4 + 0 = 17       →  14 ≤ 17 ≤ 19  →  HIGH</w:t>
       </w:r>
     </w:p>
     <w:p>
@@ -19576,7 +20084,7 @@
           <w:b/>
           <w:bCs/>
         </w:rPr>
-        <w:t xml:space="preserve">TEMEL (3)</w:t>
+        <w:t xml:space="preserve">BASIC (3)</w:t>
       </w:r>
       <w:r>
         <w:t xml:space="preserve"> </w:t>
@@ -19592,7 +20100,7 @@
           <w:b/>
           <w:bCs/>
         </w:rPr>
-        <w:t xml:space="preserve">YÜKSEK (17)</w:t>
+        <w:t xml:space="preserve">HIGH (17)</w:t>
       </w:r>
       <w:r>
         <w:t xml:space="preserve"> </w:t>
@@ -19649,7 +20157,7 @@
         <w:rPr>
           <w:rStyle w:val="VerbatimChar"/>
         </w:rPr>
-        <w:t xml:space="preserve">code/week-12/02-saldiri-potansiyeli</w:t>
+        <w:t xml:space="preserve">code/week-12/02-attack-potential</w:t>
       </w:r>
       <w:r>
         <w:t xml:space="preserve"> </w:t>
@@ -19672,7 +20180,7 @@
         <w:rPr>
           <w:rStyle w:val="ExtensionTok"/>
         </w:rPr>
-        <w:t xml:space="preserve">./bin/linux/saldiri_potansiyeli</w:t>
+        <w:t xml:space="preserve">./bin/linux/attack_potential</w:t>
       </w:r>
       <w:r>
         <w:rPr>
@@ -19684,7 +20192,7 @@
         <w:rPr>
           <w:rStyle w:val="CommentTok"/>
         </w:rPr>
-        <w:t xml:space="preserve"># korumasız hâl  -&gt; puan 3  (TEMEL)</w:t>
+        <w:t xml:space="preserve"># korumasız hâl  -&gt; puan 3  (BASIC)</w:t>
       </w:r>
       <w:r>
         <w:br/>
@@ -19693,7 +20201,7 @@
         <w:rPr>
           <w:rStyle w:val="ExtensionTok"/>
         </w:rPr>
-        <w:t xml:space="preserve">./bin/linux/saldiri_potansiyeli</w:t>
+        <w:t xml:space="preserve">./bin/linux/attack_potential</w:t>
       </w:r>
       <w:r>
         <w:rPr>
@@ -19705,7 +20213,7 @@
         <w:rPr>
           <w:rStyle w:val="CommentTok"/>
         </w:rPr>
-        <w:t xml:space="preserve"># korumalı hâl   -&gt; puan 17 (YÜKSEK)</w:t>
+        <w:t xml:space="preserve"># korumalı hâl   -&gt; puan 17 (HIGH)</w:t>
       </w:r>
     </w:p>
     <w:p>
@@ -19722,7 +20230,7 @@
         <w:rPr>
           <w:rStyle w:val="VerbatimChar"/>
         </w:rPr>
-        <w:t xml:space="preserve">.\bin\windows\saldiri_potansiyeli.exe 0 1 0 0 0</w:t>
+        <w:t xml:space="preserve">.\bin\windows\attack_potential.exe 0 1 0 0 0</w:t>
       </w:r>
       <w:r>
         <w:t xml:space="preserve">. Argümansız çalıştırırsanız gömülü üç örnek</w:t>
@@ -19734,8 +20242,8 @@
         <w:t xml:space="preserve">bulguyu (lisans yaması · WBC anahtar çıkarma · güvenli öğe kırma) puanlar.</w:t>
       </w:r>
     </w:p>
-    <w:bookmarkEnd w:id="105"/>
-    <w:bookmarkStart w:id="106" w:name="Xb15532006f55a6def6e9e83c5c3948775d288ec"/>
+    <w:bookmarkEnd w:id="114"/>
+    <w:bookmarkStart w:id="115" w:name="Xb15532006f55a6def6e9e83c5c3948775d288ec"/>
     <w:p>
       <w:pPr>
         <w:pStyle w:val="Heading4"/>
@@ -20269,7 +20777,7 @@
         <w:rPr>
           <w:rStyle w:val="VerbatimChar"/>
         </w:rPr>
-        <w:t xml:space="preserve">Toplam = 19 + 8 + 11 + 10 + 7 = 55        →  55 &gt;= 25  →  OTESI (yalniz cok yetenekli saldirgan)</w:t>
+        <w:t xml:space="preserve">Toplam = 19 + 8 + 11 + 10 + 7 = 55        →  55 &gt;= 25  →  BEYOND (yalniz cok yetenekli saldirgan)</w:t>
       </w:r>
     </w:p>
     <w:p>
@@ -20291,7 +20799,7 @@
           <w:b/>
           <w:bCs/>
         </w:rPr>
-        <w:t xml:space="preserve">ÖTESİ düzey = çok yüksek direnç = düşük öncelikli bulgu</w:t>
+        <w:t xml:space="preserve">BEYOND düzey = çok yüksek direnç = düşük öncelikli bulgu</w:t>
       </w:r>
       <w:r>
         <w:t xml:space="preserve"> </w:t>
@@ -20338,7 +20846,7 @@
         <w:rPr>
           <w:rStyle w:val="VerbatimChar"/>
         </w:rPr>
-        <w:t xml:space="preserve">code/week-12/02-saldiri-potansiyeli</w:t>
+        <w:t xml:space="preserve">code/week-12/02-attack-potential</w:t>
       </w:r>
       <w:r>
         <w:t xml:space="preserve"> </w:t>
@@ -20363,13 +20871,13 @@
         <w:t xml:space="preserve">çalıştırın; üçüncü gömülü örnek (</w:t>
       </w:r>
       <w:r>
-        <w:t xml:space="preserve">“Guvenli oge (SE)</w:t>
-      </w:r>
-      <w:r>
-        <w:t xml:space="preserve"> </w:t>
-      </w:r>
-      <w:r>
-        <w:t xml:space="preserve">kirma”</w:t>
+        <w:t xml:space="preserve">“Secure element</w:t>
+      </w:r>
+      <w:r>
+        <w:t xml:space="preserve"> </w:t>
+      </w:r>
+      <w:r>
+        <w:t xml:space="preserve">key extraction”</w:t>
       </w:r>
       <w:r>
         <w:t xml:space="preserve">) tam olarak</w:t>
@@ -20381,7 +20889,7 @@
         <w:rPr>
           <w:rStyle w:val="VerbatimChar"/>
         </w:rPr>
-        <w:t xml:space="preserve">SURE[3] + UZMAN[3] + BILGI[3] + FIRSAT[2] + EKIPMAN[2] = 19+8+11+10+7 = 55</w:t>
+        <w:t xml:space="preserve">ELAPSED_TIME[3] + EXPERTISE[3] + KNOWLEDGE[3] + OPPORTUNITY[2] + EQUIPMENT[2] = 19+8+11+10+7 = 55</w:t>
       </w:r>
       <w:r>
         <w:t xml:space="preserve"> </w:t>
@@ -20402,7 +20910,7 @@
         <w:rPr>
           <w:rStyle w:val="VerbatimChar"/>
         </w:rPr>
-        <w:t xml:space="preserve">puan=55 -&gt; OTESI</w:t>
+        <w:t xml:space="preserve">score=55 -&gt; BEYOND</w:t>
       </w:r>
       <w:r>
         <w:t xml:space="preserve"> </w:t>
@@ -20563,29 +21071,29 @@
               <w:pStyle w:val="Compact"/>
             </w:pPr>
             <w:r>
-              <w:t xml:space="preserve">TEMEL</w:t>
-            </w:r>
-          </w:p>
-        </w:tc>
-        <w:tc>
-          <w:tcPr/>
-          <w:p>
-            <w:pPr>
-              <w:pStyle w:val="Compact"/>
-            </w:pPr>
-            <w:r>
-              <w:t xml:space="preserve">YÜKSEK</w:t>
-            </w:r>
-          </w:p>
-        </w:tc>
-        <w:tc>
-          <w:tcPr/>
-          <w:p>
-            <w:pPr>
-              <w:pStyle w:val="Compact"/>
-            </w:pPr>
-            <w:r>
-              <w:t xml:space="preserve">ÖTESİ</w:t>
+              <w:t xml:space="preserve">BASIC</w:t>
+            </w:r>
+          </w:p>
+        </w:tc>
+        <w:tc>
+          <w:tcPr/>
+          <w:p>
+            <w:pPr>
+              <w:pStyle w:val="Compact"/>
+            </w:pPr>
+            <w:r>
+              <w:t xml:space="preserve">HIGH</w:t>
+            </w:r>
+          </w:p>
+        </w:tc>
+        <w:tc>
+          <w:tcPr/>
+          <w:p>
+            <w:pPr>
+              <w:pStyle w:val="Compact"/>
+            </w:pPr>
+            <w:r>
+              <w:t xml:space="preserve">BEYOND</w:t>
             </w:r>
           </w:p>
         </w:tc>
@@ -20637,8 +21145,8 @@
         </w:tc>
       </w:tr>
     </w:tbl>
-    <w:bookmarkEnd w:id="106"/>
-    <w:bookmarkStart w:id="107" w:name="X634072859ebed6fd0d441a8f28d8795896d8796"/>
+    <w:bookmarkEnd w:id="115"/>
+    <w:bookmarkStart w:id="116" w:name="X634072859ebed6fd0d441a8f28d8795896d8796"/>
     <w:p>
       <w:pPr>
         <w:pStyle w:val="Heading4"/>
@@ -20655,7 +21163,7 @@
         <w:t xml:space="preserve">İki uç örneği (3 ve 55) gördük; demonun ikinci gömülü bulgusunu (</w:t>
       </w:r>
       <w:r>
-        <w:t xml:space="preserve">“WBC anahtar çıkarma”</w:t>
+        <w:t xml:space="preserve">“White-box key extraction”</w:t>
       </w:r>
       <w:r>
         <w:t xml:space="preserve">) da elle hesaplayıp aracın</w:t>
@@ -21093,7 +21601,7 @@
         <w:rPr>
           <w:rStyle w:val="VerbatimChar"/>
         </w:rPr>
-        <w:t xml:space="preserve">Toplam = 10 + 8 + 7 + 4 + 4 = 33        -&gt;  33 &gt;= 25  -&gt;  OTESI</w:t>
+        <w:t xml:space="preserve">Toplam = 10 + 8 + 7 + 4 + 4 = 33        -&gt;  33 &gt;= 25  -&gt;  BEYOND</w:t>
       </w:r>
     </w:p>
     <w:p>
@@ -21110,7 +21618,7 @@
         <w:rPr>
           <w:rStyle w:val="VerbatimChar"/>
         </w:rPr>
-        <w:t xml:space="preserve">./bin/linux/saldiri_potansiyeli 2 3 2 1 1</w:t>
+        <w:t xml:space="preserve">./bin/linux/attack_potential 2 3 2 1 1</w:t>
       </w:r>
       <w:r>
         <w:t xml:space="preserve"> </w:t>
@@ -21128,7 +21636,7 @@
         <w:rPr>
           <w:rStyle w:val="VerbatimChar"/>
         </w:rPr>
-        <w:t xml:space="preserve">puan=33 -&gt; OTESI</w:t>
+        <w:t xml:space="preserve">score=33 -&gt; BEYOND</w:t>
       </w:r>
       <w:r>
         <w:t xml:space="preserve">) doğrulayabilirsiniz — kod içindeki gömülü</w:t>
@@ -21137,7 +21645,7 @@
         <w:t xml:space="preserve"> </w:t>
       </w:r>
       <w:r>
-        <w:t xml:space="preserve">“WBC anahtar cikarma (DCA)”</w:t>
+        <w:t xml:space="preserve">“White-box key extraction (DCA)”</w:t>
       </w:r>
       <w:r>
         <w:t xml:space="preserve"> </w:t>
@@ -21177,7 +21685,7 @@
           <w:b/>
           <w:bCs/>
         </w:rPr>
-        <w:t xml:space="preserve">ÖTESİ</w:t>
+        <w:t xml:space="preserve">BEYOND</w:t>
       </w:r>
       <w:r>
         <w:t xml:space="preserve"> </w:t>
@@ -21214,9 +21722,9 @@
         <w:t xml:space="preserve">çıkabilir — bu yüzden tahmin değil, hesap gerekir.</w:t>
       </w:r>
     </w:p>
-    <w:bookmarkEnd w:id="107"/>
-    <w:bookmarkEnd w:id="108"/>
-    <w:bookmarkStart w:id="110" w:name="cvss-ile-derecelendirme"/>
+    <w:bookmarkEnd w:id="116"/>
+    <w:bookmarkEnd w:id="117"/>
+    <w:bookmarkStart w:id="122" w:name="cvss-ile-derecelendirme"/>
     <w:p>
       <w:pPr>
         <w:pStyle w:val="Heading3"/>
@@ -21317,7 +21825,7 @@
         <w:t xml:space="preserve">çoğunlukla ikisi birden verilir; önceliklendirme buna göre yapılır.</w:t>
       </w:r>
     </w:p>
-    <w:bookmarkStart w:id="109" w:name="Xc09aff215482bfb579c28a789795d32b8380b70"/>
+    <w:bookmarkStart w:id="121" w:name="Xc09aff215482bfb579c28a789795d32b8380b70"/>
     <w:p>
       <w:pPr>
         <w:pStyle w:val="Heading4"/>
@@ -21371,7 +21879,7 @@
           <w:b/>
           <w:bCs/>
         </w:rPr>
-        <w:t xml:space="preserve">ÖTESİ</w:t>
+        <w:t xml:space="preserve">BEYOND</w:t>
       </w:r>
       <w:r>
         <w:t xml:space="preserve">) hem de CVSS ile puanlayalım; ikisinin</w:t>
@@ -22005,7 +22513,7 @@
               <w:t xml:space="preserve"> </w:t>
             </w:r>
             <w:r>
-              <w:t xml:space="preserve">(ÖTESİ)</w:t>
+              <w:t xml:space="preserve">(BEYOND)</w:t>
             </w:r>
           </w:p>
         </w:tc>
@@ -22333,7 +22841,7 @@
           <w:b/>
           <w:bCs/>
         </w:rPr>
-        <w:t xml:space="preserve">55/ÖTESİ</w:t>
+        <w:t xml:space="preserve">55/BEYOND</w:t>
       </w:r>
       <w:r>
         <w:t xml:space="preserve"> </w:t>
@@ -22345,7 +22853,7 @@
         <w:t xml:space="preserve"> </w:t>
       </w:r>
       <w:r>
-        <w:t xml:space="preserve">önceliklendirilir. Tersi de olur: düşük CVSS’li ama saldırı potansiyeli TEMEL olan (kolay, düşük etkili ama</w:t>
+        <w:t xml:space="preserve">önceliklendirilir. Tersi de olur: düşük CVSS’li ama saldırı potansiyeli BASIC olan (kolay, düşük etkili ama</w:t>
       </w:r>
       <w:r>
         <w:t xml:space="preserve"> </w:t>
@@ -22425,7 +22933,7 @@
         <w:t xml:space="preserve"> </w:t>
       </w:r>
       <w:r>
-        <w:t xml:space="preserve">“saldırı potansiyeli TEMEL, çok kolay”</w:t>
+        <w:t xml:space="preserve">“saldırı potansiyeli BASIC, çok kolay”</w:t>
       </w:r>
       <w:r>
         <w:t xml:space="preserve"> </w:t>
@@ -22523,314 +23031,27 @@
         <w:t xml:space="preserve">bir durumdur (farklı soruları yanıtlıyorlar).</w:t>
       </w:r>
     </w:p>
-    <w:bookmarkEnd w:id="109"/>
-    <w:bookmarkEnd w:id="110"/>
-    <w:bookmarkStart w:id="111" w:name="X8cdcc41088dece34d0fc271d27ba2834d14c119"/>
-    <w:p>
-      <w:pPr>
-        <w:pStyle w:val="Heading3"/>
-      </w:pPr>
-      <w:r>
-        <w:t xml:space="preserve">Zincirleme saldırılar: birden fazla zafiyetin birleşimi</w:t>
-      </w:r>
-    </w:p>
     <w:p>
       <w:pPr>
         <w:pStyle w:val="FirstParagraph"/>
       </w:pPr>
       <w:r>
-        <w:t xml:space="preserve">Bölüm 2’nin sonunda</w:t>
-      </w:r>
-      <w:r>
-        <w:t xml:space="preserve"> </w:t>
-      </w:r>
-      <w:r>
-        <w:t xml:space="preserve">“iyi tasarlanmış bir üründe saldırgan birkaç korumayı</w:t>
-      </w:r>
-      <w:r>
-        <w:t xml:space="preserve"> </w:t>
-      </w:r>
-      <w:r>
-        <w:rPr>
-          <w:b/>
-          <w:bCs/>
-        </w:rPr>
-        <w:t xml:space="preserve">zincirlemek</w:t>
-      </w:r>
-      <w:r>
-        <w:t xml:space="preserve"> </w:t>
-      </w:r>
-      <w:r>
-        <w:t xml:space="preserve">zorunda kalır”</w:t>
-      </w:r>
-      <w:r>
-        <w:t xml:space="preserve"> </w:t>
-      </w:r>
-      <w:r>
-        <w:t xml:space="preserve">demiştik;</w:t>
-      </w:r>
-      <w:r>
-        <w:t xml:space="preserve"> </w:t>
-      </w:r>
-      <w:r>
-        <w:t xml:space="preserve">bunu saldırı potansiyeli diliyle açalım. Tek başına</w:t>
-      </w:r>
-      <w:r>
-        <w:t xml:space="preserve"> </w:t>
-      </w:r>
-      <w:r>
-        <w:rPr>
-          <w:b/>
-          <w:bCs/>
-        </w:rPr>
-        <w:t xml:space="preserve">çok yüksek</w:t>
-      </w:r>
-      <w:r>
-        <w:t xml:space="preserve"> </w:t>
-      </w:r>
-      <w:r>
-        <w:t xml:space="preserve">dirençli (ör. ÖTESİ) bir koruma bile,</w:t>
-      </w:r>
-      <w:r>
-        <w:t xml:space="preserve"> </w:t>
-      </w:r>
-      <w:r>
-        <w:rPr>
-          <w:b/>
-          <w:bCs/>
-        </w:rPr>
-        <w:t xml:space="preserve">başka</w:t>
-      </w:r>
-      <w:r>
-        <w:t xml:space="preserve"> </w:t>
-      </w:r>
-      <w:r>
-        <w:t xml:space="preserve">bir zafiyetle birleşince toplam direnç düşebilir. Örnek: Senaryo B’deki güvenli öğe (ÖTESİ, puan 55) tek başına</w:t>
-      </w:r>
-      <w:r>
-        <w:t xml:space="preserve"> </w:t>
-      </w:r>
-      <w:r>
-        <w:t xml:space="preserve">neredeyse sömürülemez; ama eğer ayrıca cihazın işletim sistemi eski bir sürümdeyse ve bilinen bir kök (root)</w:t>
-      </w:r>
-      <w:r>
-        <w:t xml:space="preserve"> </w:t>
-      </w:r>
-      <w:r>
-        <w:t xml:space="preserve">açığı varsa, saldırgan önce o</w:t>
-      </w:r>
-      <w:r>
-        <w:t xml:space="preserve"> </w:t>
-      </w:r>
-      <w:r>
-        <w:rPr>
-          <w:b/>
-          <w:bCs/>
-        </w:rPr>
-        <w:t xml:space="preserve">daha kolay</w:t>
-      </w:r>
-      <w:r>
-        <w:t xml:space="preserve"> </w:t>
-      </w:r>
-      <w:r>
-        <w:t xml:space="preserve">açıkla cihaza tam erişim kazanıp, sonra donanım saldırısı için gereken</w:t>
-      </w:r>
-      <w:r>
-        <w:t xml:space="preserve"> </w:t>
-      </w:r>
-      <w:r>
-        <w:t xml:space="preserve">“çok kısıtlı”</w:t>
-      </w:r>
-      <w:r>
-        <w:t xml:space="preserve"> </w:t>
-      </w:r>
-      <w:r>
-        <w:t xml:space="preserve">fırsatı</w:t>
-      </w:r>
-      <w:r>
-        <w:t xml:space="preserve"> </w:t>
-      </w:r>
-      <w:r>
-        <w:t xml:space="preserve">“sınırsız”</w:t>
-      </w:r>
-      <w:r>
-        <w:t xml:space="preserve">a çevirebilir — bu da fırsat faktörünü 10’dan 0’a düşürür ve toplam puanı</w:t>
-      </w:r>
-      <w:r>
-        <w:t xml:space="preserve"> </w:t>
-      </w:r>
-      <w:r>
-        <w:rPr>
-          <w:b/>
-          <w:bCs/>
-        </w:rPr>
-        <w:t xml:space="preserve">55’ten</w:t>
-      </w:r>
-      <w:r>
-        <w:rPr>
-          <w:b/>
-          <w:bCs/>
-        </w:rPr>
-        <w:t xml:space="preserve"> </w:t>
-      </w:r>
-      <w:r>
-        <w:rPr>
-          <w:b/>
-          <w:bCs/>
-        </w:rPr>
-        <w:t xml:space="preserve">45’e</w:t>
-      </w:r>
-      <w:r>
-        <w:t xml:space="preserve"> </w:t>
-      </w:r>
-      <w:r>
-        <w:t xml:space="preserve">indirir (hâlâ ÖTESİ, ama daha kolay bir ÖTESİ).</w:t>
-      </w:r>
-    </w:p>
-    <w:p>
-      <w:pPr>
-        <w:pStyle w:val="BlockText"/>
-      </w:pPr>
-      <w:r>
-        <w:rPr>
-          <w:b/>
-          <w:bCs/>
-        </w:rPr>
-        <w:t xml:space="preserve">Sık yapılan hata: her bulguyu tek başına, izole değerlendirmek</w:t>
-      </w:r>
-    </w:p>
-    <w:p>
-      <w:pPr>
-        <w:pStyle w:val="BlockText"/>
-      </w:pPr>
-      <w:r>
-        <w:t xml:space="preserve">Bir zafiyeti yalnız kendi başına puanlamak, başka bir zafiyetle</w:t>
-      </w:r>
-      <w:r>
-        <w:t xml:space="preserve"> </w:t>
-      </w:r>
-      <w:r>
-        <w:rPr>
-          <w:b/>
-          <w:bCs/>
-        </w:rPr>
-        <w:t xml:space="preserve">birleştiğinde</w:t>
-      </w:r>
-      <w:r>
-        <w:t xml:space="preserve"> </w:t>
-      </w:r>
-      <w:r>
-        <w:t xml:space="preserve">ne olacağını gözden kaçırır.</w:t>
-      </w:r>
-      <w:r>
-        <w:t xml:space="preserve"> </w:t>
-      </w:r>
-      <w:r>
-        <w:rPr>
-          <w:b/>
-          <w:bCs/>
-        </w:rPr>
-        <w:t xml:space="preserve">Kural:</w:t>
-      </w:r>
-      <w:r>
-        <w:t xml:space="preserve"> </w:t>
-      </w:r>
-      <w:r>
-        <w:t xml:space="preserve">zafiyet analizi adımında (adım 6) değerlendirici yalnız tek tek zafiyetlere değil, olası</w:t>
-      </w:r>
-      <w:r>
-        <w:t xml:space="preserve"> </w:t>
-      </w:r>
-      <w:r>
-        <w:rPr>
-          <w:b/>
-          <w:bCs/>
-        </w:rPr>
-        <w:t xml:space="preserve">zincirlere</w:t>
-      </w:r>
-      <w:r>
-        <w:t xml:space="preserve"> </w:t>
-      </w:r>
-      <w:r>
-        <w:t xml:space="preserve">de bakar; bir bulgu raporu bazen</w:t>
-      </w:r>
-      <w:r>
-        <w:t xml:space="preserve"> </w:t>
-      </w:r>
-      <w:r>
-        <w:t xml:space="preserve">“F-04 ile F-09 birlikte kullanılırsa…”</w:t>
-      </w:r>
-      <w:r>
-        <w:t xml:space="preserve"> </w:t>
-      </w:r>
-      <w:r>
-        <w:t xml:space="preserve">gibi bir</w:t>
-      </w:r>
-      <w:r>
-        <w:t xml:space="preserve"> </w:t>
-      </w:r>
-      <w:r>
-        <w:rPr>
-          <w:b/>
-          <w:bCs/>
-        </w:rPr>
-        <w:t xml:space="preserve">birleşik senaryo</w:t>
-      </w:r>
-      <w:r>
-        <w:t xml:space="preserve"> </w:t>
-      </w:r>
-      <w:r>
-        <w:t xml:space="preserve">da</w:t>
-      </w:r>
-      <w:r>
-        <w:t xml:space="preserve"> </w:t>
-      </w:r>
-      <w:r>
-        <w:t xml:space="preserve">içerir.</w:t>
-      </w:r>
-    </w:p>
-    <w:bookmarkEnd w:id="111"/>
-    <w:bookmarkEnd w:id="112"/>
-    <w:bookmarkStart w:id="126" w:name="bulgu-öneri-aksiyon-ve-etki-analizi"/>
-    <w:p>
-      <w:pPr>
-        <w:pStyle w:val="Heading2"/>
-      </w:pPr>
-      <w:r>
-        <w:t xml:space="preserve">6. Bulgu → öneri → aksiyon ve etki analizi</w:t>
-      </w:r>
-    </w:p>
-    <w:p>
-      <w:pPr>
-        <w:pStyle w:val="FirstParagraph"/>
-      </w:pPr>
-      <w:r>
-        <w:t xml:space="preserve">Değerlendirme bir</w:t>
-      </w:r>
-      <w:r>
-        <w:t xml:space="preserve"> </w:t>
-      </w:r>
-      <w:r>
-        <w:t xml:space="preserve">“geçti/kaldı”</w:t>
-      </w:r>
-      <w:r>
-        <w:t xml:space="preserve"> </w:t>
-      </w:r>
-      <w:r>
-        <w:t xml:space="preserve">damgası değil, bir</w:t>
-      </w:r>
-      <w:r>
-        <w:t xml:space="preserve"> </w:t>
-      </w:r>
-      <w:r>
-        <w:rPr>
-          <w:b/>
-          <w:bCs/>
-        </w:rPr>
-        <w:t xml:space="preserve">iyileştirme döngüsüdür</w:t>
-      </w:r>
-      <w:r>
-        <w:t xml:space="preserve">. Her bulgu için:</w:t>
+        <w:t xml:space="preserve">Aynı bulguyu iki eksende (basitleştirilmiş CVSS-benzeri puan ve gerçek</w:t>
+      </w:r>
+      <w:r>
+        <w:t xml:space="preserve"> </w:t>
+      </w:r>
+      <w:r>
+        <w:rPr>
+          <w:rStyle w:val="VerbatimChar"/>
+        </w:rPr>
+        <w:t xml:space="preserve">attack_potential.c</w:t>
+      </w:r>
+      <w:r>
+        <w:t xml:space="preserve"> </w:t>
+      </w:r>
+      <w:r>
+        <w:t xml:space="preserve">kodu) puanlayıp önceliğin nasıl çıktığını görün.</w:t>
       </w:r>
     </w:p>
     <w:p>
@@ -22840,20 +23061,434 @@
       <w:r>
         <w:drawing>
           <wp:inline>
-            <wp:extent cx="5759999" cy="2321317"/>
+            <wp:extent cx="5111999" cy="5686862"/>
             <wp:effectExtent b="0" l="0" r="0" t="0"/>
-            <wp:docPr descr="Etki analizi ile delta değerlendirme farkı" title="" id="114" name="Picture"/>
+            <wp:docPr descr="CVSS-benzeri ve saldırı potansiyeli — adım adım" title="" id="119" name="Picture"/>
             <a:graphic>
               <a:graphicData uri="http://schemas.openxmlformats.org/drawingml/2006/picture">
                 <pic:pic>
                   <pic:nvPicPr>
-                    <pic:cNvPr descr="h12-10-etki-delta.png" id="115" name="Picture"/>
+                    <pic:cNvPr descr="cvss-vs-attack-potential.tr.png" id="120" name="Picture"/>
                     <pic:cNvPicPr>
                       <a:picLocks noChangeArrowheads="1" noChangeAspect="1"/>
                     </pic:cNvPicPr>
                   </pic:nvPicPr>
                   <pic:blipFill>
-                    <a:blip r:embed="rId113"/>
+                    <a:blip r:embed="rId118"/>
+                    <a:stretch>
+                      <a:fillRect/>
+                    </a:stretch>
+                  </pic:blipFill>
+                  <pic:spPr bwMode="auto">
+                    <a:xfrm>
+                      <a:off x="0" y="0"/>
+                      <a:ext cx="5111999" cy="5686862"/>
+                    </a:xfrm>
+                    <a:prstGeom prst="rect">
+                      <a:avLst/>
+                    </a:prstGeom>
+                    <a:noFill/>
+                    <a:ln w="9525">
+                      <a:noFill/>
+                      <a:headEnd/>
+                      <a:tailEnd/>
+                    </a:ln>
+                  </pic:spPr>
+                </pic:pic>
+              </a:graphicData>
+            </a:graphic>
+          </wp:inline>
+        </w:drawing>
+      </w:r>
+    </w:p>
+    <w:p>
+      <w:pPr>
+        <w:pStyle w:val="BodyText"/>
+      </w:pPr>
+      <w:r>
+        <w:rPr>
+          <w:b/>
+          <w:bCs/>
+        </w:rPr>
+        <w:t xml:space="preserve">Normal</w:t>
+      </w:r>
+      <w:r>
+        <w:t xml:space="preserve"> </w:t>
+      </w:r>
+      <w:r>
+        <w:t xml:space="preserve">(ikisi de uyuşuyor: ACİL),</w:t>
+      </w:r>
+      <w:r>
+        <w:t xml:space="preserve"> </w:t>
+      </w:r>
+      <w:r>
+        <w:rPr>
+          <w:b/>
+          <w:bCs/>
+        </w:rPr>
+        <w:t xml:space="preserve">Zor</w:t>
+      </w:r>
+      <w:r>
+        <w:t xml:space="preserve"> </w:t>
+      </w:r>
+      <w:r>
+        <w:t xml:space="preserve">(etki büyük ama saldırı çok zor: izlenir) ve iki uç örneği (</w:t>
+      </w:r>
+      <w:r>
+        <w:rPr>
+          <w:b/>
+          <w:bCs/>
+        </w:rPr>
+        <w:t xml:space="preserve">her iki eksende en düşük</w:t>
+      </w:r>
+      <w:r>
+        <w:t xml:space="preserve">,</w:t>
+      </w:r>
+      <w:r>
+        <w:t xml:space="preserve"> </w:t>
+      </w:r>
+      <w:r>
+        <w:rPr>
+          <w:b/>
+          <w:bCs/>
+        </w:rPr>
+        <w:t xml:space="preserve">her iki eksende en yüksek</w:t>
+      </w:r>
+      <w:r>
+        <w:t xml:space="preserve">) karşılaştırın.</w:t>
+      </w:r>
+    </w:p>
+    <w:bookmarkEnd w:id="121"/>
+    <w:bookmarkEnd w:id="122"/>
+    <w:bookmarkStart w:id="123" w:name="X8cdcc41088dece34d0fc271d27ba2834d14c119"/>
+    <w:p>
+      <w:pPr>
+        <w:pStyle w:val="Heading3"/>
+      </w:pPr>
+      <w:r>
+        <w:t xml:space="preserve">Zincirleme saldırılar: birden fazla zafiyetin birleşimi</w:t>
+      </w:r>
+    </w:p>
+    <w:p>
+      <w:pPr>
+        <w:pStyle w:val="FirstParagraph"/>
+      </w:pPr>
+      <w:r>
+        <w:t xml:space="preserve">Bölüm 2’nin sonunda</w:t>
+      </w:r>
+      <w:r>
+        <w:t xml:space="preserve"> </w:t>
+      </w:r>
+      <w:r>
+        <w:t xml:space="preserve">“iyi tasarlanmış bir üründe saldırgan birkaç korumayı</w:t>
+      </w:r>
+      <w:r>
+        <w:t xml:space="preserve"> </w:t>
+      </w:r>
+      <w:r>
+        <w:rPr>
+          <w:b/>
+          <w:bCs/>
+        </w:rPr>
+        <w:t xml:space="preserve">zincirlemek</w:t>
+      </w:r>
+      <w:r>
+        <w:t xml:space="preserve"> </w:t>
+      </w:r>
+      <w:r>
+        <w:t xml:space="preserve">zorunda kalır”</w:t>
+      </w:r>
+      <w:r>
+        <w:t xml:space="preserve"> </w:t>
+      </w:r>
+      <w:r>
+        <w:t xml:space="preserve">demiştik;</w:t>
+      </w:r>
+      <w:r>
+        <w:t xml:space="preserve"> </w:t>
+      </w:r>
+      <w:r>
+        <w:t xml:space="preserve">bunu saldırı potansiyeli diliyle açalım. Tek başına</w:t>
+      </w:r>
+      <w:r>
+        <w:t xml:space="preserve"> </w:t>
+      </w:r>
+      <w:r>
+        <w:rPr>
+          <w:b/>
+          <w:bCs/>
+        </w:rPr>
+        <w:t xml:space="preserve">çok yüksek</w:t>
+      </w:r>
+      <w:r>
+        <w:t xml:space="preserve"> </w:t>
+      </w:r>
+      <w:r>
+        <w:t xml:space="preserve">dirençli (ör. BEYOND) bir koruma bile,</w:t>
+      </w:r>
+      <w:r>
+        <w:t xml:space="preserve"> </w:t>
+      </w:r>
+      <w:r>
+        <w:rPr>
+          <w:b/>
+          <w:bCs/>
+        </w:rPr>
+        <w:t xml:space="preserve">başka</w:t>
+      </w:r>
+      <w:r>
+        <w:t xml:space="preserve"> </w:t>
+      </w:r>
+      <w:r>
+        <w:t xml:space="preserve">bir zafiyetle birleşince toplam direnç düşebilir. Örnek: Senaryo B’deki güvenli öğe (BEYOND, puan 55) tek başına</w:t>
+      </w:r>
+      <w:r>
+        <w:t xml:space="preserve"> </w:t>
+      </w:r>
+      <w:r>
+        <w:t xml:space="preserve">neredeyse sömürülemez; ama eğer ayrıca cihazın işletim sistemi eski bir sürümdeyse ve bilinen bir kök (root)</w:t>
+      </w:r>
+      <w:r>
+        <w:t xml:space="preserve"> </w:t>
+      </w:r>
+      <w:r>
+        <w:t xml:space="preserve">açığı varsa, saldırgan önce o</w:t>
+      </w:r>
+      <w:r>
+        <w:t xml:space="preserve"> </w:t>
+      </w:r>
+      <w:r>
+        <w:rPr>
+          <w:b/>
+          <w:bCs/>
+        </w:rPr>
+        <w:t xml:space="preserve">daha kolay</w:t>
+      </w:r>
+      <w:r>
+        <w:t xml:space="preserve"> </w:t>
+      </w:r>
+      <w:r>
+        <w:t xml:space="preserve">açıkla cihaza tam erişim kazanıp, sonra donanım saldırısı için gereken</w:t>
+      </w:r>
+      <w:r>
+        <w:t xml:space="preserve"> </w:t>
+      </w:r>
+      <w:r>
+        <w:t xml:space="preserve">“çok kısıtlı”</w:t>
+      </w:r>
+      <w:r>
+        <w:t xml:space="preserve"> </w:t>
+      </w:r>
+      <w:r>
+        <w:t xml:space="preserve">fırsatı</w:t>
+      </w:r>
+      <w:r>
+        <w:t xml:space="preserve"> </w:t>
+      </w:r>
+      <w:r>
+        <w:t xml:space="preserve">“sınırsız”</w:t>
+      </w:r>
+      <w:r>
+        <w:t xml:space="preserve">a çevirebilir — bu da fırsat faktörünü 10’dan 0’a düşürür ve toplam puanı</w:t>
+      </w:r>
+      <w:r>
+        <w:t xml:space="preserve"> </w:t>
+      </w:r>
+      <w:r>
+        <w:rPr>
+          <w:b/>
+          <w:bCs/>
+        </w:rPr>
+        <w:t xml:space="preserve">55’ten</w:t>
+      </w:r>
+      <w:r>
+        <w:rPr>
+          <w:b/>
+          <w:bCs/>
+        </w:rPr>
+        <w:t xml:space="preserve"> </w:t>
+      </w:r>
+      <w:r>
+        <w:rPr>
+          <w:b/>
+          <w:bCs/>
+        </w:rPr>
+        <w:t xml:space="preserve">45’e</w:t>
+      </w:r>
+      <w:r>
+        <w:t xml:space="preserve"> </w:t>
+      </w:r>
+      <w:r>
+        <w:t xml:space="preserve">indirir (hâlâ BEYOND, ama daha kolay bir BEYOND).</w:t>
+      </w:r>
+    </w:p>
+    <w:p>
+      <w:pPr>
+        <w:pStyle w:val="BlockText"/>
+      </w:pPr>
+      <w:r>
+        <w:rPr>
+          <w:b/>
+          <w:bCs/>
+        </w:rPr>
+        <w:t xml:space="preserve">Sık yapılan hata: her bulguyu tek başına, izole değerlendirmek</w:t>
+      </w:r>
+    </w:p>
+    <w:p>
+      <w:pPr>
+        <w:pStyle w:val="BlockText"/>
+      </w:pPr>
+      <w:r>
+        <w:t xml:space="preserve">Bir zafiyeti yalnız kendi başına puanlamak, başka bir zafiyetle</w:t>
+      </w:r>
+      <w:r>
+        <w:t xml:space="preserve"> </w:t>
+      </w:r>
+      <w:r>
+        <w:rPr>
+          <w:b/>
+          <w:bCs/>
+        </w:rPr>
+        <w:t xml:space="preserve">birleştiğinde</w:t>
+      </w:r>
+      <w:r>
+        <w:t xml:space="preserve"> </w:t>
+      </w:r>
+      <w:r>
+        <w:t xml:space="preserve">ne olacağını gözden kaçırır.</w:t>
+      </w:r>
+      <w:r>
+        <w:t xml:space="preserve"> </w:t>
+      </w:r>
+      <w:r>
+        <w:rPr>
+          <w:b/>
+          <w:bCs/>
+        </w:rPr>
+        <w:t xml:space="preserve">Kural:</w:t>
+      </w:r>
+      <w:r>
+        <w:t xml:space="preserve"> </w:t>
+      </w:r>
+      <w:r>
+        <w:t xml:space="preserve">zafiyet analizi adımında (adım 6) değerlendirici yalnız tek tek zafiyetlere değil, olası</w:t>
+      </w:r>
+      <w:r>
+        <w:t xml:space="preserve"> </w:t>
+      </w:r>
+      <w:r>
+        <w:rPr>
+          <w:b/>
+          <w:bCs/>
+        </w:rPr>
+        <w:t xml:space="preserve">zincirlere</w:t>
+      </w:r>
+      <w:r>
+        <w:t xml:space="preserve"> </w:t>
+      </w:r>
+      <w:r>
+        <w:t xml:space="preserve">de bakar; bir bulgu raporu bazen</w:t>
+      </w:r>
+      <w:r>
+        <w:t xml:space="preserve"> </w:t>
+      </w:r>
+      <w:r>
+        <w:t xml:space="preserve">“F-04 ile F-09 birlikte kullanılırsa…”</w:t>
+      </w:r>
+      <w:r>
+        <w:t xml:space="preserve"> </w:t>
+      </w:r>
+      <w:r>
+        <w:t xml:space="preserve">gibi bir</w:t>
+      </w:r>
+      <w:r>
+        <w:t xml:space="preserve"> </w:t>
+      </w:r>
+      <w:r>
+        <w:rPr>
+          <w:b/>
+          <w:bCs/>
+        </w:rPr>
+        <w:t xml:space="preserve">birleşik senaryo</w:t>
+      </w:r>
+      <w:r>
+        <w:t xml:space="preserve"> </w:t>
+      </w:r>
+      <w:r>
+        <w:t xml:space="preserve">da</w:t>
+      </w:r>
+      <w:r>
+        <w:t xml:space="preserve"> </w:t>
+      </w:r>
+      <w:r>
+        <w:t xml:space="preserve">içerir.</w:t>
+      </w:r>
+    </w:p>
+    <w:bookmarkEnd w:id="123"/>
+    <w:bookmarkEnd w:id="124"/>
+    <w:bookmarkStart w:id="141" w:name="bulgu-öneri-aksiyon-ve-etki-analizi"/>
+    <w:p>
+      <w:pPr>
+        <w:pStyle w:val="Heading2"/>
+      </w:pPr>
+      <w:r>
+        <w:t xml:space="preserve">6. Bulgu → öneri → aksiyon ve etki analizi</w:t>
+      </w:r>
+    </w:p>
+    <w:p>
+      <w:pPr>
+        <w:pStyle w:val="FirstParagraph"/>
+      </w:pPr>
+      <w:r>
+        <w:t xml:space="preserve">Değerlendirme bir</w:t>
+      </w:r>
+      <w:r>
+        <w:t xml:space="preserve"> </w:t>
+      </w:r>
+      <w:r>
+        <w:t xml:space="preserve">“geçti/kaldı”</w:t>
+      </w:r>
+      <w:r>
+        <w:t xml:space="preserve"> </w:t>
+      </w:r>
+      <w:r>
+        <w:t xml:space="preserve">damgası değil, bir</w:t>
+      </w:r>
+      <w:r>
+        <w:t xml:space="preserve"> </w:t>
+      </w:r>
+      <w:r>
+        <w:rPr>
+          <w:b/>
+          <w:bCs/>
+        </w:rPr>
+        <w:t xml:space="preserve">iyileştirme döngüsüdür</w:t>
+      </w:r>
+      <w:r>
+        <w:t xml:space="preserve">. Her bulgu için:</w:t>
+      </w:r>
+    </w:p>
+    <w:p>
+      <w:pPr>
+        <w:pStyle w:val="BodyText"/>
+      </w:pPr>
+      <w:r>
+        <w:drawing>
+          <wp:inline>
+            <wp:extent cx="5759999" cy="2321317"/>
+            <wp:effectExtent b="0" l="0" r="0" t="0"/>
+            <wp:docPr descr="Etki analizi ile delta değerlendirme farkı" title="" id="126" name="Picture"/>
+            <a:graphic>
+              <a:graphicData uri="http://schemas.openxmlformats.org/drawingml/2006/picture">
+                <pic:pic>
+                  <pic:nvPicPr>
+                    <pic:cNvPr descr="h12-10-etki-delta.png" id="127" name="Picture"/>
+                    <pic:cNvPicPr>
+                      <a:picLocks noChangeArrowheads="1" noChangeAspect="1"/>
+                    </pic:cNvPicPr>
+                  </pic:nvPicPr>
+                  <pic:blipFill>
+                    <a:blip r:embed="rId125"/>
                     <a:stretch>
                       <a:fillRect/>
                     </a:stretch>
@@ -22889,18 +23524,18 @@
           <wp:inline>
             <wp:extent cx="5759999" cy="1570600"/>
             <wp:effectExtent b="0" l="0" r="0" t="0"/>
-            <wp:docPr descr="Bulgu, öneri, aksiyon döngüsü" title="" id="117" name="Picture"/>
+            <wp:docPr descr="Bulgu, öneri, aksiyon döngüsü" title="" id="129" name="Picture"/>
             <a:graphic>
               <a:graphicData uri="http://schemas.openxmlformats.org/drawingml/2006/picture">
                 <pic:pic>
                   <pic:nvPicPr>
-                    <pic:cNvPr descr="h12-09-bulgu-dongusu.png" id="118" name="Picture"/>
+                    <pic:cNvPr descr="h12-09-bulgu-dongusu.png" id="130" name="Picture"/>
                     <pic:cNvPicPr>
                       <a:picLocks noChangeArrowheads="1" noChangeAspect="1"/>
                     </pic:cNvPicPr>
                   </pic:nvPicPr>
                   <pic:blipFill>
-                    <a:blip r:embed="rId116"/>
+                    <a:blip r:embed="rId128"/>
                     <a:stretch>
                       <a:fillRect/>
                     </a:stretch>
@@ -23062,7 +23697,119 @@
         <w:t xml:space="preserve">) kaynağıdır.</w:t>
       </w:r>
     </w:p>
-    <w:bookmarkStart w:id="119" w:name="X0ebbba240bf6730cfb505e597d49bc8b2c60efc"/>
+    <w:p>
+      <w:pPr>
+        <w:pStyle w:val="BodyText"/>
+      </w:pPr>
+      <w:r>
+        <w:t xml:space="preserve">Birden çok bulgunun aynı dört aşamadan geçip kapandı/kabul edildi/etkilenmez/açık olarak nasıl sonuçlandığını izleyin.</w:t>
+      </w:r>
+    </w:p>
+    <w:p>
+      <w:pPr>
+        <w:pStyle w:val="BodyText"/>
+      </w:pPr>
+      <w:r>
+        <w:drawing>
+          <wp:inline>
+            <wp:extent cx="5111999" cy="5663107"/>
+            <wp:effectExtent b="0" l="0" r="0" t="0"/>
+            <wp:docPr descr="Bulgu-öneri-aksiyon-kapanış döngüsü — adım adım" title="" id="132" name="Picture"/>
+            <a:graphic>
+              <a:graphicData uri="http://schemas.openxmlformats.org/drawingml/2006/picture">
+                <pic:pic>
+                  <pic:nvPicPr>
+                    <pic:cNvPr descr="finding-recommendation-action-impact.tr.png" id="133" name="Picture"/>
+                    <pic:cNvPicPr>
+                      <a:picLocks noChangeArrowheads="1" noChangeAspect="1"/>
+                    </pic:cNvPicPr>
+                  </pic:nvPicPr>
+                  <pic:blipFill>
+                    <a:blip r:embed="rId131"/>
+                    <a:stretch>
+                      <a:fillRect/>
+                    </a:stretch>
+                  </pic:blipFill>
+                  <pic:spPr bwMode="auto">
+                    <a:xfrm>
+                      <a:off x="0" y="0"/>
+                      <a:ext cx="5111999" cy="5663107"/>
+                    </a:xfrm>
+                    <a:prstGeom prst="rect">
+                      <a:avLst/>
+                    </a:prstGeom>
+                    <a:noFill/>
+                    <a:ln w="9525">
+                      <a:noFill/>
+                      <a:headEnd/>
+                      <a:tailEnd/>
+                    </a:ln>
+                  </pic:spPr>
+                </pic:pic>
+              </a:graphicData>
+            </a:graphic>
+          </wp:inline>
+        </w:drawing>
+      </w:r>
+    </w:p>
+    <w:p>
+      <w:pPr>
+        <w:pStyle w:val="BodyText"/>
+      </w:pPr>
+      <w:r>
+        <w:rPr>
+          <w:b/>
+          <w:bCs/>
+        </w:rPr>
+        <w:t xml:space="preserve">Normal</w:t>
+      </w:r>
+      <w:r>
+        <w:t xml:space="preserve"> </w:t>
+      </w:r>
+      <w:r>
+        <w:t xml:space="preserve">(çoğu kapandı),</w:t>
+      </w:r>
+      <w:r>
+        <w:t xml:space="preserve"> </w:t>
+      </w:r>
+      <w:r>
+        <w:rPr>
+          <w:b/>
+          <w:bCs/>
+        </w:rPr>
+        <w:t xml:space="preserve">Zor</w:t>
+      </w:r>
+      <w:r>
+        <w:t xml:space="preserve"> </w:t>
+      </w:r>
+      <w:r>
+        <w:t xml:space="preserve">(birçoğu hâlâ açık) ve iki uç örneği (</w:t>
+      </w:r>
+      <w:r>
+        <w:rPr>
+          <w:b/>
+          <w:bCs/>
+        </w:rPr>
+        <w:t xml:space="preserve">hepsi kapandı</w:t>
+      </w:r>
+      <w:r>
+        <w:t xml:space="preserve">,</w:t>
+      </w:r>
+      <w:r>
+        <w:t xml:space="preserve"> </w:t>
+      </w:r>
+      <w:r>
+        <w:rPr>
+          <w:b/>
+          <w:bCs/>
+        </w:rPr>
+        <w:t xml:space="preserve">hiçbiri kapanmadı</w:t>
+      </w:r>
+      <w:r>
+        <w:t xml:space="preserve">) karşılaştırın.</w:t>
+      </w:r>
+    </w:p>
+    <w:bookmarkStart w:id="134" w:name="X0ebbba240bf6730cfb505e597d49bc8b2c60efc"/>
     <w:p>
       <w:pPr>
         <w:pStyle w:val="Heading3"/>
@@ -23281,8 +24028,8 @@
         <w:t xml:space="preserve">değerleri tutarlı olmazsa delta değerlendirme yapılamaz (değerlendirilen ürün belirsizleşir).</w:t>
       </w:r>
     </w:p>
-    <w:bookmarkEnd w:id="119"/>
-    <w:bookmarkStart w:id="120" w:name="X6baa73e5da365eb867f94852837a57366fa1cb7"/>
+    <w:bookmarkEnd w:id="134"/>
+    <w:bookmarkStart w:id="135" w:name="X6baa73e5da365eb867f94852837a57366fa1cb7"/>
     <w:p>
       <w:pPr>
         <w:pStyle w:val="Heading3"/>
@@ -23405,7 +24152,7 @@
           <w:b/>
           <w:bCs/>
         </w:rPr>
-        <w:t xml:space="preserve">toplam 0, TEMEL</w:t>
+        <w:t xml:space="preserve">toplam 0, BASIC</w:t>
       </w:r>
       <w:r>
         <w:t xml:space="preserve"> </w:t>
@@ -23802,8 +24549,8 @@
         <w:t xml:space="preserve">ister, bölüm 9).</w:t>
       </w:r>
     </w:p>
-    <w:bookmarkEnd w:id="120"/>
-    <w:bookmarkStart w:id="121" w:name="X0d874a9c42e35378386c604a6d210306a0b7555"/>
+    <w:bookmarkEnd w:id="135"/>
+    <w:bookmarkStart w:id="136" w:name="X0d874a9c42e35378386c604a6d210306a0b7555"/>
     <w:p>
       <w:pPr>
         <w:pStyle w:val="Heading3"/>
@@ -24217,8 +24964,8 @@
         <w:t xml:space="preserve">analizinin görevi tam olarak bunu erken yakalamaktır.</w:t>
       </w:r>
     </w:p>
-    <w:bookmarkEnd w:id="121"/>
-    <w:bookmarkStart w:id="122" w:name="X0977ec5ca0c192f845f21c70b33b6b11b9712b4"/>
+    <w:bookmarkEnd w:id="136"/>
+    <w:bookmarkStart w:id="137" w:name="X0977ec5ca0c192f845f21c70b33b6b11b9712b4"/>
     <w:p>
       <w:pPr>
         <w:pStyle w:val="Heading3"/>
@@ -24285,7 +25032,7 @@
         <w:t xml:space="preserve"> </w:t>
       </w:r>
       <w:r>
-        <w:t xml:space="preserve">rotasyon sıklığı yılda bir. Saldırı potansiyeli: YÜKSEK (17) — kolay değil ama imkânsız da değil. GüvenPay bu riski,</w:t>
+        <w:t xml:space="preserve">rotasyon sıklığı yılda bir. Saldırı potansiyeli: HIGH (17) — kolay değil ama imkânsız da değil. GüvenPay bu riski,</w:t>
       </w:r>
       <w:r>
         <w:t xml:space="preserve"> </w:t>
@@ -24409,8 +25156,8 @@
         <w:t xml:space="preserve">(bölüm 9, madde 5) bu liste açıkça istenir.</w:t>
       </w:r>
     </w:p>
-    <w:bookmarkEnd w:id="122"/>
-    <w:bookmarkStart w:id="123" w:name="X2a02f7462d00f7204be14e541aea0e156a2182e"/>
+    <w:bookmarkEnd w:id="137"/>
+    <w:bookmarkStart w:id="138" w:name="X2a02f7462d00f7204be14e541aea0e156a2182e"/>
     <w:p>
       <w:pPr>
         <w:pStyle w:val="Heading3"/>
@@ -24975,8 +25722,8 @@
         <w:t xml:space="preserve">genelleştirilmiş hâlidir.</w:t>
       </w:r>
     </w:p>
-    <w:bookmarkEnd w:id="123"/>
-    <w:bookmarkStart w:id="124" w:name="X041cba23a21546cbf6f3bfabda886dafe564411"/>
+    <w:bookmarkEnd w:id="138"/>
+    <w:bookmarkStart w:id="139" w:name="X041cba23a21546cbf6f3bfabda886dafe564411"/>
     <w:p>
       <w:pPr>
         <w:pStyle w:val="Heading3"/>
@@ -25173,8 +25920,8 @@
         <w:t xml:space="preserve">gözden kaçan bir zafiyete kapı açabilir.</w:t>
       </w:r>
     </w:p>
-    <w:bookmarkEnd w:id="124"/>
-    <w:bookmarkStart w:id="125" w:name="X16078e9b5c1ec33f26de3c56b7d6cdba79fd8a2"/>
+    <w:bookmarkEnd w:id="139"/>
+    <w:bookmarkStart w:id="140" w:name="X16078e9b5c1ec33f26de3c56b7d6cdba79fd8a2"/>
     <w:p>
       <w:pPr>
         <w:pStyle w:val="Heading3"/>
@@ -25473,9 +26220,9 @@
         </w:pict>
       </w:r>
     </w:p>
-    <w:bookmarkEnd w:id="125"/>
-    <w:bookmarkEnd w:id="126"/>
-    <w:bookmarkStart w:id="136" w:name="sızma-testi-planı"/>
+    <w:bookmarkEnd w:id="140"/>
+    <w:bookmarkEnd w:id="141"/>
+    <w:bookmarkStart w:id="154" w:name="sızma-testi-planı"/>
     <w:p>
       <w:pPr>
         <w:pStyle w:val="Heading2"/>
@@ -25563,18 +26310,18 @@
           <wp:inline>
             <wp:extent cx="5759999" cy="1655394"/>
             <wp:effectExtent b="0" l="0" r="0" t="0"/>
-            <wp:docPr descr="Sızma testi planının dört başlığı" title="" id="128" name="Picture"/>
+            <wp:docPr descr="Sızma testi planının dört başlığı" title="" id="143" name="Picture"/>
             <a:graphic>
               <a:graphicData uri="http://schemas.openxmlformats.org/drawingml/2006/picture">
                 <pic:pic>
                   <pic:nvPicPr>
-                    <pic:cNvPr descr="h12-11-pentest-plani.png" id="129" name="Picture"/>
+                    <pic:cNvPr descr="h12-11-pentest-plani.png" id="144" name="Picture"/>
                     <pic:cNvPicPr>
                       <a:picLocks noChangeArrowheads="1" noChangeAspect="1"/>
                     </pic:cNvPicPr>
                   </pic:nvPicPr>
                   <pic:blipFill>
-                    <a:blip r:embed="rId127"/>
+                    <a:blip r:embed="rId142"/>
                     <a:stretch>
                       <a:fillRect/>
                     </a:stretch>
@@ -25601,7 +26348,7 @@
         </w:drawing>
       </w:r>
     </w:p>
-    <w:bookmarkStart w:id="130" w:name="kapsam-scope"/>
+    <w:bookmarkStart w:id="145" w:name="kapsam-scope"/>
     <w:p>
       <w:pPr>
         <w:pStyle w:val="Heading3"/>
@@ -25631,7 +26378,7 @@
         <w:t xml:space="preserve"> </w:t>
       </w:r>
       <w:r>
-        <w:t xml:space="preserve">açıkça yazılır: hangi ikili dosya/sürüm, hangi bileşenler, hangi</w:t>
+        <w:t xml:space="preserve">açıkça yazılır: hangi binary dosya/sürüm, hangi bileşenler, hangi</w:t>
       </w:r>
       <w:r>
         <w:t xml:space="preserve"> </w:t>
@@ -25688,8 +26435,8 @@
         <w:t xml:space="preserve">işletim sistemi çekirdeği, üçüncü taraf ödeme ağ geçidi, gerçek kullanıcı hesapları.”</w:t>
       </w:r>
     </w:p>
-    <w:bookmarkEnd w:id="130"/>
-    <w:bookmarkStart w:id="131" w:name="angajman-kuralları-rules-of-engagement"/>
+    <w:bookmarkEnd w:id="145"/>
+    <w:bookmarkStart w:id="146" w:name="angajman-kuralları-rules-of-engagement"/>
     <w:p>
       <w:pPr>
         <w:pStyle w:val="Heading3"/>
@@ -25832,8 +26579,8 @@
         <w:t xml:space="preserve">bildirilir. İletişim noktası: güvenlik ekibi sorumlusu.”</w:t>
       </w:r>
     </w:p>
-    <w:bookmarkEnd w:id="131"/>
-    <w:bookmarkStart w:id="132" w:name="yöntem-methodology"/>
+    <w:bookmarkEnd w:id="146"/>
+    <w:bookmarkStart w:id="147" w:name="yöntem-methodology"/>
     <w:p>
       <w:pPr>
         <w:pStyle w:val="Heading3"/>
@@ -25963,8 +26710,8 @@
         <w:t xml:space="preserve">“Yöntem: OWASP MASTG’nin depolama (storage) ve kriptografi (cryptography) test kategorileri temel alınmıştır.”</w:t>
       </w:r>
     </w:p>
-    <w:bookmarkEnd w:id="132"/>
-    <w:bookmarkStart w:id="133" w:name="test-şablonu-sekiz-başlık"/>
+    <w:bookmarkEnd w:id="147"/>
+    <w:bookmarkStart w:id="151" w:name="test-şablonu-sekiz-başlık"/>
     <w:p>
       <w:pPr>
         <w:pStyle w:val="Heading3"/>
@@ -26659,8 +27406,120 @@
         <w:t xml:space="preserve">öğrenmektir.</w:t>
       </w:r>
     </w:p>
-    <w:bookmarkEnd w:id="133"/>
-    <w:bookmarkStart w:id="134" w:name="doldurulmuş-bir-test-kartı-örneği"/>
+    <w:p>
+      <w:pPr>
+        <w:pStyle w:val="FirstParagraph"/>
+      </w:pPr>
+      <w:r>
+        <w:t xml:space="preserve">Bütün planı bir ağaç olarak görün: kapsam kökten başlar, her tehdit kendi dalını, her test kartı bir yaprağı oluşturur; kapsama yüzdesi otomatik hesaplanır.</w:t>
+      </w:r>
+    </w:p>
+    <w:p>
+      <w:pPr>
+        <w:pStyle w:val="BodyText"/>
+      </w:pPr>
+      <w:r>
+        <w:drawing>
+          <wp:inline>
+            <wp:extent cx="5111999" cy="2465732"/>
+            <wp:effectExtent b="0" l="0" r="0" t="0"/>
+            <wp:docPr descr="Sızma testi planı ağacı — adım adım" title="" id="149" name="Picture"/>
+            <a:graphic>
+              <a:graphicData uri="http://schemas.openxmlformats.org/drawingml/2006/picture">
+                <pic:pic>
+                  <pic:nvPicPr>
+                    <pic:cNvPr descr="pentest-plan-tree.tr.png" id="150" name="Picture"/>
+                    <pic:cNvPicPr>
+                      <a:picLocks noChangeArrowheads="1" noChangeAspect="1"/>
+                    </pic:cNvPicPr>
+                  </pic:nvPicPr>
+                  <pic:blipFill>
+                    <a:blip r:embed="rId148"/>
+                    <a:stretch>
+                      <a:fillRect/>
+                    </a:stretch>
+                  </pic:blipFill>
+                  <pic:spPr bwMode="auto">
+                    <a:xfrm>
+                      <a:off x="0" y="0"/>
+                      <a:ext cx="5111999" cy="2465732"/>
+                    </a:xfrm>
+                    <a:prstGeom prst="rect">
+                      <a:avLst/>
+                    </a:prstGeom>
+                    <a:noFill/>
+                    <a:ln w="9525">
+                      <a:noFill/>
+                      <a:headEnd/>
+                      <a:tailEnd/>
+                    </a:ln>
+                  </pic:spPr>
+                </pic:pic>
+              </a:graphicData>
+            </a:graphic>
+          </wp:inline>
+        </w:drawing>
+      </w:r>
+    </w:p>
+    <w:p>
+      <w:pPr>
+        <w:pStyle w:val="BodyText"/>
+      </w:pPr>
+      <w:r>
+        <w:rPr>
+          <w:b/>
+          <w:bCs/>
+        </w:rPr>
+        <w:t xml:space="preserve">Normal</w:t>
+      </w:r>
+      <w:r>
+        <w:t xml:space="preserve"> </w:t>
+      </w:r>
+      <w:r>
+        <w:t xml:space="preserve">(çoğu test kartı çalıştırıldı, biri KALDI),</w:t>
+      </w:r>
+      <w:r>
+        <w:t xml:space="preserve"> </w:t>
+      </w:r>
+      <w:r>
+        <w:rPr>
+          <w:b/>
+          <w:bCs/>
+        </w:rPr>
+        <w:t xml:space="preserve">Zor</w:t>
+      </w:r>
+      <w:r>
+        <w:t xml:space="preserve"> </w:t>
+      </w:r>
+      <w:r>
+        <w:t xml:space="preserve">(birçoğu henüz çalıştırılmadı) ve iki uç örneği (</w:t>
+      </w:r>
+      <w:r>
+        <w:rPr>
+          <w:b/>
+          <w:bCs/>
+        </w:rPr>
+        <w:t xml:space="preserve">hiçbiri çalıştırılmadı</w:t>
+      </w:r>
+      <w:r>
+        <w:t xml:space="preserve">,</w:t>
+      </w:r>
+      <w:r>
+        <w:t xml:space="preserve"> </w:t>
+      </w:r>
+      <w:r>
+        <w:rPr>
+          <w:b/>
+          <w:bCs/>
+        </w:rPr>
+        <w:t xml:space="preserve">kapsama %100</w:t>
+      </w:r>
+      <w:r>
+        <w:t xml:space="preserve">) deneyin.</w:t>
+      </w:r>
+    </w:p>
+    <w:bookmarkEnd w:id="151"/>
+    <w:bookmarkStart w:id="152" w:name="doldurulmuş-bir-test-kartı-örneği"/>
     <w:p>
       <w:pPr>
         <w:pStyle w:val="Heading3"/>
@@ -27071,7 +27930,7 @@
               <w:t xml:space="preserve"> </w:t>
             </w:r>
             <w:r>
-              <w:t xml:space="preserve">ile aynı sınıfa girer (fiziksel + özel ekipman, puan 55, ÖTESİ).</w:t>
+              <w:t xml:space="preserve">ile aynı sınıfa girer (fiziksel + özel ekipman, puan 55, BEYOND).</w:t>
             </w:r>
             <w:r>
               <w:t xml:space="preserve"> </w:t>
@@ -27177,8 +28036,8 @@
         <w:t xml:space="preserve">sonuç.</w:t>
       </w:r>
     </w:p>
-    <w:bookmarkEnd w:id="134"/>
-    <w:bookmarkStart w:id="135" w:name="bir-de-kaldi-başarısız-örneği-görelim"/>
+    <w:bookmarkEnd w:id="152"/>
+    <w:bookmarkStart w:id="153" w:name="bir-de-kaldi-başarısız-örneği-görelim"/>
     <w:p>
       <w:pPr>
         <w:pStyle w:val="Heading3"/>
@@ -27535,7 +28394,7 @@
                 <w:b/>
                 <w:bCs/>
               </w:rPr>
-              <w:t xml:space="preserve">toplam 0, TEMEL</w:t>
+              <w:t xml:space="preserve">toplam 0, BASIC</w:t>
             </w:r>
             <w:r>
               <w:t xml:space="preserve">.</w:t>
@@ -27758,9 +28617,9 @@
         <w:t xml:space="preserve">kağıt üstünde planlanır (yukarıdaki etik ve hukuki çerçeve kutusu).</w:t>
       </w:r>
     </w:p>
-    <w:bookmarkEnd w:id="135"/>
-    <w:bookmarkEnd w:id="136"/>
-    <w:bookmarkStart w:id="145" w:name="raporlama"/>
+    <w:bookmarkEnd w:id="153"/>
+    <w:bookmarkEnd w:id="154"/>
+    <w:bookmarkStart w:id="166" w:name="raporlama"/>
     <w:p>
       <w:pPr>
         <w:pStyle w:val="Heading2"/>
@@ -27814,18 +28673,18 @@
           <wp:inline>
             <wp:extent cx="5759999" cy="2567191"/>
             <wp:effectExtent b="0" l="0" r="0" t="0"/>
-            <wp:docPr descr="Raporun dört bölümü ve okuyucuları" title="" id="138" name="Picture"/>
+            <wp:docPr descr="Raporun dört bölümü ve okuyucuları" title="" id="156" name="Picture"/>
             <a:graphic>
               <a:graphicData uri="http://schemas.openxmlformats.org/drawingml/2006/picture">
                 <pic:pic>
                   <pic:nvPicPr>
-                    <pic:cNvPr descr="h12-12-raporlama.png" id="139" name="Picture"/>
+                    <pic:cNvPr descr="h12-12-raporlama.png" id="157" name="Picture"/>
                     <pic:cNvPicPr>
                       <a:picLocks noChangeArrowheads="1" noChangeAspect="1"/>
                     </pic:cNvPicPr>
                   </pic:nvPicPr>
                   <pic:blipFill>
-                    <a:blip r:embed="rId137"/>
+                    <a:blip r:embed="rId155"/>
                     <a:stretch>
                       <a:fillRect/>
                     </a:stretch>
@@ -28093,6 +28952,130 @@
     </w:p>
     <w:p>
       <w:pPr>
+        <w:pStyle w:val="FirstParagraph"/>
+      </w:pPr>
+      <w:r>
+        <w:t xml:space="preserve">Beş bölümü doldurup açık ve ACİL bulgu kalıp kalmadığına göre</w:t>
+      </w:r>
+      <w:r>
+        <w:t xml:space="preserve"> </w:t>
+      </w:r>
+      <w:r>
+        <w:t xml:space="preserve">“üretime hazır”</w:t>
+      </w:r>
+      <w:r>
+        <w:t xml:space="preserve"> </w:t>
+      </w:r>
+      <w:r>
+        <w:t xml:space="preserve">kararının nasıl çıktığını izleyin.</w:t>
+      </w:r>
+    </w:p>
+    <w:p>
+      <w:pPr>
+        <w:pStyle w:val="BodyText"/>
+      </w:pPr>
+      <w:r>
+        <w:drawing>
+          <wp:inline>
+            <wp:extent cx="5111999" cy="10912884"/>
+            <wp:effectExtent b="0" l="0" r="0" t="0"/>
+            <wp:docPr descr="Rapor yapısı — adım adım" title="" id="159" name="Picture"/>
+            <a:graphic>
+              <a:graphicData uri="http://schemas.openxmlformats.org/drawingml/2006/picture">
+                <pic:pic>
+                  <pic:nvPicPr>
+                    <pic:cNvPr descr="report-structure.tr.png" id="160" name="Picture"/>
+                    <pic:cNvPicPr>
+                      <a:picLocks noChangeArrowheads="1" noChangeAspect="1"/>
+                    </pic:cNvPicPr>
+                  </pic:nvPicPr>
+                  <pic:blipFill>
+                    <a:blip r:embed="rId158"/>
+                    <a:stretch>
+                      <a:fillRect/>
+                    </a:stretch>
+                  </pic:blipFill>
+                  <pic:spPr bwMode="auto">
+                    <a:xfrm>
+                      <a:off x="0" y="0"/>
+                      <a:ext cx="5111999" cy="10912884"/>
+                    </a:xfrm>
+                    <a:prstGeom prst="rect">
+                      <a:avLst/>
+                    </a:prstGeom>
+                    <a:noFill/>
+                    <a:ln w="9525">
+                      <a:noFill/>
+                      <a:headEnd/>
+                      <a:tailEnd/>
+                    </a:ln>
+                  </pic:spPr>
+                </pic:pic>
+              </a:graphicData>
+            </a:graphic>
+          </wp:inline>
+        </w:drawing>
+      </w:r>
+    </w:p>
+    <w:p>
+      <w:pPr>
+        <w:pStyle w:val="BodyText"/>
+      </w:pPr>
+      <w:r>
+        <w:rPr>
+          <w:b/>
+          <w:bCs/>
+        </w:rPr>
+        <w:t xml:space="preserve">Normal</w:t>
+      </w:r>
+      <w:r>
+        <w:t xml:space="preserve"> </w:t>
+      </w:r>
+      <w:r>
+        <w:t xml:space="preserve">(açık acil bulgu yok → HAZIR) ile</w:t>
+      </w:r>
+      <w:r>
+        <w:t xml:space="preserve"> </w:t>
+      </w:r>
+      <w:r>
+        <w:rPr>
+          <w:b/>
+          <w:bCs/>
+        </w:rPr>
+        <w:t xml:space="preserve">Zor</w:t>
+      </w:r>
+      <w:r>
+        <w:t xml:space="preserve"> </w:t>
+      </w:r>
+      <w:r>
+        <w:t xml:space="preserve">(bir açık acil bulgu → HAZIR DEĞİL) ve iki uç örneği (</w:t>
+      </w:r>
+      <w:r>
+        <w:rPr>
+          <w:b/>
+          <w:bCs/>
+        </w:rPr>
+        <w:t xml:space="preserve">hepsi kapandı</w:t>
+      </w:r>
+      <w:r>
+        <w:t xml:space="preserve">,</w:t>
+      </w:r>
+      <w:r>
+        <w:t xml:space="preserve"> </w:t>
+      </w:r>
+      <w:r>
+        <w:rPr>
+          <w:b/>
+          <w:bCs/>
+        </w:rPr>
+        <w:t xml:space="preserve">hepsi açık ve acil</w:t>
+      </w:r>
+      <w:r>
+        <w:t xml:space="preserve">) karşılaştırın.</w:t>
+      </w:r>
+    </w:p>
+    <w:p>
+      <w:pPr>
         <w:pStyle w:val="BlockText"/>
       </w:pPr>
       <w:r>
@@ -28152,7 +29135,7 @@
         <w:t xml:space="preserve">okumasının provasıdır.</w:t>
       </w:r>
     </w:p>
-    <w:bookmarkStart w:id="140" w:name="X351b0fbfea4941ee5bdcf88e030afdbd49fcfdd"/>
+    <w:bookmarkStart w:id="161" w:name="X351b0fbfea4941ee5bdcf88e030afdbd49fcfdd"/>
     <w:p>
       <w:pPr>
         <w:pStyle w:val="Heading3"/>
@@ -28481,8 +29464,8 @@
         <w:t xml:space="preserve">okuyucuya göre (yalnız yöneticiye ya da yalnız mühendise) yazmak, diğer okuyucuların ihtiyacını karşılamaz.</w:t>
       </w:r>
     </w:p>
-    <w:bookmarkEnd w:id="140"/>
-    <w:bookmarkStart w:id="141" w:name="örnek-bir-yönetici-özeti-paragrafı"/>
+    <w:bookmarkEnd w:id="161"/>
+    <w:bookmarkStart w:id="162" w:name="örnek-bir-yönetici-özeti-paragrafı"/>
     <w:p>
       <w:pPr>
         <w:pStyle w:val="Heading3"/>
@@ -28564,8 +29547,8 @@
         <w:t xml:space="preserve">değerlendirilmiştir.”</w:t>
       </w:r>
     </w:p>
-    <w:bookmarkEnd w:id="141"/>
-    <w:bookmarkStart w:id="142" w:name="örnek-bir-bulgu-satırının-rapor-biçimi"/>
+    <w:bookmarkEnd w:id="162"/>
+    <w:bookmarkStart w:id="163" w:name="örnek-bir-bulgu-satırının-rapor-biçimi"/>
     <w:p>
       <w:pPr>
         <w:pStyle w:val="Heading3"/>
@@ -28721,7 +29704,7 @@
               <w:pStyle w:val="Compact"/>
             </w:pPr>
             <w:r>
-              <w:t xml:space="preserve">0 (TEMEL)</w:t>
+              <w:t xml:space="preserve">0 (BASIC)</w:t>
             </w:r>
           </w:p>
         </w:tc>
@@ -28800,7 +29783,7 @@
               <w:pStyle w:val="Compact"/>
             </w:pPr>
             <w:r>
-              <w:t xml:space="preserve">17 (YÜKSEK)</w:t>
+              <w:t xml:space="preserve">17 (HIGH)</w:t>
             </w:r>
           </w:p>
         </w:tc>
@@ -28990,8 +29973,8 @@
         <w:t xml:space="preserve">) işaret eder.</w:t>
       </w:r>
     </w:p>
-    <w:bookmarkEnd w:id="142"/>
-    <w:bookmarkStart w:id="143" w:name="X8867a189404fd3d72bfc0bcb816c4fa17f97cd1"/>
+    <w:bookmarkEnd w:id="163"/>
+    <w:bookmarkStart w:id="164" w:name="X8867a189404fd3d72bfc0bcb816c4fa17f97cd1"/>
     <w:p>
       <w:pPr>
         <w:pStyle w:val="Heading3"/>
@@ -29119,29 +30102,29 @@
               <w:pStyle w:val="Compact"/>
             </w:pPr>
             <w:r>
-              <w:t xml:space="preserve">Saldırı pot. TEMEL/ORTA (kolay)</w:t>
-            </w:r>
-          </w:p>
-        </w:tc>
-        <w:tc>
-          <w:tcPr/>
-          <w:p>
-            <w:pPr>
-              <w:pStyle w:val="Compact"/>
-            </w:pPr>
-            <w:r>
-              <w:t xml:space="preserve">Saldırı pot. YÜKSEK/ÇOK YÜKSEK</w:t>
-            </w:r>
-          </w:p>
-        </w:tc>
-        <w:tc>
-          <w:tcPr/>
-          <w:p>
-            <w:pPr>
-              <w:pStyle w:val="Compact"/>
-            </w:pPr>
-            <w:r>
-              <w:t xml:space="preserve">Saldırı pot. ÖTESİ (çok zor)</w:t>
+              <w:t xml:space="preserve">Saldırı pot. BASIC/MODERATE (kolay)</w:t>
+            </w:r>
+          </w:p>
+        </w:tc>
+        <w:tc>
+          <w:tcPr/>
+          <w:p>
+            <w:pPr>
+              <w:pStyle w:val="Compact"/>
+            </w:pPr>
+            <w:r>
+              <w:t xml:space="preserve">Saldırı pot. HIGH/VERY HIGH</w:t>
+            </w:r>
+          </w:p>
+        </w:tc>
+        <w:tc>
+          <w:tcPr/>
+          <w:p>
+            <w:pPr>
+              <w:pStyle w:val="Compact"/>
+            </w:pPr>
+            <w:r>
+              <w:t xml:space="preserve">Saldırı pot. BEYOND (çok zor)</w:t>
             </w:r>
           </w:p>
         </w:tc>
@@ -29318,7 +30301,7 @@
         <w:t xml:space="preserve"> </w:t>
       </w:r>
       <w:r>
-        <w:t xml:space="preserve">(CVSS Orta, saldırı potansiyeli TEMEL) tabloda</w:t>
+        <w:t xml:space="preserve">(CVSS Orta, saldırı potansiyeli BASIC) tabloda</w:t>
       </w:r>
       <w:r>
         <w:t xml:space="preserve"> </w:t>
@@ -29352,7 +30335,7 @@
         <w:t xml:space="preserve"> </w:t>
       </w:r>
       <w:r>
-        <w:t xml:space="preserve">(CVSS Orta, saldırı potansiyeli YÜKSEK)</w:t>
+        <w:t xml:space="preserve">(CVSS Orta, saldırı potansiyeli HIGH)</w:t>
       </w:r>
       <w:r>
         <w:t xml:space="preserve"> </w:t>
@@ -29431,8 +30414,8 @@
         <w:t xml:space="preserve">verilir.</w:t>
       </w:r>
     </w:p>
-    <w:bookmarkEnd w:id="143"/>
-    <w:bookmarkStart w:id="144" w:name="rapor-ne-kadar-uzun-olmalı"/>
+    <w:bookmarkEnd w:id="164"/>
+    <w:bookmarkStart w:id="165" w:name="rapor-ne-kadar-uzun-olmalı"/>
     <w:p>
       <w:pPr>
         <w:pStyle w:val="Heading3"/>
@@ -29638,9 +30621,9 @@
         <w:t xml:space="preserve">.</w:t>
       </w:r>
     </w:p>
-    <w:bookmarkEnd w:id="144"/>
-    <w:bookmarkEnd w:id="145"/>
-    <w:bookmarkStart w:id="147" w:name="X01faa71bf369c6e4f364494165b0a152f22fa5f"/>
+    <w:bookmarkEnd w:id="165"/>
+    <w:bookmarkEnd w:id="166"/>
+    <w:bookmarkStart w:id="171" w:name="X01faa71bf369c6e4f364494165b0a152f22fa5f"/>
     <w:p>
       <w:pPr>
         <w:pStyle w:val="Heading2"/>
@@ -29791,7 +30774,143 @@
         <w:t xml:space="preserve">Kapatmadığınız riskleri ve gerekçesini yazın.</w:t>
       </w:r>
     </w:p>
-    <w:bookmarkStart w:id="146" w:name="X671cc233f8b5a2d3cb3f2dc2d0448c763655e6a"/>
+    <w:p>
+      <w:pPr>
+        <w:pStyle w:val="FirstParagraph"/>
+      </w:pPr>
+      <w:r>
+        <w:rPr>
+          <w:rStyle w:val="VerbatimChar"/>
+        </w:rPr>
+        <w:t xml:space="preserve">code/week-12/01-unit-test</w:t>
+      </w:r>
+      <w:r>
+        <w:t xml:space="preserve"> </w:t>
+      </w:r>
+      <w:r>
+        <w:t xml:space="preserve">demosunun gerçek</w:t>
+      </w:r>
+      <w:r>
+        <w:t xml:space="preserve"> </w:t>
+      </w:r>
+      <w:r>
+        <w:rPr>
+          <w:rStyle w:val="VerbatimChar"/>
+        </w:rPr>
+        <w:t xml:space="preserve">card()</w:t>
+      </w:r>
+      <w:r>
+        <w:t xml:space="preserve"> </w:t>
+      </w:r>
+      <w:r>
+        <w:t xml:space="preserve">kodunu izleyin: her test kartı PASS/FAIL olarak işaretlenir, çıkış kodu başarısız sayısına eşittir — S16’nın tam olarak istediği tablo budur.</w:t>
+      </w:r>
+    </w:p>
+    <w:p>
+      <w:pPr>
+        <w:pStyle w:val="BodyText"/>
+      </w:pPr>
+      <w:r>
+        <w:drawing>
+          <wp:inline>
+            <wp:extent cx="5111999" cy="11031657"/>
+            <wp:effectExtent b="0" l="0" r="0" t="0"/>
+            <wp:docPr descr="Birim test koşucusu — adım adım" title="" id="168" name="Picture"/>
+            <a:graphic>
+              <a:graphicData uri="http://schemas.openxmlformats.org/drawingml/2006/picture">
+                <pic:pic>
+                  <pic:nvPicPr>
+                    <pic:cNvPr descr="unit-test-runner.tr.png" id="169" name="Picture"/>
+                    <pic:cNvPicPr>
+                      <a:picLocks noChangeArrowheads="1" noChangeAspect="1"/>
+                    </pic:cNvPicPr>
+                  </pic:nvPicPr>
+                  <pic:blipFill>
+                    <a:blip r:embed="rId167"/>
+                    <a:stretch>
+                      <a:fillRect/>
+                    </a:stretch>
+                  </pic:blipFill>
+                  <pic:spPr bwMode="auto">
+                    <a:xfrm>
+                      <a:off x="0" y="0"/>
+                      <a:ext cx="5111999" cy="11031657"/>
+                    </a:xfrm>
+                    <a:prstGeom prst="rect">
+                      <a:avLst/>
+                    </a:prstGeom>
+                    <a:noFill/>
+                    <a:ln w="9525">
+                      <a:noFill/>
+                      <a:headEnd/>
+                      <a:tailEnd/>
+                    </a:ln>
+                  </pic:spPr>
+                </pic:pic>
+              </a:graphicData>
+            </a:graphic>
+          </wp:inline>
+        </w:drawing>
+      </w:r>
+    </w:p>
+    <w:p>
+      <w:pPr>
+        <w:pStyle w:val="BodyText"/>
+      </w:pPr>
+      <w:r>
+        <w:rPr>
+          <w:b/>
+          <w:bCs/>
+        </w:rPr>
+        <w:t xml:space="preserve">Normal</w:t>
+      </w:r>
+      <w:r>
+        <w:t xml:space="preserve"> </w:t>
+      </w:r>
+      <w:r>
+        <w:t xml:space="preserve">(gerçek program — altı kartın hepsi PASS) ile</w:t>
+      </w:r>
+      <w:r>
+        <w:t xml:space="preserve"> </w:t>
+      </w:r>
+      <w:r>
+        <w:rPr>
+          <w:b/>
+          <w:bCs/>
+        </w:rPr>
+        <w:t xml:space="preserve">Zor</w:t>
+      </w:r>
+      <w:r>
+        <w:t xml:space="preserve"> </w:t>
+      </w:r>
+      <w:r>
+        <w:t xml:space="preserve">(genişletilmiş kart kümesi, karışık sonuç) ve iki uç örneği (</w:t>
+      </w:r>
+      <w:r>
+        <w:rPr>
+          <w:b/>
+          <w:bCs/>
+        </w:rPr>
+        <w:t xml:space="preserve">yalnız bir kart FAIL</w:t>
+      </w:r>
+      <w:r>
+        <w:t xml:space="preserve">,</w:t>
+      </w:r>
+      <w:r>
+        <w:t xml:space="preserve"> </w:t>
+      </w:r>
+      <w:r>
+        <w:rPr>
+          <w:b/>
+          <w:bCs/>
+        </w:rPr>
+        <w:t xml:space="preserve">bütün kartlar FAIL</w:t>
+      </w:r>
+      <w:r>
+        <w:t xml:space="preserve">) deneyin.</w:t>
+      </w:r>
+    </w:p>
+    <w:bookmarkStart w:id="170" w:name="X671cc233f8b5a2d3cb3f2dc2d0448c763655e6a"/>
     <w:p>
       <w:pPr>
         <w:pStyle w:val="Heading3"/>
@@ -30248,9 +31367,9 @@
         <w:t xml:space="preserve">Kullanılan metodoloji (MASTG/WSTG/PTES/NIST SP 800-115) açıkça belirtilmiş mi?</w:t>
       </w:r>
     </w:p>
-    <w:bookmarkEnd w:id="146"/>
-    <w:bookmarkEnd w:id="147"/>
-    <w:bookmarkStart w:id="149" w:name="kendini-sınama"/>
+    <w:bookmarkEnd w:id="170"/>
+    <w:bookmarkEnd w:id="171"/>
+    <w:bookmarkStart w:id="173" w:name="kendini-sınama"/>
     <w:p>
       <w:pPr>
         <w:pStyle w:val="Heading2"/>
@@ -31323,7 +32442,7 @@
         <w:pStyle w:val="BlockText"/>
       </w:pPr>
       <w:r>
-        <w:t xml:space="preserve">Aynı sürüm numarasıyla farklı derlemeler (debug/release, farklı derleyici bayrakları) var olabilir ve bunların davranışı farklı olabilir. Bu yüzden TOE kimliği sürüm etiketi + ikili dosya (derleme türü/mimari) + kaynak kod (commit/etiket) +</w:t>
+        <w:t xml:space="preserve">Aynı sürüm numarasıyla farklı derlemeler (debug/release, farklı derleyici bayrakları) var olabilir ve bunların davranışı farklı olabilir. Bu yüzden TOE kimliği sürüm etiketi + binary dosya (derleme türü/mimari) + kaynak kod (commit/etiket) +</w:t>
       </w:r>
       <w:r>
         <w:t xml:space="preserve"> </w:t>
@@ -31459,7 +32578,7 @@
           <w:b/>
           <w:bCs/>
         </w:rPr>
-        <w:t xml:space="preserve">ÖTESİ</w:t>
+        <w:t xml:space="preserve">BEYOND</w:t>
       </w:r>
       <w:r>
         <w:t xml:space="preserve"> </w:t>
@@ -31477,7 +32596,7 @@
           <w:b/>
           <w:bCs/>
         </w:rPr>
-        <w:t xml:space="preserve">18. Aynı bulgu için CVSS taban puanı 6,4 (fiziksel/yüksek karmaşıklık), saldırı potansiyeli 55/ÖTESİ çıkıyor. Bu farkı nasıl açıklarsınız?</w:t>
+        <w:t xml:space="preserve">18. Aynı bulgu için CVSS taban puanı 6,4 (fiziksel/yüksek karmaşıklık), saldırı potansiyeli 55/BEYOND çıkıyor. Bu farkı nasıl açıklarsınız?</w:t>
       </w:r>
     </w:p>
     <w:p>
@@ -32198,7 +33317,7 @@
         <w:t xml:space="preserve">— çünkü ürün güncellenince sertifika o eski sürüm için geçerliliğini korur, yeni sürüm delta değerlendirmeden geçmelidir.</w:t>
       </w:r>
     </w:p>
-    <w:bookmarkStart w:id="148" w:name="X70e3c9dea84cfee8041efc10e6aa2a8daa25619"/>
+    <w:bookmarkStart w:id="172" w:name="X70e3c9dea84cfee8041efc10e6aa2a8daa25619"/>
     <w:p>
       <w:pPr>
         <w:pStyle w:val="Heading3"/>
@@ -32686,9 +33805,9 @@
         <w:t xml:space="preserve">hatırlayabiliyorsanız, bu haftanın kavramsal iskeletini kurmuşsunuz demektir.</w:t>
       </w:r>
     </w:p>
-    <w:bookmarkEnd w:id="148"/>
-    <w:bookmarkEnd w:id="149"/>
-    <w:bookmarkStart w:id="151" w:name="kaynaklar-ve-ileri-okuma"/>
+    <w:bookmarkEnd w:id="172"/>
+    <w:bookmarkEnd w:id="173"/>
+    <w:bookmarkStart w:id="175" w:name="kaynaklar-ve-ileri-okuma"/>
     <w:p>
       <w:pPr>
         <w:pStyle w:val="Heading2"/>
@@ -32896,7 +34015,7 @@
         <w:t xml:space="preserve">Belirtimi’nde (FIRST.org) yayımlanır.</w:t>
       </w:r>
     </w:p>
-    <w:bookmarkStart w:id="150" w:name="bu-haftanın-tek-paragrafta-özeti"/>
+    <w:bookmarkStart w:id="174" w:name="bu-haftanın-tek-paragrafta-özeti"/>
     <w:p>
       <w:pPr>
         <w:pStyle w:val="Heading3"/>
@@ -33137,9 +34256,9 @@
         <w:t xml:space="preserve">EMVCo, PCI, MASVS gereksinim setlerini ayrıntılı işleyeceğiz.</w:t>
       </w:r>
     </w:p>
-    <w:bookmarkEnd w:id="150"/>
-    <w:bookmarkEnd w:id="151"/>
-    <w:bookmarkEnd w:id="152"/>
+    <w:bookmarkEnd w:id="174"/>
+    <w:bookmarkEnd w:id="175"/>
+    <w:bookmarkEnd w:id="176"/>
     <w:sectPr>
       <w:headerReference r:id="rId9" w:type="default"/>
       <w:footerReference r:id="rId10" w:type="default"/>
